--- a/TỔNG HỢP TỪ VỰNG JPD316.docx
+++ b/TỔNG HỢP TỪ VỰNG JPD316.docx
@@ -13707,9 +13707,16 @@
             </w:pPr>
             <w:r>
               <w:rPr>
-                <w:sz w:val="22"/>
-              </w:rPr>
-              <w:t>さみしがりや</w:t>
+                <w:rFonts w:hint="eastAsia"/>
+                <w:sz w:val="22"/>
+              </w:rPr>
+              <w:t>さび</w:t>
+            </w:r>
+            <w:r>
+              <w:rPr>
+                <w:sz w:val="22"/>
+              </w:rPr>
+              <w:t>しがりや</w:t>
             </w:r>
           </w:p>
         </w:tc>
@@ -14347,7 +14354,26 @@
                 <w:sz w:val="22"/>
                 <w:szCs w:val="20"/>
               </w:rPr>
-              <w:t>飽きっぱい</w:t>
+              <w:t>飽きっ</w:t>
+            </w:r>
+            <w:r>
+              <w:rPr>
+                <w:rFonts w:hint="eastAsia"/>
+                <w:b/>
+                <w:bCs/>
+                <w:sz w:val="22"/>
+                <w:szCs w:val="20"/>
+              </w:rPr>
+              <w:t>ぽ</w:t>
+            </w:r>
+            <w:r>
+              <w:rPr>
+                <w:b/>
+                <w:bCs/>
+                <w:sz w:val="22"/>
+                <w:szCs w:val="20"/>
+              </w:rPr>
+              <w:t>い</w:t>
             </w:r>
           </w:p>
         </w:tc>
@@ -14376,7 +14402,22 @@
                 <w:sz w:val="22"/>
                 <w:szCs w:val="20"/>
               </w:rPr>
-              <w:t>あきっぱい</w:t>
+              <w:t>あきっ</w:t>
+            </w:r>
+            <w:r>
+              <w:rPr>
+                <w:rFonts w:hint="eastAsia"/>
+                <w:sz w:val="22"/>
+                <w:szCs w:val="20"/>
+              </w:rPr>
+              <w:t>ぽ</w:t>
+            </w:r>
+            <w:r>
+              <w:rPr>
+                <w:sz w:val="22"/>
+                <w:szCs w:val="20"/>
+              </w:rPr>
+              <w:t>い</w:t>
             </w:r>
           </w:p>
         </w:tc>
@@ -14426,6 +14467,7 @@
             <w:pPr>
               <w:jc w:val="center"/>
               <w:rPr>
+                <w:rFonts w:hint="eastAsia"/>
                 <w:b/>
                 <w:bCs/>
                 <w:sz w:val="22"/>
@@ -14818,7 +14860,26 @@
                 <w:sz w:val="22"/>
                 <w:szCs w:val="20"/>
               </w:rPr>
-              <w:t>怒りっぱい</w:t>
+              <w:t>怒りっ</w:t>
+            </w:r>
+            <w:r>
+              <w:rPr>
+                <w:rFonts w:hint="eastAsia"/>
+                <w:b/>
+                <w:bCs/>
+                <w:sz w:val="22"/>
+                <w:szCs w:val="20"/>
+              </w:rPr>
+              <w:t>ぽ</w:t>
+            </w:r>
+            <w:r>
+              <w:rPr>
+                <w:b/>
+                <w:bCs/>
+                <w:sz w:val="22"/>
+                <w:szCs w:val="20"/>
+              </w:rPr>
+              <w:t>い</w:t>
             </w:r>
           </w:p>
         </w:tc>
@@ -14847,7 +14908,22 @@
                 <w:sz w:val="22"/>
                 <w:szCs w:val="20"/>
               </w:rPr>
-              <w:t>おこりっぱい</w:t>
+              <w:t>おこりっ</w:t>
+            </w:r>
+            <w:r>
+              <w:rPr>
+                <w:rFonts w:hint="eastAsia"/>
+                <w:sz w:val="22"/>
+                <w:szCs w:val="20"/>
+              </w:rPr>
+              <w:t>ぽ</w:t>
+            </w:r>
+            <w:r>
+              <w:rPr>
+                <w:sz w:val="22"/>
+                <w:szCs w:val="20"/>
+              </w:rPr>
+              <w:t>い</w:t>
             </w:r>
           </w:p>
         </w:tc>
@@ -16787,7 +16863,7 @@
                 <w:bCs/>
                 <w:sz w:val="22"/>
               </w:rPr>
-              <w:t>放す</w:t>
+              <w:t>順に</w:t>
             </w:r>
           </w:p>
         </w:tc>
@@ -16876,7 +16952,7 @@
                 <w:sz w:val="22"/>
               </w:rPr>
               <w:lastRenderedPageBreak/>
-              <w:t>順番</w:t>
+              <w:t>放す</w:t>
             </w:r>
           </w:p>
         </w:tc>
@@ -20324,7 +20400,7 @@
           <w:p>
             <w:pPr>
               <w:rPr>
-                <w:rFonts w:asciiTheme="majorHAnsi" w:hAnsiTheme="majorHAnsi" w:cstheme="majorHAnsi" w:hint="eastAsia"/>
+                <w:rFonts w:asciiTheme="majorHAnsi" w:hAnsiTheme="majorHAnsi" w:cstheme="majorHAnsi"/>
                 <w:b/>
                 <w:bCs/>
                 <w:sz w:val="22"/>
@@ -21264,7 +21340,7 @@
             <w:pPr>
               <w:jc w:val="center"/>
               <w:rPr>
-                <w:rFonts w:asciiTheme="majorHAnsi" w:hAnsiTheme="majorHAnsi" w:cstheme="majorHAnsi" w:hint="eastAsia"/>
+                <w:rFonts w:asciiTheme="majorHAnsi" w:hAnsiTheme="majorHAnsi" w:cstheme="majorHAnsi"/>
                 <w:b/>
                 <w:bCs/>
                 <w:sz w:val="22"/>
@@ -21903,7 +21979,7 @@
             <w:pPr>
               <w:jc w:val="center"/>
               <w:rPr>
-                <w:rFonts w:asciiTheme="majorHAnsi" w:hAnsiTheme="majorHAnsi" w:cstheme="majorHAnsi" w:hint="eastAsia"/>
+                <w:rFonts w:asciiTheme="majorHAnsi" w:hAnsiTheme="majorHAnsi" w:cstheme="majorHAnsi"/>
                 <w:b/>
                 <w:bCs/>
                 <w:sz w:val="22"/>
@@ -22794,6 +22870,7 @@
   <w:style w:type="character" w:default="1" w:styleId="DefaultParagraphFont">
     <w:name w:val="Default Paragraph Font"/>
     <w:uiPriority w:val="1"/>
+    <w:semiHidden/>
     <w:unhideWhenUsed/>
   </w:style>
   <w:style w:type="table" w:default="1" w:styleId="TableNormal">

--- a/TỔNG HỢP TỪ VỰNG JPD316.docx
+++ b/TỔNG HỢP TỪ VỰNG JPD316.docx
@@ -14467,7 +14467,6 @@
             <w:pPr>
               <w:jc w:val="center"/>
               <w:rPr>
-                <w:rFonts w:hint="eastAsia"/>
                 <w:b/>
                 <w:bCs/>
                 <w:sz w:val="22"/>
@@ -22247,6 +22246,5724 @@
     <w:p>
       <w:pPr>
         <w:rPr>
+          <w:b/>
+          <w:bCs/>
+          <w:color w:val="EE0000"/>
+          <w:sz w:val="24"/>
+          <w:szCs w:val="21"/>
+          <w:lang w:val="en-US"/>
+        </w:rPr>
+      </w:pPr>
+      <w:r>
+        <w:rPr>
+          <w:b/>
+          <w:bCs/>
+          <w:color w:val="EE0000"/>
+          <w:sz w:val="24"/>
+          <w:szCs w:val="21"/>
+          <w:u w:val="single"/>
+          <w:lang w:val="en-US"/>
+        </w:rPr>
+        <w:t xml:space="preserve">Part </w:t>
+      </w:r>
+      <w:r>
+        <w:rPr>
+          <w:b/>
+          <w:bCs/>
+          <w:color w:val="EE0000"/>
+          <w:sz w:val="24"/>
+          <w:szCs w:val="21"/>
+          <w:u w:val="single"/>
+          <w:lang w:val="en-US"/>
+        </w:rPr>
+        <w:t>3</w:t>
+      </w:r>
+      <w:r>
+        <w:rPr>
+          <w:b/>
+          <w:bCs/>
+          <w:color w:val="EE0000"/>
+          <w:sz w:val="24"/>
+          <w:szCs w:val="21"/>
+          <w:lang w:val="en-US"/>
+        </w:rPr>
+        <w:t>:</w:t>
+      </w:r>
+    </w:p>
+    <w:p>
+      <w:pPr>
+        <w:jc w:val="center"/>
+        <w:rPr>
+          <w:rFonts w:asciiTheme="majorHAnsi" w:hAnsiTheme="majorHAnsi" w:cstheme="majorHAnsi"/>
+          <w:b/>
+          <w:bCs/>
+          <w:sz w:val="22"/>
+        </w:rPr>
+        <w:sectPr>
+          <w:type w:val="continuous"/>
+          <w:pgSz w:w="11906" w:h="16838"/>
+          <w:pgMar w:top="850" w:right="850" w:bottom="850" w:left="850" w:header="706" w:footer="706" w:gutter="0"/>
+          <w:cols w:space="708"/>
+          <w:docGrid w:linePitch="381"/>
+        </w:sectPr>
+      </w:pPr>
+    </w:p>
+    <w:tbl>
+      <w:tblPr>
+        <w:tblStyle w:val="TableGrid"/>
+        <w:tblW w:w="0" w:type="auto"/>
+        <w:tblLook w:val="04A0" w:firstRow="1" w:lastRow="0" w:firstColumn="1" w:lastColumn="0" w:noHBand="0" w:noVBand="1"/>
+      </w:tblPr>
+      <w:tblGrid>
+        <w:gridCol w:w="1139"/>
+        <w:gridCol w:w="1578"/>
+        <w:gridCol w:w="2022"/>
+      </w:tblGrid>
+      <w:tr>
+        <w:tc>
+          <w:tcPr>
+            <w:tcW w:w="1139" w:type="dxa"/>
+            <w:tcMar>
+              <w:top w:w="72" w:type="dxa"/>
+              <w:left w:w="115" w:type="dxa"/>
+              <w:bottom w:w="72" w:type="dxa"/>
+              <w:right w:w="115" w:type="dxa"/>
+            </w:tcMar>
+            <w:vAlign w:val="center"/>
+          </w:tcPr>
+          <w:p>
+            <w:pPr>
+              <w:jc w:val="center"/>
+              <w:rPr>
+                <w:rFonts w:asciiTheme="majorHAnsi" w:hAnsiTheme="majorHAnsi" w:cstheme="majorHAnsi"/>
+                <w:b/>
+                <w:bCs/>
+                <w:sz w:val="22"/>
+                <w:lang w:val="en-US"/>
+              </w:rPr>
+            </w:pPr>
+            <w:r>
+              <w:rPr>
+                <w:rFonts w:asciiTheme="majorHAnsi" w:hAnsiTheme="majorHAnsi" w:cstheme="majorHAnsi"/>
+                <w:b/>
+                <w:bCs/>
+                <w:sz w:val="22"/>
+              </w:rPr>
+              <w:t>品物</w:t>
+            </w:r>
+          </w:p>
+        </w:tc>
+        <w:tc>
+          <w:tcPr>
+            <w:tcW w:w="1578" w:type="dxa"/>
+            <w:tcMar>
+              <w:top w:w="72" w:type="dxa"/>
+              <w:left w:w="115" w:type="dxa"/>
+              <w:bottom w:w="72" w:type="dxa"/>
+              <w:right w:w="115" w:type="dxa"/>
+            </w:tcMar>
+            <w:vAlign w:val="center"/>
+          </w:tcPr>
+          <w:p>
+            <w:pPr>
+              <w:jc w:val="center"/>
+              <w:rPr>
+                <w:rFonts w:asciiTheme="majorHAnsi" w:hAnsiTheme="majorHAnsi" w:cstheme="majorHAnsi"/>
+                <w:sz w:val="22"/>
+                <w:lang w:val="en-US"/>
+              </w:rPr>
+            </w:pPr>
+            <w:r>
+              <w:rPr>
+                <w:rFonts w:asciiTheme="majorHAnsi" w:hAnsiTheme="majorHAnsi" w:cstheme="majorHAnsi"/>
+                <w:sz w:val="22"/>
+              </w:rPr>
+              <w:t>しなもの</w:t>
+            </w:r>
+          </w:p>
+        </w:tc>
+        <w:tc>
+          <w:tcPr>
+            <w:tcW w:w="2022" w:type="dxa"/>
+            <w:tcMar>
+              <w:top w:w="72" w:type="dxa"/>
+              <w:left w:w="115" w:type="dxa"/>
+              <w:bottom w:w="72" w:type="dxa"/>
+              <w:right w:w="115" w:type="dxa"/>
+            </w:tcMar>
+            <w:vAlign w:val="center"/>
+          </w:tcPr>
+          <w:p>
+            <w:pPr>
+              <w:jc w:val="center"/>
+              <w:rPr>
+                <w:rFonts w:asciiTheme="majorHAnsi" w:hAnsiTheme="majorHAnsi" w:cstheme="majorHAnsi"/>
+                <w:sz w:val="22"/>
+                <w:lang w:val="en-US"/>
+              </w:rPr>
+            </w:pPr>
+            <w:r>
+              <w:rPr>
+                <w:rFonts w:asciiTheme="majorHAnsi" w:hAnsiTheme="majorHAnsi" w:cstheme="majorHAnsi"/>
+                <w:sz w:val="22"/>
+                <w:lang w:val="en-US"/>
+              </w:rPr>
+              <w:t>hàng hóa</w:t>
+            </w:r>
+          </w:p>
+        </w:tc>
+      </w:tr>
+      <w:tr>
+        <w:tc>
+          <w:tcPr>
+            <w:tcW w:w="1139" w:type="dxa"/>
+            <w:tcMar>
+              <w:top w:w="72" w:type="dxa"/>
+              <w:left w:w="115" w:type="dxa"/>
+              <w:bottom w:w="72" w:type="dxa"/>
+              <w:right w:w="115" w:type="dxa"/>
+            </w:tcMar>
+            <w:vAlign w:val="center"/>
+          </w:tcPr>
+          <w:p>
+            <w:pPr>
+              <w:jc w:val="center"/>
+              <w:rPr>
+                <w:rFonts w:asciiTheme="majorHAnsi" w:hAnsiTheme="majorHAnsi" w:cstheme="majorHAnsi"/>
+                <w:b/>
+                <w:bCs/>
+                <w:sz w:val="22"/>
+                <w:lang w:val="en-US"/>
+              </w:rPr>
+            </w:pPr>
+            <w:r>
+              <w:rPr>
+                <w:rFonts w:asciiTheme="majorHAnsi" w:hAnsiTheme="majorHAnsi" w:cstheme="majorHAnsi"/>
+                <w:b/>
+                <w:bCs/>
+                <w:sz w:val="22"/>
+              </w:rPr>
+              <w:t>品</w:t>
+            </w:r>
+          </w:p>
+        </w:tc>
+        <w:tc>
+          <w:tcPr>
+            <w:tcW w:w="1578" w:type="dxa"/>
+            <w:tcMar>
+              <w:top w:w="72" w:type="dxa"/>
+              <w:left w:w="115" w:type="dxa"/>
+              <w:bottom w:w="72" w:type="dxa"/>
+              <w:right w:w="115" w:type="dxa"/>
+            </w:tcMar>
+            <w:vAlign w:val="center"/>
+          </w:tcPr>
+          <w:p>
+            <w:pPr>
+              <w:jc w:val="center"/>
+              <w:rPr>
+                <w:rFonts w:asciiTheme="majorHAnsi" w:hAnsiTheme="majorHAnsi" w:cstheme="majorHAnsi"/>
+                <w:sz w:val="22"/>
+                <w:lang w:val="en-US"/>
+              </w:rPr>
+            </w:pPr>
+            <w:r>
+              <w:rPr>
+                <w:rFonts w:asciiTheme="majorHAnsi" w:hAnsiTheme="majorHAnsi" w:cstheme="majorHAnsi"/>
+                <w:sz w:val="22"/>
+              </w:rPr>
+              <w:t>しな</w:t>
+            </w:r>
+          </w:p>
+        </w:tc>
+        <w:tc>
+          <w:tcPr>
+            <w:tcW w:w="2022" w:type="dxa"/>
+            <w:tcMar>
+              <w:top w:w="72" w:type="dxa"/>
+              <w:left w:w="115" w:type="dxa"/>
+              <w:bottom w:w="72" w:type="dxa"/>
+              <w:right w:w="115" w:type="dxa"/>
+            </w:tcMar>
+            <w:vAlign w:val="center"/>
+          </w:tcPr>
+          <w:p>
+            <w:pPr>
+              <w:jc w:val="center"/>
+              <w:rPr>
+                <w:rFonts w:asciiTheme="majorHAnsi" w:hAnsiTheme="majorHAnsi" w:cstheme="majorHAnsi"/>
+                <w:sz w:val="22"/>
+                <w:lang w:val="en-US"/>
+              </w:rPr>
+            </w:pPr>
+            <w:r>
+              <w:rPr>
+                <w:rFonts w:asciiTheme="majorHAnsi" w:hAnsiTheme="majorHAnsi" w:cstheme="majorHAnsi"/>
+                <w:sz w:val="22"/>
+              </w:rPr>
+              <w:t>vật phẩm</w:t>
+            </w:r>
+            <w:r>
+              <w:rPr>
+                <w:rFonts w:asciiTheme="majorHAnsi" w:hAnsiTheme="majorHAnsi" w:cstheme="majorHAnsi"/>
+                <w:sz w:val="22"/>
+                <w:lang w:val="en-US"/>
+              </w:rPr>
+              <w:t>,</w:t>
+            </w:r>
+            <w:r>
+              <w:rPr>
+                <w:rFonts w:asciiTheme="majorHAnsi" w:hAnsiTheme="majorHAnsi" w:cstheme="majorHAnsi"/>
+                <w:sz w:val="22"/>
+              </w:rPr>
+              <w:t xml:space="preserve"> phẩm chất</w:t>
+            </w:r>
+          </w:p>
+        </w:tc>
+      </w:tr>
+      <w:tr>
+        <w:tc>
+          <w:tcPr>
+            <w:tcW w:w="1139" w:type="dxa"/>
+            <w:tcMar>
+              <w:top w:w="72" w:type="dxa"/>
+              <w:left w:w="115" w:type="dxa"/>
+              <w:bottom w:w="72" w:type="dxa"/>
+              <w:right w:w="115" w:type="dxa"/>
+            </w:tcMar>
+            <w:vAlign w:val="center"/>
+          </w:tcPr>
+          <w:p>
+            <w:pPr>
+              <w:jc w:val="center"/>
+              <w:rPr>
+                <w:rFonts w:asciiTheme="majorHAnsi" w:hAnsiTheme="majorHAnsi" w:cstheme="majorHAnsi"/>
+                <w:b/>
+                <w:bCs/>
+                <w:sz w:val="22"/>
+                <w:lang w:val="en-US"/>
+              </w:rPr>
+            </w:pPr>
+            <w:r>
+              <w:rPr>
+                <w:rFonts w:asciiTheme="majorHAnsi" w:hAnsiTheme="majorHAnsi" w:cstheme="majorHAnsi"/>
+                <w:b/>
+                <w:bCs/>
+                <w:sz w:val="22"/>
+              </w:rPr>
+              <w:t>手に入れる</w:t>
+            </w:r>
+          </w:p>
+        </w:tc>
+        <w:tc>
+          <w:tcPr>
+            <w:tcW w:w="1578" w:type="dxa"/>
+            <w:tcMar>
+              <w:top w:w="72" w:type="dxa"/>
+              <w:left w:w="115" w:type="dxa"/>
+              <w:bottom w:w="72" w:type="dxa"/>
+              <w:right w:w="115" w:type="dxa"/>
+            </w:tcMar>
+            <w:vAlign w:val="center"/>
+          </w:tcPr>
+          <w:p>
+            <w:pPr>
+              <w:jc w:val="center"/>
+              <w:rPr>
+                <w:rFonts w:asciiTheme="majorHAnsi" w:hAnsiTheme="majorHAnsi" w:cstheme="majorHAnsi"/>
+                <w:sz w:val="22"/>
+                <w:lang w:val="en-US"/>
+              </w:rPr>
+            </w:pPr>
+            <w:r>
+              <w:rPr>
+                <w:rFonts w:asciiTheme="majorHAnsi" w:hAnsiTheme="majorHAnsi" w:cstheme="majorHAnsi"/>
+                <w:sz w:val="22"/>
+              </w:rPr>
+              <w:t>てにいれる</w:t>
+            </w:r>
+          </w:p>
+        </w:tc>
+        <w:tc>
+          <w:tcPr>
+            <w:tcW w:w="2022" w:type="dxa"/>
+            <w:tcMar>
+              <w:top w:w="72" w:type="dxa"/>
+              <w:left w:w="115" w:type="dxa"/>
+              <w:bottom w:w="72" w:type="dxa"/>
+              <w:right w:w="115" w:type="dxa"/>
+            </w:tcMar>
+            <w:vAlign w:val="center"/>
+          </w:tcPr>
+          <w:p>
+            <w:pPr>
+              <w:jc w:val="center"/>
+              <w:rPr>
+                <w:rFonts w:asciiTheme="majorHAnsi" w:hAnsiTheme="majorHAnsi" w:cstheme="majorHAnsi"/>
+                <w:sz w:val="22"/>
+                <w:lang w:val="en-US"/>
+              </w:rPr>
+            </w:pPr>
+            <w:r>
+              <w:rPr>
+                <w:rFonts w:asciiTheme="majorHAnsi" w:hAnsiTheme="majorHAnsi" w:cstheme="majorHAnsi"/>
+                <w:sz w:val="22"/>
+                <w:lang w:val="en-US"/>
+              </w:rPr>
+              <w:t>c</w:t>
+            </w:r>
+            <w:r>
+              <w:rPr>
+                <w:rFonts w:asciiTheme="majorHAnsi" w:hAnsiTheme="majorHAnsi" w:cstheme="majorHAnsi"/>
+                <w:sz w:val="22"/>
+              </w:rPr>
+              <w:t>ó được, mua được</w:t>
+            </w:r>
+          </w:p>
+        </w:tc>
+      </w:tr>
+      <w:tr>
+        <w:tc>
+          <w:tcPr>
+            <w:tcW w:w="1139" w:type="dxa"/>
+            <w:tcMar>
+              <w:top w:w="72" w:type="dxa"/>
+              <w:left w:w="115" w:type="dxa"/>
+              <w:bottom w:w="72" w:type="dxa"/>
+              <w:right w:w="115" w:type="dxa"/>
+            </w:tcMar>
+            <w:vAlign w:val="center"/>
+          </w:tcPr>
+          <w:p>
+            <w:pPr>
+              <w:jc w:val="center"/>
+              <w:rPr>
+                <w:rFonts w:asciiTheme="majorHAnsi" w:hAnsiTheme="majorHAnsi" w:cstheme="majorHAnsi"/>
+                <w:b/>
+                <w:bCs/>
+                <w:sz w:val="22"/>
+                <w:lang w:val="en-US"/>
+              </w:rPr>
+            </w:pPr>
+            <w:r>
+              <w:rPr>
+                <w:rFonts w:asciiTheme="majorHAnsi" w:hAnsiTheme="majorHAnsi" w:cstheme="majorHAnsi"/>
+                <w:b/>
+                <w:bCs/>
+                <w:sz w:val="22"/>
+              </w:rPr>
+              <w:t>お買い得</w:t>
+            </w:r>
+          </w:p>
+        </w:tc>
+        <w:tc>
+          <w:tcPr>
+            <w:tcW w:w="1578" w:type="dxa"/>
+            <w:tcMar>
+              <w:top w:w="72" w:type="dxa"/>
+              <w:left w:w="115" w:type="dxa"/>
+              <w:bottom w:w="72" w:type="dxa"/>
+              <w:right w:w="115" w:type="dxa"/>
+            </w:tcMar>
+            <w:vAlign w:val="center"/>
+          </w:tcPr>
+          <w:p>
+            <w:pPr>
+              <w:jc w:val="center"/>
+              <w:rPr>
+                <w:rFonts w:asciiTheme="majorHAnsi" w:hAnsiTheme="majorHAnsi" w:cstheme="majorHAnsi"/>
+                <w:sz w:val="22"/>
+                <w:lang w:val="en-US"/>
+              </w:rPr>
+            </w:pPr>
+            <w:r>
+              <w:rPr>
+                <w:rFonts w:asciiTheme="majorHAnsi" w:hAnsiTheme="majorHAnsi" w:cstheme="majorHAnsi"/>
+                <w:sz w:val="22"/>
+              </w:rPr>
+              <w:t>おかいどく</w:t>
+            </w:r>
+          </w:p>
+        </w:tc>
+        <w:tc>
+          <w:tcPr>
+            <w:tcW w:w="2022" w:type="dxa"/>
+            <w:tcMar>
+              <w:top w:w="72" w:type="dxa"/>
+              <w:left w:w="115" w:type="dxa"/>
+              <w:bottom w:w="72" w:type="dxa"/>
+              <w:right w:w="115" w:type="dxa"/>
+            </w:tcMar>
+            <w:vAlign w:val="center"/>
+          </w:tcPr>
+          <w:p>
+            <w:pPr>
+              <w:jc w:val="center"/>
+              <w:rPr>
+                <w:rFonts w:asciiTheme="majorHAnsi" w:hAnsiTheme="majorHAnsi" w:cstheme="majorHAnsi"/>
+                <w:sz w:val="22"/>
+                <w:lang w:val="en-US"/>
+              </w:rPr>
+            </w:pPr>
+            <w:r>
+              <w:rPr>
+                <w:rFonts w:asciiTheme="majorHAnsi" w:hAnsiTheme="majorHAnsi" w:cstheme="majorHAnsi"/>
+                <w:sz w:val="22"/>
+                <w:lang w:val="en-US"/>
+              </w:rPr>
+              <w:t>m</w:t>
+            </w:r>
+            <w:r>
+              <w:rPr>
+                <w:rFonts w:asciiTheme="majorHAnsi" w:hAnsiTheme="majorHAnsi" w:cstheme="majorHAnsi"/>
+                <w:sz w:val="22"/>
+              </w:rPr>
+              <w:t>ua được giá hờ</w:t>
+            </w:r>
+            <w:r>
+              <w:rPr>
+                <w:rFonts w:asciiTheme="majorHAnsi" w:hAnsiTheme="majorHAnsi" w:cstheme="majorHAnsi"/>
+                <w:sz w:val="22"/>
+                <w:lang w:val="en-US"/>
+              </w:rPr>
+              <w:t>i</w:t>
+            </w:r>
+          </w:p>
+        </w:tc>
+      </w:tr>
+      <w:tr>
+        <w:tc>
+          <w:tcPr>
+            <w:tcW w:w="1139" w:type="dxa"/>
+            <w:tcMar>
+              <w:top w:w="72" w:type="dxa"/>
+              <w:left w:w="115" w:type="dxa"/>
+              <w:bottom w:w="72" w:type="dxa"/>
+              <w:right w:w="115" w:type="dxa"/>
+            </w:tcMar>
+            <w:vAlign w:val="center"/>
+          </w:tcPr>
+          <w:p>
+            <w:pPr>
+              <w:jc w:val="center"/>
+              <w:rPr>
+                <w:rFonts w:asciiTheme="majorHAnsi" w:hAnsiTheme="majorHAnsi" w:cstheme="majorHAnsi"/>
+                <w:b/>
+                <w:bCs/>
+                <w:sz w:val="22"/>
+                <w:lang w:val="en-US"/>
+              </w:rPr>
+            </w:pPr>
+            <w:r>
+              <w:rPr>
+                <w:rFonts w:asciiTheme="majorHAnsi" w:hAnsiTheme="majorHAnsi" w:cstheme="majorHAnsi"/>
+                <w:b/>
+                <w:bCs/>
+                <w:sz w:val="22"/>
+              </w:rPr>
+              <w:t>お買い上げ</w:t>
+            </w:r>
+          </w:p>
+        </w:tc>
+        <w:tc>
+          <w:tcPr>
+            <w:tcW w:w="1578" w:type="dxa"/>
+            <w:tcMar>
+              <w:top w:w="72" w:type="dxa"/>
+              <w:left w:w="115" w:type="dxa"/>
+              <w:bottom w:w="72" w:type="dxa"/>
+              <w:right w:w="115" w:type="dxa"/>
+            </w:tcMar>
+            <w:vAlign w:val="center"/>
+          </w:tcPr>
+          <w:p>
+            <w:pPr>
+              <w:jc w:val="center"/>
+              <w:rPr>
+                <w:rFonts w:asciiTheme="majorHAnsi" w:hAnsiTheme="majorHAnsi" w:cstheme="majorHAnsi"/>
+                <w:sz w:val="22"/>
+                <w:lang w:val="en-US"/>
+              </w:rPr>
+            </w:pPr>
+            <w:r>
+              <w:rPr>
+                <w:rFonts w:asciiTheme="majorHAnsi" w:hAnsiTheme="majorHAnsi" w:cstheme="majorHAnsi"/>
+                <w:sz w:val="22"/>
+              </w:rPr>
+              <w:t>おかいあげ</w:t>
+            </w:r>
+          </w:p>
+        </w:tc>
+        <w:tc>
+          <w:tcPr>
+            <w:tcW w:w="2022" w:type="dxa"/>
+            <w:tcMar>
+              <w:top w:w="72" w:type="dxa"/>
+              <w:left w:w="115" w:type="dxa"/>
+              <w:bottom w:w="72" w:type="dxa"/>
+              <w:right w:w="115" w:type="dxa"/>
+            </w:tcMar>
+            <w:vAlign w:val="center"/>
+          </w:tcPr>
+          <w:p>
+            <w:pPr>
+              <w:jc w:val="center"/>
+              <w:rPr>
+                <w:rFonts w:asciiTheme="majorHAnsi" w:hAnsiTheme="majorHAnsi" w:cstheme="majorHAnsi"/>
+                <w:sz w:val="22"/>
+                <w:lang w:val="en-US"/>
+              </w:rPr>
+            </w:pPr>
+            <w:r>
+              <w:rPr>
+                <w:rFonts w:asciiTheme="majorHAnsi" w:hAnsiTheme="majorHAnsi" w:cstheme="majorHAnsi"/>
+                <w:sz w:val="22"/>
+              </w:rPr>
+              <w:t>mua hàng (cách nói lịch sự</w:t>
+            </w:r>
+            <w:r>
+              <w:rPr>
+                <w:rFonts w:asciiTheme="majorHAnsi" w:hAnsiTheme="majorHAnsi" w:cstheme="majorHAnsi"/>
+                <w:sz w:val="22"/>
+                <w:lang w:val="en-US"/>
+              </w:rPr>
+              <w:t>)</w:t>
+            </w:r>
+          </w:p>
+        </w:tc>
+      </w:tr>
+      <w:tr>
+        <w:tc>
+          <w:tcPr>
+            <w:tcW w:w="1139" w:type="dxa"/>
+            <w:tcMar>
+              <w:top w:w="72" w:type="dxa"/>
+              <w:left w:w="115" w:type="dxa"/>
+              <w:bottom w:w="72" w:type="dxa"/>
+              <w:right w:w="115" w:type="dxa"/>
+            </w:tcMar>
+            <w:vAlign w:val="center"/>
+          </w:tcPr>
+          <w:p>
+            <w:pPr>
+              <w:jc w:val="center"/>
+              <w:rPr>
+                <w:rFonts w:asciiTheme="majorHAnsi" w:hAnsiTheme="majorHAnsi" w:cstheme="majorHAnsi"/>
+                <w:b/>
+                <w:bCs/>
+                <w:sz w:val="22"/>
+                <w:lang w:val="en-US"/>
+              </w:rPr>
+            </w:pPr>
+            <w:r>
+              <w:rPr>
+                <w:rFonts w:asciiTheme="majorHAnsi" w:hAnsiTheme="majorHAnsi" w:cstheme="majorHAnsi"/>
+                <w:b/>
+                <w:bCs/>
+                <w:sz w:val="22"/>
+              </w:rPr>
+              <w:t>次回</w:t>
+            </w:r>
+          </w:p>
+        </w:tc>
+        <w:tc>
+          <w:tcPr>
+            <w:tcW w:w="1578" w:type="dxa"/>
+            <w:tcMar>
+              <w:top w:w="72" w:type="dxa"/>
+              <w:left w:w="115" w:type="dxa"/>
+              <w:bottom w:w="72" w:type="dxa"/>
+              <w:right w:w="115" w:type="dxa"/>
+            </w:tcMar>
+            <w:vAlign w:val="center"/>
+          </w:tcPr>
+          <w:p>
+            <w:pPr>
+              <w:jc w:val="center"/>
+              <w:rPr>
+                <w:rFonts w:asciiTheme="majorHAnsi" w:hAnsiTheme="majorHAnsi" w:cstheme="majorHAnsi"/>
+                <w:sz w:val="22"/>
+                <w:lang w:val="en-US"/>
+              </w:rPr>
+            </w:pPr>
+            <w:r>
+              <w:rPr>
+                <w:rFonts w:asciiTheme="majorHAnsi" w:hAnsiTheme="majorHAnsi" w:cstheme="majorHAnsi"/>
+                <w:sz w:val="22"/>
+              </w:rPr>
+              <w:t>じかい</w:t>
+            </w:r>
+          </w:p>
+        </w:tc>
+        <w:tc>
+          <w:tcPr>
+            <w:tcW w:w="2022" w:type="dxa"/>
+            <w:tcMar>
+              <w:top w:w="72" w:type="dxa"/>
+              <w:left w:w="115" w:type="dxa"/>
+              <w:bottom w:w="72" w:type="dxa"/>
+              <w:right w:w="115" w:type="dxa"/>
+            </w:tcMar>
+            <w:vAlign w:val="center"/>
+          </w:tcPr>
+          <w:p>
+            <w:pPr>
+              <w:jc w:val="center"/>
+              <w:rPr>
+                <w:rFonts w:asciiTheme="majorHAnsi" w:hAnsiTheme="majorHAnsi" w:cstheme="majorHAnsi"/>
+                <w:sz w:val="22"/>
+                <w:lang w:val="en-US"/>
+              </w:rPr>
+            </w:pPr>
+            <w:r>
+              <w:rPr>
+                <w:rFonts w:asciiTheme="majorHAnsi" w:hAnsiTheme="majorHAnsi" w:cstheme="majorHAnsi"/>
+                <w:sz w:val="22"/>
+                <w:lang w:val="en-US"/>
+              </w:rPr>
+              <w:t>l</w:t>
+            </w:r>
+            <w:r>
+              <w:rPr>
+                <w:rFonts w:asciiTheme="majorHAnsi" w:hAnsiTheme="majorHAnsi" w:cstheme="majorHAnsi"/>
+                <w:sz w:val="22"/>
+              </w:rPr>
+              <w:t>ần tới, lần sau</w:t>
+            </w:r>
+          </w:p>
+        </w:tc>
+      </w:tr>
+      <w:tr>
+        <w:tc>
+          <w:tcPr>
+            <w:tcW w:w="1139" w:type="dxa"/>
+            <w:tcMar>
+              <w:top w:w="72" w:type="dxa"/>
+              <w:left w:w="115" w:type="dxa"/>
+              <w:bottom w:w="72" w:type="dxa"/>
+              <w:right w:w="115" w:type="dxa"/>
+            </w:tcMar>
+            <w:vAlign w:val="center"/>
+          </w:tcPr>
+          <w:p>
+            <w:pPr>
+              <w:jc w:val="center"/>
+              <w:rPr>
+                <w:rFonts w:asciiTheme="majorHAnsi" w:hAnsiTheme="majorHAnsi" w:cstheme="majorHAnsi"/>
+                <w:b/>
+                <w:bCs/>
+                <w:sz w:val="22"/>
+                <w:lang w:val="en-US"/>
+              </w:rPr>
+            </w:pPr>
+            <w:r>
+              <w:rPr>
+                <w:rFonts w:asciiTheme="majorHAnsi" w:hAnsiTheme="majorHAnsi" w:cstheme="majorHAnsi"/>
+                <w:b/>
+                <w:bCs/>
+                <w:sz w:val="22"/>
+              </w:rPr>
+              <w:t>来店</w:t>
+            </w:r>
+          </w:p>
+        </w:tc>
+        <w:tc>
+          <w:tcPr>
+            <w:tcW w:w="1578" w:type="dxa"/>
+            <w:tcMar>
+              <w:top w:w="72" w:type="dxa"/>
+              <w:left w:w="115" w:type="dxa"/>
+              <w:bottom w:w="72" w:type="dxa"/>
+              <w:right w:w="115" w:type="dxa"/>
+            </w:tcMar>
+            <w:vAlign w:val="center"/>
+          </w:tcPr>
+          <w:p>
+            <w:pPr>
+              <w:jc w:val="center"/>
+              <w:rPr>
+                <w:rFonts w:asciiTheme="majorHAnsi" w:hAnsiTheme="majorHAnsi" w:cstheme="majorHAnsi"/>
+                <w:sz w:val="22"/>
+                <w:lang w:val="en-US"/>
+              </w:rPr>
+            </w:pPr>
+            <w:r>
+              <w:rPr>
+                <w:rFonts w:asciiTheme="majorHAnsi" w:hAnsiTheme="majorHAnsi" w:cstheme="majorHAnsi"/>
+                <w:sz w:val="22"/>
+              </w:rPr>
+              <w:t>らいてん</w:t>
+            </w:r>
+          </w:p>
+        </w:tc>
+        <w:tc>
+          <w:tcPr>
+            <w:tcW w:w="2022" w:type="dxa"/>
+            <w:tcMar>
+              <w:top w:w="72" w:type="dxa"/>
+              <w:left w:w="115" w:type="dxa"/>
+              <w:bottom w:w="72" w:type="dxa"/>
+              <w:right w:w="115" w:type="dxa"/>
+            </w:tcMar>
+            <w:vAlign w:val="center"/>
+          </w:tcPr>
+          <w:p>
+            <w:pPr>
+              <w:jc w:val="center"/>
+              <w:rPr>
+                <w:rFonts w:asciiTheme="majorHAnsi" w:hAnsiTheme="majorHAnsi" w:cstheme="majorHAnsi"/>
+                <w:sz w:val="22"/>
+                <w:lang w:val="en-US"/>
+              </w:rPr>
+            </w:pPr>
+            <w:r>
+              <w:rPr>
+                <w:rFonts w:asciiTheme="majorHAnsi" w:hAnsiTheme="majorHAnsi" w:cstheme="majorHAnsi"/>
+                <w:sz w:val="22"/>
+              </w:rPr>
+              <w:t>đến cửa hàng</w:t>
+            </w:r>
+          </w:p>
+        </w:tc>
+      </w:tr>
+      <w:tr>
+        <w:tc>
+          <w:tcPr>
+            <w:tcW w:w="1139" w:type="dxa"/>
+            <w:tcMar>
+              <w:top w:w="72" w:type="dxa"/>
+              <w:left w:w="115" w:type="dxa"/>
+              <w:bottom w:w="72" w:type="dxa"/>
+              <w:right w:w="115" w:type="dxa"/>
+            </w:tcMar>
+            <w:vAlign w:val="center"/>
+          </w:tcPr>
+          <w:p>
+            <w:pPr>
+              <w:jc w:val="center"/>
+              <w:rPr>
+                <w:rFonts w:asciiTheme="majorHAnsi" w:hAnsiTheme="majorHAnsi" w:cstheme="majorHAnsi"/>
+                <w:b/>
+                <w:bCs/>
+                <w:sz w:val="22"/>
+                <w:lang w:val="en-US"/>
+              </w:rPr>
+            </w:pPr>
+            <w:r>
+              <w:rPr>
+                <w:rFonts w:asciiTheme="majorHAnsi" w:hAnsiTheme="majorHAnsi" w:cstheme="majorHAnsi"/>
+                <w:b/>
+                <w:bCs/>
+                <w:sz w:val="22"/>
+              </w:rPr>
+              <w:t>開店</w:t>
+            </w:r>
+          </w:p>
+        </w:tc>
+        <w:tc>
+          <w:tcPr>
+            <w:tcW w:w="1578" w:type="dxa"/>
+            <w:tcMar>
+              <w:top w:w="72" w:type="dxa"/>
+              <w:left w:w="115" w:type="dxa"/>
+              <w:bottom w:w="72" w:type="dxa"/>
+              <w:right w:w="115" w:type="dxa"/>
+            </w:tcMar>
+            <w:vAlign w:val="center"/>
+          </w:tcPr>
+          <w:p>
+            <w:pPr>
+              <w:jc w:val="center"/>
+              <w:rPr>
+                <w:rFonts w:asciiTheme="majorHAnsi" w:hAnsiTheme="majorHAnsi" w:cstheme="majorHAnsi"/>
+                <w:sz w:val="22"/>
+                <w:lang w:val="en-US"/>
+              </w:rPr>
+            </w:pPr>
+            <w:r>
+              <w:rPr>
+                <w:rFonts w:asciiTheme="majorHAnsi" w:hAnsiTheme="majorHAnsi" w:cstheme="majorHAnsi"/>
+                <w:sz w:val="22"/>
+              </w:rPr>
+              <w:t>かいてん</w:t>
+            </w:r>
+          </w:p>
+        </w:tc>
+        <w:tc>
+          <w:tcPr>
+            <w:tcW w:w="2022" w:type="dxa"/>
+            <w:tcMar>
+              <w:top w:w="72" w:type="dxa"/>
+              <w:left w:w="115" w:type="dxa"/>
+              <w:bottom w:w="72" w:type="dxa"/>
+              <w:right w:w="115" w:type="dxa"/>
+            </w:tcMar>
+            <w:vAlign w:val="center"/>
+          </w:tcPr>
+          <w:p>
+            <w:pPr>
+              <w:jc w:val="center"/>
+              <w:rPr>
+                <w:rFonts w:asciiTheme="majorHAnsi" w:hAnsiTheme="majorHAnsi" w:cstheme="majorHAnsi"/>
+                <w:sz w:val="22"/>
+                <w:lang w:val="en-US"/>
+              </w:rPr>
+            </w:pPr>
+            <w:r>
+              <w:rPr>
+                <w:rFonts w:asciiTheme="majorHAnsi" w:hAnsiTheme="majorHAnsi" w:cstheme="majorHAnsi"/>
+                <w:sz w:val="22"/>
+                <w:lang w:val="en-US"/>
+              </w:rPr>
+              <w:t>m</w:t>
+            </w:r>
+            <w:r>
+              <w:rPr>
+                <w:rFonts w:asciiTheme="majorHAnsi" w:hAnsiTheme="majorHAnsi" w:cstheme="majorHAnsi"/>
+                <w:sz w:val="22"/>
+              </w:rPr>
+              <w:t>ở cửa hàng, khai trương</w:t>
+            </w:r>
+          </w:p>
+        </w:tc>
+      </w:tr>
+      <w:tr>
+        <w:tc>
+          <w:tcPr>
+            <w:tcW w:w="1139" w:type="dxa"/>
+            <w:tcMar>
+              <w:top w:w="72" w:type="dxa"/>
+              <w:left w:w="115" w:type="dxa"/>
+              <w:bottom w:w="72" w:type="dxa"/>
+              <w:right w:w="115" w:type="dxa"/>
+            </w:tcMar>
+            <w:vAlign w:val="center"/>
+          </w:tcPr>
+          <w:p>
+            <w:pPr>
+              <w:jc w:val="center"/>
+              <w:rPr>
+                <w:rFonts w:asciiTheme="majorHAnsi" w:hAnsiTheme="majorHAnsi" w:cstheme="majorHAnsi"/>
+                <w:b/>
+                <w:bCs/>
+                <w:sz w:val="22"/>
+                <w:lang w:val="en-US"/>
+              </w:rPr>
+            </w:pPr>
+            <w:r>
+              <w:rPr>
+                <w:rFonts w:asciiTheme="majorHAnsi" w:hAnsiTheme="majorHAnsi" w:cstheme="majorHAnsi"/>
+                <w:b/>
+                <w:bCs/>
+                <w:sz w:val="22"/>
+              </w:rPr>
+              <w:t>閉店</w:t>
+            </w:r>
+          </w:p>
+        </w:tc>
+        <w:tc>
+          <w:tcPr>
+            <w:tcW w:w="1578" w:type="dxa"/>
+            <w:tcMar>
+              <w:top w:w="72" w:type="dxa"/>
+              <w:left w:w="115" w:type="dxa"/>
+              <w:bottom w:w="72" w:type="dxa"/>
+              <w:right w:w="115" w:type="dxa"/>
+            </w:tcMar>
+            <w:vAlign w:val="center"/>
+          </w:tcPr>
+          <w:p>
+            <w:pPr>
+              <w:jc w:val="center"/>
+              <w:rPr>
+                <w:rFonts w:asciiTheme="majorHAnsi" w:hAnsiTheme="majorHAnsi" w:cstheme="majorHAnsi"/>
+                <w:sz w:val="22"/>
+                <w:lang w:val="en-US"/>
+              </w:rPr>
+            </w:pPr>
+            <w:r>
+              <w:rPr>
+                <w:rFonts w:asciiTheme="majorHAnsi" w:hAnsiTheme="majorHAnsi" w:cstheme="majorHAnsi"/>
+                <w:sz w:val="22"/>
+              </w:rPr>
+              <w:t>へいてん</w:t>
+            </w:r>
+          </w:p>
+        </w:tc>
+        <w:tc>
+          <w:tcPr>
+            <w:tcW w:w="2022" w:type="dxa"/>
+            <w:tcMar>
+              <w:top w:w="72" w:type="dxa"/>
+              <w:left w:w="115" w:type="dxa"/>
+              <w:bottom w:w="72" w:type="dxa"/>
+              <w:right w:w="115" w:type="dxa"/>
+            </w:tcMar>
+            <w:vAlign w:val="center"/>
+          </w:tcPr>
+          <w:p>
+            <w:pPr>
+              <w:jc w:val="center"/>
+              <w:rPr>
+                <w:rFonts w:asciiTheme="majorHAnsi" w:hAnsiTheme="majorHAnsi" w:cstheme="majorHAnsi"/>
+                <w:sz w:val="22"/>
+                <w:lang w:val="en-US"/>
+              </w:rPr>
+            </w:pPr>
+            <w:r>
+              <w:rPr>
+                <w:rFonts w:asciiTheme="majorHAnsi" w:hAnsiTheme="majorHAnsi" w:cstheme="majorHAnsi"/>
+                <w:sz w:val="22"/>
+              </w:rPr>
+              <w:t>đ</w:t>
+            </w:r>
+            <w:r>
+              <w:rPr>
+                <w:rFonts w:asciiTheme="majorHAnsi" w:hAnsiTheme="majorHAnsi" w:cstheme="majorHAnsi"/>
+                <w:sz w:val="22"/>
+              </w:rPr>
+              <w:t>óng cửa hàng</w:t>
+            </w:r>
+          </w:p>
+        </w:tc>
+      </w:tr>
+      <w:tr>
+        <w:tc>
+          <w:tcPr>
+            <w:tcW w:w="1139" w:type="dxa"/>
+            <w:tcMar>
+              <w:top w:w="72" w:type="dxa"/>
+              <w:left w:w="115" w:type="dxa"/>
+              <w:bottom w:w="72" w:type="dxa"/>
+              <w:right w:w="115" w:type="dxa"/>
+            </w:tcMar>
+            <w:vAlign w:val="center"/>
+          </w:tcPr>
+          <w:p>
+            <w:pPr>
+              <w:jc w:val="center"/>
+              <w:rPr>
+                <w:rFonts w:asciiTheme="majorHAnsi" w:hAnsiTheme="majorHAnsi" w:cstheme="majorHAnsi"/>
+                <w:b/>
+                <w:bCs/>
+                <w:sz w:val="22"/>
+              </w:rPr>
+            </w:pPr>
+            <w:r>
+              <w:rPr>
+                <w:rFonts w:asciiTheme="majorHAnsi" w:hAnsiTheme="majorHAnsi" w:cstheme="majorHAnsi"/>
+                <w:b/>
+                <w:bCs/>
+                <w:sz w:val="22"/>
+              </w:rPr>
+              <w:t>応募する</w:t>
+            </w:r>
+          </w:p>
+        </w:tc>
+        <w:tc>
+          <w:tcPr>
+            <w:tcW w:w="1578" w:type="dxa"/>
+            <w:tcMar>
+              <w:top w:w="72" w:type="dxa"/>
+              <w:left w:w="115" w:type="dxa"/>
+              <w:bottom w:w="72" w:type="dxa"/>
+              <w:right w:w="115" w:type="dxa"/>
+            </w:tcMar>
+            <w:vAlign w:val="center"/>
+          </w:tcPr>
+          <w:p>
+            <w:pPr>
+              <w:jc w:val="center"/>
+              <w:rPr>
+                <w:rFonts w:asciiTheme="majorHAnsi" w:hAnsiTheme="majorHAnsi" w:cstheme="majorHAnsi"/>
+                <w:sz w:val="22"/>
+              </w:rPr>
+            </w:pPr>
+            <w:r>
+              <w:rPr>
+                <w:rFonts w:asciiTheme="majorHAnsi" w:hAnsiTheme="majorHAnsi" w:cstheme="majorHAnsi"/>
+                <w:sz w:val="22"/>
+              </w:rPr>
+              <w:t>おうぼする</w:t>
+            </w:r>
+          </w:p>
+        </w:tc>
+        <w:tc>
+          <w:tcPr>
+            <w:tcW w:w="2022" w:type="dxa"/>
+            <w:tcMar>
+              <w:top w:w="72" w:type="dxa"/>
+              <w:left w:w="115" w:type="dxa"/>
+              <w:bottom w:w="72" w:type="dxa"/>
+              <w:right w:w="115" w:type="dxa"/>
+            </w:tcMar>
+            <w:vAlign w:val="center"/>
+          </w:tcPr>
+          <w:p>
+            <w:pPr>
+              <w:jc w:val="center"/>
+              <w:rPr>
+                <w:rFonts w:asciiTheme="majorHAnsi" w:hAnsiTheme="majorHAnsi" w:cstheme="majorHAnsi"/>
+                <w:sz w:val="22"/>
+              </w:rPr>
+            </w:pPr>
+            <w:r>
+              <w:rPr>
+                <w:rFonts w:asciiTheme="majorHAnsi" w:hAnsiTheme="majorHAnsi" w:cstheme="majorHAnsi"/>
+                <w:sz w:val="22"/>
+              </w:rPr>
+              <w:t>ứ</w:t>
+            </w:r>
+            <w:r>
+              <w:rPr>
+                <w:rFonts w:asciiTheme="majorHAnsi" w:hAnsiTheme="majorHAnsi" w:cstheme="majorHAnsi"/>
+                <w:sz w:val="22"/>
+              </w:rPr>
+              <w:t>ng tuyển (cuộc thi, chương trình)</w:t>
+            </w:r>
+          </w:p>
+        </w:tc>
+      </w:tr>
+      <w:tr>
+        <w:tc>
+          <w:tcPr>
+            <w:tcW w:w="1139" w:type="dxa"/>
+            <w:tcMar>
+              <w:top w:w="72" w:type="dxa"/>
+              <w:left w:w="115" w:type="dxa"/>
+              <w:bottom w:w="72" w:type="dxa"/>
+              <w:right w:w="115" w:type="dxa"/>
+            </w:tcMar>
+            <w:vAlign w:val="center"/>
+          </w:tcPr>
+          <w:p>
+            <w:pPr>
+              <w:jc w:val="center"/>
+              <w:rPr>
+                <w:rFonts w:asciiTheme="majorHAnsi" w:hAnsiTheme="majorHAnsi" w:cstheme="majorHAnsi"/>
+                <w:b/>
+                <w:bCs/>
+                <w:sz w:val="22"/>
+              </w:rPr>
+            </w:pPr>
+            <w:r>
+              <w:rPr>
+                <w:rFonts w:asciiTheme="majorHAnsi" w:hAnsiTheme="majorHAnsi" w:cstheme="majorHAnsi"/>
+                <w:b/>
+                <w:bCs/>
+                <w:sz w:val="22"/>
+              </w:rPr>
+              <w:t>国内</w:t>
+            </w:r>
+          </w:p>
+        </w:tc>
+        <w:tc>
+          <w:tcPr>
+            <w:tcW w:w="1578" w:type="dxa"/>
+            <w:tcMar>
+              <w:top w:w="72" w:type="dxa"/>
+              <w:left w:w="115" w:type="dxa"/>
+              <w:bottom w:w="72" w:type="dxa"/>
+              <w:right w:w="115" w:type="dxa"/>
+            </w:tcMar>
+            <w:vAlign w:val="center"/>
+          </w:tcPr>
+          <w:p>
+            <w:pPr>
+              <w:jc w:val="center"/>
+              <w:rPr>
+                <w:rFonts w:asciiTheme="majorHAnsi" w:hAnsiTheme="majorHAnsi" w:cstheme="majorHAnsi"/>
+                <w:sz w:val="22"/>
+              </w:rPr>
+            </w:pPr>
+            <w:r>
+              <w:rPr>
+                <w:rFonts w:asciiTheme="majorHAnsi" w:hAnsiTheme="majorHAnsi" w:cstheme="majorHAnsi"/>
+                <w:sz w:val="22"/>
+              </w:rPr>
+              <w:t>こくない</w:t>
+            </w:r>
+          </w:p>
+        </w:tc>
+        <w:tc>
+          <w:tcPr>
+            <w:tcW w:w="2022" w:type="dxa"/>
+            <w:tcMar>
+              <w:top w:w="72" w:type="dxa"/>
+              <w:left w:w="115" w:type="dxa"/>
+              <w:bottom w:w="72" w:type="dxa"/>
+              <w:right w:w="115" w:type="dxa"/>
+            </w:tcMar>
+            <w:vAlign w:val="center"/>
+          </w:tcPr>
+          <w:p>
+            <w:pPr>
+              <w:jc w:val="center"/>
+              <w:rPr>
+                <w:rFonts w:asciiTheme="majorHAnsi" w:hAnsiTheme="majorHAnsi" w:cstheme="majorHAnsi"/>
+                <w:sz w:val="22"/>
+              </w:rPr>
+            </w:pPr>
+            <w:r>
+              <w:rPr>
+                <w:rFonts w:asciiTheme="majorHAnsi" w:hAnsiTheme="majorHAnsi" w:cstheme="majorHAnsi"/>
+                <w:sz w:val="22"/>
+                <w:lang w:val="en-US"/>
+              </w:rPr>
+              <w:t>t</w:t>
+            </w:r>
+            <w:r>
+              <w:rPr>
+                <w:rFonts w:asciiTheme="majorHAnsi" w:hAnsiTheme="majorHAnsi" w:cstheme="majorHAnsi"/>
+                <w:sz w:val="22"/>
+              </w:rPr>
+              <w:t>rong nước, nội địa</w:t>
+            </w:r>
+          </w:p>
+        </w:tc>
+      </w:tr>
+      <w:tr>
+        <w:tc>
+          <w:tcPr>
+            <w:tcW w:w="1139" w:type="dxa"/>
+            <w:tcMar>
+              <w:top w:w="72" w:type="dxa"/>
+              <w:left w:w="115" w:type="dxa"/>
+              <w:bottom w:w="72" w:type="dxa"/>
+              <w:right w:w="115" w:type="dxa"/>
+            </w:tcMar>
+            <w:vAlign w:val="center"/>
+          </w:tcPr>
+          <w:p>
+            <w:pPr>
+              <w:jc w:val="center"/>
+              <w:rPr>
+                <w:rFonts w:asciiTheme="majorHAnsi" w:hAnsiTheme="majorHAnsi" w:cstheme="majorHAnsi"/>
+                <w:b/>
+                <w:bCs/>
+                <w:sz w:val="22"/>
+              </w:rPr>
+            </w:pPr>
+            <w:r>
+              <w:rPr>
+                <w:rFonts w:asciiTheme="majorHAnsi" w:hAnsiTheme="majorHAnsi" w:cstheme="majorHAnsi"/>
+                <w:b/>
+                <w:bCs/>
+                <w:sz w:val="22"/>
+              </w:rPr>
+              <w:t>国外</w:t>
+            </w:r>
+          </w:p>
+        </w:tc>
+        <w:tc>
+          <w:tcPr>
+            <w:tcW w:w="1578" w:type="dxa"/>
+            <w:tcMar>
+              <w:top w:w="72" w:type="dxa"/>
+              <w:left w:w="115" w:type="dxa"/>
+              <w:bottom w:w="72" w:type="dxa"/>
+              <w:right w:w="115" w:type="dxa"/>
+            </w:tcMar>
+            <w:vAlign w:val="center"/>
+          </w:tcPr>
+          <w:p>
+            <w:pPr>
+              <w:jc w:val="center"/>
+              <w:rPr>
+                <w:rFonts w:asciiTheme="majorHAnsi" w:hAnsiTheme="majorHAnsi" w:cstheme="majorHAnsi"/>
+                <w:sz w:val="22"/>
+              </w:rPr>
+            </w:pPr>
+            <w:r>
+              <w:rPr>
+                <w:rFonts w:asciiTheme="majorHAnsi" w:hAnsiTheme="majorHAnsi" w:cstheme="majorHAnsi"/>
+                <w:sz w:val="22"/>
+              </w:rPr>
+              <w:t>こくがい</w:t>
+            </w:r>
+          </w:p>
+        </w:tc>
+        <w:tc>
+          <w:tcPr>
+            <w:tcW w:w="2022" w:type="dxa"/>
+            <w:tcMar>
+              <w:top w:w="72" w:type="dxa"/>
+              <w:left w:w="115" w:type="dxa"/>
+              <w:bottom w:w="72" w:type="dxa"/>
+              <w:right w:w="115" w:type="dxa"/>
+            </w:tcMar>
+            <w:vAlign w:val="center"/>
+          </w:tcPr>
+          <w:p>
+            <w:pPr>
+              <w:jc w:val="center"/>
+              <w:rPr>
+                <w:rFonts w:asciiTheme="majorHAnsi" w:hAnsiTheme="majorHAnsi" w:cstheme="majorHAnsi"/>
+                <w:sz w:val="22"/>
+              </w:rPr>
+            </w:pPr>
+            <w:r>
+              <w:rPr>
+                <w:rFonts w:asciiTheme="majorHAnsi" w:hAnsiTheme="majorHAnsi" w:cstheme="majorHAnsi"/>
+                <w:sz w:val="22"/>
+                <w:lang w:val="en-US"/>
+              </w:rPr>
+              <w:t>n</w:t>
+            </w:r>
+            <w:r>
+              <w:rPr>
+                <w:rFonts w:asciiTheme="majorHAnsi" w:hAnsiTheme="majorHAnsi" w:cstheme="majorHAnsi"/>
+                <w:sz w:val="22"/>
+              </w:rPr>
+              <w:t>ước ngoài</w:t>
+            </w:r>
+          </w:p>
+        </w:tc>
+      </w:tr>
+      <w:tr>
+        <w:tc>
+          <w:tcPr>
+            <w:tcW w:w="1139" w:type="dxa"/>
+            <w:tcMar>
+              <w:top w:w="72" w:type="dxa"/>
+              <w:left w:w="115" w:type="dxa"/>
+              <w:bottom w:w="72" w:type="dxa"/>
+              <w:right w:w="115" w:type="dxa"/>
+            </w:tcMar>
+            <w:vAlign w:val="center"/>
+          </w:tcPr>
+          <w:p>
+            <w:pPr>
+              <w:jc w:val="center"/>
+              <w:rPr>
+                <w:rFonts w:asciiTheme="majorHAnsi" w:hAnsiTheme="majorHAnsi" w:cstheme="majorHAnsi"/>
+                <w:b/>
+                <w:bCs/>
+                <w:sz w:val="22"/>
+              </w:rPr>
+            </w:pPr>
+            <w:r>
+              <w:rPr>
+                <w:rFonts w:asciiTheme="majorHAnsi" w:hAnsiTheme="majorHAnsi" w:cstheme="majorHAnsi"/>
+                <w:b/>
+                <w:bCs/>
+                <w:sz w:val="22"/>
+              </w:rPr>
+              <w:t>在住する</w:t>
+            </w:r>
+          </w:p>
+        </w:tc>
+        <w:tc>
+          <w:tcPr>
+            <w:tcW w:w="1578" w:type="dxa"/>
+            <w:tcMar>
+              <w:top w:w="72" w:type="dxa"/>
+              <w:left w:w="115" w:type="dxa"/>
+              <w:bottom w:w="72" w:type="dxa"/>
+              <w:right w:w="115" w:type="dxa"/>
+            </w:tcMar>
+            <w:vAlign w:val="center"/>
+          </w:tcPr>
+          <w:p>
+            <w:pPr>
+              <w:jc w:val="center"/>
+              <w:rPr>
+                <w:rFonts w:asciiTheme="majorHAnsi" w:hAnsiTheme="majorHAnsi" w:cstheme="majorHAnsi"/>
+                <w:sz w:val="22"/>
+              </w:rPr>
+            </w:pPr>
+            <w:r>
+              <w:rPr>
+                <w:rFonts w:asciiTheme="majorHAnsi" w:hAnsiTheme="majorHAnsi" w:cstheme="majorHAnsi"/>
+                <w:sz w:val="22"/>
+              </w:rPr>
+              <w:t>ざいじゅうする</w:t>
+            </w:r>
+          </w:p>
+        </w:tc>
+        <w:tc>
+          <w:tcPr>
+            <w:tcW w:w="2022" w:type="dxa"/>
+            <w:tcMar>
+              <w:top w:w="72" w:type="dxa"/>
+              <w:left w:w="115" w:type="dxa"/>
+              <w:bottom w:w="72" w:type="dxa"/>
+              <w:right w:w="115" w:type="dxa"/>
+            </w:tcMar>
+            <w:vAlign w:val="center"/>
+          </w:tcPr>
+          <w:p>
+            <w:pPr>
+              <w:jc w:val="center"/>
+              <w:rPr>
+                <w:rFonts w:asciiTheme="majorHAnsi" w:hAnsiTheme="majorHAnsi" w:cstheme="majorHAnsi"/>
+                <w:sz w:val="22"/>
+              </w:rPr>
+            </w:pPr>
+            <w:r>
+              <w:rPr>
+                <w:rFonts w:asciiTheme="majorHAnsi" w:hAnsiTheme="majorHAnsi" w:cstheme="majorHAnsi"/>
+                <w:sz w:val="22"/>
+              </w:rPr>
+              <w:t>đ</w:t>
+            </w:r>
+            <w:r>
+              <w:rPr>
+                <w:rFonts w:asciiTheme="majorHAnsi" w:hAnsiTheme="majorHAnsi" w:cstheme="majorHAnsi"/>
+                <w:sz w:val="22"/>
+              </w:rPr>
+              <w:t>ang cư trú, đang sinh sống</w:t>
+            </w:r>
+          </w:p>
+        </w:tc>
+      </w:tr>
+      <w:tr>
+        <w:tc>
+          <w:tcPr>
+            <w:tcW w:w="1139" w:type="dxa"/>
+            <w:tcMar>
+              <w:top w:w="72" w:type="dxa"/>
+              <w:left w:w="115" w:type="dxa"/>
+              <w:bottom w:w="72" w:type="dxa"/>
+              <w:right w:w="115" w:type="dxa"/>
+            </w:tcMar>
+            <w:vAlign w:val="center"/>
+          </w:tcPr>
+          <w:p>
+            <w:pPr>
+              <w:jc w:val="center"/>
+              <w:rPr>
+                <w:rFonts w:asciiTheme="majorHAnsi" w:hAnsiTheme="majorHAnsi" w:cstheme="majorHAnsi"/>
+                <w:b/>
+                <w:bCs/>
+                <w:sz w:val="22"/>
+              </w:rPr>
+            </w:pPr>
+            <w:r>
+              <w:rPr>
+                <w:rFonts w:asciiTheme="majorHAnsi" w:hAnsiTheme="majorHAnsi" w:cstheme="majorHAnsi"/>
+                <w:b/>
+                <w:bCs/>
+                <w:sz w:val="22"/>
+              </w:rPr>
+              <w:t>駐車</w:t>
+            </w:r>
+          </w:p>
+        </w:tc>
+        <w:tc>
+          <w:tcPr>
+            <w:tcW w:w="1578" w:type="dxa"/>
+            <w:tcMar>
+              <w:top w:w="72" w:type="dxa"/>
+              <w:left w:w="115" w:type="dxa"/>
+              <w:bottom w:w="72" w:type="dxa"/>
+              <w:right w:w="115" w:type="dxa"/>
+            </w:tcMar>
+            <w:vAlign w:val="center"/>
+          </w:tcPr>
+          <w:p>
+            <w:pPr>
+              <w:jc w:val="center"/>
+              <w:rPr>
+                <w:rFonts w:asciiTheme="majorHAnsi" w:hAnsiTheme="majorHAnsi" w:cstheme="majorHAnsi"/>
+                <w:sz w:val="22"/>
+              </w:rPr>
+            </w:pPr>
+            <w:r>
+              <w:rPr>
+                <w:rFonts w:asciiTheme="majorHAnsi" w:hAnsiTheme="majorHAnsi" w:cstheme="majorHAnsi"/>
+                <w:sz w:val="22"/>
+              </w:rPr>
+              <w:t>ちゅうしゃ</w:t>
+            </w:r>
+          </w:p>
+        </w:tc>
+        <w:tc>
+          <w:tcPr>
+            <w:tcW w:w="2022" w:type="dxa"/>
+            <w:tcMar>
+              <w:top w:w="72" w:type="dxa"/>
+              <w:left w:w="115" w:type="dxa"/>
+              <w:bottom w:w="72" w:type="dxa"/>
+              <w:right w:w="115" w:type="dxa"/>
+            </w:tcMar>
+            <w:vAlign w:val="center"/>
+          </w:tcPr>
+          <w:p>
+            <w:pPr>
+              <w:jc w:val="center"/>
+              <w:rPr>
+                <w:rFonts w:asciiTheme="majorHAnsi" w:hAnsiTheme="majorHAnsi" w:cstheme="majorHAnsi"/>
+                <w:sz w:val="22"/>
+              </w:rPr>
+            </w:pPr>
+            <w:r>
+              <w:rPr>
+                <w:rFonts w:asciiTheme="majorHAnsi" w:hAnsiTheme="majorHAnsi" w:cstheme="majorHAnsi"/>
+                <w:sz w:val="22"/>
+              </w:rPr>
+              <w:t>đ</w:t>
+            </w:r>
+            <w:r>
+              <w:rPr>
+                <w:rFonts w:asciiTheme="majorHAnsi" w:hAnsiTheme="majorHAnsi" w:cstheme="majorHAnsi"/>
+                <w:sz w:val="22"/>
+              </w:rPr>
+              <w:t>ỗ xe</w:t>
+            </w:r>
+          </w:p>
+        </w:tc>
+      </w:tr>
+      <w:tr>
+        <w:tc>
+          <w:tcPr>
+            <w:tcW w:w="1139" w:type="dxa"/>
+            <w:tcMar>
+              <w:top w:w="72" w:type="dxa"/>
+              <w:left w:w="115" w:type="dxa"/>
+              <w:bottom w:w="72" w:type="dxa"/>
+              <w:right w:w="115" w:type="dxa"/>
+            </w:tcMar>
+            <w:vAlign w:val="center"/>
+          </w:tcPr>
+          <w:p>
+            <w:pPr>
+              <w:jc w:val="center"/>
+              <w:rPr>
+                <w:rFonts w:asciiTheme="majorHAnsi" w:hAnsiTheme="majorHAnsi" w:cstheme="majorHAnsi"/>
+                <w:b/>
+                <w:bCs/>
+                <w:sz w:val="22"/>
+              </w:rPr>
+            </w:pPr>
+            <w:r>
+              <w:rPr>
+                <w:rFonts w:asciiTheme="majorHAnsi" w:hAnsiTheme="majorHAnsi" w:cstheme="majorHAnsi"/>
+                <w:b/>
+                <w:bCs/>
+                <w:sz w:val="22"/>
+              </w:rPr>
+              <w:t>看板</w:t>
+            </w:r>
+          </w:p>
+        </w:tc>
+        <w:tc>
+          <w:tcPr>
+            <w:tcW w:w="1578" w:type="dxa"/>
+            <w:tcMar>
+              <w:top w:w="72" w:type="dxa"/>
+              <w:left w:w="115" w:type="dxa"/>
+              <w:bottom w:w="72" w:type="dxa"/>
+              <w:right w:w="115" w:type="dxa"/>
+            </w:tcMar>
+            <w:vAlign w:val="center"/>
+          </w:tcPr>
+          <w:p>
+            <w:pPr>
+              <w:jc w:val="center"/>
+              <w:rPr>
+                <w:rFonts w:asciiTheme="majorHAnsi" w:hAnsiTheme="majorHAnsi" w:cstheme="majorHAnsi"/>
+                <w:sz w:val="22"/>
+              </w:rPr>
+            </w:pPr>
+            <w:r>
+              <w:rPr>
+                <w:rFonts w:asciiTheme="majorHAnsi" w:hAnsiTheme="majorHAnsi" w:cstheme="majorHAnsi"/>
+                <w:sz w:val="22"/>
+              </w:rPr>
+              <w:t>かんばん</w:t>
+            </w:r>
+          </w:p>
+        </w:tc>
+        <w:tc>
+          <w:tcPr>
+            <w:tcW w:w="2022" w:type="dxa"/>
+            <w:tcMar>
+              <w:top w:w="72" w:type="dxa"/>
+              <w:left w:w="115" w:type="dxa"/>
+              <w:bottom w:w="72" w:type="dxa"/>
+              <w:right w:w="115" w:type="dxa"/>
+            </w:tcMar>
+            <w:vAlign w:val="center"/>
+          </w:tcPr>
+          <w:p>
+            <w:pPr>
+              <w:jc w:val="center"/>
+              <w:rPr>
+                <w:rFonts w:asciiTheme="majorHAnsi" w:hAnsiTheme="majorHAnsi" w:cstheme="majorHAnsi"/>
+                <w:sz w:val="22"/>
+              </w:rPr>
+            </w:pPr>
+            <w:r>
+              <w:rPr>
+                <w:rFonts w:asciiTheme="majorHAnsi" w:hAnsiTheme="majorHAnsi" w:cstheme="majorHAnsi"/>
+                <w:sz w:val="22"/>
+              </w:rPr>
+              <w:t>bảng hiệu, biển quảng cáo</w:t>
+            </w:r>
+          </w:p>
+        </w:tc>
+      </w:tr>
+    </w:tbl>
+    <w:p>
+      <w:pPr>
+        <w:rPr>
+          <w:b/>
+          <w:bCs/>
+          <w:color w:val="EE0000"/>
+          <w:sz w:val="24"/>
+          <w:szCs w:val="21"/>
+        </w:rPr>
+        <w:sectPr>
+          <w:type w:val="continuous"/>
+          <w:pgSz w:w="11906" w:h="16838"/>
+          <w:pgMar w:top="850" w:right="850" w:bottom="850" w:left="850" w:header="706" w:footer="706" w:gutter="0"/>
+          <w:cols w:num="2" w:space="708"/>
+          <w:docGrid w:linePitch="381"/>
+        </w:sectPr>
+      </w:pPr>
+    </w:p>
+    <w:p>
+      <w:pPr>
+        <w:rPr>
+          <w:b/>
+          <w:bCs/>
+          <w:color w:val="EE0000"/>
+          <w:sz w:val="24"/>
+          <w:szCs w:val="21"/>
+          <w:lang w:val="en-US"/>
+        </w:rPr>
+      </w:pPr>
+      <w:r>
+        <w:rPr>
+          <w:b/>
+          <w:bCs/>
+          <w:color w:val="EE0000"/>
+          <w:sz w:val="24"/>
+          <w:szCs w:val="21"/>
+          <w:u w:val="single"/>
+          <w:lang w:val="en-US"/>
+        </w:rPr>
+        <w:t xml:space="preserve">Part </w:t>
+      </w:r>
+      <w:r>
+        <w:rPr>
+          <w:rFonts w:hint="eastAsia"/>
+          <w:b/>
+          <w:bCs/>
+          <w:color w:val="EE0000"/>
+          <w:sz w:val="24"/>
+          <w:szCs w:val="21"/>
+          <w:u w:val="single"/>
+          <w:lang w:val="en-US"/>
+        </w:rPr>
+        <w:t>4</w:t>
+      </w:r>
+      <w:r>
+        <w:rPr>
+          <w:b/>
+          <w:bCs/>
+          <w:color w:val="EE0000"/>
+          <w:sz w:val="24"/>
+          <w:szCs w:val="21"/>
+          <w:lang w:val="en-US"/>
+        </w:rPr>
+        <w:t>:</w:t>
+      </w:r>
+    </w:p>
+    <w:p>
+      <w:pPr>
+        <w:jc w:val="center"/>
+        <w:rPr>
+          <w:rFonts w:asciiTheme="majorHAnsi" w:hAnsiTheme="majorHAnsi" w:cstheme="majorHAnsi"/>
+          <w:b/>
+          <w:bCs/>
+          <w:sz w:val="22"/>
+          <w:lang w:val="en-US"/>
+        </w:rPr>
+        <w:sectPr>
+          <w:type w:val="continuous"/>
+          <w:pgSz w:w="11906" w:h="16838"/>
+          <w:pgMar w:top="850" w:right="850" w:bottom="850" w:left="850" w:header="706" w:footer="706" w:gutter="0"/>
+          <w:cols w:space="708"/>
+          <w:docGrid w:linePitch="381"/>
+        </w:sectPr>
+      </w:pPr>
+    </w:p>
+    <w:tbl>
+      <w:tblPr>
+        <w:tblStyle w:val="TableGrid"/>
+        <w:tblW w:w="0" w:type="auto"/>
+        <w:tblLook w:val="04A0" w:firstRow="1" w:lastRow="0" w:firstColumn="1" w:lastColumn="0" w:noHBand="0" w:noVBand="1"/>
+      </w:tblPr>
+      <w:tblGrid>
+        <w:gridCol w:w="1139"/>
+        <w:gridCol w:w="1578"/>
+        <w:gridCol w:w="2022"/>
+      </w:tblGrid>
+      <w:tr>
+        <w:tc>
+          <w:tcPr>
+            <w:tcW w:w="1139" w:type="dxa"/>
+            <w:tcMar>
+              <w:top w:w="72" w:type="dxa"/>
+              <w:left w:w="115" w:type="dxa"/>
+              <w:bottom w:w="72" w:type="dxa"/>
+              <w:right w:w="115" w:type="dxa"/>
+            </w:tcMar>
+            <w:vAlign w:val="center"/>
+          </w:tcPr>
+          <w:p>
+            <w:pPr>
+              <w:jc w:val="center"/>
+              <w:rPr>
+                <w:rFonts w:asciiTheme="majorHAnsi" w:hAnsiTheme="majorHAnsi" w:cstheme="majorHAnsi"/>
+                <w:b/>
+                <w:bCs/>
+                <w:sz w:val="22"/>
+                <w:lang w:val="en-US"/>
+              </w:rPr>
+            </w:pPr>
+            <w:r>
+              <w:rPr>
+                <w:rFonts w:asciiTheme="majorHAnsi" w:hAnsiTheme="majorHAnsi" w:cstheme="majorHAnsi" w:hint="eastAsia"/>
+                <w:b/>
+                <w:bCs/>
+                <w:sz w:val="22"/>
+                <w:lang w:val="en-US"/>
+              </w:rPr>
+              <w:t>試着</w:t>
+            </w:r>
+          </w:p>
+        </w:tc>
+        <w:tc>
+          <w:tcPr>
+            <w:tcW w:w="1578" w:type="dxa"/>
+            <w:tcMar>
+              <w:top w:w="72" w:type="dxa"/>
+              <w:left w:w="115" w:type="dxa"/>
+              <w:bottom w:w="72" w:type="dxa"/>
+              <w:right w:w="115" w:type="dxa"/>
+            </w:tcMar>
+            <w:vAlign w:val="center"/>
+          </w:tcPr>
+          <w:p>
+            <w:pPr>
+              <w:jc w:val="center"/>
+              <w:rPr>
+                <w:rFonts w:asciiTheme="majorHAnsi" w:hAnsiTheme="majorHAnsi" w:cstheme="majorHAnsi"/>
+                <w:sz w:val="22"/>
+                <w:lang w:val="en-US"/>
+              </w:rPr>
+            </w:pPr>
+            <w:r>
+              <w:rPr>
+                <w:rFonts w:asciiTheme="majorHAnsi" w:hAnsiTheme="majorHAnsi" w:cstheme="majorHAnsi" w:hint="eastAsia"/>
+                <w:sz w:val="22"/>
+              </w:rPr>
+              <w:t>しちゃく</w:t>
+            </w:r>
+          </w:p>
+        </w:tc>
+        <w:tc>
+          <w:tcPr>
+            <w:tcW w:w="2022" w:type="dxa"/>
+            <w:tcMar>
+              <w:top w:w="72" w:type="dxa"/>
+              <w:left w:w="115" w:type="dxa"/>
+              <w:bottom w:w="72" w:type="dxa"/>
+              <w:right w:w="115" w:type="dxa"/>
+            </w:tcMar>
+            <w:vAlign w:val="center"/>
+          </w:tcPr>
+          <w:p>
+            <w:pPr>
+              <w:jc w:val="center"/>
+              <w:rPr>
+                <w:rFonts w:asciiTheme="majorHAnsi" w:hAnsiTheme="majorHAnsi" w:cstheme="majorHAnsi" w:hint="eastAsia"/>
+                <w:sz w:val="22"/>
+                <w:lang w:val="en-US"/>
+              </w:rPr>
+            </w:pPr>
+            <w:r>
+              <w:rPr>
+                <w:rFonts w:asciiTheme="majorHAnsi" w:hAnsiTheme="majorHAnsi" w:cstheme="majorHAnsi"/>
+                <w:sz w:val="22"/>
+                <w:lang w:val="en-US"/>
+              </w:rPr>
+              <w:t>thử đồ (quần áo)</w:t>
+            </w:r>
+          </w:p>
+        </w:tc>
+      </w:tr>
+      <w:tr>
+        <w:tc>
+          <w:tcPr>
+            <w:tcW w:w="1139" w:type="dxa"/>
+            <w:tcMar>
+              <w:top w:w="72" w:type="dxa"/>
+              <w:left w:w="115" w:type="dxa"/>
+              <w:bottom w:w="72" w:type="dxa"/>
+              <w:right w:w="115" w:type="dxa"/>
+            </w:tcMar>
+            <w:vAlign w:val="center"/>
+          </w:tcPr>
+          <w:p>
+            <w:pPr>
+              <w:jc w:val="center"/>
+              <w:rPr>
+                <w:rFonts w:asciiTheme="majorHAnsi" w:hAnsiTheme="majorHAnsi" w:cstheme="majorHAnsi"/>
+                <w:b/>
+                <w:bCs/>
+                <w:sz w:val="22"/>
+                <w:lang w:val="en-US"/>
+              </w:rPr>
+            </w:pPr>
+            <w:r>
+              <w:rPr>
+                <w:rFonts w:asciiTheme="majorHAnsi" w:hAnsiTheme="majorHAnsi" w:cstheme="majorHAnsi" w:hint="eastAsia"/>
+                <w:b/>
+                <w:bCs/>
+                <w:sz w:val="22"/>
+                <w:lang w:val="en-US"/>
+              </w:rPr>
+              <w:t>到着</w:t>
+            </w:r>
+          </w:p>
+        </w:tc>
+        <w:tc>
+          <w:tcPr>
+            <w:tcW w:w="1578" w:type="dxa"/>
+            <w:tcMar>
+              <w:top w:w="72" w:type="dxa"/>
+              <w:left w:w="115" w:type="dxa"/>
+              <w:bottom w:w="72" w:type="dxa"/>
+              <w:right w:w="115" w:type="dxa"/>
+            </w:tcMar>
+            <w:vAlign w:val="center"/>
+          </w:tcPr>
+          <w:p>
+            <w:pPr>
+              <w:jc w:val="center"/>
+              <w:rPr>
+                <w:rFonts w:asciiTheme="majorHAnsi" w:hAnsiTheme="majorHAnsi" w:cstheme="majorHAnsi"/>
+                <w:sz w:val="22"/>
+                <w:lang w:val="en-US"/>
+              </w:rPr>
+            </w:pPr>
+            <w:r>
+              <w:rPr>
+                <w:rFonts w:asciiTheme="majorHAnsi" w:hAnsiTheme="majorHAnsi" w:cstheme="majorHAnsi" w:hint="eastAsia"/>
+                <w:sz w:val="22"/>
+              </w:rPr>
+              <w:t>とうちゃく</w:t>
+            </w:r>
+          </w:p>
+        </w:tc>
+        <w:tc>
+          <w:tcPr>
+            <w:tcW w:w="2022" w:type="dxa"/>
+            <w:tcMar>
+              <w:top w:w="72" w:type="dxa"/>
+              <w:left w:w="115" w:type="dxa"/>
+              <w:bottom w:w="72" w:type="dxa"/>
+              <w:right w:w="115" w:type="dxa"/>
+            </w:tcMar>
+            <w:vAlign w:val="center"/>
+          </w:tcPr>
+          <w:p>
+            <w:pPr>
+              <w:jc w:val="center"/>
+              <w:rPr>
+                <w:rFonts w:asciiTheme="majorHAnsi" w:hAnsiTheme="majorHAnsi" w:cstheme="majorHAnsi"/>
+                <w:sz w:val="22"/>
+                <w:lang w:val="en-US"/>
+              </w:rPr>
+            </w:pPr>
+            <w:r>
+              <w:rPr>
+                <w:rFonts w:asciiTheme="majorHAnsi" w:hAnsiTheme="majorHAnsi" w:cstheme="majorHAnsi"/>
+                <w:sz w:val="22"/>
+                <w:lang w:val="en-US"/>
+              </w:rPr>
+              <w:t>đến</w:t>
+            </w:r>
+          </w:p>
+        </w:tc>
+      </w:tr>
+      <w:tr>
+        <w:tc>
+          <w:tcPr>
+            <w:tcW w:w="1139" w:type="dxa"/>
+            <w:tcMar>
+              <w:top w:w="72" w:type="dxa"/>
+              <w:left w:w="115" w:type="dxa"/>
+              <w:bottom w:w="72" w:type="dxa"/>
+              <w:right w:w="115" w:type="dxa"/>
+            </w:tcMar>
+            <w:vAlign w:val="center"/>
+          </w:tcPr>
+          <w:p>
+            <w:pPr>
+              <w:jc w:val="center"/>
+              <w:rPr>
+                <w:rFonts w:asciiTheme="majorHAnsi" w:hAnsiTheme="majorHAnsi" w:cstheme="majorHAnsi"/>
+                <w:b/>
+                <w:bCs/>
+                <w:sz w:val="22"/>
+                <w:lang w:val="en-US"/>
+              </w:rPr>
+            </w:pPr>
+            <w:r>
+              <w:rPr>
+                <w:rFonts w:asciiTheme="majorHAnsi" w:hAnsiTheme="majorHAnsi" w:cstheme="majorHAnsi" w:hint="eastAsia"/>
+                <w:b/>
+                <w:bCs/>
+                <w:sz w:val="22"/>
+              </w:rPr>
+              <w:t>先着</w:t>
+            </w:r>
+          </w:p>
+        </w:tc>
+        <w:tc>
+          <w:tcPr>
+            <w:tcW w:w="1578" w:type="dxa"/>
+            <w:tcMar>
+              <w:top w:w="72" w:type="dxa"/>
+              <w:left w:w="115" w:type="dxa"/>
+              <w:bottom w:w="72" w:type="dxa"/>
+              <w:right w:w="115" w:type="dxa"/>
+            </w:tcMar>
+            <w:vAlign w:val="center"/>
+          </w:tcPr>
+          <w:p>
+            <w:pPr>
+              <w:jc w:val="center"/>
+              <w:rPr>
+                <w:rFonts w:asciiTheme="majorHAnsi" w:hAnsiTheme="majorHAnsi" w:cstheme="majorHAnsi"/>
+                <w:sz w:val="22"/>
+                <w:lang w:val="en-US"/>
+              </w:rPr>
+            </w:pPr>
+            <w:r>
+              <w:rPr>
+                <w:rFonts w:asciiTheme="majorHAnsi" w:hAnsiTheme="majorHAnsi" w:cstheme="majorHAnsi" w:hint="eastAsia"/>
+                <w:sz w:val="22"/>
+              </w:rPr>
+              <w:t>せんちゃく</w:t>
+            </w:r>
+          </w:p>
+        </w:tc>
+        <w:tc>
+          <w:tcPr>
+            <w:tcW w:w="2022" w:type="dxa"/>
+            <w:tcMar>
+              <w:top w:w="72" w:type="dxa"/>
+              <w:left w:w="115" w:type="dxa"/>
+              <w:bottom w:w="72" w:type="dxa"/>
+              <w:right w:w="115" w:type="dxa"/>
+            </w:tcMar>
+            <w:vAlign w:val="center"/>
+          </w:tcPr>
+          <w:p>
+            <w:pPr>
+              <w:jc w:val="center"/>
+              <w:rPr>
+                <w:rFonts w:asciiTheme="majorHAnsi" w:hAnsiTheme="majorHAnsi" w:cstheme="majorHAnsi"/>
+                <w:sz w:val="22"/>
+                <w:lang w:val="en-US"/>
+              </w:rPr>
+            </w:pPr>
+            <w:r>
+              <w:rPr>
+                <w:rFonts w:asciiTheme="majorHAnsi" w:hAnsiTheme="majorHAnsi" w:cstheme="majorHAnsi"/>
+                <w:sz w:val="22"/>
+                <w:lang w:val="en-US"/>
+              </w:rPr>
+              <w:t>ưu tiên, đến trước</w:t>
+            </w:r>
+          </w:p>
+        </w:tc>
+      </w:tr>
+      <w:tr>
+        <w:tc>
+          <w:tcPr>
+            <w:tcW w:w="1139" w:type="dxa"/>
+            <w:tcMar>
+              <w:top w:w="72" w:type="dxa"/>
+              <w:left w:w="115" w:type="dxa"/>
+              <w:bottom w:w="72" w:type="dxa"/>
+              <w:right w:w="115" w:type="dxa"/>
+            </w:tcMar>
+            <w:vAlign w:val="center"/>
+          </w:tcPr>
+          <w:p>
+            <w:pPr>
+              <w:jc w:val="center"/>
+              <w:rPr>
+                <w:rFonts w:asciiTheme="majorHAnsi" w:hAnsiTheme="majorHAnsi" w:cstheme="majorHAnsi"/>
+                <w:b/>
+                <w:bCs/>
+                <w:sz w:val="22"/>
+                <w:lang w:val="en-US"/>
+              </w:rPr>
+            </w:pPr>
+            <w:r>
+              <w:rPr>
+                <w:rFonts w:asciiTheme="majorHAnsi" w:hAnsiTheme="majorHAnsi" w:cstheme="majorHAnsi" w:hint="eastAsia"/>
+                <w:b/>
+                <w:bCs/>
+                <w:sz w:val="22"/>
+              </w:rPr>
+              <w:t>着る</w:t>
+            </w:r>
+          </w:p>
+        </w:tc>
+        <w:tc>
+          <w:tcPr>
+            <w:tcW w:w="1578" w:type="dxa"/>
+            <w:tcMar>
+              <w:top w:w="72" w:type="dxa"/>
+              <w:left w:w="115" w:type="dxa"/>
+              <w:bottom w:w="72" w:type="dxa"/>
+              <w:right w:w="115" w:type="dxa"/>
+            </w:tcMar>
+            <w:vAlign w:val="center"/>
+          </w:tcPr>
+          <w:p>
+            <w:pPr>
+              <w:jc w:val="center"/>
+              <w:rPr>
+                <w:rFonts w:asciiTheme="majorHAnsi" w:hAnsiTheme="majorHAnsi" w:cstheme="majorHAnsi"/>
+                <w:sz w:val="22"/>
+                <w:lang w:val="en-US"/>
+              </w:rPr>
+            </w:pPr>
+            <w:r>
+              <w:rPr>
+                <w:rFonts w:asciiTheme="majorHAnsi" w:hAnsiTheme="majorHAnsi" w:cstheme="majorHAnsi" w:hint="eastAsia"/>
+                <w:sz w:val="22"/>
+              </w:rPr>
+              <w:t>きる</w:t>
+            </w:r>
+          </w:p>
+        </w:tc>
+        <w:tc>
+          <w:tcPr>
+            <w:tcW w:w="2022" w:type="dxa"/>
+            <w:tcMar>
+              <w:top w:w="72" w:type="dxa"/>
+              <w:left w:w="115" w:type="dxa"/>
+              <w:bottom w:w="72" w:type="dxa"/>
+              <w:right w:w="115" w:type="dxa"/>
+            </w:tcMar>
+            <w:vAlign w:val="center"/>
+          </w:tcPr>
+          <w:p>
+            <w:pPr>
+              <w:jc w:val="center"/>
+              <w:rPr>
+                <w:rFonts w:asciiTheme="majorHAnsi" w:hAnsiTheme="majorHAnsi" w:cstheme="majorHAnsi"/>
+                <w:sz w:val="22"/>
+                <w:lang w:val="en-US"/>
+              </w:rPr>
+            </w:pPr>
+            <w:r>
+              <w:rPr>
+                <w:rFonts w:asciiTheme="majorHAnsi" w:hAnsiTheme="majorHAnsi" w:cstheme="majorHAnsi"/>
+                <w:sz w:val="22"/>
+                <w:lang w:val="en-US"/>
+              </w:rPr>
+              <w:t>mặc (quần áo)</w:t>
+            </w:r>
+          </w:p>
+        </w:tc>
+      </w:tr>
+      <w:tr>
+        <w:tc>
+          <w:tcPr>
+            <w:tcW w:w="1139" w:type="dxa"/>
+            <w:tcMar>
+              <w:top w:w="72" w:type="dxa"/>
+              <w:left w:w="115" w:type="dxa"/>
+              <w:bottom w:w="72" w:type="dxa"/>
+              <w:right w:w="115" w:type="dxa"/>
+            </w:tcMar>
+            <w:vAlign w:val="center"/>
+          </w:tcPr>
+          <w:p>
+            <w:pPr>
+              <w:jc w:val="center"/>
+              <w:rPr>
+                <w:rFonts w:asciiTheme="majorHAnsi" w:hAnsiTheme="majorHAnsi" w:cstheme="majorHAnsi"/>
+                <w:b/>
+                <w:bCs/>
+                <w:sz w:val="22"/>
+                <w:lang w:val="en-US"/>
+              </w:rPr>
+            </w:pPr>
+            <w:r>
+              <w:rPr>
+                <w:rFonts w:asciiTheme="majorHAnsi" w:hAnsiTheme="majorHAnsi" w:cstheme="majorHAnsi" w:hint="eastAsia"/>
+                <w:b/>
+                <w:bCs/>
+                <w:sz w:val="22"/>
+              </w:rPr>
+              <w:t>着く</w:t>
+            </w:r>
+          </w:p>
+        </w:tc>
+        <w:tc>
+          <w:tcPr>
+            <w:tcW w:w="1578" w:type="dxa"/>
+            <w:tcMar>
+              <w:top w:w="72" w:type="dxa"/>
+              <w:left w:w="115" w:type="dxa"/>
+              <w:bottom w:w="72" w:type="dxa"/>
+              <w:right w:w="115" w:type="dxa"/>
+            </w:tcMar>
+            <w:vAlign w:val="center"/>
+          </w:tcPr>
+          <w:p>
+            <w:pPr>
+              <w:jc w:val="center"/>
+              <w:rPr>
+                <w:rFonts w:asciiTheme="majorHAnsi" w:hAnsiTheme="majorHAnsi" w:cstheme="majorHAnsi"/>
+                <w:sz w:val="22"/>
+                <w:lang w:val="en-US"/>
+              </w:rPr>
+            </w:pPr>
+            <w:r>
+              <w:rPr>
+                <w:rFonts w:asciiTheme="majorHAnsi" w:hAnsiTheme="majorHAnsi" w:cstheme="majorHAnsi" w:hint="eastAsia"/>
+                <w:sz w:val="22"/>
+              </w:rPr>
+              <w:t>つく</w:t>
+            </w:r>
+          </w:p>
+        </w:tc>
+        <w:tc>
+          <w:tcPr>
+            <w:tcW w:w="2022" w:type="dxa"/>
+            <w:tcMar>
+              <w:top w:w="72" w:type="dxa"/>
+              <w:left w:w="115" w:type="dxa"/>
+              <w:bottom w:w="72" w:type="dxa"/>
+              <w:right w:w="115" w:type="dxa"/>
+            </w:tcMar>
+            <w:vAlign w:val="center"/>
+          </w:tcPr>
+          <w:p>
+            <w:pPr>
+              <w:jc w:val="center"/>
+              <w:rPr>
+                <w:rFonts w:asciiTheme="majorHAnsi" w:hAnsiTheme="majorHAnsi" w:cstheme="majorHAnsi"/>
+                <w:sz w:val="22"/>
+                <w:lang w:val="en-US"/>
+              </w:rPr>
+            </w:pPr>
+            <w:r>
+              <w:rPr>
+                <w:rFonts w:asciiTheme="majorHAnsi" w:hAnsiTheme="majorHAnsi" w:cstheme="majorHAnsi"/>
+                <w:sz w:val="22"/>
+                <w:lang w:val="en-US"/>
+              </w:rPr>
+              <w:t>đến</w:t>
+            </w:r>
+          </w:p>
+        </w:tc>
+      </w:tr>
+      <w:tr>
+        <w:tc>
+          <w:tcPr>
+            <w:tcW w:w="1139" w:type="dxa"/>
+            <w:tcMar>
+              <w:top w:w="72" w:type="dxa"/>
+              <w:left w:w="115" w:type="dxa"/>
+              <w:bottom w:w="72" w:type="dxa"/>
+              <w:right w:w="115" w:type="dxa"/>
+            </w:tcMar>
+            <w:vAlign w:val="center"/>
+          </w:tcPr>
+          <w:p>
+            <w:pPr>
+              <w:jc w:val="center"/>
+              <w:rPr>
+                <w:rFonts w:asciiTheme="majorHAnsi" w:hAnsiTheme="majorHAnsi" w:cstheme="majorHAnsi" w:hint="eastAsia"/>
+                <w:b/>
+                <w:bCs/>
+                <w:sz w:val="22"/>
+                <w:lang w:val="en-US"/>
+              </w:rPr>
+            </w:pPr>
+            <w:r>
+              <w:rPr>
+                <w:rFonts w:asciiTheme="majorHAnsi" w:hAnsiTheme="majorHAnsi" w:cstheme="majorHAnsi" w:hint="eastAsia"/>
+                <w:b/>
+                <w:bCs/>
+                <w:sz w:val="22"/>
+                <w:lang w:val="en-US"/>
+              </w:rPr>
+              <w:t>裾</w:t>
+            </w:r>
+          </w:p>
+        </w:tc>
+        <w:tc>
+          <w:tcPr>
+            <w:tcW w:w="1578" w:type="dxa"/>
+            <w:tcMar>
+              <w:top w:w="72" w:type="dxa"/>
+              <w:left w:w="115" w:type="dxa"/>
+              <w:bottom w:w="72" w:type="dxa"/>
+              <w:right w:w="115" w:type="dxa"/>
+            </w:tcMar>
+            <w:vAlign w:val="center"/>
+          </w:tcPr>
+          <w:p>
+            <w:pPr>
+              <w:jc w:val="center"/>
+              <w:rPr>
+                <w:rFonts w:asciiTheme="majorHAnsi" w:hAnsiTheme="majorHAnsi" w:cstheme="majorHAnsi" w:hint="eastAsia"/>
+                <w:sz w:val="22"/>
+                <w:lang w:val="en-US"/>
+              </w:rPr>
+            </w:pPr>
+            <w:r>
+              <w:rPr>
+                <w:rFonts w:asciiTheme="majorHAnsi" w:hAnsiTheme="majorHAnsi" w:cstheme="majorHAnsi" w:hint="eastAsia"/>
+                <w:sz w:val="22"/>
+                <w:lang w:val="en-US"/>
+              </w:rPr>
+              <w:t>すそ</w:t>
+            </w:r>
+          </w:p>
+        </w:tc>
+        <w:tc>
+          <w:tcPr>
+            <w:tcW w:w="2022" w:type="dxa"/>
+            <w:tcMar>
+              <w:top w:w="72" w:type="dxa"/>
+              <w:left w:w="115" w:type="dxa"/>
+              <w:bottom w:w="72" w:type="dxa"/>
+              <w:right w:w="115" w:type="dxa"/>
+            </w:tcMar>
+            <w:vAlign w:val="center"/>
+          </w:tcPr>
+          <w:p>
+            <w:pPr>
+              <w:jc w:val="center"/>
+              <w:rPr>
+                <w:rFonts w:asciiTheme="majorHAnsi" w:hAnsiTheme="majorHAnsi" w:cstheme="majorHAnsi"/>
+                <w:sz w:val="22"/>
+                <w:lang w:val="en-US"/>
+              </w:rPr>
+            </w:pPr>
+            <w:r>
+              <w:rPr>
+                <w:rFonts w:asciiTheme="majorHAnsi" w:hAnsiTheme="majorHAnsi" w:cstheme="majorHAnsi"/>
+                <w:sz w:val="22"/>
+                <w:lang w:val="en-US"/>
+              </w:rPr>
+              <w:t>gấu áo</w:t>
+            </w:r>
+          </w:p>
+        </w:tc>
+      </w:tr>
+      <w:tr>
+        <w:tc>
+          <w:tcPr>
+            <w:tcW w:w="1139" w:type="dxa"/>
+            <w:tcMar>
+              <w:top w:w="72" w:type="dxa"/>
+              <w:left w:w="115" w:type="dxa"/>
+              <w:bottom w:w="72" w:type="dxa"/>
+              <w:right w:w="115" w:type="dxa"/>
+            </w:tcMar>
+            <w:vAlign w:val="center"/>
+          </w:tcPr>
+          <w:p>
+            <w:pPr>
+              <w:jc w:val="center"/>
+              <w:rPr>
+                <w:rFonts w:asciiTheme="majorHAnsi" w:hAnsiTheme="majorHAnsi" w:cstheme="majorHAnsi" w:hint="eastAsia"/>
+                <w:b/>
+                <w:bCs/>
+                <w:sz w:val="22"/>
+                <w:lang w:val="en-US"/>
+              </w:rPr>
+            </w:pPr>
+            <w:r>
+              <w:rPr>
+                <w:rFonts w:asciiTheme="majorHAnsi" w:hAnsiTheme="majorHAnsi" w:cstheme="majorHAnsi" w:hint="eastAsia"/>
+                <w:b/>
+                <w:bCs/>
+                <w:sz w:val="22"/>
+                <w:lang w:val="en-US"/>
+              </w:rPr>
+              <w:t>袖</w:t>
+            </w:r>
+          </w:p>
+        </w:tc>
+        <w:tc>
+          <w:tcPr>
+            <w:tcW w:w="1578" w:type="dxa"/>
+            <w:tcMar>
+              <w:top w:w="72" w:type="dxa"/>
+              <w:left w:w="115" w:type="dxa"/>
+              <w:bottom w:w="72" w:type="dxa"/>
+              <w:right w:w="115" w:type="dxa"/>
+            </w:tcMar>
+            <w:vAlign w:val="center"/>
+          </w:tcPr>
+          <w:p>
+            <w:pPr>
+              <w:jc w:val="center"/>
+              <w:rPr>
+                <w:rFonts w:asciiTheme="majorHAnsi" w:hAnsiTheme="majorHAnsi" w:cstheme="majorHAnsi" w:hint="eastAsia"/>
+                <w:sz w:val="22"/>
+                <w:lang w:val="en-US"/>
+              </w:rPr>
+            </w:pPr>
+            <w:r>
+              <w:rPr>
+                <w:rFonts w:asciiTheme="majorHAnsi" w:hAnsiTheme="majorHAnsi" w:cstheme="majorHAnsi" w:hint="eastAsia"/>
+                <w:sz w:val="22"/>
+                <w:lang w:val="en-US"/>
+              </w:rPr>
+              <w:t>そで</w:t>
+            </w:r>
+          </w:p>
+        </w:tc>
+        <w:tc>
+          <w:tcPr>
+            <w:tcW w:w="2022" w:type="dxa"/>
+            <w:tcMar>
+              <w:top w:w="72" w:type="dxa"/>
+              <w:left w:w="115" w:type="dxa"/>
+              <w:bottom w:w="72" w:type="dxa"/>
+              <w:right w:w="115" w:type="dxa"/>
+            </w:tcMar>
+            <w:vAlign w:val="center"/>
+          </w:tcPr>
+          <w:p>
+            <w:pPr>
+              <w:jc w:val="center"/>
+              <w:rPr>
+                <w:rFonts w:asciiTheme="majorHAnsi" w:hAnsiTheme="majorHAnsi" w:cstheme="majorHAnsi"/>
+                <w:sz w:val="22"/>
+                <w:lang w:val="en-US"/>
+              </w:rPr>
+            </w:pPr>
+            <w:r>
+              <w:rPr>
+                <w:rFonts w:asciiTheme="majorHAnsi" w:hAnsiTheme="majorHAnsi" w:cstheme="majorHAnsi"/>
+                <w:sz w:val="22"/>
+                <w:lang w:val="en-US"/>
+              </w:rPr>
+              <w:t>tay áo</w:t>
+            </w:r>
+          </w:p>
+        </w:tc>
+      </w:tr>
+      <w:tr>
+        <w:tc>
+          <w:tcPr>
+            <w:tcW w:w="1139" w:type="dxa"/>
+            <w:tcMar>
+              <w:top w:w="72" w:type="dxa"/>
+              <w:left w:w="115" w:type="dxa"/>
+              <w:bottom w:w="72" w:type="dxa"/>
+              <w:right w:w="115" w:type="dxa"/>
+            </w:tcMar>
+            <w:vAlign w:val="center"/>
+          </w:tcPr>
+          <w:p>
+            <w:pPr>
+              <w:jc w:val="center"/>
+              <w:rPr>
+                <w:rFonts w:asciiTheme="majorHAnsi" w:hAnsiTheme="majorHAnsi" w:cstheme="majorHAnsi" w:hint="eastAsia"/>
+                <w:b/>
+                <w:bCs/>
+                <w:sz w:val="22"/>
+                <w:lang w:val="en-US"/>
+              </w:rPr>
+            </w:pPr>
+            <w:r>
+              <w:rPr>
+                <w:rFonts w:asciiTheme="majorHAnsi" w:hAnsiTheme="majorHAnsi" w:cstheme="majorHAnsi" w:hint="eastAsia"/>
+                <w:b/>
+                <w:bCs/>
+                <w:sz w:val="22"/>
+                <w:lang w:val="en-US"/>
+              </w:rPr>
+              <w:t>受け取る</w:t>
+            </w:r>
+          </w:p>
+        </w:tc>
+        <w:tc>
+          <w:tcPr>
+            <w:tcW w:w="1578" w:type="dxa"/>
+            <w:tcMar>
+              <w:top w:w="72" w:type="dxa"/>
+              <w:left w:w="115" w:type="dxa"/>
+              <w:bottom w:w="72" w:type="dxa"/>
+              <w:right w:w="115" w:type="dxa"/>
+            </w:tcMar>
+            <w:vAlign w:val="center"/>
+          </w:tcPr>
+          <w:p>
+            <w:pPr>
+              <w:jc w:val="center"/>
+              <w:rPr>
+                <w:rFonts w:asciiTheme="majorHAnsi" w:hAnsiTheme="majorHAnsi" w:cstheme="majorHAnsi" w:hint="eastAsia"/>
+                <w:sz w:val="22"/>
+                <w:lang w:val="en-US"/>
+              </w:rPr>
+            </w:pPr>
+            <w:r>
+              <w:rPr>
+                <w:rFonts w:asciiTheme="majorHAnsi" w:hAnsiTheme="majorHAnsi" w:cstheme="majorHAnsi" w:hint="eastAsia"/>
+                <w:sz w:val="22"/>
+                <w:lang w:val="en-US"/>
+              </w:rPr>
+              <w:t>うけとる</w:t>
+            </w:r>
+          </w:p>
+        </w:tc>
+        <w:tc>
+          <w:tcPr>
+            <w:tcW w:w="2022" w:type="dxa"/>
+            <w:tcMar>
+              <w:top w:w="72" w:type="dxa"/>
+              <w:left w:w="115" w:type="dxa"/>
+              <w:bottom w:w="72" w:type="dxa"/>
+              <w:right w:w="115" w:type="dxa"/>
+            </w:tcMar>
+            <w:vAlign w:val="center"/>
+          </w:tcPr>
+          <w:p>
+            <w:pPr>
+              <w:jc w:val="center"/>
+              <w:rPr>
+                <w:rFonts w:asciiTheme="majorHAnsi" w:hAnsiTheme="majorHAnsi" w:cstheme="majorHAnsi"/>
+                <w:sz w:val="22"/>
+                <w:lang w:val="en-US"/>
+              </w:rPr>
+            </w:pPr>
+            <w:r>
+              <w:rPr>
+                <w:rFonts w:asciiTheme="majorHAnsi" w:hAnsiTheme="majorHAnsi" w:cstheme="majorHAnsi"/>
+                <w:sz w:val="22"/>
+                <w:lang w:val="en-US"/>
+              </w:rPr>
+              <w:t>tiếp thu, thừa nhận</w:t>
+            </w:r>
+          </w:p>
+        </w:tc>
+      </w:tr>
+      <w:tr>
+        <w:tc>
+          <w:tcPr>
+            <w:tcW w:w="1139" w:type="dxa"/>
+            <w:tcMar>
+              <w:top w:w="72" w:type="dxa"/>
+              <w:left w:w="115" w:type="dxa"/>
+              <w:bottom w:w="72" w:type="dxa"/>
+              <w:right w:w="115" w:type="dxa"/>
+            </w:tcMar>
+            <w:vAlign w:val="center"/>
+          </w:tcPr>
+          <w:p>
+            <w:pPr>
+              <w:jc w:val="center"/>
+              <w:rPr>
+                <w:rFonts w:asciiTheme="majorHAnsi" w:hAnsiTheme="majorHAnsi" w:cstheme="majorHAnsi" w:hint="eastAsia"/>
+                <w:b/>
+                <w:bCs/>
+                <w:sz w:val="22"/>
+                <w:lang w:val="en-US"/>
+              </w:rPr>
+            </w:pPr>
+            <w:r>
+              <w:rPr>
+                <w:rFonts w:asciiTheme="majorHAnsi" w:hAnsiTheme="majorHAnsi" w:cstheme="majorHAnsi" w:hint="eastAsia"/>
+                <w:b/>
+                <w:bCs/>
+                <w:sz w:val="22"/>
+                <w:lang w:val="en-US"/>
+              </w:rPr>
+              <w:t>以降</w:t>
+            </w:r>
+          </w:p>
+        </w:tc>
+        <w:tc>
+          <w:tcPr>
+            <w:tcW w:w="1578" w:type="dxa"/>
+            <w:tcMar>
+              <w:top w:w="72" w:type="dxa"/>
+              <w:left w:w="115" w:type="dxa"/>
+              <w:bottom w:w="72" w:type="dxa"/>
+              <w:right w:w="115" w:type="dxa"/>
+            </w:tcMar>
+            <w:vAlign w:val="center"/>
+          </w:tcPr>
+          <w:p>
+            <w:pPr>
+              <w:jc w:val="center"/>
+              <w:rPr>
+                <w:rFonts w:asciiTheme="majorHAnsi" w:hAnsiTheme="majorHAnsi" w:cstheme="majorHAnsi" w:hint="eastAsia"/>
+                <w:sz w:val="22"/>
+                <w:lang w:val="en-US"/>
+              </w:rPr>
+            </w:pPr>
+            <w:r>
+              <w:rPr>
+                <w:rFonts w:asciiTheme="majorHAnsi" w:hAnsiTheme="majorHAnsi" w:cstheme="majorHAnsi" w:hint="eastAsia"/>
+                <w:sz w:val="22"/>
+                <w:lang w:val="en-US"/>
+              </w:rPr>
+              <w:t>いこう</w:t>
+            </w:r>
+          </w:p>
+        </w:tc>
+        <w:tc>
+          <w:tcPr>
+            <w:tcW w:w="2022" w:type="dxa"/>
+            <w:tcMar>
+              <w:top w:w="72" w:type="dxa"/>
+              <w:left w:w="115" w:type="dxa"/>
+              <w:bottom w:w="72" w:type="dxa"/>
+              <w:right w:w="115" w:type="dxa"/>
+            </w:tcMar>
+            <w:vAlign w:val="center"/>
+          </w:tcPr>
+          <w:p>
+            <w:pPr>
+              <w:jc w:val="center"/>
+              <w:rPr>
+                <w:rFonts w:asciiTheme="majorHAnsi" w:hAnsiTheme="majorHAnsi" w:cstheme="majorHAnsi"/>
+                <w:sz w:val="22"/>
+                <w:lang w:val="en-US"/>
+              </w:rPr>
+            </w:pPr>
+            <w:r>
+              <w:rPr>
+                <w:rFonts w:asciiTheme="majorHAnsi" w:hAnsiTheme="majorHAnsi" w:cstheme="majorHAnsi"/>
+                <w:sz w:val="22"/>
+                <w:lang w:val="en-US"/>
+              </w:rPr>
+              <w:t>~ trở đi</w:t>
+            </w:r>
+          </w:p>
+        </w:tc>
+      </w:tr>
+      <w:tr>
+        <w:tc>
+          <w:tcPr>
+            <w:tcW w:w="1139" w:type="dxa"/>
+            <w:tcMar>
+              <w:top w:w="72" w:type="dxa"/>
+              <w:left w:w="115" w:type="dxa"/>
+              <w:bottom w:w="72" w:type="dxa"/>
+              <w:right w:w="115" w:type="dxa"/>
+            </w:tcMar>
+            <w:vAlign w:val="center"/>
+          </w:tcPr>
+          <w:p>
+            <w:pPr>
+              <w:jc w:val="center"/>
+              <w:rPr>
+                <w:rFonts w:asciiTheme="majorHAnsi" w:hAnsiTheme="majorHAnsi" w:cstheme="majorHAnsi" w:hint="eastAsia"/>
+                <w:b/>
+                <w:bCs/>
+                <w:sz w:val="22"/>
+              </w:rPr>
+            </w:pPr>
+            <w:r>
+              <w:rPr>
+                <w:rFonts w:asciiTheme="majorHAnsi" w:hAnsiTheme="majorHAnsi" w:cstheme="majorHAnsi" w:hint="eastAsia"/>
+                <w:b/>
+                <w:bCs/>
+                <w:sz w:val="22"/>
+              </w:rPr>
+              <w:t>家具</w:t>
+            </w:r>
+          </w:p>
+        </w:tc>
+        <w:tc>
+          <w:tcPr>
+            <w:tcW w:w="1578" w:type="dxa"/>
+            <w:tcMar>
+              <w:top w:w="72" w:type="dxa"/>
+              <w:left w:w="115" w:type="dxa"/>
+              <w:bottom w:w="72" w:type="dxa"/>
+              <w:right w:w="115" w:type="dxa"/>
+            </w:tcMar>
+            <w:vAlign w:val="center"/>
+          </w:tcPr>
+          <w:p>
+            <w:pPr>
+              <w:jc w:val="center"/>
+              <w:rPr>
+                <w:rFonts w:asciiTheme="majorHAnsi" w:hAnsiTheme="majorHAnsi" w:cstheme="majorHAnsi" w:hint="eastAsia"/>
+                <w:sz w:val="22"/>
+              </w:rPr>
+            </w:pPr>
+            <w:r>
+              <w:rPr>
+                <w:rFonts w:asciiTheme="majorHAnsi" w:hAnsiTheme="majorHAnsi" w:cstheme="majorHAnsi" w:hint="eastAsia"/>
+                <w:sz w:val="22"/>
+              </w:rPr>
+              <w:t>かぐ</w:t>
+            </w:r>
+          </w:p>
+        </w:tc>
+        <w:tc>
+          <w:tcPr>
+            <w:tcW w:w="2022" w:type="dxa"/>
+            <w:tcMar>
+              <w:top w:w="72" w:type="dxa"/>
+              <w:left w:w="115" w:type="dxa"/>
+              <w:bottom w:w="72" w:type="dxa"/>
+              <w:right w:w="115" w:type="dxa"/>
+            </w:tcMar>
+            <w:vAlign w:val="center"/>
+          </w:tcPr>
+          <w:p>
+            <w:pPr>
+              <w:jc w:val="center"/>
+              <w:rPr>
+                <w:rFonts w:asciiTheme="majorHAnsi" w:hAnsiTheme="majorHAnsi" w:cstheme="majorHAnsi"/>
+                <w:sz w:val="22"/>
+                <w:lang w:val="en-US"/>
+              </w:rPr>
+            </w:pPr>
+            <w:r>
+              <w:rPr>
+                <w:rFonts w:asciiTheme="majorHAnsi" w:hAnsiTheme="majorHAnsi" w:cstheme="majorHAnsi"/>
+                <w:sz w:val="22"/>
+                <w:lang w:val="en-US"/>
+              </w:rPr>
+              <w:t>đồ nội thất</w:t>
+            </w:r>
+          </w:p>
+        </w:tc>
+      </w:tr>
+    </w:tbl>
+    <w:p>
+      <w:pPr>
+        <w:rPr>
+          <w:b/>
+          <w:bCs/>
+          <w:sz w:val="24"/>
+          <w:szCs w:val="21"/>
+          <w:lang w:val="en-US"/>
+        </w:rPr>
+        <w:sectPr>
+          <w:type w:val="continuous"/>
+          <w:pgSz w:w="11906" w:h="16838"/>
+          <w:pgMar w:top="850" w:right="850" w:bottom="850" w:left="850" w:header="706" w:footer="706" w:gutter="0"/>
+          <w:cols w:num="2" w:space="708"/>
+          <w:docGrid w:linePitch="381"/>
+        </w:sectPr>
+      </w:pPr>
+    </w:p>
+    <w:tbl>
+      <w:tblPr>
+        <w:tblStyle w:val="TableGrid"/>
+        <w:tblW w:w="0" w:type="auto"/>
+        <w:tblLook w:val="04A0" w:firstRow="1" w:lastRow="0" w:firstColumn="1" w:lastColumn="0" w:noHBand="0" w:noVBand="1"/>
+      </w:tblPr>
+      <w:tblGrid>
+        <w:gridCol w:w="1276"/>
+        <w:gridCol w:w="1529"/>
+        <w:gridCol w:w="1934"/>
+      </w:tblGrid>
+      <w:tr>
+        <w:tc>
+          <w:tcPr>
+            <w:tcW w:w="1345" w:type="dxa"/>
+            <w:tcMar>
+              <w:top w:w="72" w:type="dxa"/>
+              <w:left w:w="115" w:type="dxa"/>
+              <w:bottom w:w="72" w:type="dxa"/>
+              <w:right w:w="115" w:type="dxa"/>
+            </w:tcMar>
+            <w:vAlign w:val="center"/>
+          </w:tcPr>
+          <w:p>
+            <w:pPr>
+              <w:jc w:val="center"/>
+              <w:rPr>
+                <w:rFonts w:asciiTheme="majorHAnsi" w:hAnsiTheme="majorHAnsi" w:cstheme="majorHAnsi"/>
+                <w:b/>
+                <w:bCs/>
+                <w:sz w:val="22"/>
+                <w:lang w:val="en-US"/>
+              </w:rPr>
+            </w:pPr>
+            <w:r>
+              <w:rPr>
+                <w:rFonts w:asciiTheme="majorHAnsi" w:hAnsiTheme="majorHAnsi" w:cstheme="majorHAnsi" w:hint="eastAsia"/>
+                <w:b/>
+                <w:bCs/>
+                <w:sz w:val="22"/>
+                <w:lang w:val="en-US"/>
+              </w:rPr>
+              <w:t>組み立てる</w:t>
+            </w:r>
+          </w:p>
+        </w:tc>
+        <w:tc>
+          <w:tcPr>
+            <w:tcW w:w="1620" w:type="dxa"/>
+            <w:tcMar>
+              <w:top w:w="72" w:type="dxa"/>
+              <w:left w:w="115" w:type="dxa"/>
+              <w:bottom w:w="72" w:type="dxa"/>
+              <w:right w:w="115" w:type="dxa"/>
+            </w:tcMar>
+            <w:vAlign w:val="center"/>
+          </w:tcPr>
+          <w:p>
+            <w:pPr>
+              <w:jc w:val="center"/>
+              <w:rPr>
+                <w:rFonts w:asciiTheme="majorHAnsi" w:hAnsiTheme="majorHAnsi" w:cstheme="majorHAnsi"/>
+                <w:sz w:val="22"/>
+                <w:lang w:val="en-US"/>
+              </w:rPr>
+            </w:pPr>
+            <w:r>
+              <w:rPr>
+                <w:rFonts w:asciiTheme="majorHAnsi" w:hAnsiTheme="majorHAnsi" w:cstheme="majorHAnsi" w:hint="eastAsia"/>
+                <w:sz w:val="22"/>
+              </w:rPr>
+              <w:t>くみたてる</w:t>
+            </w:r>
+          </w:p>
+        </w:tc>
+        <w:tc>
+          <w:tcPr>
+            <w:tcW w:w="2022" w:type="dxa"/>
+            <w:tcMar>
+              <w:top w:w="72" w:type="dxa"/>
+              <w:left w:w="115" w:type="dxa"/>
+              <w:bottom w:w="72" w:type="dxa"/>
+              <w:right w:w="115" w:type="dxa"/>
+            </w:tcMar>
+            <w:vAlign w:val="center"/>
+          </w:tcPr>
+          <w:p>
+            <w:pPr>
+              <w:jc w:val="center"/>
+              <w:rPr>
+                <w:rFonts w:asciiTheme="majorHAnsi" w:hAnsiTheme="majorHAnsi" w:cstheme="majorHAnsi" w:hint="eastAsia"/>
+                <w:sz w:val="22"/>
+                <w:lang w:val="en-US"/>
+              </w:rPr>
+            </w:pPr>
+            <w:r>
+              <w:rPr>
+                <w:rFonts w:asciiTheme="majorHAnsi" w:hAnsiTheme="majorHAnsi" w:cstheme="majorHAnsi"/>
+                <w:sz w:val="22"/>
+                <w:lang w:val="en-US"/>
+              </w:rPr>
+              <w:t>lắp ráp, xây dựng</w:t>
+            </w:r>
+          </w:p>
+        </w:tc>
+      </w:tr>
+      <w:tr>
+        <w:tc>
+          <w:tcPr>
+            <w:tcW w:w="1345" w:type="dxa"/>
+            <w:tcMar>
+              <w:top w:w="72" w:type="dxa"/>
+              <w:left w:w="115" w:type="dxa"/>
+              <w:bottom w:w="72" w:type="dxa"/>
+              <w:right w:w="115" w:type="dxa"/>
+            </w:tcMar>
+            <w:vAlign w:val="center"/>
+          </w:tcPr>
+          <w:p>
+            <w:pPr>
+              <w:jc w:val="center"/>
+              <w:rPr>
+                <w:rFonts w:asciiTheme="majorHAnsi" w:hAnsiTheme="majorHAnsi" w:cstheme="majorHAnsi"/>
+                <w:b/>
+                <w:bCs/>
+                <w:sz w:val="22"/>
+                <w:lang w:val="en-US"/>
+              </w:rPr>
+            </w:pPr>
+            <w:r>
+              <w:rPr>
+                <w:rFonts w:asciiTheme="majorHAnsi" w:hAnsiTheme="majorHAnsi" w:cstheme="majorHAnsi" w:hint="eastAsia"/>
+                <w:b/>
+                <w:bCs/>
+                <w:sz w:val="22"/>
+                <w:lang w:val="en-US"/>
+              </w:rPr>
+              <w:t>組合</w:t>
+            </w:r>
+          </w:p>
+        </w:tc>
+        <w:tc>
+          <w:tcPr>
+            <w:tcW w:w="1620" w:type="dxa"/>
+            <w:tcMar>
+              <w:top w:w="72" w:type="dxa"/>
+              <w:left w:w="115" w:type="dxa"/>
+              <w:bottom w:w="72" w:type="dxa"/>
+              <w:right w:w="115" w:type="dxa"/>
+            </w:tcMar>
+            <w:vAlign w:val="center"/>
+          </w:tcPr>
+          <w:p>
+            <w:pPr>
+              <w:jc w:val="center"/>
+              <w:rPr>
+                <w:rFonts w:asciiTheme="majorHAnsi" w:hAnsiTheme="majorHAnsi" w:cstheme="majorHAnsi"/>
+                <w:sz w:val="22"/>
+                <w:lang w:val="en-US"/>
+              </w:rPr>
+            </w:pPr>
+            <w:r>
+              <w:rPr>
+                <w:rFonts w:asciiTheme="majorHAnsi" w:hAnsiTheme="majorHAnsi" w:cstheme="majorHAnsi" w:hint="eastAsia"/>
+                <w:sz w:val="22"/>
+              </w:rPr>
+              <w:t>くみあい</w:t>
+            </w:r>
+          </w:p>
+        </w:tc>
+        <w:tc>
+          <w:tcPr>
+            <w:tcW w:w="2022" w:type="dxa"/>
+            <w:tcMar>
+              <w:top w:w="72" w:type="dxa"/>
+              <w:left w:w="115" w:type="dxa"/>
+              <w:bottom w:w="72" w:type="dxa"/>
+              <w:right w:w="115" w:type="dxa"/>
+            </w:tcMar>
+            <w:vAlign w:val="center"/>
+          </w:tcPr>
+          <w:p>
+            <w:pPr>
+              <w:jc w:val="center"/>
+              <w:rPr>
+                <w:rFonts w:asciiTheme="majorHAnsi" w:hAnsiTheme="majorHAnsi" w:cstheme="majorHAnsi"/>
+                <w:sz w:val="22"/>
+                <w:lang w:val="en-US"/>
+              </w:rPr>
+            </w:pPr>
+            <w:r>
+              <w:rPr>
+                <w:rFonts w:asciiTheme="majorHAnsi" w:hAnsiTheme="majorHAnsi" w:cstheme="majorHAnsi"/>
+                <w:sz w:val="22"/>
+                <w:lang w:val="en-US"/>
+              </w:rPr>
+              <w:t>tập đoàn</w:t>
+            </w:r>
+          </w:p>
+        </w:tc>
+      </w:tr>
+      <w:tr>
+        <w:tc>
+          <w:tcPr>
+            <w:tcW w:w="1345" w:type="dxa"/>
+            <w:tcMar>
+              <w:top w:w="72" w:type="dxa"/>
+              <w:left w:w="115" w:type="dxa"/>
+              <w:bottom w:w="72" w:type="dxa"/>
+              <w:right w:w="115" w:type="dxa"/>
+            </w:tcMar>
+            <w:vAlign w:val="center"/>
+          </w:tcPr>
+          <w:p>
+            <w:pPr>
+              <w:jc w:val="center"/>
+              <w:rPr>
+                <w:rFonts w:asciiTheme="majorHAnsi" w:hAnsiTheme="majorHAnsi" w:cstheme="majorHAnsi"/>
+                <w:b/>
+                <w:bCs/>
+                <w:sz w:val="22"/>
+                <w:lang w:val="en-US"/>
+              </w:rPr>
+            </w:pPr>
+            <w:r>
+              <w:rPr>
+                <w:rFonts w:asciiTheme="majorHAnsi" w:hAnsiTheme="majorHAnsi" w:cstheme="majorHAnsi" w:hint="eastAsia"/>
+                <w:b/>
+                <w:bCs/>
+                <w:sz w:val="22"/>
+              </w:rPr>
+              <w:t>番組</w:t>
+            </w:r>
+          </w:p>
+        </w:tc>
+        <w:tc>
+          <w:tcPr>
+            <w:tcW w:w="1620" w:type="dxa"/>
+            <w:tcMar>
+              <w:top w:w="72" w:type="dxa"/>
+              <w:left w:w="115" w:type="dxa"/>
+              <w:bottom w:w="72" w:type="dxa"/>
+              <w:right w:w="115" w:type="dxa"/>
+            </w:tcMar>
+            <w:vAlign w:val="center"/>
+          </w:tcPr>
+          <w:p>
+            <w:pPr>
+              <w:jc w:val="center"/>
+              <w:rPr>
+                <w:rFonts w:asciiTheme="majorHAnsi" w:hAnsiTheme="majorHAnsi" w:cstheme="majorHAnsi"/>
+                <w:sz w:val="22"/>
+                <w:lang w:val="en-US"/>
+              </w:rPr>
+            </w:pPr>
+            <w:r>
+              <w:rPr>
+                <w:rFonts w:asciiTheme="majorHAnsi" w:hAnsiTheme="majorHAnsi" w:cstheme="majorHAnsi" w:hint="eastAsia"/>
+                <w:sz w:val="22"/>
+              </w:rPr>
+              <w:t>ばんぐみ</w:t>
+            </w:r>
+          </w:p>
+        </w:tc>
+        <w:tc>
+          <w:tcPr>
+            <w:tcW w:w="2022" w:type="dxa"/>
+            <w:tcMar>
+              <w:top w:w="72" w:type="dxa"/>
+              <w:left w:w="115" w:type="dxa"/>
+              <w:bottom w:w="72" w:type="dxa"/>
+              <w:right w:w="115" w:type="dxa"/>
+            </w:tcMar>
+            <w:vAlign w:val="center"/>
+          </w:tcPr>
+          <w:p>
+            <w:pPr>
+              <w:jc w:val="center"/>
+              <w:rPr>
+                <w:rFonts w:asciiTheme="majorHAnsi" w:hAnsiTheme="majorHAnsi" w:cstheme="majorHAnsi"/>
+                <w:sz w:val="22"/>
+                <w:lang w:val="en-US"/>
+              </w:rPr>
+            </w:pPr>
+            <w:r>
+              <w:rPr>
+                <w:rFonts w:asciiTheme="majorHAnsi" w:hAnsiTheme="majorHAnsi" w:cstheme="majorHAnsi"/>
+                <w:sz w:val="22"/>
+                <w:lang w:val="en-US"/>
+              </w:rPr>
+              <w:t>chương trình (TV)</w:t>
+            </w:r>
+          </w:p>
+        </w:tc>
+      </w:tr>
+      <w:tr>
+        <w:tc>
+          <w:tcPr>
+            <w:tcW w:w="1345" w:type="dxa"/>
+            <w:tcMar>
+              <w:top w:w="72" w:type="dxa"/>
+              <w:left w:w="115" w:type="dxa"/>
+              <w:bottom w:w="72" w:type="dxa"/>
+              <w:right w:w="115" w:type="dxa"/>
+            </w:tcMar>
+            <w:vAlign w:val="center"/>
+          </w:tcPr>
+          <w:p>
+            <w:pPr>
+              <w:jc w:val="center"/>
+              <w:rPr>
+                <w:rFonts w:asciiTheme="majorHAnsi" w:hAnsiTheme="majorHAnsi" w:cstheme="majorHAnsi"/>
+                <w:b/>
+                <w:bCs/>
+                <w:sz w:val="22"/>
+                <w:lang w:val="en-US"/>
+              </w:rPr>
+            </w:pPr>
+            <w:r>
+              <w:rPr>
+                <w:rFonts w:asciiTheme="majorHAnsi" w:hAnsiTheme="majorHAnsi" w:cstheme="majorHAnsi" w:hint="eastAsia"/>
+                <w:b/>
+                <w:bCs/>
+                <w:sz w:val="22"/>
+              </w:rPr>
+              <w:t>延期する</w:t>
+            </w:r>
+          </w:p>
+        </w:tc>
+        <w:tc>
+          <w:tcPr>
+            <w:tcW w:w="1620" w:type="dxa"/>
+            <w:tcMar>
+              <w:top w:w="72" w:type="dxa"/>
+              <w:left w:w="115" w:type="dxa"/>
+              <w:bottom w:w="72" w:type="dxa"/>
+              <w:right w:w="115" w:type="dxa"/>
+            </w:tcMar>
+            <w:vAlign w:val="center"/>
+          </w:tcPr>
+          <w:p>
+            <w:pPr>
+              <w:jc w:val="center"/>
+              <w:rPr>
+                <w:rFonts w:asciiTheme="majorHAnsi" w:hAnsiTheme="majorHAnsi" w:cstheme="majorHAnsi"/>
+                <w:sz w:val="22"/>
+                <w:lang w:val="en-US"/>
+              </w:rPr>
+            </w:pPr>
+            <w:r>
+              <w:rPr>
+                <w:rFonts w:asciiTheme="majorHAnsi" w:hAnsiTheme="majorHAnsi" w:cstheme="majorHAnsi" w:hint="eastAsia"/>
+                <w:sz w:val="22"/>
+              </w:rPr>
+              <w:t>えんきする</w:t>
+            </w:r>
+          </w:p>
+        </w:tc>
+        <w:tc>
+          <w:tcPr>
+            <w:tcW w:w="2022" w:type="dxa"/>
+            <w:tcMar>
+              <w:top w:w="72" w:type="dxa"/>
+              <w:left w:w="115" w:type="dxa"/>
+              <w:bottom w:w="72" w:type="dxa"/>
+              <w:right w:w="115" w:type="dxa"/>
+            </w:tcMar>
+            <w:vAlign w:val="center"/>
+          </w:tcPr>
+          <w:p>
+            <w:pPr>
+              <w:jc w:val="center"/>
+              <w:rPr>
+                <w:rFonts w:asciiTheme="majorHAnsi" w:hAnsiTheme="majorHAnsi" w:cstheme="majorHAnsi"/>
+                <w:sz w:val="22"/>
+                <w:lang w:val="en-US"/>
+              </w:rPr>
+            </w:pPr>
+            <w:r>
+              <w:rPr>
+                <w:rFonts w:asciiTheme="majorHAnsi" w:hAnsiTheme="majorHAnsi" w:cstheme="majorHAnsi"/>
+                <w:sz w:val="22"/>
+                <w:lang w:val="en-US"/>
+              </w:rPr>
+              <w:t>hoãn lại</w:t>
+            </w:r>
+          </w:p>
+        </w:tc>
+      </w:tr>
+      <w:tr>
+        <w:tc>
+          <w:tcPr>
+            <w:tcW w:w="1345" w:type="dxa"/>
+            <w:tcMar>
+              <w:top w:w="72" w:type="dxa"/>
+              <w:left w:w="115" w:type="dxa"/>
+              <w:bottom w:w="72" w:type="dxa"/>
+              <w:right w:w="115" w:type="dxa"/>
+            </w:tcMar>
+            <w:vAlign w:val="center"/>
+          </w:tcPr>
+          <w:p>
+            <w:pPr>
+              <w:jc w:val="center"/>
+              <w:rPr>
+                <w:rFonts w:asciiTheme="majorHAnsi" w:hAnsiTheme="majorHAnsi" w:cstheme="majorHAnsi"/>
+                <w:b/>
+                <w:bCs/>
+                <w:sz w:val="22"/>
+                <w:lang w:val="en-US"/>
+              </w:rPr>
+            </w:pPr>
+            <w:r>
+              <w:rPr>
+                <w:rFonts w:asciiTheme="majorHAnsi" w:hAnsiTheme="majorHAnsi" w:cstheme="majorHAnsi" w:hint="eastAsia"/>
+                <w:b/>
+                <w:bCs/>
+                <w:sz w:val="22"/>
+              </w:rPr>
+              <w:t>延長する</w:t>
+            </w:r>
+          </w:p>
+        </w:tc>
+        <w:tc>
+          <w:tcPr>
+            <w:tcW w:w="1620" w:type="dxa"/>
+            <w:tcMar>
+              <w:top w:w="72" w:type="dxa"/>
+              <w:left w:w="115" w:type="dxa"/>
+              <w:bottom w:w="72" w:type="dxa"/>
+              <w:right w:w="115" w:type="dxa"/>
+            </w:tcMar>
+            <w:vAlign w:val="center"/>
+          </w:tcPr>
+          <w:p>
+            <w:pPr>
+              <w:jc w:val="center"/>
+              <w:rPr>
+                <w:rFonts w:asciiTheme="majorHAnsi" w:hAnsiTheme="majorHAnsi" w:cstheme="majorHAnsi"/>
+                <w:sz w:val="22"/>
+                <w:lang w:val="en-US"/>
+              </w:rPr>
+            </w:pPr>
+            <w:r>
+              <w:rPr>
+                <w:rFonts w:asciiTheme="majorHAnsi" w:hAnsiTheme="majorHAnsi" w:cstheme="majorHAnsi" w:hint="eastAsia"/>
+                <w:sz w:val="22"/>
+              </w:rPr>
+              <w:t>えんちょうする</w:t>
+            </w:r>
+          </w:p>
+        </w:tc>
+        <w:tc>
+          <w:tcPr>
+            <w:tcW w:w="2022" w:type="dxa"/>
+            <w:tcMar>
+              <w:top w:w="72" w:type="dxa"/>
+              <w:left w:w="115" w:type="dxa"/>
+              <w:bottom w:w="72" w:type="dxa"/>
+              <w:right w:w="115" w:type="dxa"/>
+            </w:tcMar>
+            <w:vAlign w:val="center"/>
+          </w:tcPr>
+          <w:p>
+            <w:pPr>
+              <w:jc w:val="center"/>
+              <w:rPr>
+                <w:rFonts w:asciiTheme="majorHAnsi" w:hAnsiTheme="majorHAnsi" w:cstheme="majorHAnsi"/>
+                <w:sz w:val="22"/>
+                <w:lang w:val="en-US"/>
+              </w:rPr>
+            </w:pPr>
+            <w:r>
+              <w:rPr>
+                <w:rFonts w:asciiTheme="majorHAnsi" w:hAnsiTheme="majorHAnsi" w:cstheme="majorHAnsi"/>
+                <w:sz w:val="22"/>
+                <w:lang w:val="en-US"/>
+              </w:rPr>
+              <w:t>kéo dài (thời gian, khoảng cách)</w:t>
+            </w:r>
+          </w:p>
+        </w:tc>
+      </w:tr>
+      <w:tr>
+        <w:tc>
+          <w:tcPr>
+            <w:tcW w:w="1345" w:type="dxa"/>
+            <w:tcMar>
+              <w:top w:w="72" w:type="dxa"/>
+              <w:left w:w="115" w:type="dxa"/>
+              <w:bottom w:w="72" w:type="dxa"/>
+              <w:right w:w="115" w:type="dxa"/>
+            </w:tcMar>
+            <w:vAlign w:val="center"/>
+          </w:tcPr>
+          <w:p>
+            <w:pPr>
+              <w:jc w:val="center"/>
+              <w:rPr>
+                <w:rFonts w:asciiTheme="majorHAnsi" w:hAnsiTheme="majorHAnsi" w:cstheme="majorHAnsi" w:hint="eastAsia"/>
+                <w:b/>
+                <w:bCs/>
+                <w:sz w:val="22"/>
+                <w:lang w:val="en-US"/>
+              </w:rPr>
+            </w:pPr>
+            <w:r>
+              <w:rPr>
+                <w:rFonts w:asciiTheme="majorHAnsi" w:hAnsiTheme="majorHAnsi" w:cstheme="majorHAnsi" w:hint="eastAsia"/>
+                <w:b/>
+                <w:bCs/>
+                <w:sz w:val="22"/>
+                <w:lang w:val="en-US"/>
+              </w:rPr>
+              <w:t>靴</w:t>
+            </w:r>
+          </w:p>
+        </w:tc>
+        <w:tc>
+          <w:tcPr>
+            <w:tcW w:w="1620" w:type="dxa"/>
+            <w:tcMar>
+              <w:top w:w="72" w:type="dxa"/>
+              <w:left w:w="115" w:type="dxa"/>
+              <w:bottom w:w="72" w:type="dxa"/>
+              <w:right w:w="115" w:type="dxa"/>
+            </w:tcMar>
+            <w:vAlign w:val="center"/>
+          </w:tcPr>
+          <w:p>
+            <w:pPr>
+              <w:jc w:val="center"/>
+              <w:rPr>
+                <w:rFonts w:asciiTheme="majorHAnsi" w:hAnsiTheme="majorHAnsi" w:cstheme="majorHAnsi" w:hint="eastAsia"/>
+                <w:sz w:val="22"/>
+                <w:lang w:val="en-US"/>
+              </w:rPr>
+            </w:pPr>
+            <w:r>
+              <w:rPr>
+                <w:rFonts w:asciiTheme="majorHAnsi" w:hAnsiTheme="majorHAnsi" w:cstheme="majorHAnsi" w:hint="eastAsia"/>
+                <w:sz w:val="22"/>
+                <w:lang w:val="en-US"/>
+              </w:rPr>
+              <w:t>くつ</w:t>
+            </w:r>
+          </w:p>
+        </w:tc>
+        <w:tc>
+          <w:tcPr>
+            <w:tcW w:w="2022" w:type="dxa"/>
+            <w:tcMar>
+              <w:top w:w="72" w:type="dxa"/>
+              <w:left w:w="115" w:type="dxa"/>
+              <w:bottom w:w="72" w:type="dxa"/>
+              <w:right w:w="115" w:type="dxa"/>
+            </w:tcMar>
+            <w:vAlign w:val="center"/>
+          </w:tcPr>
+          <w:p>
+            <w:pPr>
+              <w:jc w:val="center"/>
+              <w:rPr>
+                <w:rFonts w:asciiTheme="majorHAnsi" w:hAnsiTheme="majorHAnsi" w:cstheme="majorHAnsi"/>
+                <w:sz w:val="22"/>
+                <w:lang w:val="en-US"/>
+              </w:rPr>
+            </w:pPr>
+            <w:r>
+              <w:rPr>
+                <w:rFonts w:asciiTheme="majorHAnsi" w:hAnsiTheme="majorHAnsi" w:cstheme="majorHAnsi"/>
+                <w:sz w:val="22"/>
+                <w:lang w:val="en-US"/>
+              </w:rPr>
+              <w:t>giày</w:t>
+            </w:r>
+          </w:p>
+        </w:tc>
+      </w:tr>
+      <w:tr>
+        <w:tc>
+          <w:tcPr>
+            <w:tcW w:w="1345" w:type="dxa"/>
+            <w:tcMar>
+              <w:top w:w="72" w:type="dxa"/>
+              <w:left w:w="115" w:type="dxa"/>
+              <w:bottom w:w="72" w:type="dxa"/>
+              <w:right w:w="115" w:type="dxa"/>
+            </w:tcMar>
+            <w:vAlign w:val="center"/>
+          </w:tcPr>
+          <w:p>
+            <w:pPr>
+              <w:jc w:val="center"/>
+              <w:rPr>
+                <w:rFonts w:asciiTheme="majorHAnsi" w:hAnsiTheme="majorHAnsi" w:cstheme="majorHAnsi" w:hint="eastAsia"/>
+                <w:b/>
+                <w:bCs/>
+                <w:sz w:val="22"/>
+                <w:lang w:val="en-US"/>
+              </w:rPr>
+            </w:pPr>
+          </w:p>
+        </w:tc>
+        <w:tc>
+          <w:tcPr>
+            <w:tcW w:w="1620" w:type="dxa"/>
+            <w:tcMar>
+              <w:top w:w="72" w:type="dxa"/>
+              <w:left w:w="115" w:type="dxa"/>
+              <w:bottom w:w="72" w:type="dxa"/>
+              <w:right w:w="115" w:type="dxa"/>
+            </w:tcMar>
+            <w:vAlign w:val="center"/>
+          </w:tcPr>
+          <w:p>
+            <w:pPr>
+              <w:jc w:val="center"/>
+              <w:rPr>
+                <w:rFonts w:asciiTheme="majorHAnsi" w:hAnsiTheme="majorHAnsi" w:cstheme="majorHAnsi" w:hint="eastAsia"/>
+                <w:sz w:val="22"/>
+                <w:lang w:val="en-US"/>
+              </w:rPr>
+            </w:pPr>
+            <w:r>
+              <w:rPr>
+                <w:rFonts w:asciiTheme="majorHAnsi" w:hAnsiTheme="majorHAnsi" w:cstheme="majorHAnsi" w:hint="eastAsia"/>
+                <w:sz w:val="22"/>
+                <w:lang w:val="en-US"/>
+              </w:rPr>
+              <w:t>あににく</w:t>
+            </w:r>
+          </w:p>
+        </w:tc>
+        <w:tc>
+          <w:tcPr>
+            <w:tcW w:w="2022" w:type="dxa"/>
+            <w:tcMar>
+              <w:top w:w="72" w:type="dxa"/>
+              <w:left w:w="115" w:type="dxa"/>
+              <w:bottom w:w="72" w:type="dxa"/>
+              <w:right w:w="115" w:type="dxa"/>
+            </w:tcMar>
+            <w:vAlign w:val="center"/>
+          </w:tcPr>
+          <w:p>
+            <w:pPr>
+              <w:jc w:val="center"/>
+              <w:rPr>
+                <w:rFonts w:asciiTheme="majorHAnsi" w:hAnsiTheme="majorHAnsi" w:cstheme="majorHAnsi"/>
+                <w:sz w:val="22"/>
+                <w:lang w:val="en-US"/>
+              </w:rPr>
+            </w:pPr>
+            <w:r>
+              <w:rPr>
+                <w:rFonts w:asciiTheme="majorHAnsi" w:hAnsiTheme="majorHAnsi" w:cstheme="majorHAnsi"/>
+                <w:sz w:val="22"/>
+                <w:lang w:val="en-US"/>
+              </w:rPr>
+              <w:t>không may, đáng tiếc</w:t>
+            </w:r>
+          </w:p>
+        </w:tc>
+      </w:tr>
+      <w:tr>
+        <w:tc>
+          <w:tcPr>
+            <w:tcW w:w="1345" w:type="dxa"/>
+            <w:tcMar>
+              <w:top w:w="72" w:type="dxa"/>
+              <w:left w:w="115" w:type="dxa"/>
+              <w:bottom w:w="72" w:type="dxa"/>
+              <w:right w:w="115" w:type="dxa"/>
+            </w:tcMar>
+            <w:vAlign w:val="center"/>
+          </w:tcPr>
+          <w:p>
+            <w:pPr>
+              <w:jc w:val="center"/>
+              <w:rPr>
+                <w:rFonts w:asciiTheme="majorHAnsi" w:hAnsiTheme="majorHAnsi" w:cstheme="majorHAnsi" w:hint="eastAsia"/>
+                <w:b/>
+                <w:bCs/>
+                <w:sz w:val="22"/>
+                <w:lang w:val="en-US"/>
+              </w:rPr>
+            </w:pPr>
+          </w:p>
+        </w:tc>
+        <w:tc>
+          <w:tcPr>
+            <w:tcW w:w="1620" w:type="dxa"/>
+            <w:tcMar>
+              <w:top w:w="72" w:type="dxa"/>
+              <w:left w:w="115" w:type="dxa"/>
+              <w:bottom w:w="72" w:type="dxa"/>
+              <w:right w:w="115" w:type="dxa"/>
+            </w:tcMar>
+            <w:vAlign w:val="center"/>
+          </w:tcPr>
+          <w:p>
+            <w:pPr>
+              <w:jc w:val="center"/>
+              <w:rPr>
+                <w:rFonts w:asciiTheme="majorHAnsi" w:hAnsiTheme="majorHAnsi" w:cstheme="majorHAnsi" w:hint="eastAsia"/>
+                <w:sz w:val="22"/>
+                <w:lang w:val="en-US"/>
+              </w:rPr>
+            </w:pPr>
+            <w:r>
+              <w:rPr>
+                <w:rFonts w:asciiTheme="majorHAnsi" w:hAnsiTheme="majorHAnsi" w:cstheme="majorHAnsi" w:hint="eastAsia"/>
+                <w:sz w:val="22"/>
+                <w:lang w:val="en-US"/>
+              </w:rPr>
+              <w:t>キャンセルする</w:t>
+            </w:r>
+          </w:p>
+        </w:tc>
+        <w:tc>
+          <w:tcPr>
+            <w:tcW w:w="2022" w:type="dxa"/>
+            <w:tcMar>
+              <w:top w:w="72" w:type="dxa"/>
+              <w:left w:w="115" w:type="dxa"/>
+              <w:bottom w:w="72" w:type="dxa"/>
+              <w:right w:w="115" w:type="dxa"/>
+            </w:tcMar>
+            <w:vAlign w:val="center"/>
+          </w:tcPr>
+          <w:p>
+            <w:pPr>
+              <w:jc w:val="center"/>
+              <w:rPr>
+                <w:rFonts w:asciiTheme="majorHAnsi" w:hAnsiTheme="majorHAnsi" w:cstheme="majorHAnsi"/>
+                <w:sz w:val="22"/>
+                <w:lang w:val="en-US"/>
+              </w:rPr>
+            </w:pPr>
+            <w:r>
+              <w:rPr>
+                <w:rFonts w:asciiTheme="majorHAnsi" w:hAnsiTheme="majorHAnsi" w:cstheme="majorHAnsi"/>
+                <w:sz w:val="22"/>
+                <w:lang w:val="en-US"/>
+              </w:rPr>
+              <w:t>hủy bỏ</w:t>
+            </w:r>
+          </w:p>
+        </w:tc>
+      </w:tr>
+      <w:tr>
+        <w:tc>
+          <w:tcPr>
+            <w:tcW w:w="1345" w:type="dxa"/>
+            <w:tcMar>
+              <w:top w:w="72" w:type="dxa"/>
+              <w:left w:w="115" w:type="dxa"/>
+              <w:bottom w:w="72" w:type="dxa"/>
+              <w:right w:w="115" w:type="dxa"/>
+            </w:tcMar>
+            <w:vAlign w:val="center"/>
+          </w:tcPr>
+          <w:p>
+            <w:pPr>
+              <w:jc w:val="center"/>
+              <w:rPr>
+                <w:rFonts w:asciiTheme="majorHAnsi" w:hAnsiTheme="majorHAnsi" w:cstheme="majorHAnsi" w:hint="eastAsia"/>
+                <w:b/>
+                <w:bCs/>
+                <w:sz w:val="22"/>
+                <w:lang w:val="en-US"/>
+              </w:rPr>
+            </w:pPr>
+            <w:r>
+              <w:rPr>
+                <w:rFonts w:asciiTheme="majorHAnsi" w:hAnsiTheme="majorHAnsi" w:cstheme="majorHAnsi" w:hint="eastAsia"/>
+                <w:b/>
+                <w:bCs/>
+                <w:sz w:val="22"/>
+                <w:lang w:val="en-US"/>
+              </w:rPr>
+              <w:t>取り消す</w:t>
+            </w:r>
+          </w:p>
+        </w:tc>
+        <w:tc>
+          <w:tcPr>
+            <w:tcW w:w="1620" w:type="dxa"/>
+            <w:tcMar>
+              <w:top w:w="72" w:type="dxa"/>
+              <w:left w:w="115" w:type="dxa"/>
+              <w:bottom w:w="72" w:type="dxa"/>
+              <w:right w:w="115" w:type="dxa"/>
+            </w:tcMar>
+            <w:vAlign w:val="center"/>
+          </w:tcPr>
+          <w:p>
+            <w:pPr>
+              <w:jc w:val="center"/>
+              <w:rPr>
+                <w:rFonts w:asciiTheme="majorHAnsi" w:hAnsiTheme="majorHAnsi" w:cstheme="majorHAnsi" w:hint="eastAsia"/>
+                <w:sz w:val="22"/>
+                <w:lang w:val="en-US"/>
+              </w:rPr>
+            </w:pPr>
+            <w:r>
+              <w:rPr>
+                <w:rFonts w:asciiTheme="majorHAnsi" w:hAnsiTheme="majorHAnsi" w:cstheme="majorHAnsi" w:hint="eastAsia"/>
+                <w:sz w:val="22"/>
+                <w:lang w:val="en-US"/>
+              </w:rPr>
+              <w:t>とりけす</w:t>
+            </w:r>
+          </w:p>
+        </w:tc>
+        <w:tc>
+          <w:tcPr>
+            <w:tcW w:w="2022" w:type="dxa"/>
+            <w:tcMar>
+              <w:top w:w="72" w:type="dxa"/>
+              <w:left w:w="115" w:type="dxa"/>
+              <w:bottom w:w="72" w:type="dxa"/>
+              <w:right w:w="115" w:type="dxa"/>
+            </w:tcMar>
+            <w:vAlign w:val="center"/>
+          </w:tcPr>
+          <w:p>
+            <w:pPr>
+              <w:jc w:val="center"/>
+              <w:rPr>
+                <w:rFonts w:asciiTheme="majorHAnsi" w:hAnsiTheme="majorHAnsi" w:cstheme="majorHAnsi"/>
+                <w:sz w:val="22"/>
+                <w:lang w:val="en-US"/>
+              </w:rPr>
+            </w:pPr>
+            <w:r>
+              <w:rPr>
+                <w:rFonts w:asciiTheme="majorHAnsi" w:hAnsiTheme="majorHAnsi" w:cstheme="majorHAnsi"/>
+                <w:sz w:val="22"/>
+                <w:lang w:val="en-US"/>
+              </w:rPr>
+              <w:t>hủy bỏ, thu hồi</w:t>
+            </w:r>
+          </w:p>
+        </w:tc>
+      </w:tr>
+      <w:tr>
+        <w:tc>
+          <w:tcPr>
+            <w:tcW w:w="1345" w:type="dxa"/>
+            <w:tcMar>
+              <w:top w:w="72" w:type="dxa"/>
+              <w:left w:w="115" w:type="dxa"/>
+              <w:bottom w:w="72" w:type="dxa"/>
+              <w:right w:w="115" w:type="dxa"/>
+            </w:tcMar>
+            <w:vAlign w:val="center"/>
+          </w:tcPr>
+          <w:p>
+            <w:pPr>
+              <w:jc w:val="center"/>
+              <w:rPr>
+                <w:rFonts w:asciiTheme="majorHAnsi" w:hAnsiTheme="majorHAnsi" w:cstheme="majorHAnsi" w:hint="eastAsia"/>
+                <w:b/>
+                <w:bCs/>
+                <w:sz w:val="22"/>
+              </w:rPr>
+            </w:pPr>
+            <w:r>
+              <w:rPr>
+                <w:rFonts w:asciiTheme="majorHAnsi" w:hAnsiTheme="majorHAnsi" w:cstheme="majorHAnsi" w:hint="eastAsia"/>
+                <w:b/>
+                <w:bCs/>
+                <w:sz w:val="22"/>
+              </w:rPr>
+              <w:t>中止する</w:t>
+            </w:r>
+          </w:p>
+        </w:tc>
+        <w:tc>
+          <w:tcPr>
+            <w:tcW w:w="1620" w:type="dxa"/>
+            <w:tcMar>
+              <w:top w:w="72" w:type="dxa"/>
+              <w:left w:w="115" w:type="dxa"/>
+              <w:bottom w:w="72" w:type="dxa"/>
+              <w:right w:w="115" w:type="dxa"/>
+            </w:tcMar>
+            <w:vAlign w:val="center"/>
+          </w:tcPr>
+          <w:p>
+            <w:pPr>
+              <w:jc w:val="center"/>
+              <w:rPr>
+                <w:rFonts w:asciiTheme="majorHAnsi" w:hAnsiTheme="majorHAnsi" w:cstheme="majorHAnsi" w:hint="eastAsia"/>
+                <w:sz w:val="22"/>
+              </w:rPr>
+            </w:pPr>
+            <w:r>
+              <w:rPr>
+                <w:rFonts w:asciiTheme="majorHAnsi" w:hAnsiTheme="majorHAnsi" w:cstheme="majorHAnsi" w:hint="eastAsia"/>
+                <w:sz w:val="22"/>
+              </w:rPr>
+              <w:t>ちゅうしする</w:t>
+            </w:r>
+          </w:p>
+        </w:tc>
+        <w:tc>
+          <w:tcPr>
+            <w:tcW w:w="2022" w:type="dxa"/>
+            <w:tcMar>
+              <w:top w:w="72" w:type="dxa"/>
+              <w:left w:w="115" w:type="dxa"/>
+              <w:bottom w:w="72" w:type="dxa"/>
+              <w:right w:w="115" w:type="dxa"/>
+            </w:tcMar>
+            <w:vAlign w:val="center"/>
+          </w:tcPr>
+          <w:p>
+            <w:pPr>
+              <w:jc w:val="center"/>
+              <w:rPr>
+                <w:rFonts w:asciiTheme="majorHAnsi" w:hAnsiTheme="majorHAnsi" w:cstheme="majorHAnsi"/>
+                <w:sz w:val="22"/>
+                <w:lang w:val="en-US"/>
+              </w:rPr>
+            </w:pPr>
+            <w:r>
+              <w:rPr>
+                <w:rFonts w:asciiTheme="majorHAnsi" w:hAnsiTheme="majorHAnsi" w:cstheme="majorHAnsi"/>
+                <w:sz w:val="22"/>
+                <w:lang w:val="en-US"/>
+              </w:rPr>
+              <w:t>dừng lại, hủy bỏ</w:t>
+            </w:r>
+          </w:p>
+        </w:tc>
+      </w:tr>
+      <w:tr>
+        <w:tc>
+          <w:tcPr>
+            <w:tcW w:w="1345" w:type="dxa"/>
+            <w:tcMar>
+              <w:top w:w="72" w:type="dxa"/>
+              <w:left w:w="115" w:type="dxa"/>
+              <w:bottom w:w="72" w:type="dxa"/>
+              <w:right w:w="115" w:type="dxa"/>
+            </w:tcMar>
+            <w:vAlign w:val="center"/>
+          </w:tcPr>
+          <w:p>
+            <w:pPr>
+              <w:jc w:val="center"/>
+              <w:rPr>
+                <w:rFonts w:asciiTheme="majorHAnsi" w:hAnsiTheme="majorHAnsi" w:cstheme="majorHAnsi" w:hint="eastAsia"/>
+                <w:b/>
+                <w:bCs/>
+                <w:sz w:val="22"/>
+              </w:rPr>
+            </w:pPr>
+            <w:r>
+              <w:rPr>
+                <w:rFonts w:asciiTheme="majorHAnsi" w:hAnsiTheme="majorHAnsi" w:cstheme="majorHAnsi" w:hint="eastAsia"/>
+                <w:b/>
+                <w:bCs/>
+                <w:sz w:val="22"/>
+              </w:rPr>
+              <w:t>特別料金</w:t>
+            </w:r>
+          </w:p>
+        </w:tc>
+        <w:tc>
+          <w:tcPr>
+            <w:tcW w:w="1620" w:type="dxa"/>
+            <w:tcMar>
+              <w:top w:w="72" w:type="dxa"/>
+              <w:left w:w="115" w:type="dxa"/>
+              <w:bottom w:w="72" w:type="dxa"/>
+              <w:right w:w="115" w:type="dxa"/>
+            </w:tcMar>
+            <w:vAlign w:val="center"/>
+          </w:tcPr>
+          <w:p>
+            <w:pPr>
+              <w:jc w:val="center"/>
+              <w:rPr>
+                <w:rFonts w:asciiTheme="majorHAnsi" w:hAnsiTheme="majorHAnsi" w:cstheme="majorHAnsi" w:hint="eastAsia"/>
+                <w:sz w:val="22"/>
+              </w:rPr>
+            </w:pPr>
+            <w:r>
+              <w:rPr>
+                <w:rFonts w:asciiTheme="majorHAnsi" w:hAnsiTheme="majorHAnsi" w:cstheme="majorHAnsi" w:hint="eastAsia"/>
+                <w:sz w:val="22"/>
+              </w:rPr>
+              <w:t>とくべつする</w:t>
+            </w:r>
+          </w:p>
+        </w:tc>
+        <w:tc>
+          <w:tcPr>
+            <w:tcW w:w="2022" w:type="dxa"/>
+            <w:tcMar>
+              <w:top w:w="72" w:type="dxa"/>
+              <w:left w:w="115" w:type="dxa"/>
+              <w:bottom w:w="72" w:type="dxa"/>
+              <w:right w:w="115" w:type="dxa"/>
+            </w:tcMar>
+            <w:vAlign w:val="center"/>
+          </w:tcPr>
+          <w:p>
+            <w:pPr>
+              <w:jc w:val="center"/>
+              <w:rPr>
+                <w:rFonts w:asciiTheme="majorHAnsi" w:hAnsiTheme="majorHAnsi" w:cstheme="majorHAnsi"/>
+                <w:sz w:val="22"/>
+                <w:lang w:val="en-US"/>
+              </w:rPr>
+            </w:pPr>
+            <w:r>
+              <w:rPr>
+                <w:rFonts w:asciiTheme="majorHAnsi" w:hAnsiTheme="majorHAnsi" w:cstheme="majorHAnsi"/>
+                <w:sz w:val="22"/>
+                <w:lang w:val="en-US"/>
+              </w:rPr>
+              <w:t>phí đặc biệt</w:t>
+            </w:r>
+          </w:p>
+        </w:tc>
+      </w:tr>
+      <w:tr>
+        <w:tc>
+          <w:tcPr>
+            <w:tcW w:w="1345" w:type="dxa"/>
+            <w:tcMar>
+              <w:top w:w="72" w:type="dxa"/>
+              <w:left w:w="115" w:type="dxa"/>
+              <w:bottom w:w="72" w:type="dxa"/>
+              <w:right w:w="115" w:type="dxa"/>
+            </w:tcMar>
+            <w:vAlign w:val="center"/>
+          </w:tcPr>
+          <w:p>
+            <w:pPr>
+              <w:jc w:val="center"/>
+              <w:rPr>
+                <w:rFonts w:asciiTheme="majorHAnsi" w:hAnsiTheme="majorHAnsi" w:cstheme="majorHAnsi" w:hint="eastAsia"/>
+                <w:b/>
+                <w:bCs/>
+                <w:sz w:val="22"/>
+              </w:rPr>
+            </w:pPr>
+            <w:r>
+              <w:rPr>
+                <w:rFonts w:asciiTheme="majorHAnsi" w:hAnsiTheme="majorHAnsi" w:cstheme="majorHAnsi" w:hint="eastAsia"/>
+                <w:b/>
+                <w:bCs/>
+                <w:sz w:val="22"/>
+              </w:rPr>
+              <w:t>修理</w:t>
+            </w:r>
+          </w:p>
+        </w:tc>
+        <w:tc>
+          <w:tcPr>
+            <w:tcW w:w="1620" w:type="dxa"/>
+            <w:tcMar>
+              <w:top w:w="72" w:type="dxa"/>
+              <w:left w:w="115" w:type="dxa"/>
+              <w:bottom w:w="72" w:type="dxa"/>
+              <w:right w:w="115" w:type="dxa"/>
+            </w:tcMar>
+            <w:vAlign w:val="center"/>
+          </w:tcPr>
+          <w:p>
+            <w:pPr>
+              <w:jc w:val="center"/>
+              <w:rPr>
+                <w:rFonts w:asciiTheme="majorHAnsi" w:hAnsiTheme="majorHAnsi" w:cstheme="majorHAnsi" w:hint="eastAsia"/>
+                <w:sz w:val="22"/>
+              </w:rPr>
+            </w:pPr>
+            <w:r>
+              <w:rPr>
+                <w:rFonts w:asciiTheme="majorHAnsi" w:hAnsiTheme="majorHAnsi" w:cstheme="majorHAnsi" w:hint="eastAsia"/>
+                <w:sz w:val="22"/>
+              </w:rPr>
+              <w:t>しゅうり</w:t>
+            </w:r>
+          </w:p>
+        </w:tc>
+        <w:tc>
+          <w:tcPr>
+            <w:tcW w:w="2022" w:type="dxa"/>
+            <w:tcMar>
+              <w:top w:w="72" w:type="dxa"/>
+              <w:left w:w="115" w:type="dxa"/>
+              <w:bottom w:w="72" w:type="dxa"/>
+              <w:right w:w="115" w:type="dxa"/>
+            </w:tcMar>
+            <w:vAlign w:val="center"/>
+          </w:tcPr>
+          <w:p>
+            <w:pPr>
+              <w:jc w:val="center"/>
+              <w:rPr>
+                <w:rFonts w:asciiTheme="majorHAnsi" w:hAnsiTheme="majorHAnsi" w:cstheme="majorHAnsi"/>
+                <w:sz w:val="22"/>
+                <w:lang w:val="en-US"/>
+              </w:rPr>
+            </w:pPr>
+            <w:r>
+              <w:rPr>
+                <w:rFonts w:asciiTheme="majorHAnsi" w:hAnsiTheme="majorHAnsi" w:cstheme="majorHAnsi"/>
+                <w:sz w:val="22"/>
+                <w:lang w:val="en-US"/>
+              </w:rPr>
+              <w:t>sửa chữa</w:t>
+            </w:r>
+          </w:p>
+        </w:tc>
+      </w:tr>
+    </w:tbl>
+    <w:p>
+      <w:pPr>
+        <w:rPr>
+          <w:sz w:val="24"/>
+          <w:szCs w:val="21"/>
+          <w:lang w:val="en-US"/>
+        </w:rPr>
+        <w:sectPr>
+          <w:type w:val="continuous"/>
+          <w:pgSz w:w="11906" w:h="16838"/>
+          <w:pgMar w:top="850" w:right="850" w:bottom="850" w:left="850" w:header="706" w:footer="706" w:gutter="0"/>
+          <w:cols w:num="2" w:space="708"/>
+          <w:docGrid w:linePitch="381"/>
+        </w:sectPr>
+      </w:pPr>
+    </w:p>
+    <w:p>
+      <w:pPr>
+        <w:rPr>
+          <w:b/>
+          <w:bCs/>
+          <w:color w:val="EE0000"/>
+          <w:sz w:val="24"/>
+          <w:szCs w:val="21"/>
+          <w:lang w:val="en-US"/>
+        </w:rPr>
+      </w:pPr>
+      <w:r>
+        <w:rPr>
+          <w:b/>
+          <w:bCs/>
+          <w:color w:val="EE0000"/>
+          <w:sz w:val="24"/>
+          <w:szCs w:val="21"/>
+          <w:u w:val="single"/>
+          <w:lang w:val="en-US"/>
+        </w:rPr>
+        <w:t xml:space="preserve">Part </w:t>
+      </w:r>
+      <w:r>
+        <w:rPr>
+          <w:rFonts w:hint="eastAsia"/>
+          <w:b/>
+          <w:bCs/>
+          <w:color w:val="EE0000"/>
+          <w:sz w:val="24"/>
+          <w:szCs w:val="21"/>
+          <w:u w:val="single"/>
+          <w:lang w:val="en-US"/>
+        </w:rPr>
+        <w:t>5</w:t>
+      </w:r>
+      <w:r>
+        <w:rPr>
+          <w:b/>
+          <w:bCs/>
+          <w:color w:val="EE0000"/>
+          <w:sz w:val="24"/>
+          <w:szCs w:val="21"/>
+          <w:lang w:val="en-US"/>
+        </w:rPr>
+        <w:t>:</w:t>
+      </w:r>
+    </w:p>
+    <w:tbl>
+      <w:tblPr>
+        <w:tblStyle w:val="TableGrid"/>
+        <w:tblW w:w="0" w:type="auto"/>
+        <w:tblLook w:val="04A0" w:firstRow="1" w:lastRow="0" w:firstColumn="1" w:lastColumn="0" w:noHBand="0" w:noVBand="1"/>
+      </w:tblPr>
+      <w:tblGrid>
+        <w:gridCol w:w="1139"/>
+        <w:gridCol w:w="1578"/>
+        <w:gridCol w:w="2022"/>
+      </w:tblGrid>
+      <w:tr>
+        <w:tc>
+          <w:tcPr>
+            <w:tcW w:w="1139" w:type="dxa"/>
+            <w:tcMar>
+              <w:top w:w="72" w:type="dxa"/>
+              <w:left w:w="115" w:type="dxa"/>
+              <w:bottom w:w="72" w:type="dxa"/>
+              <w:right w:w="115" w:type="dxa"/>
+            </w:tcMar>
+            <w:vAlign w:val="center"/>
+          </w:tcPr>
+          <w:p>
+            <w:pPr>
+              <w:jc w:val="center"/>
+              <w:rPr>
+                <w:rFonts w:asciiTheme="majorHAnsi" w:hAnsiTheme="majorHAnsi" w:cstheme="majorHAnsi"/>
+                <w:b/>
+                <w:bCs/>
+                <w:sz w:val="22"/>
+                <w:lang w:val="en-US"/>
+              </w:rPr>
+            </w:pPr>
+            <w:r>
+              <w:rPr>
+                <w:rFonts w:asciiTheme="majorHAnsi" w:hAnsiTheme="majorHAnsi" w:cstheme="majorHAnsi" w:hint="eastAsia"/>
+                <w:b/>
+                <w:bCs/>
+                <w:sz w:val="22"/>
+                <w:lang w:val="en-US"/>
+              </w:rPr>
+              <w:t>失敗</w:t>
+            </w:r>
+          </w:p>
+        </w:tc>
+        <w:tc>
+          <w:tcPr>
+            <w:tcW w:w="1578" w:type="dxa"/>
+            <w:tcMar>
+              <w:top w:w="72" w:type="dxa"/>
+              <w:left w:w="115" w:type="dxa"/>
+              <w:bottom w:w="72" w:type="dxa"/>
+              <w:right w:w="115" w:type="dxa"/>
+            </w:tcMar>
+            <w:vAlign w:val="center"/>
+          </w:tcPr>
+          <w:p>
+            <w:pPr>
+              <w:jc w:val="center"/>
+              <w:rPr>
+                <w:rFonts w:asciiTheme="majorHAnsi" w:hAnsiTheme="majorHAnsi" w:cstheme="majorHAnsi"/>
+                <w:sz w:val="22"/>
+                <w:lang w:val="en-US"/>
+              </w:rPr>
+            </w:pPr>
+            <w:r>
+              <w:rPr>
+                <w:rFonts w:asciiTheme="majorHAnsi" w:hAnsiTheme="majorHAnsi" w:cstheme="majorHAnsi" w:hint="eastAsia"/>
+                <w:sz w:val="22"/>
+              </w:rPr>
+              <w:t>しっぱい</w:t>
+            </w:r>
+          </w:p>
+        </w:tc>
+        <w:tc>
+          <w:tcPr>
+            <w:tcW w:w="2022" w:type="dxa"/>
+            <w:tcMar>
+              <w:top w:w="72" w:type="dxa"/>
+              <w:left w:w="115" w:type="dxa"/>
+              <w:bottom w:w="72" w:type="dxa"/>
+              <w:right w:w="115" w:type="dxa"/>
+            </w:tcMar>
+            <w:vAlign w:val="center"/>
+          </w:tcPr>
+          <w:p>
+            <w:pPr>
+              <w:jc w:val="center"/>
+              <w:rPr>
+                <w:rFonts w:asciiTheme="majorHAnsi" w:hAnsiTheme="majorHAnsi" w:cstheme="majorHAnsi" w:hint="eastAsia"/>
+                <w:sz w:val="22"/>
+                <w:lang w:val="en-US"/>
+              </w:rPr>
+            </w:pPr>
+            <w:r>
+              <w:rPr>
+                <w:rFonts w:asciiTheme="majorHAnsi" w:hAnsiTheme="majorHAnsi" w:cstheme="majorHAnsi"/>
+                <w:sz w:val="22"/>
+                <w:lang w:val="en-US"/>
+              </w:rPr>
+              <w:t>thất bại</w:t>
+            </w:r>
+          </w:p>
+        </w:tc>
+      </w:tr>
+      <w:tr>
+        <w:tc>
+          <w:tcPr>
+            <w:tcW w:w="1139" w:type="dxa"/>
+            <w:tcMar>
+              <w:top w:w="72" w:type="dxa"/>
+              <w:left w:w="115" w:type="dxa"/>
+              <w:bottom w:w="72" w:type="dxa"/>
+              <w:right w:w="115" w:type="dxa"/>
+            </w:tcMar>
+            <w:vAlign w:val="center"/>
+          </w:tcPr>
+          <w:p>
+            <w:pPr>
+              <w:jc w:val="center"/>
+              <w:rPr>
+                <w:rFonts w:asciiTheme="majorHAnsi" w:hAnsiTheme="majorHAnsi" w:cstheme="majorHAnsi"/>
+                <w:b/>
+                <w:bCs/>
+                <w:sz w:val="22"/>
+                <w:lang w:val="en-US"/>
+              </w:rPr>
+            </w:pPr>
+            <w:r>
+              <w:rPr>
+                <w:rFonts w:asciiTheme="majorHAnsi" w:hAnsiTheme="majorHAnsi" w:cstheme="majorHAnsi" w:hint="eastAsia"/>
+                <w:b/>
+                <w:bCs/>
+                <w:sz w:val="22"/>
+                <w:lang w:val="en-US"/>
+              </w:rPr>
+              <w:t>袋</w:t>
+            </w:r>
+          </w:p>
+        </w:tc>
+        <w:tc>
+          <w:tcPr>
+            <w:tcW w:w="1578" w:type="dxa"/>
+            <w:tcMar>
+              <w:top w:w="72" w:type="dxa"/>
+              <w:left w:w="115" w:type="dxa"/>
+              <w:bottom w:w="72" w:type="dxa"/>
+              <w:right w:w="115" w:type="dxa"/>
+            </w:tcMar>
+            <w:vAlign w:val="center"/>
+          </w:tcPr>
+          <w:p>
+            <w:pPr>
+              <w:jc w:val="center"/>
+              <w:rPr>
+                <w:rFonts w:asciiTheme="majorHAnsi" w:hAnsiTheme="majorHAnsi" w:cstheme="majorHAnsi"/>
+                <w:sz w:val="22"/>
+                <w:lang w:val="en-US"/>
+              </w:rPr>
+            </w:pPr>
+            <w:r>
+              <w:rPr>
+                <w:rFonts w:asciiTheme="majorHAnsi" w:hAnsiTheme="majorHAnsi" w:cstheme="majorHAnsi" w:hint="eastAsia"/>
+                <w:sz w:val="22"/>
+              </w:rPr>
+              <w:t>ふくろ</w:t>
+            </w:r>
+          </w:p>
+        </w:tc>
+        <w:tc>
+          <w:tcPr>
+            <w:tcW w:w="2022" w:type="dxa"/>
+            <w:tcMar>
+              <w:top w:w="72" w:type="dxa"/>
+              <w:left w:w="115" w:type="dxa"/>
+              <w:bottom w:w="72" w:type="dxa"/>
+              <w:right w:w="115" w:type="dxa"/>
+            </w:tcMar>
+            <w:vAlign w:val="center"/>
+          </w:tcPr>
+          <w:p>
+            <w:pPr>
+              <w:jc w:val="center"/>
+              <w:rPr>
+                <w:rFonts w:asciiTheme="majorHAnsi" w:hAnsiTheme="majorHAnsi" w:cstheme="majorHAnsi"/>
+                <w:sz w:val="22"/>
+                <w:lang w:val="en-US"/>
+              </w:rPr>
+            </w:pPr>
+            <w:r>
+              <w:rPr>
+                <w:rFonts w:asciiTheme="majorHAnsi" w:hAnsiTheme="majorHAnsi" w:cstheme="majorHAnsi"/>
+                <w:sz w:val="22"/>
+                <w:lang w:val="en-US"/>
+              </w:rPr>
+              <w:t>túi, bao</w:t>
+            </w:r>
+          </w:p>
+        </w:tc>
+      </w:tr>
+      <w:tr>
+        <w:tc>
+          <w:tcPr>
+            <w:tcW w:w="1139" w:type="dxa"/>
+            <w:tcMar>
+              <w:top w:w="72" w:type="dxa"/>
+              <w:left w:w="115" w:type="dxa"/>
+              <w:bottom w:w="72" w:type="dxa"/>
+              <w:right w:w="115" w:type="dxa"/>
+            </w:tcMar>
+            <w:vAlign w:val="center"/>
+          </w:tcPr>
+          <w:p>
+            <w:pPr>
+              <w:jc w:val="center"/>
+              <w:rPr>
+                <w:rFonts w:asciiTheme="majorHAnsi" w:hAnsiTheme="majorHAnsi" w:cstheme="majorHAnsi"/>
+                <w:b/>
+                <w:bCs/>
+                <w:sz w:val="22"/>
+                <w:lang w:val="en-US"/>
+              </w:rPr>
+            </w:pPr>
+            <w:r>
+              <w:rPr>
+                <w:rFonts w:asciiTheme="majorHAnsi" w:hAnsiTheme="majorHAnsi" w:cstheme="majorHAnsi" w:hint="eastAsia"/>
+                <w:b/>
+                <w:bCs/>
+                <w:sz w:val="22"/>
+              </w:rPr>
+              <w:t>手袋</w:t>
+            </w:r>
+          </w:p>
+        </w:tc>
+        <w:tc>
+          <w:tcPr>
+            <w:tcW w:w="1578" w:type="dxa"/>
+            <w:tcMar>
+              <w:top w:w="72" w:type="dxa"/>
+              <w:left w:w="115" w:type="dxa"/>
+              <w:bottom w:w="72" w:type="dxa"/>
+              <w:right w:w="115" w:type="dxa"/>
+            </w:tcMar>
+            <w:vAlign w:val="center"/>
+          </w:tcPr>
+          <w:p>
+            <w:pPr>
+              <w:jc w:val="center"/>
+              <w:rPr>
+                <w:rFonts w:asciiTheme="majorHAnsi" w:hAnsiTheme="majorHAnsi" w:cstheme="majorHAnsi"/>
+                <w:sz w:val="22"/>
+                <w:lang w:val="en-US"/>
+              </w:rPr>
+            </w:pPr>
+            <w:r>
+              <w:rPr>
+                <w:rFonts w:asciiTheme="majorHAnsi" w:hAnsiTheme="majorHAnsi" w:cstheme="majorHAnsi" w:hint="eastAsia"/>
+                <w:sz w:val="22"/>
+              </w:rPr>
+              <w:t>てぶくろ</w:t>
+            </w:r>
+          </w:p>
+        </w:tc>
+        <w:tc>
+          <w:tcPr>
+            <w:tcW w:w="2022" w:type="dxa"/>
+            <w:tcMar>
+              <w:top w:w="72" w:type="dxa"/>
+              <w:left w:w="115" w:type="dxa"/>
+              <w:bottom w:w="72" w:type="dxa"/>
+              <w:right w:w="115" w:type="dxa"/>
+            </w:tcMar>
+            <w:vAlign w:val="center"/>
+          </w:tcPr>
+          <w:p>
+            <w:pPr>
+              <w:jc w:val="center"/>
+              <w:rPr>
+                <w:rFonts w:asciiTheme="majorHAnsi" w:hAnsiTheme="majorHAnsi" w:cstheme="majorHAnsi"/>
+                <w:sz w:val="22"/>
+                <w:lang w:val="en-US"/>
+              </w:rPr>
+            </w:pPr>
+            <w:r>
+              <w:rPr>
+                <w:rFonts w:asciiTheme="majorHAnsi" w:hAnsiTheme="majorHAnsi" w:cstheme="majorHAnsi"/>
+                <w:sz w:val="22"/>
+                <w:lang w:val="en-US"/>
+              </w:rPr>
+              <w:t>găng tay</w:t>
+            </w:r>
+          </w:p>
+        </w:tc>
+      </w:tr>
+      <w:tr>
+        <w:tc>
+          <w:tcPr>
+            <w:tcW w:w="1139" w:type="dxa"/>
+            <w:tcMar>
+              <w:top w:w="72" w:type="dxa"/>
+              <w:left w:w="115" w:type="dxa"/>
+              <w:bottom w:w="72" w:type="dxa"/>
+              <w:right w:w="115" w:type="dxa"/>
+            </w:tcMar>
+            <w:vAlign w:val="center"/>
+          </w:tcPr>
+          <w:p>
+            <w:pPr>
+              <w:jc w:val="center"/>
+              <w:rPr>
+                <w:rFonts w:asciiTheme="majorHAnsi" w:hAnsiTheme="majorHAnsi" w:cstheme="majorHAnsi"/>
+                <w:b/>
+                <w:bCs/>
+                <w:sz w:val="22"/>
+                <w:lang w:val="en-US"/>
+              </w:rPr>
+            </w:pPr>
+            <w:r>
+              <w:rPr>
+                <w:rFonts w:asciiTheme="majorHAnsi" w:hAnsiTheme="majorHAnsi" w:cstheme="majorHAnsi" w:hint="eastAsia"/>
+                <w:b/>
+                <w:bCs/>
+                <w:sz w:val="22"/>
+              </w:rPr>
+              <w:t>福袋</w:t>
+            </w:r>
+          </w:p>
+        </w:tc>
+        <w:tc>
+          <w:tcPr>
+            <w:tcW w:w="1578" w:type="dxa"/>
+            <w:tcMar>
+              <w:top w:w="72" w:type="dxa"/>
+              <w:left w:w="115" w:type="dxa"/>
+              <w:bottom w:w="72" w:type="dxa"/>
+              <w:right w:w="115" w:type="dxa"/>
+            </w:tcMar>
+            <w:vAlign w:val="center"/>
+          </w:tcPr>
+          <w:p>
+            <w:pPr>
+              <w:jc w:val="center"/>
+              <w:rPr>
+                <w:rFonts w:asciiTheme="majorHAnsi" w:hAnsiTheme="majorHAnsi" w:cstheme="majorHAnsi"/>
+                <w:sz w:val="22"/>
+                <w:lang w:val="en-US"/>
+              </w:rPr>
+            </w:pPr>
+            <w:r>
+              <w:rPr>
+                <w:rFonts w:asciiTheme="majorHAnsi" w:hAnsiTheme="majorHAnsi" w:cstheme="majorHAnsi" w:hint="eastAsia"/>
+                <w:sz w:val="22"/>
+              </w:rPr>
+              <w:t>ふくぶくろ</w:t>
+            </w:r>
+          </w:p>
+        </w:tc>
+        <w:tc>
+          <w:tcPr>
+            <w:tcW w:w="2022" w:type="dxa"/>
+            <w:tcMar>
+              <w:top w:w="72" w:type="dxa"/>
+              <w:left w:w="115" w:type="dxa"/>
+              <w:bottom w:w="72" w:type="dxa"/>
+              <w:right w:w="115" w:type="dxa"/>
+            </w:tcMar>
+            <w:vAlign w:val="center"/>
+          </w:tcPr>
+          <w:p>
+            <w:pPr>
+              <w:jc w:val="center"/>
+              <w:rPr>
+                <w:rFonts w:asciiTheme="majorHAnsi" w:hAnsiTheme="majorHAnsi" w:cstheme="majorHAnsi"/>
+                <w:sz w:val="22"/>
+                <w:lang w:val="en-US"/>
+              </w:rPr>
+            </w:pPr>
+            <w:r>
+              <w:rPr>
+                <w:rFonts w:asciiTheme="majorHAnsi" w:hAnsiTheme="majorHAnsi" w:cstheme="majorHAnsi"/>
+                <w:sz w:val="22"/>
+                <w:lang w:val="en-US"/>
+              </w:rPr>
+              <w:t>túi may mắn</w:t>
+            </w:r>
+          </w:p>
+        </w:tc>
+      </w:tr>
+      <w:tr>
+        <w:tc>
+          <w:tcPr>
+            <w:tcW w:w="1139" w:type="dxa"/>
+            <w:tcMar>
+              <w:top w:w="72" w:type="dxa"/>
+              <w:left w:w="115" w:type="dxa"/>
+              <w:bottom w:w="72" w:type="dxa"/>
+              <w:right w:w="115" w:type="dxa"/>
+            </w:tcMar>
+            <w:vAlign w:val="center"/>
+          </w:tcPr>
+          <w:p>
+            <w:pPr>
+              <w:jc w:val="center"/>
+              <w:rPr>
+                <w:rFonts w:asciiTheme="majorHAnsi" w:hAnsiTheme="majorHAnsi" w:cstheme="majorHAnsi"/>
+                <w:b/>
+                <w:bCs/>
+                <w:sz w:val="22"/>
+                <w:lang w:val="en-US"/>
+              </w:rPr>
+            </w:pPr>
+            <w:r>
+              <w:rPr>
+                <w:rFonts w:asciiTheme="majorHAnsi" w:hAnsiTheme="majorHAnsi" w:cstheme="majorHAnsi" w:hint="eastAsia"/>
+                <w:b/>
+                <w:bCs/>
+                <w:sz w:val="22"/>
+              </w:rPr>
+              <w:t>荷物</w:t>
+            </w:r>
+          </w:p>
+        </w:tc>
+        <w:tc>
+          <w:tcPr>
+            <w:tcW w:w="1578" w:type="dxa"/>
+            <w:tcMar>
+              <w:top w:w="72" w:type="dxa"/>
+              <w:left w:w="115" w:type="dxa"/>
+              <w:bottom w:w="72" w:type="dxa"/>
+              <w:right w:w="115" w:type="dxa"/>
+            </w:tcMar>
+            <w:vAlign w:val="center"/>
+          </w:tcPr>
+          <w:p>
+            <w:pPr>
+              <w:jc w:val="center"/>
+              <w:rPr>
+                <w:rFonts w:asciiTheme="majorHAnsi" w:hAnsiTheme="majorHAnsi" w:cstheme="majorHAnsi"/>
+                <w:sz w:val="22"/>
+                <w:lang w:val="en-US"/>
+              </w:rPr>
+            </w:pPr>
+            <w:r>
+              <w:rPr>
+                <w:rFonts w:asciiTheme="majorHAnsi" w:hAnsiTheme="majorHAnsi" w:cstheme="majorHAnsi" w:hint="eastAsia"/>
+                <w:sz w:val="22"/>
+              </w:rPr>
+              <w:t>にもつ</w:t>
+            </w:r>
+          </w:p>
+        </w:tc>
+        <w:tc>
+          <w:tcPr>
+            <w:tcW w:w="2022" w:type="dxa"/>
+            <w:tcMar>
+              <w:top w:w="72" w:type="dxa"/>
+              <w:left w:w="115" w:type="dxa"/>
+              <w:bottom w:w="72" w:type="dxa"/>
+              <w:right w:w="115" w:type="dxa"/>
+            </w:tcMar>
+            <w:vAlign w:val="center"/>
+          </w:tcPr>
+          <w:p>
+            <w:pPr>
+              <w:jc w:val="center"/>
+              <w:rPr>
+                <w:rFonts w:asciiTheme="majorHAnsi" w:hAnsiTheme="majorHAnsi" w:cstheme="majorHAnsi"/>
+                <w:sz w:val="22"/>
+                <w:lang w:val="en-US"/>
+              </w:rPr>
+            </w:pPr>
+            <w:r>
+              <w:rPr>
+                <w:rFonts w:asciiTheme="majorHAnsi" w:hAnsiTheme="majorHAnsi" w:cstheme="majorHAnsi"/>
+                <w:sz w:val="22"/>
+                <w:lang w:val="en-US"/>
+              </w:rPr>
+              <w:t>hàng hóa</w:t>
+            </w:r>
+          </w:p>
+        </w:tc>
+      </w:tr>
+      <w:tr>
+        <w:tc>
+          <w:tcPr>
+            <w:tcW w:w="1139" w:type="dxa"/>
+            <w:tcMar>
+              <w:top w:w="72" w:type="dxa"/>
+              <w:left w:w="115" w:type="dxa"/>
+              <w:bottom w:w="72" w:type="dxa"/>
+              <w:right w:w="115" w:type="dxa"/>
+            </w:tcMar>
+            <w:vAlign w:val="center"/>
+          </w:tcPr>
+          <w:p>
+            <w:pPr>
+              <w:jc w:val="center"/>
+              <w:rPr>
+                <w:rFonts w:asciiTheme="majorHAnsi" w:hAnsiTheme="majorHAnsi" w:cstheme="majorHAnsi" w:hint="eastAsia"/>
+                <w:b/>
+                <w:bCs/>
+                <w:sz w:val="22"/>
+                <w:lang w:val="en-US"/>
+              </w:rPr>
+            </w:pPr>
+            <w:r>
+              <w:rPr>
+                <w:rFonts w:asciiTheme="majorHAnsi" w:hAnsiTheme="majorHAnsi" w:cstheme="majorHAnsi" w:hint="eastAsia"/>
+                <w:b/>
+                <w:bCs/>
+                <w:sz w:val="22"/>
+                <w:lang w:val="en-US"/>
+              </w:rPr>
+              <w:t>中身</w:t>
+            </w:r>
+          </w:p>
+        </w:tc>
+        <w:tc>
+          <w:tcPr>
+            <w:tcW w:w="1578" w:type="dxa"/>
+            <w:tcMar>
+              <w:top w:w="72" w:type="dxa"/>
+              <w:left w:w="115" w:type="dxa"/>
+              <w:bottom w:w="72" w:type="dxa"/>
+              <w:right w:w="115" w:type="dxa"/>
+            </w:tcMar>
+            <w:vAlign w:val="center"/>
+          </w:tcPr>
+          <w:p>
+            <w:pPr>
+              <w:jc w:val="center"/>
+              <w:rPr>
+                <w:rFonts w:asciiTheme="majorHAnsi" w:hAnsiTheme="majorHAnsi" w:cstheme="majorHAnsi" w:hint="eastAsia"/>
+                <w:sz w:val="22"/>
+                <w:lang w:val="en-US"/>
+              </w:rPr>
+            </w:pPr>
+            <w:r>
+              <w:rPr>
+                <w:rFonts w:asciiTheme="majorHAnsi" w:hAnsiTheme="majorHAnsi" w:cstheme="majorHAnsi" w:hint="eastAsia"/>
+                <w:sz w:val="22"/>
+                <w:lang w:val="en-US"/>
+              </w:rPr>
+              <w:t>なかみ</w:t>
+            </w:r>
+          </w:p>
+        </w:tc>
+        <w:tc>
+          <w:tcPr>
+            <w:tcW w:w="2022" w:type="dxa"/>
+            <w:tcMar>
+              <w:top w:w="72" w:type="dxa"/>
+              <w:left w:w="115" w:type="dxa"/>
+              <w:bottom w:w="72" w:type="dxa"/>
+              <w:right w:w="115" w:type="dxa"/>
+            </w:tcMar>
+            <w:vAlign w:val="center"/>
+          </w:tcPr>
+          <w:p>
+            <w:pPr>
+              <w:jc w:val="center"/>
+              <w:rPr>
+                <w:rFonts w:asciiTheme="majorHAnsi" w:hAnsiTheme="majorHAnsi" w:cstheme="majorHAnsi"/>
+                <w:sz w:val="22"/>
+                <w:lang w:val="en-US"/>
+              </w:rPr>
+            </w:pPr>
+            <w:r>
+              <w:rPr>
+                <w:rFonts w:asciiTheme="majorHAnsi" w:hAnsiTheme="majorHAnsi" w:cstheme="majorHAnsi"/>
+                <w:sz w:val="22"/>
+                <w:lang w:val="en-US"/>
+              </w:rPr>
+              <w:t>thứ bên trong</w:t>
+            </w:r>
+          </w:p>
+        </w:tc>
+      </w:tr>
+      <w:tr>
+        <w:tc>
+          <w:tcPr>
+            <w:tcW w:w="1139" w:type="dxa"/>
+            <w:tcMar>
+              <w:top w:w="72" w:type="dxa"/>
+              <w:left w:w="115" w:type="dxa"/>
+              <w:bottom w:w="72" w:type="dxa"/>
+              <w:right w:w="115" w:type="dxa"/>
+            </w:tcMar>
+            <w:vAlign w:val="center"/>
+          </w:tcPr>
+          <w:p>
+            <w:pPr>
+              <w:jc w:val="center"/>
+              <w:rPr>
+                <w:rFonts w:asciiTheme="majorHAnsi" w:hAnsiTheme="majorHAnsi" w:cstheme="majorHAnsi" w:hint="eastAsia"/>
+                <w:b/>
+                <w:bCs/>
+                <w:sz w:val="22"/>
+                <w:lang w:val="en-US"/>
+              </w:rPr>
+            </w:pPr>
+            <w:r>
+              <w:rPr>
+                <w:rFonts w:asciiTheme="majorHAnsi" w:hAnsiTheme="majorHAnsi" w:cstheme="majorHAnsi" w:hint="eastAsia"/>
+                <w:b/>
+                <w:bCs/>
+                <w:sz w:val="22"/>
+                <w:lang w:val="en-US"/>
+              </w:rPr>
+              <w:t>振り仮名</w:t>
+            </w:r>
+          </w:p>
+        </w:tc>
+        <w:tc>
+          <w:tcPr>
+            <w:tcW w:w="1578" w:type="dxa"/>
+            <w:tcMar>
+              <w:top w:w="72" w:type="dxa"/>
+              <w:left w:w="115" w:type="dxa"/>
+              <w:bottom w:w="72" w:type="dxa"/>
+              <w:right w:w="115" w:type="dxa"/>
+            </w:tcMar>
+            <w:vAlign w:val="center"/>
+          </w:tcPr>
+          <w:p>
+            <w:pPr>
+              <w:jc w:val="center"/>
+              <w:rPr>
+                <w:rFonts w:asciiTheme="majorHAnsi" w:hAnsiTheme="majorHAnsi" w:cstheme="majorHAnsi" w:hint="eastAsia"/>
+                <w:sz w:val="22"/>
+                <w:lang w:val="en-US"/>
+              </w:rPr>
+            </w:pPr>
+            <w:r>
+              <w:rPr>
+                <w:rFonts w:asciiTheme="majorHAnsi" w:hAnsiTheme="majorHAnsi" w:cstheme="majorHAnsi" w:hint="eastAsia"/>
+                <w:sz w:val="22"/>
+                <w:lang w:val="en-US"/>
+              </w:rPr>
+              <w:t>ふりがな</w:t>
+            </w:r>
+          </w:p>
+        </w:tc>
+        <w:tc>
+          <w:tcPr>
+            <w:tcW w:w="2022" w:type="dxa"/>
+            <w:tcMar>
+              <w:top w:w="72" w:type="dxa"/>
+              <w:left w:w="115" w:type="dxa"/>
+              <w:bottom w:w="72" w:type="dxa"/>
+              <w:right w:w="115" w:type="dxa"/>
+            </w:tcMar>
+            <w:vAlign w:val="center"/>
+          </w:tcPr>
+          <w:p>
+            <w:pPr>
+              <w:jc w:val="center"/>
+              <w:rPr>
+                <w:rFonts w:asciiTheme="majorHAnsi" w:hAnsiTheme="majorHAnsi" w:cstheme="majorHAnsi"/>
+                <w:sz w:val="22"/>
+                <w:lang w:val="en-US"/>
+              </w:rPr>
+            </w:pPr>
+            <w:r>
+              <w:rPr>
+                <w:rFonts w:asciiTheme="majorHAnsi" w:hAnsiTheme="majorHAnsi" w:cstheme="majorHAnsi"/>
+                <w:sz w:val="22"/>
+                <w:lang w:val="en-US"/>
+              </w:rPr>
+              <w:t>phiên âm Kanji</w:t>
+            </w:r>
+          </w:p>
+        </w:tc>
+      </w:tr>
+      <w:tr>
+        <w:tc>
+          <w:tcPr>
+            <w:tcW w:w="1139" w:type="dxa"/>
+            <w:tcMar>
+              <w:top w:w="72" w:type="dxa"/>
+              <w:left w:w="115" w:type="dxa"/>
+              <w:bottom w:w="72" w:type="dxa"/>
+              <w:right w:w="115" w:type="dxa"/>
+            </w:tcMar>
+            <w:vAlign w:val="center"/>
+          </w:tcPr>
+          <w:p>
+            <w:pPr>
+              <w:jc w:val="center"/>
+              <w:rPr>
+                <w:rFonts w:asciiTheme="majorHAnsi" w:hAnsiTheme="majorHAnsi" w:cstheme="majorHAnsi" w:hint="eastAsia"/>
+                <w:b/>
+                <w:bCs/>
+                <w:sz w:val="22"/>
+                <w:lang w:val="en-US"/>
+              </w:rPr>
+            </w:pPr>
+            <w:r>
+              <w:rPr>
+                <w:rFonts w:asciiTheme="majorHAnsi" w:hAnsiTheme="majorHAnsi" w:cstheme="majorHAnsi" w:hint="eastAsia"/>
+                <w:b/>
+                <w:bCs/>
+                <w:sz w:val="22"/>
+                <w:lang w:val="en-US"/>
+              </w:rPr>
+              <w:t>家電</w:t>
+            </w:r>
+          </w:p>
+        </w:tc>
+        <w:tc>
+          <w:tcPr>
+            <w:tcW w:w="1578" w:type="dxa"/>
+            <w:tcMar>
+              <w:top w:w="72" w:type="dxa"/>
+              <w:left w:w="115" w:type="dxa"/>
+              <w:bottom w:w="72" w:type="dxa"/>
+              <w:right w:w="115" w:type="dxa"/>
+            </w:tcMar>
+            <w:vAlign w:val="center"/>
+          </w:tcPr>
+          <w:p>
+            <w:pPr>
+              <w:jc w:val="center"/>
+              <w:rPr>
+                <w:rFonts w:asciiTheme="majorHAnsi" w:hAnsiTheme="majorHAnsi" w:cstheme="majorHAnsi" w:hint="eastAsia"/>
+                <w:sz w:val="22"/>
+                <w:lang w:val="en-US"/>
+              </w:rPr>
+            </w:pPr>
+            <w:r>
+              <w:rPr>
+                <w:rFonts w:asciiTheme="majorHAnsi" w:hAnsiTheme="majorHAnsi" w:cstheme="majorHAnsi" w:hint="eastAsia"/>
+                <w:sz w:val="22"/>
+                <w:lang w:val="en-US"/>
+              </w:rPr>
+              <w:t>かでん</w:t>
+            </w:r>
+          </w:p>
+        </w:tc>
+        <w:tc>
+          <w:tcPr>
+            <w:tcW w:w="2022" w:type="dxa"/>
+            <w:tcMar>
+              <w:top w:w="72" w:type="dxa"/>
+              <w:left w:w="115" w:type="dxa"/>
+              <w:bottom w:w="72" w:type="dxa"/>
+              <w:right w:w="115" w:type="dxa"/>
+            </w:tcMar>
+            <w:vAlign w:val="center"/>
+          </w:tcPr>
+          <w:p>
+            <w:pPr>
+              <w:jc w:val="center"/>
+              <w:rPr>
+                <w:rFonts w:asciiTheme="majorHAnsi" w:hAnsiTheme="majorHAnsi" w:cstheme="majorHAnsi"/>
+                <w:sz w:val="22"/>
+                <w:lang w:val="en-US"/>
+              </w:rPr>
+            </w:pPr>
+            <w:r>
+              <w:rPr>
+                <w:rFonts w:asciiTheme="majorHAnsi" w:hAnsiTheme="majorHAnsi" w:cstheme="majorHAnsi"/>
+                <w:sz w:val="22"/>
+                <w:lang w:val="en-US"/>
+              </w:rPr>
+              <w:t>đồ điện gia dụng</w:t>
+            </w:r>
+          </w:p>
+        </w:tc>
+      </w:tr>
+      <w:tr>
+        <w:tc>
+          <w:tcPr>
+            <w:tcW w:w="1139" w:type="dxa"/>
+            <w:tcMar>
+              <w:top w:w="72" w:type="dxa"/>
+              <w:left w:w="115" w:type="dxa"/>
+              <w:bottom w:w="72" w:type="dxa"/>
+              <w:right w:w="115" w:type="dxa"/>
+            </w:tcMar>
+            <w:vAlign w:val="center"/>
+          </w:tcPr>
+          <w:p>
+            <w:pPr>
+              <w:jc w:val="center"/>
+              <w:rPr>
+                <w:rFonts w:asciiTheme="majorHAnsi" w:hAnsiTheme="majorHAnsi" w:cstheme="majorHAnsi" w:hint="eastAsia"/>
+                <w:b/>
+                <w:bCs/>
+                <w:sz w:val="22"/>
+                <w:lang w:val="en-US"/>
+              </w:rPr>
+            </w:pPr>
+            <w:r>
+              <w:rPr>
+                <w:rFonts w:asciiTheme="majorHAnsi" w:hAnsiTheme="majorHAnsi" w:cstheme="majorHAnsi" w:hint="eastAsia"/>
+                <w:b/>
+                <w:bCs/>
+                <w:sz w:val="22"/>
+                <w:lang w:val="en-US"/>
+              </w:rPr>
+              <w:t>エピソード集</w:t>
+            </w:r>
+          </w:p>
+        </w:tc>
+        <w:tc>
+          <w:tcPr>
+            <w:tcW w:w="1578" w:type="dxa"/>
+            <w:tcMar>
+              <w:top w:w="72" w:type="dxa"/>
+              <w:left w:w="115" w:type="dxa"/>
+              <w:bottom w:w="72" w:type="dxa"/>
+              <w:right w:w="115" w:type="dxa"/>
+            </w:tcMar>
+            <w:vAlign w:val="center"/>
+          </w:tcPr>
+          <w:p>
+            <w:pPr>
+              <w:jc w:val="center"/>
+              <w:rPr>
+                <w:rFonts w:asciiTheme="majorHAnsi" w:hAnsiTheme="majorHAnsi" w:cstheme="majorHAnsi" w:hint="eastAsia"/>
+                <w:sz w:val="22"/>
+                <w:lang w:val="en-US"/>
+              </w:rPr>
+            </w:pPr>
+            <w:r>
+              <w:rPr>
+                <w:rFonts w:asciiTheme="majorHAnsi" w:hAnsiTheme="majorHAnsi" w:cstheme="majorHAnsi" w:hint="eastAsia"/>
+                <w:sz w:val="22"/>
+                <w:lang w:val="en-US"/>
+              </w:rPr>
+              <w:t>えぴそーどしゅう</w:t>
+            </w:r>
+          </w:p>
+        </w:tc>
+        <w:tc>
+          <w:tcPr>
+            <w:tcW w:w="2022" w:type="dxa"/>
+            <w:tcMar>
+              <w:top w:w="72" w:type="dxa"/>
+              <w:left w:w="115" w:type="dxa"/>
+              <w:bottom w:w="72" w:type="dxa"/>
+              <w:right w:w="115" w:type="dxa"/>
+            </w:tcMar>
+            <w:vAlign w:val="center"/>
+          </w:tcPr>
+          <w:p>
+            <w:pPr>
+              <w:jc w:val="center"/>
+              <w:rPr>
+                <w:rFonts w:asciiTheme="majorHAnsi" w:hAnsiTheme="majorHAnsi" w:cstheme="majorHAnsi"/>
+                <w:sz w:val="22"/>
+                <w:lang w:val="en-US"/>
+              </w:rPr>
+            </w:pPr>
+            <w:r>
+              <w:rPr>
+                <w:rFonts w:asciiTheme="majorHAnsi" w:hAnsiTheme="majorHAnsi" w:cstheme="majorHAnsi"/>
+                <w:sz w:val="22"/>
+                <w:lang w:val="en-US"/>
+              </w:rPr>
+              <w:t>tuyển tập, tập hợp các câu chuyện</w:t>
+            </w:r>
+          </w:p>
+        </w:tc>
+      </w:tr>
+      <w:tr>
+        <w:tc>
+          <w:tcPr>
+            <w:tcW w:w="1139" w:type="dxa"/>
+            <w:tcMar>
+              <w:top w:w="72" w:type="dxa"/>
+              <w:left w:w="115" w:type="dxa"/>
+              <w:bottom w:w="72" w:type="dxa"/>
+              <w:right w:w="115" w:type="dxa"/>
+            </w:tcMar>
+            <w:vAlign w:val="center"/>
+          </w:tcPr>
+          <w:p>
+            <w:pPr>
+              <w:jc w:val="center"/>
+              <w:rPr>
+                <w:rFonts w:asciiTheme="majorHAnsi" w:hAnsiTheme="majorHAnsi" w:cstheme="majorHAnsi" w:hint="eastAsia"/>
+                <w:b/>
+                <w:bCs/>
+                <w:sz w:val="22"/>
+              </w:rPr>
+            </w:pPr>
+          </w:p>
+        </w:tc>
+        <w:tc>
+          <w:tcPr>
+            <w:tcW w:w="1578" w:type="dxa"/>
+            <w:tcMar>
+              <w:top w:w="72" w:type="dxa"/>
+              <w:left w:w="115" w:type="dxa"/>
+              <w:bottom w:w="72" w:type="dxa"/>
+              <w:right w:w="115" w:type="dxa"/>
+            </w:tcMar>
+            <w:vAlign w:val="center"/>
+          </w:tcPr>
+          <w:p>
+            <w:pPr>
+              <w:jc w:val="center"/>
+              <w:rPr>
+                <w:rFonts w:asciiTheme="majorHAnsi" w:hAnsiTheme="majorHAnsi" w:cstheme="majorHAnsi" w:hint="eastAsia"/>
+                <w:sz w:val="22"/>
+              </w:rPr>
+            </w:pPr>
+            <w:r>
+              <w:rPr>
+                <w:rFonts w:asciiTheme="majorHAnsi" w:hAnsiTheme="majorHAnsi" w:cstheme="majorHAnsi" w:hint="eastAsia"/>
+                <w:sz w:val="22"/>
+              </w:rPr>
+              <w:t>ブランド</w:t>
+            </w:r>
+          </w:p>
+        </w:tc>
+        <w:tc>
+          <w:tcPr>
+            <w:tcW w:w="2022" w:type="dxa"/>
+            <w:tcMar>
+              <w:top w:w="72" w:type="dxa"/>
+              <w:left w:w="115" w:type="dxa"/>
+              <w:bottom w:w="72" w:type="dxa"/>
+              <w:right w:w="115" w:type="dxa"/>
+            </w:tcMar>
+            <w:vAlign w:val="center"/>
+          </w:tcPr>
+          <w:p>
+            <w:pPr>
+              <w:jc w:val="center"/>
+              <w:rPr>
+                <w:rFonts w:asciiTheme="majorHAnsi" w:hAnsiTheme="majorHAnsi" w:cstheme="majorHAnsi"/>
+                <w:sz w:val="22"/>
+                <w:lang w:val="en-US"/>
+              </w:rPr>
+            </w:pPr>
+            <w:r>
+              <w:rPr>
+                <w:rFonts w:asciiTheme="majorHAnsi" w:hAnsiTheme="majorHAnsi" w:cstheme="majorHAnsi"/>
+                <w:sz w:val="22"/>
+                <w:lang w:val="en-US"/>
+              </w:rPr>
+              <w:t>nhãn hàng</w:t>
+            </w:r>
+          </w:p>
+        </w:tc>
+      </w:tr>
+    </w:tbl>
+    <w:p>
+      <w:pPr>
+        <w:rPr>
+          <w:b/>
+          <w:bCs/>
+          <w:sz w:val="24"/>
+          <w:szCs w:val="21"/>
+          <w:lang w:val="en-US"/>
+        </w:rPr>
+      </w:pPr>
+    </w:p>
+    <w:tbl>
+      <w:tblPr>
+        <w:tblStyle w:val="TableGrid"/>
+        <w:tblW w:w="0" w:type="auto"/>
+        <w:tblLook w:val="04A0" w:firstRow="1" w:lastRow="0" w:firstColumn="1" w:lastColumn="0" w:noHBand="0" w:noVBand="1"/>
+      </w:tblPr>
+      <w:tblGrid>
+        <w:gridCol w:w="1139"/>
+        <w:gridCol w:w="1578"/>
+        <w:gridCol w:w="2022"/>
+      </w:tblGrid>
+      <w:tr>
+        <w:tc>
+          <w:tcPr>
+            <w:tcW w:w="1139" w:type="dxa"/>
+            <w:tcMar>
+              <w:top w:w="72" w:type="dxa"/>
+              <w:left w:w="115" w:type="dxa"/>
+              <w:bottom w:w="72" w:type="dxa"/>
+              <w:right w:w="115" w:type="dxa"/>
+            </w:tcMar>
+            <w:vAlign w:val="center"/>
+          </w:tcPr>
+          <w:p>
+            <w:pPr>
+              <w:jc w:val="center"/>
+              <w:rPr>
+                <w:rFonts w:asciiTheme="majorHAnsi" w:hAnsiTheme="majorHAnsi" w:cstheme="majorHAnsi"/>
+                <w:b/>
+                <w:bCs/>
+                <w:sz w:val="22"/>
+                <w:lang w:val="en-US"/>
+              </w:rPr>
+            </w:pPr>
+          </w:p>
+        </w:tc>
+        <w:tc>
+          <w:tcPr>
+            <w:tcW w:w="1578" w:type="dxa"/>
+            <w:tcMar>
+              <w:top w:w="72" w:type="dxa"/>
+              <w:left w:w="115" w:type="dxa"/>
+              <w:bottom w:w="72" w:type="dxa"/>
+              <w:right w:w="115" w:type="dxa"/>
+            </w:tcMar>
+            <w:vAlign w:val="center"/>
+          </w:tcPr>
+          <w:p>
+            <w:pPr>
+              <w:jc w:val="center"/>
+              <w:rPr>
+                <w:rFonts w:asciiTheme="majorHAnsi" w:hAnsiTheme="majorHAnsi" w:cstheme="majorHAnsi"/>
+                <w:sz w:val="22"/>
+                <w:lang w:val="en-US"/>
+              </w:rPr>
+            </w:pPr>
+            <w:r>
+              <w:rPr>
+                <w:rFonts w:asciiTheme="majorHAnsi" w:hAnsiTheme="majorHAnsi" w:cstheme="majorHAnsi" w:hint="eastAsia"/>
+                <w:sz w:val="22"/>
+              </w:rPr>
+              <w:t>フリーサイズ</w:t>
+            </w:r>
+          </w:p>
+        </w:tc>
+        <w:tc>
+          <w:tcPr>
+            <w:tcW w:w="2022" w:type="dxa"/>
+            <w:tcMar>
+              <w:top w:w="72" w:type="dxa"/>
+              <w:left w:w="115" w:type="dxa"/>
+              <w:bottom w:w="72" w:type="dxa"/>
+              <w:right w:w="115" w:type="dxa"/>
+            </w:tcMar>
+            <w:vAlign w:val="center"/>
+          </w:tcPr>
+          <w:p>
+            <w:pPr>
+              <w:jc w:val="center"/>
+              <w:rPr>
+                <w:rFonts w:asciiTheme="majorHAnsi" w:hAnsiTheme="majorHAnsi" w:cstheme="majorHAnsi" w:hint="eastAsia"/>
+                <w:sz w:val="22"/>
+                <w:lang w:val="en-US"/>
+              </w:rPr>
+            </w:pPr>
+            <w:r>
+              <w:rPr>
+                <w:rFonts w:asciiTheme="majorHAnsi" w:hAnsiTheme="majorHAnsi" w:cstheme="majorHAnsi"/>
+                <w:sz w:val="22"/>
+                <w:lang w:val="en-US"/>
+              </w:rPr>
+              <w:t>size tự do</w:t>
+            </w:r>
+          </w:p>
+        </w:tc>
+      </w:tr>
+      <w:tr>
+        <w:tc>
+          <w:tcPr>
+            <w:tcW w:w="1139" w:type="dxa"/>
+            <w:tcMar>
+              <w:top w:w="72" w:type="dxa"/>
+              <w:left w:w="115" w:type="dxa"/>
+              <w:bottom w:w="72" w:type="dxa"/>
+              <w:right w:w="115" w:type="dxa"/>
+            </w:tcMar>
+            <w:vAlign w:val="center"/>
+          </w:tcPr>
+          <w:p>
+            <w:pPr>
+              <w:jc w:val="center"/>
+              <w:rPr>
+                <w:rFonts w:asciiTheme="majorHAnsi" w:hAnsiTheme="majorHAnsi" w:cstheme="majorHAnsi"/>
+                <w:b/>
+                <w:bCs/>
+                <w:sz w:val="22"/>
+                <w:lang w:val="en-US"/>
+              </w:rPr>
+            </w:pPr>
+            <w:r>
+              <w:rPr>
+                <w:rFonts w:asciiTheme="majorHAnsi" w:hAnsiTheme="majorHAnsi" w:cstheme="majorHAnsi" w:hint="eastAsia"/>
+                <w:b/>
+                <w:bCs/>
+                <w:sz w:val="22"/>
+                <w:lang w:val="en-US"/>
+              </w:rPr>
+              <w:t>雑誌</w:t>
+            </w:r>
+          </w:p>
+        </w:tc>
+        <w:tc>
+          <w:tcPr>
+            <w:tcW w:w="1578" w:type="dxa"/>
+            <w:tcMar>
+              <w:top w:w="72" w:type="dxa"/>
+              <w:left w:w="115" w:type="dxa"/>
+              <w:bottom w:w="72" w:type="dxa"/>
+              <w:right w:w="115" w:type="dxa"/>
+            </w:tcMar>
+            <w:vAlign w:val="center"/>
+          </w:tcPr>
+          <w:p>
+            <w:pPr>
+              <w:jc w:val="center"/>
+              <w:rPr>
+                <w:rFonts w:asciiTheme="majorHAnsi" w:hAnsiTheme="majorHAnsi" w:cstheme="majorHAnsi"/>
+                <w:sz w:val="22"/>
+                <w:lang w:val="en-US"/>
+              </w:rPr>
+            </w:pPr>
+            <w:r>
+              <w:rPr>
+                <w:rFonts w:asciiTheme="majorHAnsi" w:hAnsiTheme="majorHAnsi" w:cstheme="majorHAnsi" w:hint="eastAsia"/>
+                <w:sz w:val="22"/>
+              </w:rPr>
+              <w:t>ざっし</w:t>
+            </w:r>
+          </w:p>
+        </w:tc>
+        <w:tc>
+          <w:tcPr>
+            <w:tcW w:w="2022" w:type="dxa"/>
+            <w:tcMar>
+              <w:top w:w="72" w:type="dxa"/>
+              <w:left w:w="115" w:type="dxa"/>
+              <w:bottom w:w="72" w:type="dxa"/>
+              <w:right w:w="115" w:type="dxa"/>
+            </w:tcMar>
+            <w:vAlign w:val="center"/>
+          </w:tcPr>
+          <w:p>
+            <w:pPr>
+              <w:jc w:val="center"/>
+              <w:rPr>
+                <w:rFonts w:asciiTheme="majorHAnsi" w:hAnsiTheme="majorHAnsi" w:cstheme="majorHAnsi"/>
+                <w:sz w:val="22"/>
+                <w:lang w:val="en-US"/>
+              </w:rPr>
+            </w:pPr>
+            <w:r>
+              <w:rPr>
+                <w:rFonts w:asciiTheme="majorHAnsi" w:hAnsiTheme="majorHAnsi" w:cstheme="majorHAnsi"/>
+                <w:sz w:val="22"/>
+                <w:lang w:val="en-US"/>
+              </w:rPr>
+              <w:t>vẽ</w:t>
+            </w:r>
+          </w:p>
+        </w:tc>
+      </w:tr>
+      <w:tr>
+        <w:tc>
+          <w:tcPr>
+            <w:tcW w:w="1139" w:type="dxa"/>
+            <w:tcMar>
+              <w:top w:w="72" w:type="dxa"/>
+              <w:left w:w="115" w:type="dxa"/>
+              <w:bottom w:w="72" w:type="dxa"/>
+              <w:right w:w="115" w:type="dxa"/>
+            </w:tcMar>
+            <w:vAlign w:val="center"/>
+          </w:tcPr>
+          <w:p>
+            <w:pPr>
+              <w:jc w:val="center"/>
+              <w:rPr>
+                <w:rFonts w:asciiTheme="majorHAnsi" w:hAnsiTheme="majorHAnsi" w:cstheme="majorHAnsi"/>
+                <w:b/>
+                <w:bCs/>
+                <w:sz w:val="22"/>
+                <w:lang w:val="en-US"/>
+              </w:rPr>
+            </w:pPr>
+            <w:r>
+              <w:rPr>
+                <w:rFonts w:asciiTheme="majorHAnsi" w:hAnsiTheme="majorHAnsi" w:cstheme="majorHAnsi" w:hint="eastAsia"/>
+                <w:b/>
+                <w:bCs/>
+                <w:sz w:val="22"/>
+              </w:rPr>
+              <w:t>全然</w:t>
+            </w:r>
+          </w:p>
+        </w:tc>
+        <w:tc>
+          <w:tcPr>
+            <w:tcW w:w="1578" w:type="dxa"/>
+            <w:tcMar>
+              <w:top w:w="72" w:type="dxa"/>
+              <w:left w:w="115" w:type="dxa"/>
+              <w:bottom w:w="72" w:type="dxa"/>
+              <w:right w:w="115" w:type="dxa"/>
+            </w:tcMar>
+            <w:vAlign w:val="center"/>
+          </w:tcPr>
+          <w:p>
+            <w:pPr>
+              <w:jc w:val="center"/>
+              <w:rPr>
+                <w:rFonts w:asciiTheme="majorHAnsi" w:hAnsiTheme="majorHAnsi" w:cstheme="majorHAnsi"/>
+                <w:sz w:val="22"/>
+                <w:lang w:val="en-US"/>
+              </w:rPr>
+            </w:pPr>
+            <w:r>
+              <w:rPr>
+                <w:rFonts w:asciiTheme="majorHAnsi" w:hAnsiTheme="majorHAnsi" w:cstheme="majorHAnsi" w:hint="eastAsia"/>
+                <w:sz w:val="22"/>
+              </w:rPr>
+              <w:t>ぜんぜん</w:t>
+            </w:r>
+          </w:p>
+        </w:tc>
+        <w:tc>
+          <w:tcPr>
+            <w:tcW w:w="2022" w:type="dxa"/>
+            <w:tcMar>
+              <w:top w:w="72" w:type="dxa"/>
+              <w:left w:w="115" w:type="dxa"/>
+              <w:bottom w:w="72" w:type="dxa"/>
+              <w:right w:w="115" w:type="dxa"/>
+            </w:tcMar>
+            <w:vAlign w:val="center"/>
+          </w:tcPr>
+          <w:p>
+            <w:pPr>
+              <w:jc w:val="center"/>
+              <w:rPr>
+                <w:rFonts w:asciiTheme="majorHAnsi" w:hAnsiTheme="majorHAnsi" w:cstheme="majorHAnsi"/>
+                <w:sz w:val="22"/>
+                <w:lang w:val="en-US"/>
+              </w:rPr>
+            </w:pPr>
+            <w:r>
+              <w:rPr>
+                <w:rFonts w:asciiTheme="majorHAnsi" w:hAnsiTheme="majorHAnsi" w:cstheme="majorHAnsi"/>
+                <w:sz w:val="22"/>
+                <w:lang w:val="en-US"/>
+              </w:rPr>
+              <w:t>chủng loại</w:t>
+            </w:r>
+          </w:p>
+        </w:tc>
+      </w:tr>
+      <w:tr>
+        <w:tc>
+          <w:tcPr>
+            <w:tcW w:w="1139" w:type="dxa"/>
+            <w:tcMar>
+              <w:top w:w="72" w:type="dxa"/>
+              <w:left w:w="115" w:type="dxa"/>
+              <w:bottom w:w="72" w:type="dxa"/>
+              <w:right w:w="115" w:type="dxa"/>
+            </w:tcMar>
+            <w:vAlign w:val="center"/>
+          </w:tcPr>
+          <w:p>
+            <w:pPr>
+              <w:jc w:val="center"/>
+              <w:rPr>
+                <w:rFonts w:asciiTheme="majorHAnsi" w:hAnsiTheme="majorHAnsi" w:cstheme="majorHAnsi"/>
+                <w:b/>
+                <w:bCs/>
+                <w:sz w:val="22"/>
+                <w:lang w:val="en-US"/>
+              </w:rPr>
+            </w:pPr>
+            <w:r>
+              <w:rPr>
+                <w:rFonts w:asciiTheme="majorHAnsi" w:hAnsiTheme="majorHAnsi" w:cstheme="majorHAnsi" w:hint="eastAsia"/>
+                <w:b/>
+                <w:bCs/>
+                <w:sz w:val="22"/>
+              </w:rPr>
+              <w:t>交換</w:t>
+            </w:r>
+          </w:p>
+        </w:tc>
+        <w:tc>
+          <w:tcPr>
+            <w:tcW w:w="1578" w:type="dxa"/>
+            <w:tcMar>
+              <w:top w:w="72" w:type="dxa"/>
+              <w:left w:w="115" w:type="dxa"/>
+              <w:bottom w:w="72" w:type="dxa"/>
+              <w:right w:w="115" w:type="dxa"/>
+            </w:tcMar>
+            <w:vAlign w:val="center"/>
+          </w:tcPr>
+          <w:p>
+            <w:pPr>
+              <w:jc w:val="center"/>
+              <w:rPr>
+                <w:rFonts w:asciiTheme="majorHAnsi" w:hAnsiTheme="majorHAnsi" w:cstheme="majorHAnsi"/>
+                <w:sz w:val="22"/>
+                <w:lang w:val="en-US"/>
+              </w:rPr>
+            </w:pPr>
+            <w:r>
+              <w:rPr>
+                <w:rFonts w:asciiTheme="majorHAnsi" w:hAnsiTheme="majorHAnsi" w:cstheme="majorHAnsi" w:hint="eastAsia"/>
+                <w:sz w:val="22"/>
+              </w:rPr>
+              <w:t>こうかん</w:t>
+            </w:r>
+          </w:p>
+        </w:tc>
+        <w:tc>
+          <w:tcPr>
+            <w:tcW w:w="2022" w:type="dxa"/>
+            <w:tcMar>
+              <w:top w:w="72" w:type="dxa"/>
+              <w:left w:w="115" w:type="dxa"/>
+              <w:bottom w:w="72" w:type="dxa"/>
+              <w:right w:w="115" w:type="dxa"/>
+            </w:tcMar>
+            <w:vAlign w:val="center"/>
+          </w:tcPr>
+          <w:p>
+            <w:pPr>
+              <w:jc w:val="center"/>
+              <w:rPr>
+                <w:rFonts w:asciiTheme="majorHAnsi" w:hAnsiTheme="majorHAnsi" w:cstheme="majorHAnsi"/>
+                <w:sz w:val="22"/>
+                <w:lang w:val="en-US"/>
+              </w:rPr>
+            </w:pPr>
+            <w:r>
+              <w:rPr>
+                <w:rFonts w:asciiTheme="majorHAnsi" w:hAnsiTheme="majorHAnsi" w:cstheme="majorHAnsi"/>
+                <w:sz w:val="22"/>
+                <w:lang w:val="en-US"/>
+              </w:rPr>
+              <w:t>tạp chí</w:t>
+            </w:r>
+          </w:p>
+        </w:tc>
+      </w:tr>
+      <w:tr>
+        <w:tc>
+          <w:tcPr>
+            <w:tcW w:w="1139" w:type="dxa"/>
+            <w:tcMar>
+              <w:top w:w="72" w:type="dxa"/>
+              <w:left w:w="115" w:type="dxa"/>
+              <w:bottom w:w="72" w:type="dxa"/>
+              <w:right w:w="115" w:type="dxa"/>
+            </w:tcMar>
+            <w:vAlign w:val="center"/>
+          </w:tcPr>
+          <w:p>
+            <w:pPr>
+              <w:jc w:val="center"/>
+              <w:rPr>
+                <w:rFonts w:asciiTheme="majorHAnsi" w:hAnsiTheme="majorHAnsi" w:cstheme="majorHAnsi"/>
+                <w:b/>
+                <w:bCs/>
+                <w:sz w:val="22"/>
+                <w:lang w:val="en-US"/>
+              </w:rPr>
+            </w:pPr>
+            <w:r>
+              <w:rPr>
+                <w:rFonts w:asciiTheme="majorHAnsi" w:hAnsiTheme="majorHAnsi" w:cstheme="majorHAnsi" w:hint="eastAsia"/>
+                <w:b/>
+                <w:bCs/>
+                <w:sz w:val="22"/>
+              </w:rPr>
+              <w:t>並ぶ</w:t>
+            </w:r>
+          </w:p>
+        </w:tc>
+        <w:tc>
+          <w:tcPr>
+            <w:tcW w:w="1578" w:type="dxa"/>
+            <w:tcMar>
+              <w:top w:w="72" w:type="dxa"/>
+              <w:left w:w="115" w:type="dxa"/>
+              <w:bottom w:w="72" w:type="dxa"/>
+              <w:right w:w="115" w:type="dxa"/>
+            </w:tcMar>
+            <w:vAlign w:val="center"/>
+          </w:tcPr>
+          <w:p>
+            <w:pPr>
+              <w:jc w:val="center"/>
+              <w:rPr>
+                <w:rFonts w:asciiTheme="majorHAnsi" w:hAnsiTheme="majorHAnsi" w:cstheme="majorHAnsi"/>
+                <w:sz w:val="22"/>
+                <w:lang w:val="en-US"/>
+              </w:rPr>
+            </w:pPr>
+            <w:r>
+              <w:rPr>
+                <w:rFonts w:asciiTheme="majorHAnsi" w:hAnsiTheme="majorHAnsi" w:cstheme="majorHAnsi" w:hint="eastAsia"/>
+                <w:sz w:val="22"/>
+              </w:rPr>
+              <w:t>ならぶ</w:t>
+            </w:r>
+          </w:p>
+        </w:tc>
+        <w:tc>
+          <w:tcPr>
+            <w:tcW w:w="2022" w:type="dxa"/>
+            <w:tcMar>
+              <w:top w:w="72" w:type="dxa"/>
+              <w:left w:w="115" w:type="dxa"/>
+              <w:bottom w:w="72" w:type="dxa"/>
+              <w:right w:w="115" w:type="dxa"/>
+            </w:tcMar>
+            <w:vAlign w:val="center"/>
+          </w:tcPr>
+          <w:p>
+            <w:pPr>
+              <w:jc w:val="center"/>
+              <w:rPr>
+                <w:rFonts w:asciiTheme="majorHAnsi" w:hAnsiTheme="majorHAnsi" w:cstheme="majorHAnsi"/>
+                <w:sz w:val="22"/>
+                <w:lang w:val="en-US"/>
+              </w:rPr>
+            </w:pPr>
+          </w:p>
+        </w:tc>
+      </w:tr>
+      <w:tr>
+        <w:tc>
+          <w:tcPr>
+            <w:tcW w:w="1139" w:type="dxa"/>
+            <w:tcMar>
+              <w:top w:w="72" w:type="dxa"/>
+              <w:left w:w="115" w:type="dxa"/>
+              <w:bottom w:w="72" w:type="dxa"/>
+              <w:right w:w="115" w:type="dxa"/>
+            </w:tcMar>
+            <w:vAlign w:val="center"/>
+          </w:tcPr>
+          <w:p>
+            <w:pPr>
+              <w:jc w:val="center"/>
+              <w:rPr>
+                <w:rFonts w:asciiTheme="majorHAnsi" w:hAnsiTheme="majorHAnsi" w:cstheme="majorHAnsi" w:hint="eastAsia"/>
+                <w:b/>
+                <w:bCs/>
+                <w:sz w:val="22"/>
+                <w:lang w:val="en-US"/>
+              </w:rPr>
+            </w:pPr>
+            <w:r>
+              <w:rPr>
+                <w:rFonts w:asciiTheme="majorHAnsi" w:hAnsiTheme="majorHAnsi" w:cstheme="majorHAnsi" w:hint="eastAsia"/>
+                <w:b/>
+                <w:bCs/>
+                <w:sz w:val="22"/>
+                <w:lang w:val="en-US"/>
+              </w:rPr>
+              <w:t>描く</w:t>
+            </w:r>
+          </w:p>
+        </w:tc>
+        <w:tc>
+          <w:tcPr>
+            <w:tcW w:w="1578" w:type="dxa"/>
+            <w:tcMar>
+              <w:top w:w="72" w:type="dxa"/>
+              <w:left w:w="115" w:type="dxa"/>
+              <w:bottom w:w="72" w:type="dxa"/>
+              <w:right w:w="115" w:type="dxa"/>
+            </w:tcMar>
+            <w:vAlign w:val="center"/>
+          </w:tcPr>
+          <w:p>
+            <w:pPr>
+              <w:jc w:val="center"/>
+              <w:rPr>
+                <w:rFonts w:asciiTheme="majorHAnsi" w:hAnsiTheme="majorHAnsi" w:cstheme="majorHAnsi" w:hint="eastAsia"/>
+                <w:sz w:val="22"/>
+                <w:lang w:val="en-US"/>
+              </w:rPr>
+            </w:pPr>
+            <w:r>
+              <w:rPr>
+                <w:rFonts w:asciiTheme="majorHAnsi" w:hAnsiTheme="majorHAnsi" w:cstheme="majorHAnsi" w:hint="eastAsia"/>
+                <w:sz w:val="22"/>
+                <w:lang w:val="en-US"/>
+              </w:rPr>
+              <w:t>かく</w:t>
+            </w:r>
+          </w:p>
+        </w:tc>
+        <w:tc>
+          <w:tcPr>
+            <w:tcW w:w="2022" w:type="dxa"/>
+            <w:tcMar>
+              <w:top w:w="72" w:type="dxa"/>
+              <w:left w:w="115" w:type="dxa"/>
+              <w:bottom w:w="72" w:type="dxa"/>
+              <w:right w:w="115" w:type="dxa"/>
+            </w:tcMar>
+            <w:vAlign w:val="center"/>
+          </w:tcPr>
+          <w:p>
+            <w:pPr>
+              <w:jc w:val="center"/>
+              <w:rPr>
+                <w:rFonts w:asciiTheme="majorHAnsi" w:hAnsiTheme="majorHAnsi" w:cstheme="majorHAnsi"/>
+                <w:sz w:val="22"/>
+                <w:lang w:val="en-US"/>
+              </w:rPr>
+            </w:pPr>
+            <w:r>
+              <w:rPr>
+                <w:rFonts w:asciiTheme="majorHAnsi" w:hAnsiTheme="majorHAnsi" w:cstheme="majorHAnsi"/>
+                <w:sz w:val="22"/>
+                <w:lang w:val="en-US"/>
+              </w:rPr>
+              <w:t>thứ bên trong</w:t>
+            </w:r>
+          </w:p>
+        </w:tc>
+      </w:tr>
+      <w:tr>
+        <w:tc>
+          <w:tcPr>
+            <w:tcW w:w="1139" w:type="dxa"/>
+            <w:tcMar>
+              <w:top w:w="72" w:type="dxa"/>
+              <w:left w:w="115" w:type="dxa"/>
+              <w:bottom w:w="72" w:type="dxa"/>
+              <w:right w:w="115" w:type="dxa"/>
+            </w:tcMar>
+            <w:vAlign w:val="center"/>
+          </w:tcPr>
+          <w:p>
+            <w:pPr>
+              <w:jc w:val="center"/>
+              <w:rPr>
+                <w:rFonts w:asciiTheme="majorHAnsi" w:hAnsiTheme="majorHAnsi" w:cstheme="majorHAnsi" w:hint="eastAsia"/>
+                <w:b/>
+                <w:bCs/>
+                <w:sz w:val="22"/>
+                <w:lang w:val="en-US"/>
+              </w:rPr>
+            </w:pPr>
+            <w:r>
+              <w:rPr>
+                <w:rFonts w:asciiTheme="majorHAnsi" w:hAnsiTheme="majorHAnsi" w:cstheme="majorHAnsi" w:hint="eastAsia"/>
+                <w:b/>
+                <w:bCs/>
+                <w:sz w:val="22"/>
+                <w:lang w:val="en-US"/>
+              </w:rPr>
+              <w:t>種類</w:t>
+            </w:r>
+          </w:p>
+        </w:tc>
+        <w:tc>
+          <w:tcPr>
+            <w:tcW w:w="1578" w:type="dxa"/>
+            <w:tcMar>
+              <w:top w:w="72" w:type="dxa"/>
+              <w:left w:w="115" w:type="dxa"/>
+              <w:bottom w:w="72" w:type="dxa"/>
+              <w:right w:w="115" w:type="dxa"/>
+            </w:tcMar>
+            <w:vAlign w:val="center"/>
+          </w:tcPr>
+          <w:p>
+            <w:pPr>
+              <w:jc w:val="center"/>
+              <w:rPr>
+                <w:rFonts w:asciiTheme="majorHAnsi" w:hAnsiTheme="majorHAnsi" w:cstheme="majorHAnsi" w:hint="eastAsia"/>
+                <w:sz w:val="22"/>
+                <w:lang w:val="en-US"/>
+              </w:rPr>
+            </w:pPr>
+            <w:r>
+              <w:rPr>
+                <w:rFonts w:asciiTheme="majorHAnsi" w:hAnsiTheme="majorHAnsi" w:cstheme="majorHAnsi" w:hint="eastAsia"/>
+                <w:sz w:val="22"/>
+                <w:lang w:val="en-US"/>
+              </w:rPr>
+              <w:t>しゅるい</w:t>
+            </w:r>
+          </w:p>
+        </w:tc>
+        <w:tc>
+          <w:tcPr>
+            <w:tcW w:w="2022" w:type="dxa"/>
+            <w:tcMar>
+              <w:top w:w="72" w:type="dxa"/>
+              <w:left w:w="115" w:type="dxa"/>
+              <w:bottom w:w="72" w:type="dxa"/>
+              <w:right w:w="115" w:type="dxa"/>
+            </w:tcMar>
+            <w:vAlign w:val="center"/>
+          </w:tcPr>
+          <w:p>
+            <w:pPr>
+              <w:jc w:val="center"/>
+              <w:rPr>
+                <w:rFonts w:asciiTheme="majorHAnsi" w:hAnsiTheme="majorHAnsi" w:cstheme="majorHAnsi"/>
+                <w:sz w:val="22"/>
+                <w:lang w:val="en-US"/>
+              </w:rPr>
+            </w:pPr>
+            <w:r>
+              <w:rPr>
+                <w:rFonts w:asciiTheme="majorHAnsi" w:hAnsiTheme="majorHAnsi" w:cstheme="majorHAnsi"/>
+                <w:sz w:val="22"/>
+                <w:lang w:val="en-US"/>
+              </w:rPr>
+              <w:t>phiên âm Kanji</w:t>
+            </w:r>
+          </w:p>
+        </w:tc>
+      </w:tr>
+      <w:tr>
+        <w:tc>
+          <w:tcPr>
+            <w:tcW w:w="1139" w:type="dxa"/>
+            <w:tcMar>
+              <w:top w:w="72" w:type="dxa"/>
+              <w:left w:w="115" w:type="dxa"/>
+              <w:bottom w:w="72" w:type="dxa"/>
+              <w:right w:w="115" w:type="dxa"/>
+            </w:tcMar>
+            <w:vAlign w:val="center"/>
+          </w:tcPr>
+          <w:p>
+            <w:pPr>
+              <w:jc w:val="center"/>
+              <w:rPr>
+                <w:rFonts w:asciiTheme="majorHAnsi" w:hAnsiTheme="majorHAnsi" w:cstheme="majorHAnsi" w:hint="eastAsia"/>
+                <w:b/>
+                <w:bCs/>
+                <w:sz w:val="22"/>
+                <w:lang w:val="en-US"/>
+              </w:rPr>
+            </w:pPr>
+            <w:r>
+              <w:rPr>
+                <w:rFonts w:asciiTheme="majorHAnsi" w:hAnsiTheme="majorHAnsi" w:cstheme="majorHAnsi" w:hint="eastAsia"/>
+                <w:b/>
+                <w:bCs/>
+                <w:sz w:val="22"/>
+                <w:lang w:val="en-US"/>
+              </w:rPr>
+              <w:t>暮らす</w:t>
+            </w:r>
+          </w:p>
+        </w:tc>
+        <w:tc>
+          <w:tcPr>
+            <w:tcW w:w="1578" w:type="dxa"/>
+            <w:tcMar>
+              <w:top w:w="72" w:type="dxa"/>
+              <w:left w:w="115" w:type="dxa"/>
+              <w:bottom w:w="72" w:type="dxa"/>
+              <w:right w:w="115" w:type="dxa"/>
+            </w:tcMar>
+            <w:vAlign w:val="center"/>
+          </w:tcPr>
+          <w:p>
+            <w:pPr>
+              <w:jc w:val="center"/>
+              <w:rPr>
+                <w:rFonts w:asciiTheme="majorHAnsi" w:hAnsiTheme="majorHAnsi" w:cstheme="majorHAnsi" w:hint="eastAsia"/>
+                <w:sz w:val="22"/>
+                <w:lang w:val="en-US"/>
+              </w:rPr>
+            </w:pPr>
+            <w:r>
+              <w:rPr>
+                <w:rFonts w:asciiTheme="majorHAnsi" w:hAnsiTheme="majorHAnsi" w:cstheme="majorHAnsi" w:hint="eastAsia"/>
+                <w:sz w:val="22"/>
+                <w:lang w:val="en-US"/>
+              </w:rPr>
+              <w:t>くらす</w:t>
+            </w:r>
+          </w:p>
+        </w:tc>
+        <w:tc>
+          <w:tcPr>
+            <w:tcW w:w="2022" w:type="dxa"/>
+            <w:tcMar>
+              <w:top w:w="72" w:type="dxa"/>
+              <w:left w:w="115" w:type="dxa"/>
+              <w:bottom w:w="72" w:type="dxa"/>
+              <w:right w:w="115" w:type="dxa"/>
+            </w:tcMar>
+            <w:vAlign w:val="center"/>
+          </w:tcPr>
+          <w:p>
+            <w:pPr>
+              <w:jc w:val="center"/>
+              <w:rPr>
+                <w:rFonts w:asciiTheme="majorHAnsi" w:hAnsiTheme="majorHAnsi" w:cstheme="majorHAnsi"/>
+                <w:sz w:val="22"/>
+                <w:lang w:val="en-US"/>
+              </w:rPr>
+            </w:pPr>
+            <w:r>
+              <w:rPr>
+                <w:rFonts w:asciiTheme="majorHAnsi" w:hAnsiTheme="majorHAnsi" w:cstheme="majorHAnsi"/>
+                <w:sz w:val="22"/>
+                <w:lang w:val="en-US"/>
+              </w:rPr>
+              <w:t>đồ điện gia dụng</w:t>
+            </w:r>
+          </w:p>
+        </w:tc>
+      </w:tr>
+      <w:tr>
+        <w:tc>
+          <w:tcPr>
+            <w:tcW w:w="1139" w:type="dxa"/>
+            <w:tcMar>
+              <w:top w:w="72" w:type="dxa"/>
+              <w:left w:w="115" w:type="dxa"/>
+              <w:bottom w:w="72" w:type="dxa"/>
+              <w:right w:w="115" w:type="dxa"/>
+            </w:tcMar>
+            <w:vAlign w:val="center"/>
+          </w:tcPr>
+          <w:p>
+            <w:pPr>
+              <w:jc w:val="center"/>
+              <w:rPr>
+                <w:rFonts w:asciiTheme="majorHAnsi" w:hAnsiTheme="majorHAnsi" w:cstheme="majorHAnsi" w:hint="eastAsia"/>
+                <w:b/>
+                <w:bCs/>
+                <w:sz w:val="22"/>
+                <w:lang w:val="en-US"/>
+              </w:rPr>
+            </w:pPr>
+            <w:r>
+              <w:rPr>
+                <w:rFonts w:asciiTheme="majorHAnsi" w:hAnsiTheme="majorHAnsi" w:cstheme="majorHAnsi" w:hint="eastAsia"/>
+                <w:b/>
+                <w:bCs/>
+                <w:sz w:val="22"/>
+                <w:lang w:val="en-US"/>
+              </w:rPr>
+              <w:t>一人暮らし</w:t>
+            </w:r>
+          </w:p>
+        </w:tc>
+        <w:tc>
+          <w:tcPr>
+            <w:tcW w:w="1578" w:type="dxa"/>
+            <w:tcMar>
+              <w:top w:w="72" w:type="dxa"/>
+              <w:left w:w="115" w:type="dxa"/>
+              <w:bottom w:w="72" w:type="dxa"/>
+              <w:right w:w="115" w:type="dxa"/>
+            </w:tcMar>
+            <w:vAlign w:val="center"/>
+          </w:tcPr>
+          <w:p>
+            <w:pPr>
+              <w:jc w:val="center"/>
+              <w:rPr>
+                <w:rFonts w:asciiTheme="majorHAnsi" w:hAnsiTheme="majorHAnsi" w:cstheme="majorHAnsi" w:hint="eastAsia"/>
+                <w:sz w:val="22"/>
+                <w:lang w:val="en-US"/>
+              </w:rPr>
+            </w:pPr>
+            <w:r>
+              <w:rPr>
+                <w:rFonts w:asciiTheme="majorHAnsi" w:hAnsiTheme="majorHAnsi" w:cstheme="majorHAnsi" w:hint="eastAsia"/>
+                <w:sz w:val="22"/>
+                <w:lang w:val="en-US"/>
+              </w:rPr>
+              <w:t>ひとりぐらし</w:t>
+            </w:r>
+          </w:p>
+        </w:tc>
+        <w:tc>
+          <w:tcPr>
+            <w:tcW w:w="2022" w:type="dxa"/>
+            <w:tcMar>
+              <w:top w:w="72" w:type="dxa"/>
+              <w:left w:w="115" w:type="dxa"/>
+              <w:bottom w:w="72" w:type="dxa"/>
+              <w:right w:w="115" w:type="dxa"/>
+            </w:tcMar>
+            <w:vAlign w:val="center"/>
+          </w:tcPr>
+          <w:p>
+            <w:pPr>
+              <w:jc w:val="center"/>
+              <w:rPr>
+                <w:rFonts w:asciiTheme="majorHAnsi" w:hAnsiTheme="majorHAnsi" w:cstheme="majorHAnsi"/>
+                <w:sz w:val="22"/>
+                <w:lang w:val="en-US"/>
+              </w:rPr>
+            </w:pPr>
+            <w:r>
+              <w:rPr>
+                <w:rFonts w:asciiTheme="majorHAnsi" w:hAnsiTheme="majorHAnsi" w:cstheme="majorHAnsi"/>
+                <w:sz w:val="22"/>
+                <w:lang w:val="en-US"/>
+              </w:rPr>
+              <w:t>tuyển tập, tập hợp các câu chuyện</w:t>
+            </w:r>
+          </w:p>
+        </w:tc>
+      </w:tr>
+      <w:tr>
+        <w:tc>
+          <w:tcPr>
+            <w:tcW w:w="1139" w:type="dxa"/>
+            <w:tcMar>
+              <w:top w:w="72" w:type="dxa"/>
+              <w:left w:w="115" w:type="dxa"/>
+              <w:bottom w:w="72" w:type="dxa"/>
+              <w:right w:w="115" w:type="dxa"/>
+            </w:tcMar>
+            <w:vAlign w:val="center"/>
+          </w:tcPr>
+          <w:p>
+            <w:pPr>
+              <w:jc w:val="center"/>
+              <w:rPr>
+                <w:rFonts w:asciiTheme="majorHAnsi" w:hAnsiTheme="majorHAnsi" w:cstheme="majorHAnsi" w:hint="eastAsia"/>
+                <w:b/>
+                <w:bCs/>
+                <w:sz w:val="22"/>
+              </w:rPr>
+            </w:pPr>
+            <w:r>
+              <w:rPr>
+                <w:rFonts w:asciiTheme="majorHAnsi" w:hAnsiTheme="majorHAnsi" w:cstheme="majorHAnsi" w:hint="eastAsia"/>
+                <w:b/>
+                <w:bCs/>
+                <w:sz w:val="22"/>
+              </w:rPr>
+              <w:t>経験</w:t>
+            </w:r>
+          </w:p>
+        </w:tc>
+        <w:tc>
+          <w:tcPr>
+            <w:tcW w:w="1578" w:type="dxa"/>
+            <w:tcMar>
+              <w:top w:w="72" w:type="dxa"/>
+              <w:left w:w="115" w:type="dxa"/>
+              <w:bottom w:w="72" w:type="dxa"/>
+              <w:right w:w="115" w:type="dxa"/>
+            </w:tcMar>
+            <w:vAlign w:val="center"/>
+          </w:tcPr>
+          <w:p>
+            <w:pPr>
+              <w:jc w:val="center"/>
+              <w:rPr>
+                <w:rFonts w:asciiTheme="majorHAnsi" w:hAnsiTheme="majorHAnsi" w:cstheme="majorHAnsi" w:hint="eastAsia"/>
+                <w:sz w:val="22"/>
+              </w:rPr>
+            </w:pPr>
+            <w:r>
+              <w:rPr>
+                <w:rFonts w:asciiTheme="majorHAnsi" w:hAnsiTheme="majorHAnsi" w:cstheme="majorHAnsi" w:hint="eastAsia"/>
+                <w:sz w:val="22"/>
+              </w:rPr>
+              <w:t>けいけん</w:t>
+            </w:r>
+          </w:p>
+        </w:tc>
+        <w:tc>
+          <w:tcPr>
+            <w:tcW w:w="2022" w:type="dxa"/>
+            <w:tcMar>
+              <w:top w:w="72" w:type="dxa"/>
+              <w:left w:w="115" w:type="dxa"/>
+              <w:bottom w:w="72" w:type="dxa"/>
+              <w:right w:w="115" w:type="dxa"/>
+            </w:tcMar>
+            <w:vAlign w:val="center"/>
+          </w:tcPr>
+          <w:p>
+            <w:pPr>
+              <w:jc w:val="center"/>
+              <w:rPr>
+                <w:rFonts w:asciiTheme="majorHAnsi" w:hAnsiTheme="majorHAnsi" w:cstheme="majorHAnsi"/>
+                <w:sz w:val="22"/>
+                <w:lang w:val="en-US"/>
+              </w:rPr>
+            </w:pPr>
+            <w:r>
+              <w:rPr>
+                <w:rFonts w:asciiTheme="majorHAnsi" w:hAnsiTheme="majorHAnsi" w:cstheme="majorHAnsi"/>
+                <w:sz w:val="22"/>
+                <w:lang w:val="en-US"/>
+              </w:rPr>
+              <w:t>nhãn hàng</w:t>
+            </w:r>
+          </w:p>
+        </w:tc>
+      </w:tr>
+    </w:tbl>
+    <w:p>
+      <w:pPr>
+        <w:rPr>
+          <w:rFonts w:hint="eastAsia"/>
           <w:b/>
           <w:bCs/>
           <w:sz w:val="24"/>
@@ -22667,7 +28384,7 @@
   <w:style w:type="paragraph" w:default="1" w:styleId="Normal">
     <w:name w:val="Normal"/>
     <w:qFormat/>
-    <w:rsid w:val="004464A3"/>
+    <w:rsid w:val="007A64B7"/>
   </w:style>
   <w:style w:type="paragraph" w:styleId="Heading1">
     <w:name w:val="heading 1"/>

--- a/TỔNG HỢP TỪ VỰNG JPD316.docx
+++ b/TỔNG HỢP TỪ VỰNG JPD316.docx
@@ -23980,7 +23980,7 @@
             <w:pPr>
               <w:jc w:val="center"/>
               <w:rPr>
-                <w:rFonts w:asciiTheme="majorHAnsi" w:hAnsiTheme="majorHAnsi" w:cstheme="majorHAnsi" w:hint="eastAsia"/>
+                <w:rFonts w:asciiTheme="majorHAnsi" w:hAnsiTheme="majorHAnsi" w:cstheme="majorHAnsi"/>
                 <w:sz w:val="22"/>
                 <w:lang w:val="en-US"/>
               </w:rPr>
@@ -24389,21 +24389,21 @@
             <w:pPr>
               <w:jc w:val="center"/>
               <w:rPr>
+                <w:rFonts w:asciiTheme="majorHAnsi" w:hAnsiTheme="majorHAnsi" w:cstheme="majorHAnsi"/>
+                <w:b/>
+                <w:bCs/>
+                <w:sz w:val="22"/>
+                <w:lang w:val="en-US"/>
+              </w:rPr>
+            </w:pPr>
+            <w:r>
+              <w:rPr>
                 <w:rFonts w:asciiTheme="majorHAnsi" w:hAnsiTheme="majorHAnsi" w:cstheme="majorHAnsi" w:hint="eastAsia"/>
                 <w:b/>
                 <w:bCs/>
                 <w:sz w:val="22"/>
                 <w:lang w:val="en-US"/>
               </w:rPr>
-            </w:pPr>
-            <w:r>
-              <w:rPr>
-                <w:rFonts w:asciiTheme="majorHAnsi" w:hAnsiTheme="majorHAnsi" w:cstheme="majorHAnsi" w:hint="eastAsia"/>
-                <w:b/>
-                <w:bCs/>
-                <w:sz w:val="22"/>
-                <w:lang w:val="en-US"/>
-              </w:rPr>
               <w:t>裾</w:t>
             </w:r>
           </w:p>
@@ -24423,7 +24423,7 @@
             <w:pPr>
               <w:jc w:val="center"/>
               <w:rPr>
-                <w:rFonts w:asciiTheme="majorHAnsi" w:hAnsiTheme="majorHAnsi" w:cstheme="majorHAnsi" w:hint="eastAsia"/>
+                <w:rFonts w:asciiTheme="majorHAnsi" w:hAnsiTheme="majorHAnsi" w:cstheme="majorHAnsi"/>
                 <w:sz w:val="22"/>
                 <w:lang w:val="en-US"/>
               </w:rPr>
@@ -24485,21 +24485,21 @@
             <w:pPr>
               <w:jc w:val="center"/>
               <w:rPr>
+                <w:rFonts w:asciiTheme="majorHAnsi" w:hAnsiTheme="majorHAnsi" w:cstheme="majorHAnsi"/>
+                <w:b/>
+                <w:bCs/>
+                <w:sz w:val="22"/>
+                <w:lang w:val="en-US"/>
+              </w:rPr>
+            </w:pPr>
+            <w:r>
+              <w:rPr>
                 <w:rFonts w:asciiTheme="majorHAnsi" w:hAnsiTheme="majorHAnsi" w:cstheme="majorHAnsi" w:hint="eastAsia"/>
                 <w:b/>
                 <w:bCs/>
                 <w:sz w:val="22"/>
                 <w:lang w:val="en-US"/>
               </w:rPr>
-            </w:pPr>
-            <w:r>
-              <w:rPr>
-                <w:rFonts w:asciiTheme="majorHAnsi" w:hAnsiTheme="majorHAnsi" w:cstheme="majorHAnsi" w:hint="eastAsia"/>
-                <w:b/>
-                <w:bCs/>
-                <w:sz w:val="22"/>
-                <w:lang w:val="en-US"/>
-              </w:rPr>
               <w:t>袖</w:t>
             </w:r>
           </w:p>
@@ -24519,7 +24519,7 @@
             <w:pPr>
               <w:jc w:val="center"/>
               <w:rPr>
-                <w:rFonts w:asciiTheme="majorHAnsi" w:hAnsiTheme="majorHAnsi" w:cstheme="majorHAnsi" w:hint="eastAsia"/>
+                <w:rFonts w:asciiTheme="majorHAnsi" w:hAnsiTheme="majorHAnsi" w:cstheme="majorHAnsi"/>
                 <w:sz w:val="22"/>
                 <w:lang w:val="en-US"/>
               </w:rPr>
@@ -24581,21 +24581,21 @@
             <w:pPr>
               <w:jc w:val="center"/>
               <w:rPr>
+                <w:rFonts w:asciiTheme="majorHAnsi" w:hAnsiTheme="majorHAnsi" w:cstheme="majorHAnsi"/>
+                <w:b/>
+                <w:bCs/>
+                <w:sz w:val="22"/>
+                <w:lang w:val="en-US"/>
+              </w:rPr>
+            </w:pPr>
+            <w:r>
+              <w:rPr>
                 <w:rFonts w:asciiTheme="majorHAnsi" w:hAnsiTheme="majorHAnsi" w:cstheme="majorHAnsi" w:hint="eastAsia"/>
                 <w:b/>
                 <w:bCs/>
                 <w:sz w:val="22"/>
                 <w:lang w:val="en-US"/>
               </w:rPr>
-            </w:pPr>
-            <w:r>
-              <w:rPr>
-                <w:rFonts w:asciiTheme="majorHAnsi" w:hAnsiTheme="majorHAnsi" w:cstheme="majorHAnsi" w:hint="eastAsia"/>
-                <w:b/>
-                <w:bCs/>
-                <w:sz w:val="22"/>
-                <w:lang w:val="en-US"/>
-              </w:rPr>
               <w:t>受け取る</w:t>
             </w:r>
           </w:p>
@@ -24615,7 +24615,7 @@
             <w:pPr>
               <w:jc w:val="center"/>
               <w:rPr>
-                <w:rFonts w:asciiTheme="majorHAnsi" w:hAnsiTheme="majorHAnsi" w:cstheme="majorHAnsi" w:hint="eastAsia"/>
+                <w:rFonts w:asciiTheme="majorHAnsi" w:hAnsiTheme="majorHAnsi" w:cstheme="majorHAnsi"/>
                 <w:sz w:val="22"/>
                 <w:lang w:val="en-US"/>
               </w:rPr>
@@ -24677,21 +24677,21 @@
             <w:pPr>
               <w:jc w:val="center"/>
               <w:rPr>
+                <w:rFonts w:asciiTheme="majorHAnsi" w:hAnsiTheme="majorHAnsi" w:cstheme="majorHAnsi"/>
+                <w:b/>
+                <w:bCs/>
+                <w:sz w:val="22"/>
+                <w:lang w:val="en-US"/>
+              </w:rPr>
+            </w:pPr>
+            <w:r>
+              <w:rPr>
                 <w:rFonts w:asciiTheme="majorHAnsi" w:hAnsiTheme="majorHAnsi" w:cstheme="majorHAnsi" w:hint="eastAsia"/>
                 <w:b/>
                 <w:bCs/>
                 <w:sz w:val="22"/>
                 <w:lang w:val="en-US"/>
               </w:rPr>
-            </w:pPr>
-            <w:r>
-              <w:rPr>
-                <w:rFonts w:asciiTheme="majorHAnsi" w:hAnsiTheme="majorHAnsi" w:cstheme="majorHAnsi" w:hint="eastAsia"/>
-                <w:b/>
-                <w:bCs/>
-                <w:sz w:val="22"/>
-                <w:lang w:val="en-US"/>
-              </w:rPr>
               <w:t>以降</w:t>
             </w:r>
           </w:p>
@@ -24711,7 +24711,7 @@
             <w:pPr>
               <w:jc w:val="center"/>
               <w:rPr>
-                <w:rFonts w:asciiTheme="majorHAnsi" w:hAnsiTheme="majorHAnsi" w:cstheme="majorHAnsi" w:hint="eastAsia"/>
+                <w:rFonts w:asciiTheme="majorHAnsi" w:hAnsiTheme="majorHAnsi" w:cstheme="majorHAnsi"/>
                 <w:sz w:val="22"/>
                 <w:lang w:val="en-US"/>
               </w:rPr>
@@ -24773,19 +24773,19 @@
             <w:pPr>
               <w:jc w:val="center"/>
               <w:rPr>
+                <w:rFonts w:asciiTheme="majorHAnsi" w:hAnsiTheme="majorHAnsi" w:cstheme="majorHAnsi"/>
+                <w:b/>
+                <w:bCs/>
+                <w:sz w:val="22"/>
+              </w:rPr>
+            </w:pPr>
+            <w:r>
+              <w:rPr>
                 <w:rFonts w:asciiTheme="majorHAnsi" w:hAnsiTheme="majorHAnsi" w:cstheme="majorHAnsi" w:hint="eastAsia"/>
                 <w:b/>
                 <w:bCs/>
                 <w:sz w:val="22"/>
               </w:rPr>
-            </w:pPr>
-            <w:r>
-              <w:rPr>
-                <w:rFonts w:asciiTheme="majorHAnsi" w:hAnsiTheme="majorHAnsi" w:cstheme="majorHAnsi" w:hint="eastAsia"/>
-                <w:b/>
-                <w:bCs/>
-                <w:sz w:val="22"/>
-              </w:rPr>
               <w:t>家具</w:t>
             </w:r>
           </w:p>
@@ -24805,7 +24805,7 @@
             <w:pPr>
               <w:jc w:val="center"/>
               <w:rPr>
-                <w:rFonts w:asciiTheme="majorHAnsi" w:hAnsiTheme="majorHAnsi" w:cstheme="majorHAnsi" w:hint="eastAsia"/>
+                <w:rFonts w:asciiTheme="majorHAnsi" w:hAnsiTheme="majorHAnsi" w:cstheme="majorHAnsi"/>
                 <w:sz w:val="22"/>
               </w:rPr>
             </w:pPr>
@@ -24958,7 +24958,7 @@
             <w:pPr>
               <w:jc w:val="center"/>
               <w:rPr>
-                <w:rFonts w:asciiTheme="majorHAnsi" w:hAnsiTheme="majorHAnsi" w:cstheme="majorHAnsi" w:hint="eastAsia"/>
+                <w:rFonts w:asciiTheme="majorHAnsi" w:hAnsiTheme="majorHAnsi" w:cstheme="majorHAnsi"/>
                 <w:sz w:val="22"/>
                 <w:lang w:val="en-US"/>
               </w:rPr>
@@ -25367,21 +25367,21 @@
             <w:pPr>
               <w:jc w:val="center"/>
               <w:rPr>
+                <w:rFonts w:asciiTheme="majorHAnsi" w:hAnsiTheme="majorHAnsi" w:cstheme="majorHAnsi"/>
+                <w:b/>
+                <w:bCs/>
+                <w:sz w:val="22"/>
+                <w:lang w:val="en-US"/>
+              </w:rPr>
+            </w:pPr>
+            <w:r>
+              <w:rPr>
                 <w:rFonts w:asciiTheme="majorHAnsi" w:hAnsiTheme="majorHAnsi" w:cstheme="majorHAnsi" w:hint="eastAsia"/>
                 <w:b/>
                 <w:bCs/>
                 <w:sz w:val="22"/>
                 <w:lang w:val="en-US"/>
               </w:rPr>
-            </w:pPr>
-            <w:r>
-              <w:rPr>
-                <w:rFonts w:asciiTheme="majorHAnsi" w:hAnsiTheme="majorHAnsi" w:cstheme="majorHAnsi" w:hint="eastAsia"/>
-                <w:b/>
-                <w:bCs/>
-                <w:sz w:val="22"/>
-                <w:lang w:val="en-US"/>
-              </w:rPr>
               <w:t>靴</w:t>
             </w:r>
           </w:p>
@@ -25401,7 +25401,7 @@
             <w:pPr>
               <w:jc w:val="center"/>
               <w:rPr>
-                <w:rFonts w:asciiTheme="majorHAnsi" w:hAnsiTheme="majorHAnsi" w:cstheme="majorHAnsi" w:hint="eastAsia"/>
+                <w:rFonts w:asciiTheme="majorHAnsi" w:hAnsiTheme="majorHAnsi" w:cstheme="majorHAnsi"/>
                 <w:sz w:val="22"/>
                 <w:lang w:val="en-US"/>
               </w:rPr>
@@ -25463,7 +25463,7 @@
             <w:pPr>
               <w:jc w:val="center"/>
               <w:rPr>
-                <w:rFonts w:asciiTheme="majorHAnsi" w:hAnsiTheme="majorHAnsi" w:cstheme="majorHAnsi" w:hint="eastAsia"/>
+                <w:rFonts w:asciiTheme="majorHAnsi" w:hAnsiTheme="majorHAnsi" w:cstheme="majorHAnsi"/>
                 <w:b/>
                 <w:bCs/>
                 <w:sz w:val="22"/>
@@ -25487,7 +25487,7 @@
             <w:pPr>
               <w:jc w:val="center"/>
               <w:rPr>
-                <w:rFonts w:asciiTheme="majorHAnsi" w:hAnsiTheme="majorHAnsi" w:cstheme="majorHAnsi" w:hint="eastAsia"/>
+                <w:rFonts w:asciiTheme="majorHAnsi" w:hAnsiTheme="majorHAnsi" w:cstheme="majorHAnsi"/>
                 <w:sz w:val="22"/>
                 <w:lang w:val="en-US"/>
               </w:rPr>
@@ -25549,7 +25549,7 @@
             <w:pPr>
               <w:jc w:val="center"/>
               <w:rPr>
-                <w:rFonts w:asciiTheme="majorHAnsi" w:hAnsiTheme="majorHAnsi" w:cstheme="majorHAnsi" w:hint="eastAsia"/>
+                <w:rFonts w:asciiTheme="majorHAnsi" w:hAnsiTheme="majorHAnsi" w:cstheme="majorHAnsi"/>
                 <w:b/>
                 <w:bCs/>
                 <w:sz w:val="22"/>
@@ -25573,7 +25573,7 @@
             <w:pPr>
               <w:jc w:val="center"/>
               <w:rPr>
-                <w:rFonts w:asciiTheme="majorHAnsi" w:hAnsiTheme="majorHAnsi" w:cstheme="majorHAnsi" w:hint="eastAsia"/>
+                <w:rFonts w:asciiTheme="majorHAnsi" w:hAnsiTheme="majorHAnsi" w:cstheme="majorHAnsi"/>
                 <w:sz w:val="22"/>
                 <w:lang w:val="en-US"/>
               </w:rPr>
@@ -25635,21 +25635,21 @@
             <w:pPr>
               <w:jc w:val="center"/>
               <w:rPr>
+                <w:rFonts w:asciiTheme="majorHAnsi" w:hAnsiTheme="majorHAnsi" w:cstheme="majorHAnsi"/>
+                <w:b/>
+                <w:bCs/>
+                <w:sz w:val="22"/>
+                <w:lang w:val="en-US"/>
+              </w:rPr>
+            </w:pPr>
+            <w:r>
+              <w:rPr>
                 <w:rFonts w:asciiTheme="majorHAnsi" w:hAnsiTheme="majorHAnsi" w:cstheme="majorHAnsi" w:hint="eastAsia"/>
                 <w:b/>
                 <w:bCs/>
                 <w:sz w:val="22"/>
                 <w:lang w:val="en-US"/>
               </w:rPr>
-            </w:pPr>
-            <w:r>
-              <w:rPr>
-                <w:rFonts w:asciiTheme="majorHAnsi" w:hAnsiTheme="majorHAnsi" w:cstheme="majorHAnsi" w:hint="eastAsia"/>
-                <w:b/>
-                <w:bCs/>
-                <w:sz w:val="22"/>
-                <w:lang w:val="en-US"/>
-              </w:rPr>
               <w:t>取り消す</w:t>
             </w:r>
           </w:p>
@@ -25669,7 +25669,7 @@
             <w:pPr>
               <w:jc w:val="center"/>
               <w:rPr>
-                <w:rFonts w:asciiTheme="majorHAnsi" w:hAnsiTheme="majorHAnsi" w:cstheme="majorHAnsi" w:hint="eastAsia"/>
+                <w:rFonts w:asciiTheme="majorHAnsi" w:hAnsiTheme="majorHAnsi" w:cstheme="majorHAnsi"/>
                 <w:sz w:val="22"/>
                 <w:lang w:val="en-US"/>
               </w:rPr>
@@ -25731,19 +25731,19 @@
             <w:pPr>
               <w:jc w:val="center"/>
               <w:rPr>
+                <w:rFonts w:asciiTheme="majorHAnsi" w:hAnsiTheme="majorHAnsi" w:cstheme="majorHAnsi"/>
+                <w:b/>
+                <w:bCs/>
+                <w:sz w:val="22"/>
+              </w:rPr>
+            </w:pPr>
+            <w:r>
+              <w:rPr>
                 <w:rFonts w:asciiTheme="majorHAnsi" w:hAnsiTheme="majorHAnsi" w:cstheme="majorHAnsi" w:hint="eastAsia"/>
                 <w:b/>
                 <w:bCs/>
                 <w:sz w:val="22"/>
               </w:rPr>
-            </w:pPr>
-            <w:r>
-              <w:rPr>
-                <w:rFonts w:asciiTheme="majorHAnsi" w:hAnsiTheme="majorHAnsi" w:cstheme="majorHAnsi" w:hint="eastAsia"/>
-                <w:b/>
-                <w:bCs/>
-                <w:sz w:val="22"/>
-              </w:rPr>
               <w:t>中止する</w:t>
             </w:r>
           </w:p>
@@ -25763,7 +25763,7 @@
             <w:pPr>
               <w:jc w:val="center"/>
               <w:rPr>
-                <w:rFonts w:asciiTheme="majorHAnsi" w:hAnsiTheme="majorHAnsi" w:cstheme="majorHAnsi" w:hint="eastAsia"/>
+                <w:rFonts w:asciiTheme="majorHAnsi" w:hAnsiTheme="majorHAnsi" w:cstheme="majorHAnsi"/>
                 <w:sz w:val="22"/>
               </w:rPr>
             </w:pPr>
@@ -25823,19 +25823,19 @@
             <w:pPr>
               <w:jc w:val="center"/>
               <w:rPr>
+                <w:rFonts w:asciiTheme="majorHAnsi" w:hAnsiTheme="majorHAnsi" w:cstheme="majorHAnsi"/>
+                <w:b/>
+                <w:bCs/>
+                <w:sz w:val="22"/>
+              </w:rPr>
+            </w:pPr>
+            <w:r>
+              <w:rPr>
                 <w:rFonts w:asciiTheme="majorHAnsi" w:hAnsiTheme="majorHAnsi" w:cstheme="majorHAnsi" w:hint="eastAsia"/>
                 <w:b/>
                 <w:bCs/>
                 <w:sz w:val="22"/>
               </w:rPr>
-            </w:pPr>
-            <w:r>
-              <w:rPr>
-                <w:rFonts w:asciiTheme="majorHAnsi" w:hAnsiTheme="majorHAnsi" w:cstheme="majorHAnsi" w:hint="eastAsia"/>
-                <w:b/>
-                <w:bCs/>
-                <w:sz w:val="22"/>
-              </w:rPr>
               <w:t>特別料金</w:t>
             </w:r>
           </w:p>
@@ -25855,7 +25855,7 @@
             <w:pPr>
               <w:jc w:val="center"/>
               <w:rPr>
-                <w:rFonts w:asciiTheme="majorHAnsi" w:hAnsiTheme="majorHAnsi" w:cstheme="majorHAnsi" w:hint="eastAsia"/>
+                <w:rFonts w:asciiTheme="majorHAnsi" w:hAnsiTheme="majorHAnsi" w:cstheme="majorHAnsi"/>
                 <w:sz w:val="22"/>
               </w:rPr>
             </w:pPr>
@@ -25915,19 +25915,19 @@
             <w:pPr>
               <w:jc w:val="center"/>
               <w:rPr>
+                <w:rFonts w:asciiTheme="majorHAnsi" w:hAnsiTheme="majorHAnsi" w:cstheme="majorHAnsi"/>
+                <w:b/>
+                <w:bCs/>
+                <w:sz w:val="22"/>
+              </w:rPr>
+            </w:pPr>
+            <w:r>
+              <w:rPr>
                 <w:rFonts w:asciiTheme="majorHAnsi" w:hAnsiTheme="majorHAnsi" w:cstheme="majorHAnsi" w:hint="eastAsia"/>
                 <w:b/>
                 <w:bCs/>
                 <w:sz w:val="22"/>
               </w:rPr>
-            </w:pPr>
-            <w:r>
-              <w:rPr>
-                <w:rFonts w:asciiTheme="majorHAnsi" w:hAnsiTheme="majorHAnsi" w:cstheme="majorHAnsi" w:hint="eastAsia"/>
-                <w:b/>
-                <w:bCs/>
-                <w:sz w:val="22"/>
-              </w:rPr>
               <w:t>修理</w:t>
             </w:r>
           </w:p>
@@ -25947,7 +25947,7 @@
             <w:pPr>
               <w:jc w:val="center"/>
               <w:rPr>
-                <w:rFonts w:asciiTheme="majorHAnsi" w:hAnsiTheme="majorHAnsi" w:cstheme="majorHAnsi" w:hint="eastAsia"/>
+                <w:rFonts w:asciiTheme="majorHAnsi" w:hAnsiTheme="majorHAnsi" w:cstheme="majorHAnsi"/>
                 <w:sz w:val="22"/>
               </w:rPr>
             </w:pPr>
@@ -26056,6 +26056,25 @@
         <w:t>:</w:t>
       </w:r>
     </w:p>
+    <w:p>
+      <w:pPr>
+        <w:jc w:val="center"/>
+        <w:rPr>
+          <w:rFonts w:asciiTheme="majorHAnsi" w:hAnsiTheme="majorHAnsi" w:cstheme="majorHAnsi"/>
+          <w:b/>
+          <w:bCs/>
+          <w:sz w:val="22"/>
+          <w:lang w:val="en-US"/>
+        </w:rPr>
+        <w:sectPr>
+          <w:type w:val="continuous"/>
+          <w:pgSz w:w="11906" w:h="16838"/>
+          <w:pgMar w:top="850" w:right="850" w:bottom="850" w:left="850" w:header="706" w:footer="706" w:gutter="0"/>
+          <w:cols w:space="708"/>
+          <w:docGrid w:linePitch="381"/>
+        </w:sectPr>
+      </w:pPr>
+    </w:p>
     <w:tbl>
       <w:tblPr>
         <w:tblStyle w:val="TableGrid"/>
@@ -26146,7 +26165,7 @@
             <w:pPr>
               <w:jc w:val="center"/>
               <w:rPr>
-                <w:rFonts w:asciiTheme="majorHAnsi" w:hAnsiTheme="majorHAnsi" w:cstheme="majorHAnsi" w:hint="eastAsia"/>
+                <w:rFonts w:asciiTheme="majorHAnsi" w:hAnsiTheme="majorHAnsi" w:cstheme="majorHAnsi"/>
                 <w:sz w:val="22"/>
                 <w:lang w:val="en-US"/>
               </w:rPr>
@@ -26555,21 +26574,21 @@
             <w:pPr>
               <w:jc w:val="center"/>
               <w:rPr>
+                <w:rFonts w:asciiTheme="majorHAnsi" w:hAnsiTheme="majorHAnsi" w:cstheme="majorHAnsi"/>
+                <w:b/>
+                <w:bCs/>
+                <w:sz w:val="22"/>
+                <w:lang w:val="en-US"/>
+              </w:rPr>
+            </w:pPr>
+            <w:r>
+              <w:rPr>
                 <w:rFonts w:asciiTheme="majorHAnsi" w:hAnsiTheme="majorHAnsi" w:cstheme="majorHAnsi" w:hint="eastAsia"/>
                 <w:b/>
                 <w:bCs/>
                 <w:sz w:val="22"/>
                 <w:lang w:val="en-US"/>
               </w:rPr>
-            </w:pPr>
-            <w:r>
-              <w:rPr>
-                <w:rFonts w:asciiTheme="majorHAnsi" w:hAnsiTheme="majorHAnsi" w:cstheme="majorHAnsi" w:hint="eastAsia"/>
-                <w:b/>
-                <w:bCs/>
-                <w:sz w:val="22"/>
-                <w:lang w:val="en-US"/>
-              </w:rPr>
               <w:t>中身</w:t>
             </w:r>
           </w:p>
@@ -26589,7 +26608,7 @@
             <w:pPr>
               <w:jc w:val="center"/>
               <w:rPr>
-                <w:rFonts w:asciiTheme="majorHAnsi" w:hAnsiTheme="majorHAnsi" w:cstheme="majorHAnsi" w:hint="eastAsia"/>
+                <w:rFonts w:asciiTheme="majorHAnsi" w:hAnsiTheme="majorHAnsi" w:cstheme="majorHAnsi"/>
                 <w:sz w:val="22"/>
                 <w:lang w:val="en-US"/>
               </w:rPr>
@@ -26651,21 +26670,21 @@
             <w:pPr>
               <w:jc w:val="center"/>
               <w:rPr>
+                <w:rFonts w:asciiTheme="majorHAnsi" w:hAnsiTheme="majorHAnsi" w:cstheme="majorHAnsi"/>
+                <w:b/>
+                <w:bCs/>
+                <w:sz w:val="22"/>
+                <w:lang w:val="en-US"/>
+              </w:rPr>
+            </w:pPr>
+            <w:r>
+              <w:rPr>
                 <w:rFonts w:asciiTheme="majorHAnsi" w:hAnsiTheme="majorHAnsi" w:cstheme="majorHAnsi" w:hint="eastAsia"/>
                 <w:b/>
                 <w:bCs/>
                 <w:sz w:val="22"/>
                 <w:lang w:val="en-US"/>
               </w:rPr>
-            </w:pPr>
-            <w:r>
-              <w:rPr>
-                <w:rFonts w:asciiTheme="majorHAnsi" w:hAnsiTheme="majorHAnsi" w:cstheme="majorHAnsi" w:hint="eastAsia"/>
-                <w:b/>
-                <w:bCs/>
-                <w:sz w:val="22"/>
-                <w:lang w:val="en-US"/>
-              </w:rPr>
               <w:t>振り仮名</w:t>
             </w:r>
           </w:p>
@@ -26685,7 +26704,7 @@
             <w:pPr>
               <w:jc w:val="center"/>
               <w:rPr>
-                <w:rFonts w:asciiTheme="majorHAnsi" w:hAnsiTheme="majorHAnsi" w:cstheme="majorHAnsi" w:hint="eastAsia"/>
+                <w:rFonts w:asciiTheme="majorHAnsi" w:hAnsiTheme="majorHAnsi" w:cstheme="majorHAnsi"/>
                 <w:sz w:val="22"/>
                 <w:lang w:val="en-US"/>
               </w:rPr>
@@ -26747,21 +26766,21 @@
             <w:pPr>
               <w:jc w:val="center"/>
               <w:rPr>
+                <w:rFonts w:asciiTheme="majorHAnsi" w:hAnsiTheme="majorHAnsi" w:cstheme="majorHAnsi"/>
+                <w:b/>
+                <w:bCs/>
+                <w:sz w:val="22"/>
+                <w:lang w:val="en-US"/>
+              </w:rPr>
+            </w:pPr>
+            <w:r>
+              <w:rPr>
                 <w:rFonts w:asciiTheme="majorHAnsi" w:hAnsiTheme="majorHAnsi" w:cstheme="majorHAnsi" w:hint="eastAsia"/>
                 <w:b/>
                 <w:bCs/>
                 <w:sz w:val="22"/>
                 <w:lang w:val="en-US"/>
               </w:rPr>
-            </w:pPr>
-            <w:r>
-              <w:rPr>
-                <w:rFonts w:asciiTheme="majorHAnsi" w:hAnsiTheme="majorHAnsi" w:cstheme="majorHAnsi" w:hint="eastAsia"/>
-                <w:b/>
-                <w:bCs/>
-                <w:sz w:val="22"/>
-                <w:lang w:val="en-US"/>
-              </w:rPr>
               <w:t>家電</w:t>
             </w:r>
           </w:p>
@@ -26781,7 +26800,7 @@
             <w:pPr>
               <w:jc w:val="center"/>
               <w:rPr>
-                <w:rFonts w:asciiTheme="majorHAnsi" w:hAnsiTheme="majorHAnsi" w:cstheme="majorHAnsi" w:hint="eastAsia"/>
+                <w:rFonts w:asciiTheme="majorHAnsi" w:hAnsiTheme="majorHAnsi" w:cstheme="majorHAnsi"/>
                 <w:sz w:val="22"/>
                 <w:lang w:val="en-US"/>
               </w:rPr>
@@ -26843,21 +26862,21 @@
             <w:pPr>
               <w:jc w:val="center"/>
               <w:rPr>
+                <w:rFonts w:asciiTheme="majorHAnsi" w:hAnsiTheme="majorHAnsi" w:cstheme="majorHAnsi"/>
+                <w:b/>
+                <w:bCs/>
+                <w:sz w:val="22"/>
+                <w:lang w:val="en-US"/>
+              </w:rPr>
+            </w:pPr>
+            <w:r>
+              <w:rPr>
                 <w:rFonts w:asciiTheme="majorHAnsi" w:hAnsiTheme="majorHAnsi" w:cstheme="majorHAnsi" w:hint="eastAsia"/>
                 <w:b/>
                 <w:bCs/>
                 <w:sz w:val="22"/>
                 <w:lang w:val="en-US"/>
               </w:rPr>
-            </w:pPr>
-            <w:r>
-              <w:rPr>
-                <w:rFonts w:asciiTheme="majorHAnsi" w:hAnsiTheme="majorHAnsi" w:cstheme="majorHAnsi" w:hint="eastAsia"/>
-                <w:b/>
-                <w:bCs/>
-                <w:sz w:val="22"/>
-                <w:lang w:val="en-US"/>
-              </w:rPr>
               <w:t>エピソード集</w:t>
             </w:r>
           </w:p>
@@ -26877,7 +26896,7 @@
             <w:pPr>
               <w:jc w:val="center"/>
               <w:rPr>
-                <w:rFonts w:asciiTheme="majorHAnsi" w:hAnsiTheme="majorHAnsi" w:cstheme="majorHAnsi" w:hint="eastAsia"/>
+                <w:rFonts w:asciiTheme="majorHAnsi" w:hAnsiTheme="majorHAnsi" w:cstheme="majorHAnsi"/>
                 <w:sz w:val="22"/>
                 <w:lang w:val="en-US"/>
               </w:rPr>
@@ -26939,10 +26958,94 @@
             <w:pPr>
               <w:jc w:val="center"/>
               <w:rPr>
+                <w:rFonts w:asciiTheme="majorHAnsi" w:hAnsiTheme="majorHAnsi" w:cstheme="majorHAnsi"/>
+                <w:b/>
+                <w:bCs/>
+                <w:sz w:val="22"/>
+              </w:rPr>
+            </w:pPr>
+          </w:p>
+        </w:tc>
+        <w:tc>
+          <w:tcPr>
+            <w:tcW w:w="1578" w:type="dxa"/>
+            <w:tcMar>
+              <w:top w:w="72" w:type="dxa"/>
+              <w:left w:w="115" w:type="dxa"/>
+              <w:bottom w:w="72" w:type="dxa"/>
+              <w:right w:w="115" w:type="dxa"/>
+            </w:tcMar>
+            <w:vAlign w:val="center"/>
+          </w:tcPr>
+          <w:p>
+            <w:pPr>
+              <w:jc w:val="center"/>
+              <w:rPr>
+                <w:rFonts w:asciiTheme="majorHAnsi" w:hAnsiTheme="majorHAnsi" w:cstheme="majorHAnsi"/>
+                <w:sz w:val="22"/>
+              </w:rPr>
+            </w:pPr>
+            <w:r>
+              <w:rPr>
                 <w:rFonts w:asciiTheme="majorHAnsi" w:hAnsiTheme="majorHAnsi" w:cstheme="majorHAnsi" w:hint="eastAsia"/>
-                <w:b/>
-                <w:bCs/>
-                <w:sz w:val="22"/>
+                <w:sz w:val="22"/>
+              </w:rPr>
+              <w:t>ブランド</w:t>
+            </w:r>
+          </w:p>
+        </w:tc>
+        <w:tc>
+          <w:tcPr>
+            <w:tcW w:w="2022" w:type="dxa"/>
+            <w:tcMar>
+              <w:top w:w="72" w:type="dxa"/>
+              <w:left w:w="115" w:type="dxa"/>
+              <w:bottom w:w="72" w:type="dxa"/>
+              <w:right w:w="115" w:type="dxa"/>
+            </w:tcMar>
+            <w:vAlign w:val="center"/>
+          </w:tcPr>
+          <w:p>
+            <w:pPr>
+              <w:jc w:val="center"/>
+              <w:rPr>
+                <w:rFonts w:asciiTheme="majorHAnsi" w:hAnsiTheme="majorHAnsi" w:cstheme="majorHAnsi"/>
+                <w:sz w:val="22"/>
+                <w:lang w:val="en-US"/>
+              </w:rPr>
+            </w:pPr>
+            <w:r>
+              <w:rPr>
+                <w:rFonts w:asciiTheme="majorHAnsi" w:hAnsiTheme="majorHAnsi" w:cstheme="majorHAnsi"/>
+                <w:sz w:val="22"/>
+                <w:lang w:val="en-US"/>
+              </w:rPr>
+              <w:t>nhãn hàng</w:t>
+            </w:r>
+          </w:p>
+        </w:tc>
+      </w:tr>
+      <w:tr>
+        <w:tc>
+          <w:tcPr>
+            <w:tcW w:w="1139" w:type="dxa"/>
+            <w:tcMar>
+              <w:top w:w="72" w:type="dxa"/>
+              <w:left w:w="115" w:type="dxa"/>
+              <w:bottom w:w="72" w:type="dxa"/>
+              <w:right w:w="115" w:type="dxa"/>
+            </w:tcMar>
+            <w:vAlign w:val="center"/>
+          </w:tcPr>
+          <w:p>
+            <w:pPr>
+              <w:jc w:val="center"/>
+              <w:rPr>
+                <w:rFonts w:asciiTheme="majorHAnsi" w:hAnsiTheme="majorHAnsi" w:cstheme="majorHAnsi"/>
+                <w:b/>
+                <w:bCs/>
+                <w:sz w:val="22"/>
+                <w:lang w:val="en-US"/>
               </w:rPr>
             </w:pPr>
           </w:p>
@@ -26962,16 +27065,112 @@
             <w:pPr>
               <w:jc w:val="center"/>
               <w:rPr>
+                <w:rFonts w:asciiTheme="majorHAnsi" w:hAnsiTheme="majorHAnsi" w:cstheme="majorHAnsi"/>
+                <w:sz w:val="22"/>
+                <w:lang w:val="en-US"/>
+              </w:rPr>
+            </w:pPr>
+            <w:r>
+              <w:rPr>
                 <w:rFonts w:asciiTheme="majorHAnsi" w:hAnsiTheme="majorHAnsi" w:cstheme="majorHAnsi" w:hint="eastAsia"/>
                 <w:sz w:val="22"/>
               </w:rPr>
+              <w:t>フリーサイズ</w:t>
+            </w:r>
+          </w:p>
+        </w:tc>
+        <w:tc>
+          <w:tcPr>
+            <w:tcW w:w="2022" w:type="dxa"/>
+            <w:tcMar>
+              <w:top w:w="72" w:type="dxa"/>
+              <w:left w:w="115" w:type="dxa"/>
+              <w:bottom w:w="72" w:type="dxa"/>
+              <w:right w:w="115" w:type="dxa"/>
+            </w:tcMar>
+            <w:vAlign w:val="center"/>
+          </w:tcPr>
+          <w:p>
+            <w:pPr>
+              <w:jc w:val="center"/>
+              <w:rPr>
+                <w:rFonts w:asciiTheme="majorHAnsi" w:hAnsiTheme="majorHAnsi" w:cstheme="majorHAnsi"/>
+                <w:sz w:val="22"/>
+                <w:lang w:val="en-US"/>
+              </w:rPr>
+            </w:pPr>
+            <w:r>
+              <w:rPr>
+                <w:rFonts w:asciiTheme="majorHAnsi" w:hAnsiTheme="majorHAnsi" w:cstheme="majorHAnsi"/>
+                <w:sz w:val="22"/>
+                <w:lang w:val="en-US"/>
+              </w:rPr>
+              <w:t>size tự do</w:t>
+            </w:r>
+          </w:p>
+        </w:tc>
+      </w:tr>
+      <w:tr>
+        <w:tc>
+          <w:tcPr>
+            <w:tcW w:w="1139" w:type="dxa"/>
+            <w:tcMar>
+              <w:top w:w="72" w:type="dxa"/>
+              <w:left w:w="115" w:type="dxa"/>
+              <w:bottom w:w="72" w:type="dxa"/>
+              <w:right w:w="115" w:type="dxa"/>
+            </w:tcMar>
+            <w:vAlign w:val="center"/>
+          </w:tcPr>
+          <w:p>
+            <w:pPr>
+              <w:jc w:val="center"/>
+              <w:rPr>
+                <w:rFonts w:asciiTheme="majorHAnsi" w:hAnsiTheme="majorHAnsi" w:cstheme="majorHAnsi"/>
+                <w:b/>
+                <w:bCs/>
+                <w:sz w:val="22"/>
+                <w:lang w:val="en-US"/>
+              </w:rPr>
             </w:pPr>
             <w:r>
               <w:rPr>
                 <w:rFonts w:asciiTheme="majorHAnsi" w:hAnsiTheme="majorHAnsi" w:cstheme="majorHAnsi" w:hint="eastAsia"/>
-                <w:sz w:val="22"/>
-              </w:rPr>
-              <w:t>ブランド</w:t>
+                <w:b/>
+                <w:bCs/>
+                <w:sz w:val="22"/>
+                <w:lang w:val="en-US"/>
+              </w:rPr>
+              <w:t>雑誌</w:t>
+            </w:r>
+          </w:p>
+        </w:tc>
+        <w:tc>
+          <w:tcPr>
+            <w:tcW w:w="1578" w:type="dxa"/>
+            <w:tcMar>
+              <w:top w:w="72" w:type="dxa"/>
+              <w:left w:w="115" w:type="dxa"/>
+              <w:bottom w:w="72" w:type="dxa"/>
+              <w:right w:w="115" w:type="dxa"/>
+            </w:tcMar>
+            <w:vAlign w:val="center"/>
+          </w:tcPr>
+          <w:p>
+            <w:pPr>
+              <w:jc w:val="center"/>
+              <w:rPr>
+                <w:rFonts w:asciiTheme="majorHAnsi" w:hAnsiTheme="majorHAnsi" w:cstheme="majorHAnsi"/>
+                <w:sz w:val="22"/>
+                <w:lang w:val="en-US"/>
+              </w:rPr>
+            </w:pPr>
+            <w:r>
+              <w:rPr>
+                <w:rFonts w:asciiTheme="majorHAnsi" w:hAnsiTheme="majorHAnsi" w:cstheme="majorHAnsi" w:hint="eastAsia"/>
+                <w:sz w:val="22"/>
+              </w:rPr>
+              <w:t>ざっし</w:t>
             </w:r>
           </w:p>
         </w:tc>
@@ -27001,7 +27200,1763 @@
                 <w:sz w:val="22"/>
                 <w:lang w:val="en-US"/>
               </w:rPr>
+              <w:t>vẽ</w:t>
+            </w:r>
+          </w:p>
+        </w:tc>
+      </w:tr>
+      <w:tr>
+        <w:tc>
+          <w:tcPr>
+            <w:tcW w:w="1139" w:type="dxa"/>
+            <w:tcMar>
+              <w:top w:w="72" w:type="dxa"/>
+              <w:left w:w="115" w:type="dxa"/>
+              <w:bottom w:w="72" w:type="dxa"/>
+              <w:right w:w="115" w:type="dxa"/>
+            </w:tcMar>
+            <w:vAlign w:val="center"/>
+          </w:tcPr>
+          <w:p>
+            <w:pPr>
+              <w:jc w:val="center"/>
+              <w:rPr>
+                <w:rFonts w:asciiTheme="majorHAnsi" w:hAnsiTheme="majorHAnsi" w:cstheme="majorHAnsi"/>
+                <w:b/>
+                <w:bCs/>
+                <w:sz w:val="22"/>
+                <w:lang w:val="en-US"/>
+              </w:rPr>
+            </w:pPr>
+            <w:r>
+              <w:rPr>
+                <w:rFonts w:asciiTheme="majorHAnsi" w:hAnsiTheme="majorHAnsi" w:cstheme="majorHAnsi" w:hint="eastAsia"/>
+                <w:b/>
+                <w:bCs/>
+                <w:sz w:val="22"/>
+              </w:rPr>
+              <w:t>全然</w:t>
+            </w:r>
+          </w:p>
+        </w:tc>
+        <w:tc>
+          <w:tcPr>
+            <w:tcW w:w="1578" w:type="dxa"/>
+            <w:tcMar>
+              <w:top w:w="72" w:type="dxa"/>
+              <w:left w:w="115" w:type="dxa"/>
+              <w:bottom w:w="72" w:type="dxa"/>
+              <w:right w:w="115" w:type="dxa"/>
+            </w:tcMar>
+            <w:vAlign w:val="center"/>
+          </w:tcPr>
+          <w:p>
+            <w:pPr>
+              <w:jc w:val="center"/>
+              <w:rPr>
+                <w:rFonts w:asciiTheme="majorHAnsi" w:hAnsiTheme="majorHAnsi" w:cstheme="majorHAnsi"/>
+                <w:sz w:val="22"/>
+                <w:lang w:val="en-US"/>
+              </w:rPr>
+            </w:pPr>
+            <w:r>
+              <w:rPr>
+                <w:rFonts w:asciiTheme="majorHAnsi" w:hAnsiTheme="majorHAnsi" w:cstheme="majorHAnsi" w:hint="eastAsia"/>
+                <w:sz w:val="22"/>
+              </w:rPr>
+              <w:t>ぜんぜん</w:t>
+            </w:r>
+          </w:p>
+        </w:tc>
+        <w:tc>
+          <w:tcPr>
+            <w:tcW w:w="2022" w:type="dxa"/>
+            <w:tcMar>
+              <w:top w:w="72" w:type="dxa"/>
+              <w:left w:w="115" w:type="dxa"/>
+              <w:bottom w:w="72" w:type="dxa"/>
+              <w:right w:w="115" w:type="dxa"/>
+            </w:tcMar>
+            <w:vAlign w:val="center"/>
+          </w:tcPr>
+          <w:p>
+            <w:pPr>
+              <w:jc w:val="center"/>
+              <w:rPr>
+                <w:rFonts w:asciiTheme="majorHAnsi" w:hAnsiTheme="majorHAnsi" w:cstheme="majorHAnsi"/>
+                <w:sz w:val="22"/>
+                <w:lang w:val="en-US"/>
+              </w:rPr>
+            </w:pPr>
+            <w:r>
+              <w:rPr>
+                <w:rFonts w:asciiTheme="majorHAnsi" w:hAnsiTheme="majorHAnsi" w:cstheme="majorHAnsi"/>
+                <w:sz w:val="22"/>
+                <w:lang w:val="en-US"/>
+              </w:rPr>
+              <w:t>chủng loại</w:t>
+            </w:r>
+          </w:p>
+        </w:tc>
+      </w:tr>
+      <w:tr>
+        <w:tc>
+          <w:tcPr>
+            <w:tcW w:w="1139" w:type="dxa"/>
+            <w:tcMar>
+              <w:top w:w="72" w:type="dxa"/>
+              <w:left w:w="115" w:type="dxa"/>
+              <w:bottom w:w="72" w:type="dxa"/>
+              <w:right w:w="115" w:type="dxa"/>
+            </w:tcMar>
+            <w:vAlign w:val="center"/>
+          </w:tcPr>
+          <w:p>
+            <w:pPr>
+              <w:jc w:val="center"/>
+              <w:rPr>
+                <w:rFonts w:asciiTheme="majorHAnsi" w:hAnsiTheme="majorHAnsi" w:cstheme="majorHAnsi"/>
+                <w:b/>
+                <w:bCs/>
+                <w:sz w:val="22"/>
+                <w:lang w:val="en-US"/>
+              </w:rPr>
+            </w:pPr>
+            <w:r>
+              <w:rPr>
+                <w:rFonts w:asciiTheme="majorHAnsi" w:hAnsiTheme="majorHAnsi" w:cstheme="majorHAnsi" w:hint="eastAsia"/>
+                <w:b/>
+                <w:bCs/>
+                <w:sz w:val="22"/>
+              </w:rPr>
+              <w:t>交換</w:t>
+            </w:r>
+          </w:p>
+        </w:tc>
+        <w:tc>
+          <w:tcPr>
+            <w:tcW w:w="1578" w:type="dxa"/>
+            <w:tcMar>
+              <w:top w:w="72" w:type="dxa"/>
+              <w:left w:w="115" w:type="dxa"/>
+              <w:bottom w:w="72" w:type="dxa"/>
+              <w:right w:w="115" w:type="dxa"/>
+            </w:tcMar>
+            <w:vAlign w:val="center"/>
+          </w:tcPr>
+          <w:p>
+            <w:pPr>
+              <w:jc w:val="center"/>
+              <w:rPr>
+                <w:rFonts w:asciiTheme="majorHAnsi" w:hAnsiTheme="majorHAnsi" w:cstheme="majorHAnsi"/>
+                <w:sz w:val="22"/>
+                <w:lang w:val="en-US"/>
+              </w:rPr>
+            </w:pPr>
+            <w:r>
+              <w:rPr>
+                <w:rFonts w:asciiTheme="majorHAnsi" w:hAnsiTheme="majorHAnsi" w:cstheme="majorHAnsi" w:hint="eastAsia"/>
+                <w:sz w:val="22"/>
+              </w:rPr>
+              <w:t>こうかん</w:t>
+            </w:r>
+          </w:p>
+        </w:tc>
+        <w:tc>
+          <w:tcPr>
+            <w:tcW w:w="2022" w:type="dxa"/>
+            <w:tcMar>
+              <w:top w:w="72" w:type="dxa"/>
+              <w:left w:w="115" w:type="dxa"/>
+              <w:bottom w:w="72" w:type="dxa"/>
+              <w:right w:w="115" w:type="dxa"/>
+            </w:tcMar>
+            <w:vAlign w:val="center"/>
+          </w:tcPr>
+          <w:p>
+            <w:pPr>
+              <w:jc w:val="center"/>
+              <w:rPr>
+                <w:rFonts w:asciiTheme="majorHAnsi" w:hAnsiTheme="majorHAnsi" w:cstheme="majorHAnsi"/>
+                <w:sz w:val="22"/>
+                <w:lang w:val="en-US"/>
+              </w:rPr>
+            </w:pPr>
+            <w:r>
+              <w:rPr>
+                <w:rFonts w:asciiTheme="majorHAnsi" w:hAnsiTheme="majorHAnsi" w:cstheme="majorHAnsi"/>
+                <w:sz w:val="22"/>
+                <w:lang w:val="en-US"/>
+              </w:rPr>
+              <w:t>tạp chí</w:t>
+            </w:r>
+          </w:p>
+        </w:tc>
+      </w:tr>
+      <w:tr>
+        <w:tc>
+          <w:tcPr>
+            <w:tcW w:w="1139" w:type="dxa"/>
+            <w:tcMar>
+              <w:top w:w="72" w:type="dxa"/>
+              <w:left w:w="115" w:type="dxa"/>
+              <w:bottom w:w="72" w:type="dxa"/>
+              <w:right w:w="115" w:type="dxa"/>
+            </w:tcMar>
+            <w:vAlign w:val="center"/>
+          </w:tcPr>
+          <w:p>
+            <w:pPr>
+              <w:jc w:val="center"/>
+              <w:rPr>
+                <w:rFonts w:asciiTheme="majorHAnsi" w:hAnsiTheme="majorHAnsi" w:cstheme="majorHAnsi"/>
+                <w:b/>
+                <w:bCs/>
+                <w:sz w:val="22"/>
+                <w:lang w:val="en-US"/>
+              </w:rPr>
+            </w:pPr>
+            <w:r>
+              <w:rPr>
+                <w:rFonts w:asciiTheme="majorHAnsi" w:hAnsiTheme="majorHAnsi" w:cstheme="majorHAnsi" w:hint="eastAsia"/>
+                <w:b/>
+                <w:bCs/>
+                <w:sz w:val="22"/>
+              </w:rPr>
+              <w:t>並ぶ</w:t>
+            </w:r>
+          </w:p>
+        </w:tc>
+        <w:tc>
+          <w:tcPr>
+            <w:tcW w:w="1578" w:type="dxa"/>
+            <w:tcMar>
+              <w:top w:w="72" w:type="dxa"/>
+              <w:left w:w="115" w:type="dxa"/>
+              <w:bottom w:w="72" w:type="dxa"/>
+              <w:right w:w="115" w:type="dxa"/>
+            </w:tcMar>
+            <w:vAlign w:val="center"/>
+          </w:tcPr>
+          <w:p>
+            <w:pPr>
+              <w:jc w:val="center"/>
+              <w:rPr>
+                <w:rFonts w:asciiTheme="majorHAnsi" w:hAnsiTheme="majorHAnsi" w:cstheme="majorHAnsi"/>
+                <w:sz w:val="22"/>
+                <w:lang w:val="en-US"/>
+              </w:rPr>
+            </w:pPr>
+            <w:r>
+              <w:rPr>
+                <w:rFonts w:asciiTheme="majorHAnsi" w:hAnsiTheme="majorHAnsi" w:cstheme="majorHAnsi" w:hint="eastAsia"/>
+                <w:sz w:val="22"/>
+              </w:rPr>
+              <w:t>ならぶ</w:t>
+            </w:r>
+          </w:p>
+        </w:tc>
+        <w:tc>
+          <w:tcPr>
+            <w:tcW w:w="2022" w:type="dxa"/>
+            <w:tcMar>
+              <w:top w:w="72" w:type="dxa"/>
+              <w:left w:w="115" w:type="dxa"/>
+              <w:bottom w:w="72" w:type="dxa"/>
+              <w:right w:w="115" w:type="dxa"/>
+            </w:tcMar>
+            <w:vAlign w:val="center"/>
+          </w:tcPr>
+          <w:p>
+            <w:pPr>
+              <w:jc w:val="center"/>
+              <w:rPr>
+                <w:rFonts w:asciiTheme="majorHAnsi" w:hAnsiTheme="majorHAnsi" w:cstheme="majorHAnsi"/>
+                <w:sz w:val="22"/>
+                <w:lang w:val="en-US"/>
+              </w:rPr>
+            </w:pPr>
+          </w:p>
+        </w:tc>
+      </w:tr>
+      <w:tr>
+        <w:tc>
+          <w:tcPr>
+            <w:tcW w:w="1139" w:type="dxa"/>
+            <w:tcMar>
+              <w:top w:w="72" w:type="dxa"/>
+              <w:left w:w="115" w:type="dxa"/>
+              <w:bottom w:w="72" w:type="dxa"/>
+              <w:right w:w="115" w:type="dxa"/>
+            </w:tcMar>
+            <w:vAlign w:val="center"/>
+          </w:tcPr>
+          <w:p>
+            <w:pPr>
+              <w:jc w:val="center"/>
+              <w:rPr>
+                <w:rFonts w:asciiTheme="majorHAnsi" w:hAnsiTheme="majorHAnsi" w:cstheme="majorHAnsi"/>
+                <w:b/>
+                <w:bCs/>
+                <w:sz w:val="22"/>
+                <w:lang w:val="en-US"/>
+              </w:rPr>
+            </w:pPr>
+            <w:r>
+              <w:rPr>
+                <w:rFonts w:asciiTheme="majorHAnsi" w:hAnsiTheme="majorHAnsi" w:cstheme="majorHAnsi" w:hint="eastAsia"/>
+                <w:b/>
+                <w:bCs/>
+                <w:sz w:val="22"/>
+                <w:lang w:val="en-US"/>
+              </w:rPr>
+              <w:t>描く</w:t>
+            </w:r>
+          </w:p>
+        </w:tc>
+        <w:tc>
+          <w:tcPr>
+            <w:tcW w:w="1578" w:type="dxa"/>
+            <w:tcMar>
+              <w:top w:w="72" w:type="dxa"/>
+              <w:left w:w="115" w:type="dxa"/>
+              <w:bottom w:w="72" w:type="dxa"/>
+              <w:right w:w="115" w:type="dxa"/>
+            </w:tcMar>
+            <w:vAlign w:val="center"/>
+          </w:tcPr>
+          <w:p>
+            <w:pPr>
+              <w:jc w:val="center"/>
+              <w:rPr>
+                <w:rFonts w:asciiTheme="majorHAnsi" w:hAnsiTheme="majorHAnsi" w:cstheme="majorHAnsi"/>
+                <w:sz w:val="22"/>
+                <w:lang w:val="en-US"/>
+              </w:rPr>
+            </w:pPr>
+            <w:r>
+              <w:rPr>
+                <w:rFonts w:asciiTheme="majorHAnsi" w:hAnsiTheme="majorHAnsi" w:cstheme="majorHAnsi" w:hint="eastAsia"/>
+                <w:sz w:val="22"/>
+                <w:lang w:val="en-US"/>
+              </w:rPr>
+              <w:t>かく</w:t>
+            </w:r>
+          </w:p>
+        </w:tc>
+        <w:tc>
+          <w:tcPr>
+            <w:tcW w:w="2022" w:type="dxa"/>
+            <w:tcMar>
+              <w:top w:w="72" w:type="dxa"/>
+              <w:left w:w="115" w:type="dxa"/>
+              <w:bottom w:w="72" w:type="dxa"/>
+              <w:right w:w="115" w:type="dxa"/>
+            </w:tcMar>
+            <w:vAlign w:val="center"/>
+          </w:tcPr>
+          <w:p>
+            <w:pPr>
+              <w:jc w:val="center"/>
+              <w:rPr>
+                <w:rFonts w:asciiTheme="majorHAnsi" w:hAnsiTheme="majorHAnsi" w:cstheme="majorHAnsi"/>
+                <w:sz w:val="22"/>
+                <w:lang w:val="en-US"/>
+              </w:rPr>
+            </w:pPr>
+            <w:r>
+              <w:rPr>
+                <w:rFonts w:asciiTheme="majorHAnsi" w:hAnsiTheme="majorHAnsi" w:cstheme="majorHAnsi"/>
+                <w:sz w:val="22"/>
+                <w:lang w:val="en-US"/>
+              </w:rPr>
+              <w:t>thứ bên trong</w:t>
+            </w:r>
+          </w:p>
+        </w:tc>
+      </w:tr>
+      <w:tr>
+        <w:tc>
+          <w:tcPr>
+            <w:tcW w:w="1139" w:type="dxa"/>
+            <w:tcMar>
+              <w:top w:w="72" w:type="dxa"/>
+              <w:left w:w="115" w:type="dxa"/>
+              <w:bottom w:w="72" w:type="dxa"/>
+              <w:right w:w="115" w:type="dxa"/>
+            </w:tcMar>
+            <w:vAlign w:val="center"/>
+          </w:tcPr>
+          <w:p>
+            <w:pPr>
+              <w:jc w:val="center"/>
+              <w:rPr>
+                <w:rFonts w:asciiTheme="majorHAnsi" w:hAnsiTheme="majorHAnsi" w:cstheme="majorHAnsi"/>
+                <w:b/>
+                <w:bCs/>
+                <w:sz w:val="22"/>
+                <w:lang w:val="en-US"/>
+              </w:rPr>
+            </w:pPr>
+            <w:r>
+              <w:rPr>
+                <w:rFonts w:asciiTheme="majorHAnsi" w:hAnsiTheme="majorHAnsi" w:cstheme="majorHAnsi" w:hint="eastAsia"/>
+                <w:b/>
+                <w:bCs/>
+                <w:sz w:val="22"/>
+                <w:lang w:val="en-US"/>
+              </w:rPr>
+              <w:t>種類</w:t>
+            </w:r>
+          </w:p>
+        </w:tc>
+        <w:tc>
+          <w:tcPr>
+            <w:tcW w:w="1578" w:type="dxa"/>
+            <w:tcMar>
+              <w:top w:w="72" w:type="dxa"/>
+              <w:left w:w="115" w:type="dxa"/>
+              <w:bottom w:w="72" w:type="dxa"/>
+              <w:right w:w="115" w:type="dxa"/>
+            </w:tcMar>
+            <w:vAlign w:val="center"/>
+          </w:tcPr>
+          <w:p>
+            <w:pPr>
+              <w:jc w:val="center"/>
+              <w:rPr>
+                <w:rFonts w:asciiTheme="majorHAnsi" w:hAnsiTheme="majorHAnsi" w:cstheme="majorHAnsi"/>
+                <w:sz w:val="22"/>
+                <w:lang w:val="en-US"/>
+              </w:rPr>
+            </w:pPr>
+            <w:r>
+              <w:rPr>
+                <w:rFonts w:asciiTheme="majorHAnsi" w:hAnsiTheme="majorHAnsi" w:cstheme="majorHAnsi" w:hint="eastAsia"/>
+                <w:sz w:val="22"/>
+                <w:lang w:val="en-US"/>
+              </w:rPr>
+              <w:t>しゅるい</w:t>
+            </w:r>
+          </w:p>
+        </w:tc>
+        <w:tc>
+          <w:tcPr>
+            <w:tcW w:w="2022" w:type="dxa"/>
+            <w:tcMar>
+              <w:top w:w="72" w:type="dxa"/>
+              <w:left w:w="115" w:type="dxa"/>
+              <w:bottom w:w="72" w:type="dxa"/>
+              <w:right w:w="115" w:type="dxa"/>
+            </w:tcMar>
+            <w:vAlign w:val="center"/>
+          </w:tcPr>
+          <w:p>
+            <w:pPr>
+              <w:jc w:val="center"/>
+              <w:rPr>
+                <w:rFonts w:asciiTheme="majorHAnsi" w:hAnsiTheme="majorHAnsi" w:cstheme="majorHAnsi"/>
+                <w:sz w:val="22"/>
+                <w:lang w:val="en-US"/>
+              </w:rPr>
+            </w:pPr>
+            <w:r>
+              <w:rPr>
+                <w:rFonts w:asciiTheme="majorHAnsi" w:hAnsiTheme="majorHAnsi" w:cstheme="majorHAnsi"/>
+                <w:sz w:val="22"/>
+                <w:lang w:val="en-US"/>
+              </w:rPr>
+              <w:t>phiên âm Kanji</w:t>
+            </w:r>
+          </w:p>
+        </w:tc>
+      </w:tr>
+      <w:tr>
+        <w:tc>
+          <w:tcPr>
+            <w:tcW w:w="1139" w:type="dxa"/>
+            <w:tcMar>
+              <w:top w:w="72" w:type="dxa"/>
+              <w:left w:w="115" w:type="dxa"/>
+              <w:bottom w:w="72" w:type="dxa"/>
+              <w:right w:w="115" w:type="dxa"/>
+            </w:tcMar>
+            <w:vAlign w:val="center"/>
+          </w:tcPr>
+          <w:p>
+            <w:pPr>
+              <w:jc w:val="center"/>
+              <w:rPr>
+                <w:rFonts w:asciiTheme="majorHAnsi" w:hAnsiTheme="majorHAnsi" w:cstheme="majorHAnsi"/>
+                <w:b/>
+                <w:bCs/>
+                <w:sz w:val="22"/>
+                <w:lang w:val="en-US"/>
+              </w:rPr>
+            </w:pPr>
+            <w:r>
+              <w:rPr>
+                <w:rFonts w:asciiTheme="majorHAnsi" w:hAnsiTheme="majorHAnsi" w:cstheme="majorHAnsi" w:hint="eastAsia"/>
+                <w:b/>
+                <w:bCs/>
+                <w:sz w:val="22"/>
+                <w:lang w:val="en-US"/>
+              </w:rPr>
+              <w:t>暮らす</w:t>
+            </w:r>
+          </w:p>
+        </w:tc>
+        <w:tc>
+          <w:tcPr>
+            <w:tcW w:w="1578" w:type="dxa"/>
+            <w:tcMar>
+              <w:top w:w="72" w:type="dxa"/>
+              <w:left w:w="115" w:type="dxa"/>
+              <w:bottom w:w="72" w:type="dxa"/>
+              <w:right w:w="115" w:type="dxa"/>
+            </w:tcMar>
+            <w:vAlign w:val="center"/>
+          </w:tcPr>
+          <w:p>
+            <w:pPr>
+              <w:jc w:val="center"/>
+              <w:rPr>
+                <w:rFonts w:asciiTheme="majorHAnsi" w:hAnsiTheme="majorHAnsi" w:cstheme="majorHAnsi"/>
+                <w:sz w:val="22"/>
+                <w:lang w:val="en-US"/>
+              </w:rPr>
+            </w:pPr>
+            <w:r>
+              <w:rPr>
+                <w:rFonts w:asciiTheme="majorHAnsi" w:hAnsiTheme="majorHAnsi" w:cstheme="majorHAnsi" w:hint="eastAsia"/>
+                <w:sz w:val="22"/>
+                <w:lang w:val="en-US"/>
+              </w:rPr>
+              <w:t>くらす</w:t>
+            </w:r>
+          </w:p>
+        </w:tc>
+        <w:tc>
+          <w:tcPr>
+            <w:tcW w:w="2022" w:type="dxa"/>
+            <w:tcMar>
+              <w:top w:w="72" w:type="dxa"/>
+              <w:left w:w="115" w:type="dxa"/>
+              <w:bottom w:w="72" w:type="dxa"/>
+              <w:right w:w="115" w:type="dxa"/>
+            </w:tcMar>
+            <w:vAlign w:val="center"/>
+          </w:tcPr>
+          <w:p>
+            <w:pPr>
+              <w:jc w:val="center"/>
+              <w:rPr>
+                <w:rFonts w:asciiTheme="majorHAnsi" w:hAnsiTheme="majorHAnsi" w:cstheme="majorHAnsi"/>
+                <w:sz w:val="22"/>
+                <w:lang w:val="en-US"/>
+              </w:rPr>
+            </w:pPr>
+            <w:r>
+              <w:rPr>
+                <w:rFonts w:asciiTheme="majorHAnsi" w:hAnsiTheme="majorHAnsi" w:cstheme="majorHAnsi"/>
+                <w:sz w:val="22"/>
+                <w:lang w:val="en-US"/>
+              </w:rPr>
+              <w:t>đồ điện gia dụng</w:t>
+            </w:r>
+          </w:p>
+        </w:tc>
+      </w:tr>
+      <w:tr>
+        <w:tc>
+          <w:tcPr>
+            <w:tcW w:w="1139" w:type="dxa"/>
+            <w:tcMar>
+              <w:top w:w="72" w:type="dxa"/>
+              <w:left w:w="115" w:type="dxa"/>
+              <w:bottom w:w="72" w:type="dxa"/>
+              <w:right w:w="115" w:type="dxa"/>
+            </w:tcMar>
+            <w:vAlign w:val="center"/>
+          </w:tcPr>
+          <w:p>
+            <w:pPr>
+              <w:jc w:val="center"/>
+              <w:rPr>
+                <w:rFonts w:asciiTheme="majorHAnsi" w:hAnsiTheme="majorHAnsi" w:cstheme="majorHAnsi"/>
+                <w:b/>
+                <w:bCs/>
+                <w:sz w:val="22"/>
+                <w:lang w:val="en-US"/>
+              </w:rPr>
+            </w:pPr>
+            <w:r>
+              <w:rPr>
+                <w:rFonts w:asciiTheme="majorHAnsi" w:hAnsiTheme="majorHAnsi" w:cstheme="majorHAnsi" w:hint="eastAsia"/>
+                <w:b/>
+                <w:bCs/>
+                <w:sz w:val="22"/>
+                <w:lang w:val="en-US"/>
+              </w:rPr>
+              <w:t>一人暮らし</w:t>
+            </w:r>
+          </w:p>
+        </w:tc>
+        <w:tc>
+          <w:tcPr>
+            <w:tcW w:w="1578" w:type="dxa"/>
+            <w:tcMar>
+              <w:top w:w="72" w:type="dxa"/>
+              <w:left w:w="115" w:type="dxa"/>
+              <w:bottom w:w="72" w:type="dxa"/>
+              <w:right w:w="115" w:type="dxa"/>
+            </w:tcMar>
+            <w:vAlign w:val="center"/>
+          </w:tcPr>
+          <w:p>
+            <w:pPr>
+              <w:jc w:val="center"/>
+              <w:rPr>
+                <w:rFonts w:asciiTheme="majorHAnsi" w:hAnsiTheme="majorHAnsi" w:cstheme="majorHAnsi"/>
+                <w:sz w:val="22"/>
+                <w:lang w:val="en-US"/>
+              </w:rPr>
+            </w:pPr>
+            <w:r>
+              <w:rPr>
+                <w:rFonts w:asciiTheme="majorHAnsi" w:hAnsiTheme="majorHAnsi" w:cstheme="majorHAnsi" w:hint="eastAsia"/>
+                <w:sz w:val="22"/>
+                <w:lang w:val="en-US"/>
+              </w:rPr>
+              <w:t>ひとりぐらし</w:t>
+            </w:r>
+          </w:p>
+        </w:tc>
+        <w:tc>
+          <w:tcPr>
+            <w:tcW w:w="2022" w:type="dxa"/>
+            <w:tcMar>
+              <w:top w:w="72" w:type="dxa"/>
+              <w:left w:w="115" w:type="dxa"/>
+              <w:bottom w:w="72" w:type="dxa"/>
+              <w:right w:w="115" w:type="dxa"/>
+            </w:tcMar>
+            <w:vAlign w:val="center"/>
+          </w:tcPr>
+          <w:p>
+            <w:pPr>
+              <w:jc w:val="center"/>
+              <w:rPr>
+                <w:rFonts w:asciiTheme="majorHAnsi" w:hAnsiTheme="majorHAnsi" w:cstheme="majorHAnsi"/>
+                <w:sz w:val="22"/>
+                <w:lang w:val="en-US"/>
+              </w:rPr>
+            </w:pPr>
+            <w:r>
+              <w:rPr>
+                <w:rFonts w:asciiTheme="majorHAnsi" w:hAnsiTheme="majorHAnsi" w:cstheme="majorHAnsi"/>
+                <w:sz w:val="22"/>
+                <w:lang w:val="en-US"/>
+              </w:rPr>
+              <w:t>tuyển tập, tập hợp các câu chuyện</w:t>
+            </w:r>
+          </w:p>
+        </w:tc>
+      </w:tr>
+      <w:tr>
+        <w:tc>
+          <w:tcPr>
+            <w:tcW w:w="1139" w:type="dxa"/>
+            <w:tcMar>
+              <w:top w:w="72" w:type="dxa"/>
+              <w:left w:w="115" w:type="dxa"/>
+              <w:bottom w:w="72" w:type="dxa"/>
+              <w:right w:w="115" w:type="dxa"/>
+            </w:tcMar>
+            <w:vAlign w:val="center"/>
+          </w:tcPr>
+          <w:p>
+            <w:pPr>
+              <w:jc w:val="center"/>
+              <w:rPr>
+                <w:rFonts w:asciiTheme="majorHAnsi" w:hAnsiTheme="majorHAnsi" w:cstheme="majorHAnsi"/>
+                <w:b/>
+                <w:bCs/>
+                <w:sz w:val="22"/>
+              </w:rPr>
+            </w:pPr>
+            <w:r>
+              <w:rPr>
+                <w:rFonts w:asciiTheme="majorHAnsi" w:hAnsiTheme="majorHAnsi" w:cstheme="majorHAnsi" w:hint="eastAsia"/>
+                <w:b/>
+                <w:bCs/>
+                <w:sz w:val="22"/>
+              </w:rPr>
+              <w:t>経験</w:t>
+            </w:r>
+          </w:p>
+        </w:tc>
+        <w:tc>
+          <w:tcPr>
+            <w:tcW w:w="1578" w:type="dxa"/>
+            <w:tcMar>
+              <w:top w:w="72" w:type="dxa"/>
+              <w:left w:w="115" w:type="dxa"/>
+              <w:bottom w:w="72" w:type="dxa"/>
+              <w:right w:w="115" w:type="dxa"/>
+            </w:tcMar>
+            <w:vAlign w:val="center"/>
+          </w:tcPr>
+          <w:p>
+            <w:pPr>
+              <w:jc w:val="center"/>
+              <w:rPr>
+                <w:rFonts w:asciiTheme="majorHAnsi" w:hAnsiTheme="majorHAnsi" w:cstheme="majorHAnsi"/>
+                <w:sz w:val="22"/>
+              </w:rPr>
+            </w:pPr>
+            <w:r>
+              <w:rPr>
+                <w:rFonts w:asciiTheme="majorHAnsi" w:hAnsiTheme="majorHAnsi" w:cstheme="majorHAnsi" w:hint="eastAsia"/>
+                <w:sz w:val="22"/>
+              </w:rPr>
+              <w:t>けいけん</w:t>
+            </w:r>
+          </w:p>
+        </w:tc>
+        <w:tc>
+          <w:tcPr>
+            <w:tcW w:w="2022" w:type="dxa"/>
+            <w:tcMar>
+              <w:top w:w="72" w:type="dxa"/>
+              <w:left w:w="115" w:type="dxa"/>
+              <w:bottom w:w="72" w:type="dxa"/>
+              <w:right w:w="115" w:type="dxa"/>
+            </w:tcMar>
+            <w:vAlign w:val="center"/>
+          </w:tcPr>
+          <w:p>
+            <w:pPr>
+              <w:jc w:val="center"/>
+              <w:rPr>
+                <w:rFonts w:asciiTheme="majorHAnsi" w:hAnsiTheme="majorHAnsi" w:cstheme="majorHAnsi"/>
+                <w:sz w:val="22"/>
+                <w:lang w:val="en-US"/>
+              </w:rPr>
+            </w:pPr>
+            <w:r>
+              <w:rPr>
+                <w:rFonts w:asciiTheme="majorHAnsi" w:hAnsiTheme="majorHAnsi" w:cstheme="majorHAnsi"/>
+                <w:sz w:val="22"/>
+                <w:lang w:val="en-US"/>
+              </w:rPr>
               <w:t>nhãn hàng</w:t>
+            </w:r>
+          </w:p>
+        </w:tc>
+      </w:tr>
+    </w:tbl>
+    <w:p>
+      <w:pPr>
+        <w:rPr>
+          <w:b/>
+          <w:bCs/>
+          <w:sz w:val="24"/>
+          <w:szCs w:val="21"/>
+          <w:lang w:val="en-US"/>
+        </w:rPr>
+        <w:sectPr>
+          <w:type w:val="continuous"/>
+          <w:pgSz w:w="11906" w:h="16838"/>
+          <w:pgMar w:top="850" w:right="850" w:bottom="850" w:left="850" w:header="706" w:footer="706" w:gutter="0"/>
+          <w:cols w:num="2" w:space="708"/>
+          <w:docGrid w:linePitch="381"/>
+        </w:sectPr>
+      </w:pPr>
+    </w:p>
+    <w:tbl>
+      <w:tblPr>
+        <w:tblStyle w:val="TableGrid"/>
+        <w:tblW w:w="0" w:type="auto"/>
+        <w:tblLook w:val="04A0" w:firstRow="1" w:lastRow="0" w:firstColumn="1" w:lastColumn="0" w:noHBand="0" w:noVBand="1"/>
+      </w:tblPr>
+      <w:tblGrid>
+        <w:gridCol w:w="1139"/>
+        <w:gridCol w:w="1578"/>
+        <w:gridCol w:w="2022"/>
+      </w:tblGrid>
+      <w:tr>
+        <w:tc>
+          <w:tcPr>
+            <w:tcW w:w="1139" w:type="dxa"/>
+            <w:tcMar>
+              <w:top w:w="72" w:type="dxa"/>
+              <w:left w:w="115" w:type="dxa"/>
+              <w:bottom w:w="72" w:type="dxa"/>
+              <w:right w:w="115" w:type="dxa"/>
+            </w:tcMar>
+            <w:vAlign w:val="center"/>
+          </w:tcPr>
+          <w:p>
+            <w:pPr>
+              <w:jc w:val="center"/>
+              <w:rPr>
+                <w:rFonts w:asciiTheme="majorHAnsi" w:hAnsiTheme="majorHAnsi" w:cstheme="majorHAnsi"/>
+                <w:b/>
+                <w:bCs/>
+                <w:sz w:val="22"/>
+                <w:lang w:val="en-US"/>
+              </w:rPr>
+            </w:pPr>
+            <w:r>
+              <w:rPr>
+                <w:rFonts w:asciiTheme="majorHAnsi" w:hAnsiTheme="majorHAnsi" w:cstheme="majorHAnsi"/>
+                <w:b/>
+                <w:bCs/>
+                <w:sz w:val="22"/>
+              </w:rPr>
+              <w:t>行列</w:t>
+            </w:r>
+          </w:p>
+        </w:tc>
+        <w:tc>
+          <w:tcPr>
+            <w:tcW w:w="1578" w:type="dxa"/>
+            <w:tcMar>
+              <w:top w:w="72" w:type="dxa"/>
+              <w:left w:w="115" w:type="dxa"/>
+              <w:bottom w:w="72" w:type="dxa"/>
+              <w:right w:w="115" w:type="dxa"/>
+            </w:tcMar>
+            <w:vAlign w:val="center"/>
+          </w:tcPr>
+          <w:p>
+            <w:pPr>
+              <w:jc w:val="center"/>
+              <w:rPr>
+                <w:rFonts w:asciiTheme="majorHAnsi" w:hAnsiTheme="majorHAnsi" w:cstheme="majorHAnsi"/>
+                <w:sz w:val="22"/>
+                <w:lang w:val="en-US"/>
+              </w:rPr>
+            </w:pPr>
+            <w:r>
+              <w:rPr>
+                <w:rFonts w:asciiTheme="majorHAnsi" w:hAnsiTheme="majorHAnsi" w:cstheme="majorHAnsi"/>
+                <w:sz w:val="22"/>
+              </w:rPr>
+              <w:t>ぎょうれつ</w:t>
+            </w:r>
+          </w:p>
+        </w:tc>
+        <w:tc>
+          <w:tcPr>
+            <w:tcW w:w="2022" w:type="dxa"/>
+            <w:tcMar>
+              <w:top w:w="72" w:type="dxa"/>
+              <w:left w:w="115" w:type="dxa"/>
+              <w:bottom w:w="72" w:type="dxa"/>
+              <w:right w:w="115" w:type="dxa"/>
+            </w:tcMar>
+            <w:vAlign w:val="center"/>
+          </w:tcPr>
+          <w:p>
+            <w:pPr>
+              <w:jc w:val="center"/>
+              <w:rPr>
+                <w:rFonts w:asciiTheme="majorHAnsi" w:hAnsiTheme="majorHAnsi" w:cstheme="majorHAnsi"/>
+                <w:sz w:val="22"/>
+                <w:lang w:val="en-US"/>
+              </w:rPr>
+            </w:pPr>
+            <w:r>
+              <w:rPr>
+                <w:rFonts w:asciiTheme="majorHAnsi" w:hAnsiTheme="majorHAnsi" w:cstheme="majorHAnsi"/>
+                <w:sz w:val="22"/>
+              </w:rPr>
+              <w:t>xếp hàng</w:t>
+            </w:r>
+          </w:p>
+        </w:tc>
+      </w:tr>
+      <w:tr>
+        <w:tc>
+          <w:tcPr>
+            <w:tcW w:w="1139" w:type="dxa"/>
+            <w:tcMar>
+              <w:top w:w="72" w:type="dxa"/>
+              <w:left w:w="115" w:type="dxa"/>
+              <w:bottom w:w="72" w:type="dxa"/>
+              <w:right w:w="115" w:type="dxa"/>
+            </w:tcMar>
+            <w:vAlign w:val="center"/>
+          </w:tcPr>
+          <w:p>
+            <w:pPr>
+              <w:jc w:val="center"/>
+              <w:rPr>
+                <w:rFonts w:asciiTheme="majorHAnsi" w:hAnsiTheme="majorHAnsi" w:cstheme="majorHAnsi"/>
+                <w:b/>
+                <w:bCs/>
+                <w:sz w:val="22"/>
+                <w:lang w:val="en-US"/>
+              </w:rPr>
+            </w:pPr>
+            <w:r>
+              <w:rPr>
+                <w:rFonts w:asciiTheme="majorHAnsi" w:hAnsiTheme="majorHAnsi" w:cstheme="majorHAnsi"/>
+                <w:b/>
+                <w:bCs/>
+                <w:sz w:val="22"/>
+              </w:rPr>
+              <w:t>評判</w:t>
+            </w:r>
+          </w:p>
+        </w:tc>
+        <w:tc>
+          <w:tcPr>
+            <w:tcW w:w="1578" w:type="dxa"/>
+            <w:tcMar>
+              <w:top w:w="72" w:type="dxa"/>
+              <w:left w:w="115" w:type="dxa"/>
+              <w:bottom w:w="72" w:type="dxa"/>
+              <w:right w:w="115" w:type="dxa"/>
+            </w:tcMar>
+            <w:vAlign w:val="center"/>
+          </w:tcPr>
+          <w:p>
+            <w:pPr>
+              <w:jc w:val="center"/>
+              <w:rPr>
+                <w:rFonts w:asciiTheme="majorHAnsi" w:hAnsiTheme="majorHAnsi" w:cstheme="majorHAnsi"/>
+                <w:sz w:val="22"/>
+                <w:lang w:val="en-US"/>
+              </w:rPr>
+            </w:pPr>
+            <w:r>
+              <w:rPr>
+                <w:rFonts w:asciiTheme="majorHAnsi" w:hAnsiTheme="majorHAnsi" w:cstheme="majorHAnsi"/>
+                <w:sz w:val="22"/>
+              </w:rPr>
+              <w:t>ひょうばん</w:t>
+            </w:r>
+          </w:p>
+        </w:tc>
+        <w:tc>
+          <w:tcPr>
+            <w:tcW w:w="2022" w:type="dxa"/>
+            <w:tcMar>
+              <w:top w:w="72" w:type="dxa"/>
+              <w:left w:w="115" w:type="dxa"/>
+              <w:bottom w:w="72" w:type="dxa"/>
+              <w:right w:w="115" w:type="dxa"/>
+            </w:tcMar>
+            <w:vAlign w:val="center"/>
+          </w:tcPr>
+          <w:p>
+            <w:pPr>
+              <w:jc w:val="center"/>
+              <w:rPr>
+                <w:rFonts w:asciiTheme="majorHAnsi" w:hAnsiTheme="majorHAnsi" w:cstheme="majorHAnsi"/>
+                <w:sz w:val="22"/>
+                <w:lang w:val="en-US"/>
+              </w:rPr>
+            </w:pPr>
+            <w:r>
+              <w:rPr>
+                <w:rFonts w:asciiTheme="majorHAnsi" w:hAnsiTheme="majorHAnsi" w:cstheme="majorHAnsi"/>
+                <w:sz w:val="22"/>
+                <w:lang w:val="en-US"/>
+              </w:rPr>
+              <w:t>d</w:t>
+            </w:r>
+            <w:r>
+              <w:rPr>
+                <w:rFonts w:asciiTheme="majorHAnsi" w:hAnsiTheme="majorHAnsi" w:cstheme="majorHAnsi"/>
+                <w:sz w:val="22"/>
+              </w:rPr>
+              <w:t>anh tiếng, đánh giá</w:t>
+            </w:r>
+          </w:p>
+        </w:tc>
+      </w:tr>
+      <w:tr>
+        <w:tc>
+          <w:tcPr>
+            <w:tcW w:w="1139" w:type="dxa"/>
+            <w:tcMar>
+              <w:top w:w="72" w:type="dxa"/>
+              <w:left w:w="115" w:type="dxa"/>
+              <w:bottom w:w="72" w:type="dxa"/>
+              <w:right w:w="115" w:type="dxa"/>
+            </w:tcMar>
+            <w:vAlign w:val="center"/>
+          </w:tcPr>
+          <w:p>
+            <w:pPr>
+              <w:jc w:val="center"/>
+              <w:rPr>
+                <w:rFonts w:asciiTheme="majorHAnsi" w:hAnsiTheme="majorHAnsi" w:cstheme="majorHAnsi"/>
+                <w:b/>
+                <w:bCs/>
+                <w:sz w:val="22"/>
+                <w:lang w:val="en-US"/>
+              </w:rPr>
+            </w:pPr>
+            <w:r>
+              <w:rPr>
+                <w:rFonts w:asciiTheme="majorHAnsi" w:hAnsiTheme="majorHAnsi" w:cstheme="majorHAnsi"/>
+                <w:b/>
+                <w:bCs/>
+                <w:sz w:val="22"/>
+              </w:rPr>
+              <w:t>加わる</w:t>
+            </w:r>
+          </w:p>
+        </w:tc>
+        <w:tc>
+          <w:tcPr>
+            <w:tcW w:w="1578" w:type="dxa"/>
+            <w:tcMar>
+              <w:top w:w="72" w:type="dxa"/>
+              <w:left w:w="115" w:type="dxa"/>
+              <w:bottom w:w="72" w:type="dxa"/>
+              <w:right w:w="115" w:type="dxa"/>
+            </w:tcMar>
+            <w:vAlign w:val="center"/>
+          </w:tcPr>
+          <w:p>
+            <w:pPr>
+              <w:jc w:val="center"/>
+              <w:rPr>
+                <w:rFonts w:asciiTheme="majorHAnsi" w:hAnsiTheme="majorHAnsi" w:cstheme="majorHAnsi"/>
+                <w:sz w:val="22"/>
+                <w:lang w:val="en-US"/>
+              </w:rPr>
+            </w:pPr>
+            <w:r>
+              <w:rPr>
+                <w:rFonts w:asciiTheme="majorHAnsi" w:hAnsiTheme="majorHAnsi" w:cstheme="majorHAnsi"/>
+                <w:sz w:val="22"/>
+              </w:rPr>
+              <w:t>くわわる</w:t>
+            </w:r>
+          </w:p>
+        </w:tc>
+        <w:tc>
+          <w:tcPr>
+            <w:tcW w:w="2022" w:type="dxa"/>
+            <w:tcMar>
+              <w:top w:w="72" w:type="dxa"/>
+              <w:left w:w="115" w:type="dxa"/>
+              <w:bottom w:w="72" w:type="dxa"/>
+              <w:right w:w="115" w:type="dxa"/>
+            </w:tcMar>
+            <w:vAlign w:val="center"/>
+          </w:tcPr>
+          <w:p>
+            <w:pPr>
+              <w:jc w:val="center"/>
+              <w:rPr>
+                <w:rFonts w:asciiTheme="majorHAnsi" w:hAnsiTheme="majorHAnsi" w:cstheme="majorHAnsi"/>
+                <w:sz w:val="22"/>
+                <w:lang w:val="en-US"/>
+              </w:rPr>
+            </w:pPr>
+            <w:r>
+              <w:rPr>
+                <w:rFonts w:asciiTheme="majorHAnsi" w:hAnsiTheme="majorHAnsi" w:cstheme="majorHAnsi"/>
+                <w:sz w:val="22"/>
+              </w:rPr>
+              <w:t>được thêm vào</w:t>
+            </w:r>
+          </w:p>
+        </w:tc>
+      </w:tr>
+      <w:tr>
+        <w:tc>
+          <w:tcPr>
+            <w:tcW w:w="1139" w:type="dxa"/>
+            <w:tcMar>
+              <w:top w:w="72" w:type="dxa"/>
+              <w:left w:w="115" w:type="dxa"/>
+              <w:bottom w:w="72" w:type="dxa"/>
+              <w:right w:w="115" w:type="dxa"/>
+            </w:tcMar>
+            <w:vAlign w:val="center"/>
+          </w:tcPr>
+          <w:p>
+            <w:pPr>
+              <w:jc w:val="center"/>
+              <w:rPr>
+                <w:rFonts w:asciiTheme="majorHAnsi" w:hAnsiTheme="majorHAnsi" w:cstheme="majorHAnsi"/>
+                <w:b/>
+                <w:bCs/>
+                <w:sz w:val="22"/>
+                <w:lang w:val="en-US"/>
+              </w:rPr>
+            </w:pPr>
+            <w:r>
+              <w:rPr>
+                <w:rFonts w:asciiTheme="majorHAnsi" w:hAnsiTheme="majorHAnsi" w:cstheme="majorHAnsi"/>
+                <w:b/>
+                <w:bCs/>
+                <w:sz w:val="22"/>
+              </w:rPr>
+              <w:t>加える</w:t>
+            </w:r>
+          </w:p>
+        </w:tc>
+        <w:tc>
+          <w:tcPr>
+            <w:tcW w:w="1578" w:type="dxa"/>
+            <w:tcMar>
+              <w:top w:w="72" w:type="dxa"/>
+              <w:left w:w="115" w:type="dxa"/>
+              <w:bottom w:w="72" w:type="dxa"/>
+              <w:right w:w="115" w:type="dxa"/>
+            </w:tcMar>
+            <w:vAlign w:val="center"/>
+          </w:tcPr>
+          <w:p>
+            <w:pPr>
+              <w:jc w:val="center"/>
+              <w:rPr>
+                <w:rFonts w:asciiTheme="majorHAnsi" w:hAnsiTheme="majorHAnsi" w:cstheme="majorHAnsi"/>
+                <w:sz w:val="22"/>
+                <w:lang w:val="en-US"/>
+              </w:rPr>
+            </w:pPr>
+            <w:r>
+              <w:rPr>
+                <w:rFonts w:asciiTheme="majorHAnsi" w:hAnsiTheme="majorHAnsi" w:cstheme="majorHAnsi"/>
+                <w:sz w:val="22"/>
+              </w:rPr>
+              <w:t>くわえる</w:t>
+            </w:r>
+          </w:p>
+        </w:tc>
+        <w:tc>
+          <w:tcPr>
+            <w:tcW w:w="2022" w:type="dxa"/>
+            <w:tcMar>
+              <w:top w:w="72" w:type="dxa"/>
+              <w:left w:w="115" w:type="dxa"/>
+              <w:bottom w:w="72" w:type="dxa"/>
+              <w:right w:w="115" w:type="dxa"/>
+            </w:tcMar>
+            <w:vAlign w:val="center"/>
+          </w:tcPr>
+          <w:p>
+            <w:pPr>
+              <w:jc w:val="center"/>
+              <w:rPr>
+                <w:rFonts w:asciiTheme="majorHAnsi" w:hAnsiTheme="majorHAnsi" w:cstheme="majorHAnsi"/>
+                <w:sz w:val="22"/>
+                <w:lang w:val="en-US"/>
+              </w:rPr>
+            </w:pPr>
+            <w:r>
+              <w:rPr>
+                <w:rFonts w:asciiTheme="majorHAnsi" w:hAnsiTheme="majorHAnsi" w:cstheme="majorHAnsi"/>
+                <w:sz w:val="22"/>
+                <w:lang w:val="en-US"/>
+              </w:rPr>
+              <w:t>t</w:t>
+            </w:r>
+            <w:r>
+              <w:rPr>
+                <w:rFonts w:asciiTheme="majorHAnsi" w:hAnsiTheme="majorHAnsi" w:cstheme="majorHAnsi"/>
+                <w:sz w:val="22"/>
+              </w:rPr>
+              <w:t>hêm vào</w:t>
+            </w:r>
+          </w:p>
+        </w:tc>
+      </w:tr>
+      <w:tr>
+        <w:tc>
+          <w:tcPr>
+            <w:tcW w:w="1139" w:type="dxa"/>
+            <w:tcMar>
+              <w:top w:w="72" w:type="dxa"/>
+              <w:left w:w="115" w:type="dxa"/>
+              <w:bottom w:w="72" w:type="dxa"/>
+              <w:right w:w="115" w:type="dxa"/>
+            </w:tcMar>
+            <w:vAlign w:val="center"/>
+          </w:tcPr>
+          <w:p>
+            <w:pPr>
+              <w:jc w:val="center"/>
+              <w:rPr>
+                <w:rFonts w:asciiTheme="majorHAnsi" w:hAnsiTheme="majorHAnsi" w:cstheme="majorHAnsi"/>
+                <w:b/>
+                <w:bCs/>
+                <w:sz w:val="22"/>
+                <w:lang w:val="en-US"/>
+              </w:rPr>
+            </w:pPr>
+            <w:r>
+              <w:rPr>
+                <w:rFonts w:asciiTheme="majorHAnsi" w:hAnsiTheme="majorHAnsi" w:cstheme="majorHAnsi"/>
+                <w:b/>
+                <w:bCs/>
+                <w:sz w:val="22"/>
+              </w:rPr>
+              <w:t>追加する</w:t>
+            </w:r>
+          </w:p>
+        </w:tc>
+        <w:tc>
+          <w:tcPr>
+            <w:tcW w:w="1578" w:type="dxa"/>
+            <w:tcMar>
+              <w:top w:w="72" w:type="dxa"/>
+              <w:left w:w="115" w:type="dxa"/>
+              <w:bottom w:w="72" w:type="dxa"/>
+              <w:right w:w="115" w:type="dxa"/>
+            </w:tcMar>
+            <w:vAlign w:val="center"/>
+          </w:tcPr>
+          <w:p>
+            <w:pPr>
+              <w:jc w:val="center"/>
+              <w:rPr>
+                <w:rFonts w:asciiTheme="majorHAnsi" w:hAnsiTheme="majorHAnsi" w:cstheme="majorHAnsi"/>
+                <w:sz w:val="22"/>
+                <w:lang w:val="en-US"/>
+              </w:rPr>
+            </w:pPr>
+            <w:r>
+              <w:rPr>
+                <w:rFonts w:asciiTheme="majorHAnsi" w:hAnsiTheme="majorHAnsi" w:cstheme="majorHAnsi"/>
+                <w:sz w:val="22"/>
+              </w:rPr>
+              <w:t>ついかする</w:t>
+            </w:r>
+          </w:p>
+        </w:tc>
+        <w:tc>
+          <w:tcPr>
+            <w:tcW w:w="2022" w:type="dxa"/>
+            <w:tcMar>
+              <w:top w:w="72" w:type="dxa"/>
+              <w:left w:w="115" w:type="dxa"/>
+              <w:bottom w:w="72" w:type="dxa"/>
+              <w:right w:w="115" w:type="dxa"/>
+            </w:tcMar>
+            <w:vAlign w:val="center"/>
+          </w:tcPr>
+          <w:p>
+            <w:pPr>
+              <w:jc w:val="center"/>
+              <w:rPr>
+                <w:rFonts w:asciiTheme="majorHAnsi" w:hAnsiTheme="majorHAnsi" w:cstheme="majorHAnsi"/>
+                <w:sz w:val="22"/>
+                <w:lang w:val="en-US"/>
+              </w:rPr>
+            </w:pPr>
+            <w:r>
+              <w:rPr>
+                <w:rFonts w:asciiTheme="majorHAnsi" w:hAnsiTheme="majorHAnsi" w:cstheme="majorHAnsi"/>
+                <w:sz w:val="22"/>
+                <w:lang w:val="en-US"/>
+              </w:rPr>
+              <w:t>b</w:t>
+            </w:r>
+            <w:r>
+              <w:rPr>
+                <w:rFonts w:asciiTheme="majorHAnsi" w:hAnsiTheme="majorHAnsi" w:cstheme="majorHAnsi"/>
+                <w:sz w:val="22"/>
+              </w:rPr>
+              <w:t>ổ sung, thêm vào</w:t>
+            </w:r>
+          </w:p>
+        </w:tc>
+      </w:tr>
+      <w:tr>
+        <w:tc>
+          <w:tcPr>
+            <w:tcW w:w="1139" w:type="dxa"/>
+            <w:tcMar>
+              <w:top w:w="72" w:type="dxa"/>
+              <w:left w:w="115" w:type="dxa"/>
+              <w:bottom w:w="72" w:type="dxa"/>
+              <w:right w:w="115" w:type="dxa"/>
+            </w:tcMar>
+            <w:vAlign w:val="center"/>
+          </w:tcPr>
+          <w:p>
+            <w:pPr>
+              <w:jc w:val="center"/>
+              <w:rPr>
+                <w:rFonts w:asciiTheme="majorHAnsi" w:hAnsiTheme="majorHAnsi" w:cstheme="majorHAnsi"/>
+                <w:b/>
+                <w:bCs/>
+                <w:sz w:val="22"/>
+                <w:lang w:val="en-US"/>
+              </w:rPr>
+            </w:pPr>
+            <w:r>
+              <w:rPr>
+                <w:rFonts w:asciiTheme="majorHAnsi" w:hAnsiTheme="majorHAnsi" w:cstheme="majorHAnsi"/>
+                <w:b/>
+                <w:bCs/>
+                <w:sz w:val="22"/>
+              </w:rPr>
+              <w:t>安心感</w:t>
+            </w:r>
+          </w:p>
+        </w:tc>
+        <w:tc>
+          <w:tcPr>
+            <w:tcW w:w="1578" w:type="dxa"/>
+            <w:tcMar>
+              <w:top w:w="72" w:type="dxa"/>
+              <w:left w:w="115" w:type="dxa"/>
+              <w:bottom w:w="72" w:type="dxa"/>
+              <w:right w:w="115" w:type="dxa"/>
+            </w:tcMar>
+            <w:vAlign w:val="center"/>
+          </w:tcPr>
+          <w:p>
+            <w:pPr>
+              <w:jc w:val="center"/>
+              <w:rPr>
+                <w:rFonts w:asciiTheme="majorHAnsi" w:hAnsiTheme="majorHAnsi" w:cstheme="majorHAnsi"/>
+                <w:sz w:val="22"/>
+                <w:lang w:val="en-US"/>
+              </w:rPr>
+            </w:pPr>
+            <w:r>
+              <w:rPr>
+                <w:rFonts w:asciiTheme="majorHAnsi" w:hAnsiTheme="majorHAnsi" w:cstheme="majorHAnsi"/>
+                <w:sz w:val="22"/>
+              </w:rPr>
+              <w:t>あんしんかん</w:t>
+            </w:r>
+          </w:p>
+        </w:tc>
+        <w:tc>
+          <w:tcPr>
+            <w:tcW w:w="2022" w:type="dxa"/>
+            <w:tcMar>
+              <w:top w:w="72" w:type="dxa"/>
+              <w:left w:w="115" w:type="dxa"/>
+              <w:bottom w:w="72" w:type="dxa"/>
+              <w:right w:w="115" w:type="dxa"/>
+            </w:tcMar>
+            <w:vAlign w:val="center"/>
+          </w:tcPr>
+          <w:p>
+            <w:pPr>
+              <w:jc w:val="center"/>
+              <w:rPr>
+                <w:rFonts w:asciiTheme="majorHAnsi" w:hAnsiTheme="majorHAnsi" w:cstheme="majorHAnsi"/>
+                <w:sz w:val="22"/>
+                <w:lang w:val="en-US"/>
+              </w:rPr>
+            </w:pPr>
+            <w:r>
+              <w:rPr>
+                <w:rFonts w:asciiTheme="majorHAnsi" w:hAnsiTheme="majorHAnsi" w:cstheme="majorHAnsi"/>
+                <w:sz w:val="22"/>
+                <w:lang w:val="en-US"/>
+              </w:rPr>
+              <w:t>c</w:t>
+            </w:r>
+            <w:r>
+              <w:rPr>
+                <w:rFonts w:asciiTheme="majorHAnsi" w:hAnsiTheme="majorHAnsi" w:cstheme="majorHAnsi"/>
+                <w:sz w:val="22"/>
+              </w:rPr>
+              <w:t>ảm giác an tâm</w:t>
+            </w:r>
+          </w:p>
+        </w:tc>
+      </w:tr>
+      <w:tr>
+        <w:tc>
+          <w:tcPr>
+            <w:tcW w:w="1139" w:type="dxa"/>
+            <w:tcMar>
+              <w:top w:w="72" w:type="dxa"/>
+              <w:left w:w="115" w:type="dxa"/>
+              <w:bottom w:w="72" w:type="dxa"/>
+              <w:right w:w="115" w:type="dxa"/>
+            </w:tcMar>
+            <w:vAlign w:val="center"/>
+          </w:tcPr>
+          <w:p>
+            <w:pPr>
+              <w:jc w:val="center"/>
+              <w:rPr>
+                <w:rFonts w:asciiTheme="majorHAnsi" w:hAnsiTheme="majorHAnsi" w:cstheme="majorHAnsi"/>
+                <w:b/>
+                <w:bCs/>
+                <w:sz w:val="22"/>
+                <w:lang w:val="en-US"/>
+              </w:rPr>
+            </w:pPr>
+            <w:r>
+              <w:rPr>
+                <w:rFonts w:asciiTheme="majorHAnsi" w:hAnsiTheme="majorHAnsi" w:cstheme="majorHAnsi"/>
+                <w:b/>
+                <w:bCs/>
+                <w:sz w:val="22"/>
+              </w:rPr>
+              <w:t>繋がる</w:t>
+            </w:r>
+          </w:p>
+        </w:tc>
+        <w:tc>
+          <w:tcPr>
+            <w:tcW w:w="1578" w:type="dxa"/>
+            <w:tcMar>
+              <w:top w:w="72" w:type="dxa"/>
+              <w:left w:w="115" w:type="dxa"/>
+              <w:bottom w:w="72" w:type="dxa"/>
+              <w:right w:w="115" w:type="dxa"/>
+            </w:tcMar>
+            <w:vAlign w:val="center"/>
+          </w:tcPr>
+          <w:p>
+            <w:pPr>
+              <w:jc w:val="center"/>
+              <w:rPr>
+                <w:rFonts w:asciiTheme="majorHAnsi" w:hAnsiTheme="majorHAnsi" w:cstheme="majorHAnsi"/>
+                <w:sz w:val="22"/>
+                <w:lang w:val="en-US"/>
+              </w:rPr>
+            </w:pPr>
+            <w:r>
+              <w:rPr>
+                <w:rFonts w:asciiTheme="majorHAnsi" w:hAnsiTheme="majorHAnsi" w:cstheme="majorHAnsi"/>
+                <w:sz w:val="22"/>
+              </w:rPr>
+              <w:t>つながる</w:t>
+            </w:r>
+          </w:p>
+        </w:tc>
+        <w:tc>
+          <w:tcPr>
+            <w:tcW w:w="2022" w:type="dxa"/>
+            <w:tcMar>
+              <w:top w:w="72" w:type="dxa"/>
+              <w:left w:w="115" w:type="dxa"/>
+              <w:bottom w:w="72" w:type="dxa"/>
+              <w:right w:w="115" w:type="dxa"/>
+            </w:tcMar>
+            <w:vAlign w:val="center"/>
+          </w:tcPr>
+          <w:p>
+            <w:pPr>
+              <w:jc w:val="center"/>
+              <w:rPr>
+                <w:rFonts w:asciiTheme="majorHAnsi" w:hAnsiTheme="majorHAnsi" w:cstheme="majorHAnsi"/>
+                <w:sz w:val="22"/>
+                <w:lang w:val="en-US"/>
+              </w:rPr>
+            </w:pPr>
+            <w:r>
+              <w:rPr>
+                <w:rFonts w:asciiTheme="majorHAnsi" w:hAnsiTheme="majorHAnsi" w:cstheme="majorHAnsi"/>
+                <w:sz w:val="22"/>
+                <w:lang w:val="en-US"/>
+              </w:rPr>
+              <w:t>k</w:t>
+            </w:r>
+            <w:r>
+              <w:rPr>
+                <w:rFonts w:asciiTheme="majorHAnsi" w:hAnsiTheme="majorHAnsi" w:cstheme="majorHAnsi"/>
+                <w:sz w:val="22"/>
+              </w:rPr>
+              <w:t>ết nối, liên kết</w:t>
+            </w:r>
+          </w:p>
+        </w:tc>
+      </w:tr>
+      <w:tr>
+        <w:tc>
+          <w:tcPr>
+            <w:tcW w:w="1139" w:type="dxa"/>
+            <w:tcMar>
+              <w:top w:w="72" w:type="dxa"/>
+              <w:left w:w="115" w:type="dxa"/>
+              <w:bottom w:w="72" w:type="dxa"/>
+              <w:right w:w="115" w:type="dxa"/>
+            </w:tcMar>
+            <w:vAlign w:val="center"/>
+          </w:tcPr>
+          <w:p>
+            <w:pPr>
+              <w:jc w:val="center"/>
+              <w:rPr>
+                <w:rFonts w:asciiTheme="majorHAnsi" w:hAnsiTheme="majorHAnsi" w:cstheme="majorHAnsi"/>
+                <w:b/>
+                <w:bCs/>
+                <w:sz w:val="22"/>
+                <w:lang w:val="en-US"/>
+              </w:rPr>
+            </w:pPr>
+            <w:r>
+              <w:rPr>
+                <w:rFonts w:asciiTheme="majorHAnsi" w:hAnsiTheme="majorHAnsi" w:cstheme="majorHAnsi"/>
+                <w:b/>
+                <w:bCs/>
+                <w:sz w:val="22"/>
+              </w:rPr>
+              <w:t>関西</w:t>
+            </w:r>
+          </w:p>
+        </w:tc>
+        <w:tc>
+          <w:tcPr>
+            <w:tcW w:w="1578" w:type="dxa"/>
+            <w:tcMar>
+              <w:top w:w="72" w:type="dxa"/>
+              <w:left w:w="115" w:type="dxa"/>
+              <w:bottom w:w="72" w:type="dxa"/>
+              <w:right w:w="115" w:type="dxa"/>
+            </w:tcMar>
+            <w:vAlign w:val="center"/>
+          </w:tcPr>
+          <w:p>
+            <w:pPr>
+              <w:jc w:val="center"/>
+              <w:rPr>
+                <w:rFonts w:asciiTheme="majorHAnsi" w:hAnsiTheme="majorHAnsi" w:cstheme="majorHAnsi"/>
+                <w:sz w:val="22"/>
+                <w:lang w:val="en-US"/>
+              </w:rPr>
+            </w:pPr>
+            <w:r>
+              <w:rPr>
+                <w:rFonts w:asciiTheme="majorHAnsi" w:hAnsiTheme="majorHAnsi" w:cstheme="majorHAnsi"/>
+                <w:sz w:val="22"/>
+              </w:rPr>
+              <w:t>かんさい</w:t>
+            </w:r>
+          </w:p>
+        </w:tc>
+        <w:tc>
+          <w:tcPr>
+            <w:tcW w:w="2022" w:type="dxa"/>
+            <w:tcMar>
+              <w:top w:w="72" w:type="dxa"/>
+              <w:left w:w="115" w:type="dxa"/>
+              <w:bottom w:w="72" w:type="dxa"/>
+              <w:right w:w="115" w:type="dxa"/>
+            </w:tcMar>
+            <w:vAlign w:val="center"/>
+          </w:tcPr>
+          <w:p>
+            <w:pPr>
+              <w:jc w:val="center"/>
+              <w:rPr>
+                <w:rFonts w:asciiTheme="majorHAnsi" w:hAnsiTheme="majorHAnsi" w:cstheme="majorHAnsi"/>
+                <w:sz w:val="22"/>
+                <w:lang w:val="en-US"/>
+              </w:rPr>
+            </w:pPr>
+            <w:r>
+              <w:rPr>
+                <w:rFonts w:asciiTheme="majorHAnsi" w:hAnsiTheme="majorHAnsi" w:cstheme="majorHAnsi"/>
+                <w:sz w:val="22"/>
+              </w:rPr>
+              <w:t>Vùng Kansai</w:t>
+            </w:r>
+          </w:p>
+        </w:tc>
+      </w:tr>
+      <w:tr>
+        <w:tc>
+          <w:tcPr>
+            <w:tcW w:w="1139" w:type="dxa"/>
+            <w:tcMar>
+              <w:top w:w="72" w:type="dxa"/>
+              <w:left w:w="115" w:type="dxa"/>
+              <w:bottom w:w="72" w:type="dxa"/>
+              <w:right w:w="115" w:type="dxa"/>
+            </w:tcMar>
+            <w:vAlign w:val="center"/>
+          </w:tcPr>
+          <w:p>
+            <w:pPr>
+              <w:jc w:val="center"/>
+              <w:rPr>
+                <w:rFonts w:asciiTheme="majorHAnsi" w:hAnsiTheme="majorHAnsi" w:cstheme="majorHAnsi"/>
+                <w:b/>
+                <w:bCs/>
+                <w:sz w:val="22"/>
+                <w:lang w:val="en-US"/>
+              </w:rPr>
+            </w:pPr>
+            <w:r>
+              <w:rPr>
+                <w:rFonts w:asciiTheme="majorHAnsi" w:hAnsiTheme="majorHAnsi" w:cstheme="majorHAnsi"/>
+                <w:b/>
+                <w:bCs/>
+                <w:sz w:val="22"/>
+              </w:rPr>
+              <w:t>関東</w:t>
+            </w:r>
+          </w:p>
+        </w:tc>
+        <w:tc>
+          <w:tcPr>
+            <w:tcW w:w="1578" w:type="dxa"/>
+            <w:tcMar>
+              <w:top w:w="72" w:type="dxa"/>
+              <w:left w:w="115" w:type="dxa"/>
+              <w:bottom w:w="72" w:type="dxa"/>
+              <w:right w:w="115" w:type="dxa"/>
+            </w:tcMar>
+            <w:vAlign w:val="center"/>
+          </w:tcPr>
+          <w:p>
+            <w:pPr>
+              <w:jc w:val="center"/>
+              <w:rPr>
+                <w:rFonts w:asciiTheme="majorHAnsi" w:hAnsiTheme="majorHAnsi" w:cstheme="majorHAnsi"/>
+                <w:sz w:val="22"/>
+                <w:lang w:val="en-US"/>
+              </w:rPr>
+            </w:pPr>
+            <w:r>
+              <w:rPr>
+                <w:rFonts w:asciiTheme="majorHAnsi" w:hAnsiTheme="majorHAnsi" w:cstheme="majorHAnsi"/>
+                <w:sz w:val="22"/>
+              </w:rPr>
+              <w:t>かんとう</w:t>
+            </w:r>
+          </w:p>
+        </w:tc>
+        <w:tc>
+          <w:tcPr>
+            <w:tcW w:w="2022" w:type="dxa"/>
+            <w:tcMar>
+              <w:top w:w="72" w:type="dxa"/>
+              <w:left w:w="115" w:type="dxa"/>
+              <w:bottom w:w="72" w:type="dxa"/>
+              <w:right w:w="115" w:type="dxa"/>
+            </w:tcMar>
+            <w:vAlign w:val="center"/>
+          </w:tcPr>
+          <w:p>
+            <w:pPr>
+              <w:jc w:val="center"/>
+              <w:rPr>
+                <w:rFonts w:asciiTheme="majorHAnsi" w:hAnsiTheme="majorHAnsi" w:cstheme="majorHAnsi"/>
+                <w:sz w:val="22"/>
+                <w:lang w:val="en-US"/>
+              </w:rPr>
+            </w:pPr>
+            <w:r>
+              <w:rPr>
+                <w:rFonts w:asciiTheme="majorHAnsi" w:hAnsiTheme="majorHAnsi" w:cstheme="majorHAnsi"/>
+                <w:sz w:val="22"/>
+              </w:rPr>
+              <w:t>Vùng Kantō</w:t>
+            </w:r>
+          </w:p>
+        </w:tc>
+      </w:tr>
+      <w:tr>
+        <w:tc>
+          <w:tcPr>
+            <w:tcW w:w="1139" w:type="dxa"/>
+            <w:tcMar>
+              <w:top w:w="72" w:type="dxa"/>
+              <w:left w:w="115" w:type="dxa"/>
+              <w:bottom w:w="72" w:type="dxa"/>
+              <w:right w:w="115" w:type="dxa"/>
+            </w:tcMar>
+            <w:vAlign w:val="center"/>
+          </w:tcPr>
+          <w:p>
+            <w:pPr>
+              <w:jc w:val="center"/>
+              <w:rPr>
+                <w:rFonts w:asciiTheme="majorHAnsi" w:hAnsiTheme="majorHAnsi" w:cstheme="majorHAnsi"/>
+                <w:b/>
+                <w:bCs/>
+                <w:sz w:val="22"/>
+              </w:rPr>
+            </w:pPr>
+            <w:r>
+              <w:rPr>
+                <w:rFonts w:asciiTheme="majorHAnsi" w:hAnsiTheme="majorHAnsi" w:cstheme="majorHAnsi"/>
+                <w:b/>
+                <w:bCs/>
+                <w:sz w:val="22"/>
+              </w:rPr>
+              <w:t>印象</w:t>
+            </w:r>
+          </w:p>
+        </w:tc>
+        <w:tc>
+          <w:tcPr>
+            <w:tcW w:w="1578" w:type="dxa"/>
+            <w:tcMar>
+              <w:top w:w="72" w:type="dxa"/>
+              <w:left w:w="115" w:type="dxa"/>
+              <w:bottom w:w="72" w:type="dxa"/>
+              <w:right w:w="115" w:type="dxa"/>
+            </w:tcMar>
+            <w:vAlign w:val="center"/>
+          </w:tcPr>
+          <w:p>
+            <w:pPr>
+              <w:jc w:val="center"/>
+              <w:rPr>
+                <w:rFonts w:asciiTheme="majorHAnsi" w:hAnsiTheme="majorHAnsi" w:cstheme="majorHAnsi"/>
+                <w:sz w:val="22"/>
+              </w:rPr>
+            </w:pPr>
+            <w:r>
+              <w:rPr>
+                <w:rFonts w:asciiTheme="majorHAnsi" w:hAnsiTheme="majorHAnsi" w:cstheme="majorHAnsi"/>
+                <w:sz w:val="22"/>
+              </w:rPr>
+              <w:t>いんしょう</w:t>
+            </w:r>
+          </w:p>
+        </w:tc>
+        <w:tc>
+          <w:tcPr>
+            <w:tcW w:w="2022" w:type="dxa"/>
+            <w:tcMar>
+              <w:top w:w="72" w:type="dxa"/>
+              <w:left w:w="115" w:type="dxa"/>
+              <w:bottom w:w="72" w:type="dxa"/>
+              <w:right w:w="115" w:type="dxa"/>
+            </w:tcMar>
+            <w:vAlign w:val="center"/>
+          </w:tcPr>
+          <w:p>
+            <w:pPr>
+              <w:jc w:val="center"/>
+              <w:rPr>
+                <w:rFonts w:asciiTheme="majorHAnsi" w:hAnsiTheme="majorHAnsi" w:cstheme="majorHAnsi"/>
+                <w:sz w:val="22"/>
+                <w:lang w:val="en-US"/>
+              </w:rPr>
+            </w:pPr>
+            <w:r>
+              <w:rPr>
+                <w:rFonts w:asciiTheme="majorHAnsi" w:hAnsiTheme="majorHAnsi" w:cstheme="majorHAnsi"/>
+                <w:sz w:val="22"/>
+                <w:lang w:val="en-US"/>
+              </w:rPr>
+              <w:t>ấ</w:t>
+            </w:r>
+            <w:r>
+              <w:rPr>
+                <w:rFonts w:asciiTheme="majorHAnsi" w:hAnsiTheme="majorHAnsi" w:cstheme="majorHAnsi"/>
+                <w:sz w:val="22"/>
+              </w:rPr>
+              <w:t>n tượng</w:t>
             </w:r>
           </w:p>
         </w:tc>
@@ -27052,6 +29007,15 @@
                 <w:lang w:val="en-US"/>
               </w:rPr>
             </w:pPr>
+            <w:r>
+              <w:rPr>
+                <w:rFonts w:asciiTheme="majorHAnsi" w:hAnsiTheme="majorHAnsi" w:cstheme="majorHAnsi"/>
+                <w:b/>
+                <w:bCs/>
+                <w:sz w:val="22"/>
+              </w:rPr>
+              <w:t>拒否する</w:t>
+            </w:r>
           </w:p>
         </w:tc>
         <w:tc>
@@ -27076,10 +29040,10 @@
             </w:pPr>
             <w:r>
               <w:rPr>
-                <w:rFonts w:asciiTheme="majorHAnsi" w:hAnsiTheme="majorHAnsi" w:cstheme="majorHAnsi" w:hint="eastAsia"/>
-                <w:sz w:val="22"/>
-              </w:rPr>
-              <w:t>フリーサイズ</w:t>
+                <w:rFonts w:asciiTheme="majorHAnsi" w:hAnsiTheme="majorHAnsi" w:cstheme="majorHAnsi"/>
+                <w:sz w:val="22"/>
+              </w:rPr>
+              <w:t>きょひする</w:t>
             </w:r>
           </w:p>
         </w:tc>
@@ -27098,18 +29062,24 @@
             <w:pPr>
               <w:jc w:val="center"/>
               <w:rPr>
-                <w:rFonts w:asciiTheme="majorHAnsi" w:hAnsiTheme="majorHAnsi" w:cstheme="majorHAnsi" w:hint="eastAsia"/>
-                <w:sz w:val="22"/>
-                <w:lang w:val="en-US"/>
-              </w:rPr>
-            </w:pPr>
-            <w:r>
-              <w:rPr>
-                <w:rFonts w:asciiTheme="majorHAnsi" w:hAnsiTheme="majorHAnsi" w:cstheme="majorHAnsi"/>
-                <w:sz w:val="22"/>
-                <w:lang w:val="en-US"/>
-              </w:rPr>
-              <w:t>size tự do</w:t>
+                <w:rFonts w:asciiTheme="majorHAnsi" w:hAnsiTheme="majorHAnsi" w:cstheme="majorHAnsi"/>
+                <w:sz w:val="22"/>
+                <w:lang w:val="en-US"/>
+              </w:rPr>
+            </w:pPr>
+            <w:r>
+              <w:rPr>
+                <w:rFonts w:asciiTheme="majorHAnsi" w:hAnsiTheme="majorHAnsi" w:cstheme="majorHAnsi"/>
+                <w:sz w:val="22"/>
+              </w:rPr>
+              <w:t>t</w:t>
+            </w:r>
+            <w:r>
+              <w:rPr>
+                <w:rFonts w:asciiTheme="majorHAnsi" w:hAnsiTheme="majorHAnsi" w:cstheme="majorHAnsi"/>
+                <w:sz w:val="22"/>
+              </w:rPr>
+              <w:t>ừ chối</w:t>
             </w:r>
           </w:p>
         </w:tc>
@@ -27139,13 +29109,12 @@
             </w:pPr>
             <w:r>
               <w:rPr>
-                <w:rFonts w:asciiTheme="majorHAnsi" w:hAnsiTheme="majorHAnsi" w:cstheme="majorHAnsi" w:hint="eastAsia"/>
-                <w:b/>
-                <w:bCs/>
-                <w:sz w:val="22"/>
-                <w:lang w:val="en-US"/>
-              </w:rPr>
-              <w:t>雑誌</w:t>
+                <w:rFonts w:asciiTheme="majorHAnsi" w:hAnsiTheme="majorHAnsi" w:cstheme="majorHAnsi"/>
+                <w:b/>
+                <w:bCs/>
+                <w:sz w:val="22"/>
+              </w:rPr>
+              <w:t>舌</w:t>
             </w:r>
           </w:p>
         </w:tc>
@@ -27171,10 +29140,10 @@
             </w:pPr>
             <w:r>
               <w:rPr>
-                <w:rFonts w:asciiTheme="majorHAnsi" w:hAnsiTheme="majorHAnsi" w:cstheme="majorHAnsi" w:hint="eastAsia"/>
-                <w:sz w:val="22"/>
-              </w:rPr>
-              <w:t>ざっし</w:t>
+                <w:rFonts w:asciiTheme="majorHAnsi" w:hAnsiTheme="majorHAnsi" w:cstheme="majorHAnsi"/>
+                <w:sz w:val="22"/>
+              </w:rPr>
+              <w:t>した</w:t>
             </w:r>
           </w:p>
         </w:tc>
@@ -27204,7 +29173,7 @@
                 <w:sz w:val="22"/>
                 <w:lang w:val="en-US"/>
               </w:rPr>
-              <w:t>vẽ</w:t>
+              <w:t>lưỡi</w:t>
             </w:r>
           </w:p>
         </w:tc>
@@ -27234,12 +29203,12 @@
             </w:pPr>
             <w:r>
               <w:rPr>
-                <w:rFonts w:asciiTheme="majorHAnsi" w:hAnsiTheme="majorHAnsi" w:cstheme="majorHAnsi" w:hint="eastAsia"/>
-                <w:b/>
-                <w:bCs/>
-                <w:sz w:val="22"/>
-              </w:rPr>
-              <w:t>全然</w:t>
+                <w:rFonts w:asciiTheme="majorHAnsi" w:hAnsiTheme="majorHAnsi" w:cstheme="majorHAnsi"/>
+                <w:b/>
+                <w:bCs/>
+                <w:sz w:val="22"/>
+              </w:rPr>
+              <w:t>番組</w:t>
             </w:r>
           </w:p>
         </w:tc>
@@ -27265,10 +29234,10 @@
             </w:pPr>
             <w:r>
               <w:rPr>
-                <w:rFonts w:asciiTheme="majorHAnsi" w:hAnsiTheme="majorHAnsi" w:cstheme="majorHAnsi" w:hint="eastAsia"/>
-                <w:sz w:val="22"/>
-              </w:rPr>
-              <w:t>ぜんぜん</w:t>
+                <w:rFonts w:asciiTheme="majorHAnsi" w:hAnsiTheme="majorHAnsi" w:cstheme="majorHAnsi"/>
+                <w:sz w:val="22"/>
+              </w:rPr>
+              <w:t>ばんぐみ</w:t>
             </w:r>
           </w:p>
         </w:tc>
@@ -27298,7 +29267,14 @@
                 <w:sz w:val="22"/>
                 <w:lang w:val="en-US"/>
               </w:rPr>
-              <w:t>chủng loại</w:t>
+              <w:t>c</w:t>
+            </w:r>
+            <w:r>
+              <w:rPr>
+                <w:rFonts w:asciiTheme="majorHAnsi" w:hAnsiTheme="majorHAnsi" w:cstheme="majorHAnsi"/>
+                <w:sz w:val="22"/>
+              </w:rPr>
+              <w:t>hương trình</w:t>
             </w:r>
           </w:p>
         </w:tc>
@@ -27328,12 +29304,12 @@
             </w:pPr>
             <w:r>
               <w:rPr>
-                <w:rFonts w:asciiTheme="majorHAnsi" w:hAnsiTheme="majorHAnsi" w:cstheme="majorHAnsi" w:hint="eastAsia"/>
-                <w:b/>
-                <w:bCs/>
-                <w:sz w:val="22"/>
-              </w:rPr>
-              <w:t>交換</w:t>
+                <w:rFonts w:asciiTheme="majorHAnsi" w:hAnsiTheme="majorHAnsi" w:cstheme="majorHAnsi"/>
+                <w:b/>
+                <w:bCs/>
+                <w:sz w:val="22"/>
+              </w:rPr>
+              <w:t>好み</w:t>
             </w:r>
           </w:p>
         </w:tc>
@@ -27359,10 +29335,10 @@
             </w:pPr>
             <w:r>
               <w:rPr>
-                <w:rFonts w:asciiTheme="majorHAnsi" w:hAnsiTheme="majorHAnsi" w:cstheme="majorHAnsi" w:hint="eastAsia"/>
-                <w:sz w:val="22"/>
-              </w:rPr>
-              <w:t>こうかん</w:t>
+                <w:rFonts w:asciiTheme="majorHAnsi" w:hAnsiTheme="majorHAnsi" w:cstheme="majorHAnsi"/>
+                <w:sz w:val="22"/>
+              </w:rPr>
+              <w:t>このみ</w:t>
             </w:r>
           </w:p>
         </w:tc>
@@ -27392,7 +29368,22 @@
                 <w:sz w:val="22"/>
                 <w:lang w:val="en-US"/>
               </w:rPr>
-              <w:t>tạp chí</w:t>
+              <w:t>s</w:t>
+            </w:r>
+            <w:r>
+              <w:rPr>
+                <w:rFonts w:asciiTheme="majorHAnsi" w:hAnsiTheme="majorHAnsi" w:cstheme="majorHAnsi"/>
+                <w:sz w:val="22"/>
+              </w:rPr>
+              <w:t>ở thích</w:t>
+            </w:r>
+            <w:r>
+              <w:rPr>
+                <w:rFonts w:asciiTheme="majorHAnsi" w:hAnsiTheme="majorHAnsi" w:cstheme="majorHAnsi"/>
+                <w:sz w:val="22"/>
+                <w:lang w:val="en-US"/>
+              </w:rPr>
+              <w:t>, khẩu vị</w:t>
             </w:r>
           </w:p>
         </w:tc>
@@ -27422,12 +29413,12 @@
             </w:pPr>
             <w:r>
               <w:rPr>
-                <w:rFonts w:asciiTheme="majorHAnsi" w:hAnsiTheme="majorHAnsi" w:cstheme="majorHAnsi" w:hint="eastAsia"/>
-                <w:b/>
-                <w:bCs/>
-                <w:sz w:val="22"/>
-              </w:rPr>
-              <w:t>並ぶ</w:t>
+                <w:rFonts w:asciiTheme="majorHAnsi" w:hAnsiTheme="majorHAnsi" w:cstheme="majorHAnsi"/>
+                <w:b/>
+                <w:bCs/>
+                <w:sz w:val="22"/>
+              </w:rPr>
+              <w:t>異なる</w:t>
             </w:r>
           </w:p>
         </w:tc>
@@ -27453,10 +29444,10 @@
             </w:pPr>
             <w:r>
               <w:rPr>
-                <w:rFonts w:asciiTheme="majorHAnsi" w:hAnsiTheme="majorHAnsi" w:cstheme="majorHAnsi" w:hint="eastAsia"/>
-                <w:sz w:val="22"/>
-              </w:rPr>
-              <w:t>ならぶ</w:t>
+                <w:rFonts w:asciiTheme="majorHAnsi" w:hAnsiTheme="majorHAnsi" w:cstheme="majorHAnsi"/>
+                <w:sz w:val="22"/>
+              </w:rPr>
+              <w:t>ことなる</w:t>
             </w:r>
           </w:p>
         </w:tc>
@@ -27480,6 +29471,21 @@
                 <w:lang w:val="en-US"/>
               </w:rPr>
             </w:pPr>
+            <w:r>
+              <w:rPr>
+                <w:rFonts w:asciiTheme="majorHAnsi" w:hAnsiTheme="majorHAnsi" w:cstheme="majorHAnsi"/>
+                <w:sz w:val="22"/>
+                <w:lang w:val="en-US"/>
+              </w:rPr>
+              <w:t>k</w:t>
+            </w:r>
+            <w:r>
+              <w:rPr>
+                <w:rFonts w:asciiTheme="majorHAnsi" w:hAnsiTheme="majorHAnsi" w:cstheme="majorHAnsi"/>
+                <w:sz w:val="22"/>
+              </w:rPr>
+              <w:t>hác nhau</w:t>
+            </w:r>
           </w:p>
         </w:tc>
       </w:tr>
@@ -27499,23 +29505,13 @@
             <w:pPr>
               <w:jc w:val="center"/>
               <w:rPr>
-                <w:rFonts w:asciiTheme="majorHAnsi" w:hAnsiTheme="majorHAnsi" w:cstheme="majorHAnsi" w:hint="eastAsia"/>
-                <w:b/>
-                <w:bCs/>
-                <w:sz w:val="22"/>
-                <w:lang w:val="en-US"/>
-              </w:rPr>
-            </w:pPr>
-            <w:r>
-              <w:rPr>
-                <w:rFonts w:asciiTheme="majorHAnsi" w:hAnsiTheme="majorHAnsi" w:cstheme="majorHAnsi" w:hint="eastAsia"/>
-                <w:b/>
-                <w:bCs/>
-                <w:sz w:val="22"/>
-                <w:lang w:val="en-US"/>
-              </w:rPr>
-              <w:t>描く</w:t>
-            </w:r>
+                <w:rFonts w:asciiTheme="majorHAnsi" w:hAnsiTheme="majorHAnsi" w:cstheme="majorHAnsi"/>
+                <w:b/>
+                <w:bCs/>
+                <w:sz w:val="22"/>
+                <w:lang w:val="en-US"/>
+              </w:rPr>
+            </w:pPr>
           </w:p>
         </w:tc>
         <w:tc>
@@ -27533,18 +29529,17 @@
             <w:pPr>
               <w:jc w:val="center"/>
               <w:rPr>
-                <w:rFonts w:asciiTheme="majorHAnsi" w:hAnsiTheme="majorHAnsi" w:cstheme="majorHAnsi" w:hint="eastAsia"/>
-                <w:sz w:val="22"/>
-                <w:lang w:val="en-US"/>
-              </w:rPr>
-            </w:pPr>
-            <w:r>
-              <w:rPr>
-                <w:rFonts w:asciiTheme="majorHAnsi" w:hAnsiTheme="majorHAnsi" w:cstheme="majorHAnsi" w:hint="eastAsia"/>
-                <w:sz w:val="22"/>
-                <w:lang w:val="en-US"/>
-              </w:rPr>
-              <w:t>かく</w:t>
+                <w:rFonts w:asciiTheme="majorHAnsi" w:hAnsiTheme="majorHAnsi" w:cstheme="majorHAnsi"/>
+                <w:sz w:val="22"/>
+                <w:lang w:val="en-US"/>
+              </w:rPr>
+            </w:pPr>
+            <w:r>
+              <w:rPr>
+                <w:rFonts w:asciiTheme="majorHAnsi" w:hAnsiTheme="majorHAnsi" w:cstheme="majorHAnsi"/>
+                <w:sz w:val="22"/>
+              </w:rPr>
+              <w:t>アナウンサー</w:t>
             </w:r>
           </w:p>
         </w:tc>
@@ -27572,9 +29567,15 @@
               <w:rPr>
                 <w:rFonts w:asciiTheme="majorHAnsi" w:hAnsiTheme="majorHAnsi" w:cstheme="majorHAnsi"/>
                 <w:sz w:val="22"/>
-                <w:lang w:val="en-US"/>
-              </w:rPr>
-              <w:t>thứ bên trong</w:t>
+              </w:rPr>
+              <w:t>p</w:t>
+            </w:r>
+            <w:r>
+              <w:rPr>
+                <w:rFonts w:asciiTheme="majorHAnsi" w:hAnsiTheme="majorHAnsi" w:cstheme="majorHAnsi"/>
+                <w:sz w:val="22"/>
+              </w:rPr>
+              <w:t>hát thanh viên</w:t>
             </w:r>
           </w:p>
         </w:tc>
@@ -27595,23 +29596,13 @@
             <w:pPr>
               <w:jc w:val="center"/>
               <w:rPr>
-                <w:rFonts w:asciiTheme="majorHAnsi" w:hAnsiTheme="majorHAnsi" w:cstheme="majorHAnsi" w:hint="eastAsia"/>
-                <w:b/>
-                <w:bCs/>
-                <w:sz w:val="22"/>
-                <w:lang w:val="en-US"/>
-              </w:rPr>
-            </w:pPr>
-            <w:r>
-              <w:rPr>
-                <w:rFonts w:asciiTheme="majorHAnsi" w:hAnsiTheme="majorHAnsi" w:cstheme="majorHAnsi" w:hint="eastAsia"/>
-                <w:b/>
-                <w:bCs/>
-                <w:sz w:val="22"/>
-                <w:lang w:val="en-US"/>
-              </w:rPr>
-              <w:t>種類</w:t>
-            </w:r>
+                <w:rFonts w:asciiTheme="majorHAnsi" w:hAnsiTheme="majorHAnsi" w:cstheme="majorHAnsi"/>
+                <w:b/>
+                <w:bCs/>
+                <w:sz w:val="22"/>
+                <w:lang w:val="en-US"/>
+              </w:rPr>
+            </w:pPr>
           </w:p>
         </w:tc>
         <w:tc>
@@ -27629,18 +29620,17 @@
             <w:pPr>
               <w:jc w:val="center"/>
               <w:rPr>
-                <w:rFonts w:asciiTheme="majorHAnsi" w:hAnsiTheme="majorHAnsi" w:cstheme="majorHAnsi" w:hint="eastAsia"/>
-                <w:sz w:val="22"/>
-                <w:lang w:val="en-US"/>
-              </w:rPr>
-            </w:pPr>
-            <w:r>
-              <w:rPr>
-                <w:rFonts w:asciiTheme="majorHAnsi" w:hAnsiTheme="majorHAnsi" w:cstheme="majorHAnsi" w:hint="eastAsia"/>
-                <w:sz w:val="22"/>
-                <w:lang w:val="en-US"/>
-              </w:rPr>
-              <w:t>しゅるい</w:t>
+                <w:rFonts w:asciiTheme="majorHAnsi" w:hAnsiTheme="majorHAnsi" w:cstheme="majorHAnsi"/>
+                <w:sz w:val="22"/>
+                <w:lang w:val="en-US"/>
+              </w:rPr>
+            </w:pPr>
+            <w:r>
+              <w:rPr>
+                <w:rFonts w:asciiTheme="majorHAnsi" w:hAnsiTheme="majorHAnsi" w:cstheme="majorHAnsi"/>
+                <w:sz w:val="22"/>
+              </w:rPr>
+              <w:t>マナー</w:t>
             </w:r>
           </w:p>
         </w:tc>
@@ -27670,7 +29660,14 @@
                 <w:sz w:val="22"/>
                 <w:lang w:val="en-US"/>
               </w:rPr>
-              <w:t>phiên âm Kanji</w:t>
+              <w:t>q</w:t>
+            </w:r>
+            <w:r>
+              <w:rPr>
+                <w:rFonts w:asciiTheme="majorHAnsi" w:hAnsiTheme="majorHAnsi" w:cstheme="majorHAnsi"/>
+                <w:sz w:val="22"/>
+              </w:rPr>
+              <w:t>uy tắc, phép lịch sự</w:t>
             </w:r>
           </w:p>
         </w:tc>
@@ -27691,23 +29688,13 @@
             <w:pPr>
               <w:jc w:val="center"/>
               <w:rPr>
-                <w:rFonts w:asciiTheme="majorHAnsi" w:hAnsiTheme="majorHAnsi" w:cstheme="majorHAnsi" w:hint="eastAsia"/>
-                <w:b/>
-                <w:bCs/>
-                <w:sz w:val="22"/>
-                <w:lang w:val="en-US"/>
-              </w:rPr>
-            </w:pPr>
-            <w:r>
-              <w:rPr>
-                <w:rFonts w:asciiTheme="majorHAnsi" w:hAnsiTheme="majorHAnsi" w:cstheme="majorHAnsi" w:hint="eastAsia"/>
-                <w:b/>
-                <w:bCs/>
-                <w:sz w:val="22"/>
-                <w:lang w:val="en-US"/>
-              </w:rPr>
-              <w:t>暮らす</w:t>
-            </w:r>
+                <w:rFonts w:asciiTheme="majorHAnsi" w:hAnsiTheme="majorHAnsi" w:cstheme="majorHAnsi"/>
+                <w:b/>
+                <w:bCs/>
+                <w:sz w:val="22"/>
+                <w:lang w:val="en-US"/>
+              </w:rPr>
+            </w:pPr>
           </w:p>
         </w:tc>
         <w:tc>
@@ -27725,18 +29712,17 @@
             <w:pPr>
               <w:jc w:val="center"/>
               <w:rPr>
-                <w:rFonts w:asciiTheme="majorHAnsi" w:hAnsiTheme="majorHAnsi" w:cstheme="majorHAnsi" w:hint="eastAsia"/>
-                <w:sz w:val="22"/>
-                <w:lang w:val="en-US"/>
-              </w:rPr>
-            </w:pPr>
-            <w:r>
-              <w:rPr>
-                <w:rFonts w:asciiTheme="majorHAnsi" w:hAnsiTheme="majorHAnsi" w:cstheme="majorHAnsi" w:hint="eastAsia"/>
-                <w:sz w:val="22"/>
-                <w:lang w:val="en-US"/>
-              </w:rPr>
-              <w:t>くらす</w:t>
+                <w:rFonts w:asciiTheme="majorHAnsi" w:hAnsiTheme="majorHAnsi" w:cstheme="majorHAnsi"/>
+                <w:sz w:val="22"/>
+                <w:lang w:val="en-US"/>
+              </w:rPr>
+            </w:pPr>
+            <w:r>
+              <w:rPr>
+                <w:rFonts w:asciiTheme="majorHAnsi" w:hAnsiTheme="majorHAnsi" w:cstheme="majorHAnsi"/>
+                <w:sz w:val="22"/>
+              </w:rPr>
+              <w:t>シェフ</w:t>
             </w:r>
           </w:p>
         </w:tc>
@@ -27764,9 +29750,15 @@
               <w:rPr>
                 <w:rFonts w:asciiTheme="majorHAnsi" w:hAnsiTheme="majorHAnsi" w:cstheme="majorHAnsi"/>
                 <w:sz w:val="22"/>
-                <w:lang w:val="en-US"/>
-              </w:rPr>
-              <w:t>đồ điện gia dụng</w:t>
+              </w:rPr>
+              <w:t>đ</w:t>
+            </w:r>
+            <w:r>
+              <w:rPr>
+                <w:rFonts w:asciiTheme="majorHAnsi" w:hAnsiTheme="majorHAnsi" w:cstheme="majorHAnsi"/>
+                <w:sz w:val="22"/>
+              </w:rPr>
+              <w:t>ầu bếp</w:t>
             </w:r>
           </w:p>
         </w:tc>
@@ -27787,23 +29779,13 @@
             <w:pPr>
               <w:jc w:val="center"/>
               <w:rPr>
-                <w:rFonts w:asciiTheme="majorHAnsi" w:hAnsiTheme="majorHAnsi" w:cstheme="majorHAnsi" w:hint="eastAsia"/>
-                <w:b/>
-                <w:bCs/>
-                <w:sz w:val="22"/>
-                <w:lang w:val="en-US"/>
-              </w:rPr>
-            </w:pPr>
-            <w:r>
-              <w:rPr>
-                <w:rFonts w:asciiTheme="majorHAnsi" w:hAnsiTheme="majorHAnsi" w:cstheme="majorHAnsi" w:hint="eastAsia"/>
-                <w:b/>
-                <w:bCs/>
-                <w:sz w:val="22"/>
-                <w:lang w:val="en-US"/>
-              </w:rPr>
-              <w:t>一人暮らし</w:t>
-            </w:r>
+                <w:rFonts w:asciiTheme="majorHAnsi" w:hAnsiTheme="majorHAnsi" w:cstheme="majorHAnsi"/>
+                <w:b/>
+                <w:bCs/>
+                <w:sz w:val="22"/>
+                <w:lang w:val="en-US"/>
+              </w:rPr>
+            </w:pPr>
           </w:p>
         </w:tc>
         <w:tc>
@@ -27821,18 +29803,17 @@
             <w:pPr>
               <w:jc w:val="center"/>
               <w:rPr>
-                <w:rFonts w:asciiTheme="majorHAnsi" w:hAnsiTheme="majorHAnsi" w:cstheme="majorHAnsi" w:hint="eastAsia"/>
-                <w:sz w:val="22"/>
-                <w:lang w:val="en-US"/>
-              </w:rPr>
-            </w:pPr>
-            <w:r>
-              <w:rPr>
-                <w:rFonts w:asciiTheme="majorHAnsi" w:hAnsiTheme="majorHAnsi" w:cstheme="majorHAnsi" w:hint="eastAsia"/>
-                <w:sz w:val="22"/>
-                <w:lang w:val="en-US"/>
-              </w:rPr>
-              <w:t>ひとりぐらし</w:t>
+                <w:rFonts w:asciiTheme="majorHAnsi" w:hAnsiTheme="majorHAnsi" w:cstheme="majorHAnsi"/>
+                <w:sz w:val="22"/>
+                <w:lang w:val="en-US"/>
+              </w:rPr>
+            </w:pPr>
+            <w:r>
+              <w:rPr>
+                <w:rFonts w:asciiTheme="majorHAnsi" w:hAnsiTheme="majorHAnsi" w:cstheme="majorHAnsi"/>
+                <w:sz w:val="22"/>
+              </w:rPr>
+              <w:t>リポーター</w:t>
             </w:r>
           </w:p>
         </w:tc>
@@ -27862,7 +29843,22 @@
                 <w:sz w:val="22"/>
                 <w:lang w:val="en-US"/>
               </w:rPr>
-              <w:t>tuyển tập, tập hợp các câu chuyện</w:t>
+              <w:t>p</w:t>
+            </w:r>
+            <w:r>
+              <w:rPr>
+                <w:rFonts w:asciiTheme="majorHAnsi" w:hAnsiTheme="majorHAnsi" w:cstheme="majorHAnsi"/>
+                <w:sz w:val="22"/>
+              </w:rPr>
+              <w:t>hóng viên</w:t>
+            </w:r>
+            <w:r>
+              <w:rPr>
+                <w:rFonts w:asciiTheme="majorHAnsi" w:hAnsiTheme="majorHAnsi" w:cstheme="majorHAnsi"/>
+                <w:sz w:val="22"/>
+                <w:lang w:val="en-US"/>
+              </w:rPr>
+              <w:t xml:space="preserve"> hiện trường</w:t>
             </w:r>
           </w:p>
         </w:tc>
@@ -27883,21 +29879,12 @@
             <w:pPr>
               <w:jc w:val="center"/>
               <w:rPr>
-                <w:rFonts w:asciiTheme="majorHAnsi" w:hAnsiTheme="majorHAnsi" w:cstheme="majorHAnsi" w:hint="eastAsia"/>
-                <w:b/>
-                <w:bCs/>
-                <w:sz w:val="22"/>
-              </w:rPr>
-            </w:pPr>
-            <w:r>
-              <w:rPr>
-                <w:rFonts w:asciiTheme="majorHAnsi" w:hAnsiTheme="majorHAnsi" w:cstheme="majorHAnsi" w:hint="eastAsia"/>
-                <w:b/>
-                <w:bCs/>
-                <w:sz w:val="22"/>
-              </w:rPr>
-              <w:t>経験</w:t>
-            </w:r>
+                <w:rFonts w:asciiTheme="majorHAnsi" w:hAnsiTheme="majorHAnsi" w:cstheme="majorHAnsi"/>
+                <w:b/>
+                <w:bCs/>
+                <w:sz w:val="22"/>
+              </w:rPr>
+            </w:pPr>
           </w:p>
         </w:tc>
         <w:tc>
@@ -27915,16 +29902,16 @@
             <w:pPr>
               <w:jc w:val="center"/>
               <w:rPr>
-                <w:rFonts w:asciiTheme="majorHAnsi" w:hAnsiTheme="majorHAnsi" w:cstheme="majorHAnsi" w:hint="eastAsia"/>
-                <w:sz w:val="22"/>
-              </w:rPr>
-            </w:pPr>
-            <w:r>
-              <w:rPr>
-                <w:rFonts w:asciiTheme="majorHAnsi" w:hAnsiTheme="majorHAnsi" w:cstheme="majorHAnsi" w:hint="eastAsia"/>
-                <w:sz w:val="22"/>
-              </w:rPr>
-              <w:t>けいけん</w:t>
+                <w:rFonts w:asciiTheme="majorHAnsi" w:hAnsiTheme="majorHAnsi" w:cstheme="majorHAnsi"/>
+                <w:sz w:val="22"/>
+              </w:rPr>
+            </w:pPr>
+            <w:r>
+              <w:rPr>
+                <w:rFonts w:asciiTheme="majorHAnsi" w:hAnsiTheme="majorHAnsi" w:cstheme="majorHAnsi"/>
+                <w:sz w:val="22"/>
+              </w:rPr>
+              <w:t>メイン</w:t>
             </w:r>
           </w:p>
         </w:tc>
@@ -27954,7 +29941,14 @@
                 <w:sz w:val="22"/>
                 <w:lang w:val="en-US"/>
               </w:rPr>
-              <w:t>nhãn hàng</w:t>
+              <w:t>c</w:t>
+            </w:r>
+            <w:r>
+              <w:rPr>
+                <w:rFonts w:asciiTheme="majorHAnsi" w:hAnsiTheme="majorHAnsi" w:cstheme="majorHAnsi"/>
+                <w:sz w:val="22"/>
+              </w:rPr>
+              <w:t>hính, chủ đạo</w:t>
             </w:r>
           </w:p>
         </w:tc>
@@ -27963,7 +29957,3432 @@
     <w:p>
       <w:pPr>
         <w:rPr>
+          <w:b/>
+          <w:bCs/>
+          <w:sz w:val="24"/>
+          <w:szCs w:val="21"/>
+          <w:lang w:val="en-US"/>
+        </w:rPr>
+        <w:sectPr>
+          <w:type w:val="continuous"/>
+          <w:pgSz w:w="11906" w:h="16838"/>
+          <w:pgMar w:top="850" w:right="850" w:bottom="850" w:left="850" w:header="706" w:footer="706" w:gutter="0"/>
+          <w:cols w:num="2" w:space="708"/>
+          <w:docGrid w:linePitch="381"/>
+        </w:sectPr>
+      </w:pPr>
+    </w:p>
+    <w:p>
+      <w:pPr>
+        <w:rPr>
+          <w:b/>
+          <w:bCs/>
+          <w:sz w:val="24"/>
+          <w:szCs w:val="21"/>
+          <w:lang w:val="en-US"/>
+        </w:rPr>
+      </w:pPr>
+      <w:r>
+        <w:rPr>
+          <w:b/>
+          <w:bCs/>
+          <w:sz w:val="24"/>
+          <w:szCs w:val="21"/>
+          <w:lang w:val="en-US"/>
+        </w:rPr>
+        <w:br w:type="page"/>
+      </w:r>
+    </w:p>
+    <w:p>
+      <w:pPr>
+        <w:jc w:val="center"/>
+        <w:rPr>
+          <w:b/>
+          <w:bCs/>
+          <w:color w:val="EE0000"/>
+          <w:lang w:val="en-US"/>
+        </w:rPr>
+      </w:pPr>
+      <w:r>
+        <w:rPr>
           <w:rFonts w:hint="eastAsia"/>
+          <w:b/>
+          <w:bCs/>
+          <w:color w:val="EE0000"/>
+          <w:lang w:val="en-US"/>
+        </w:rPr>
+        <w:lastRenderedPageBreak/>
+        <w:t>第</w:t>
+      </w:r>
+      <w:r>
+        <w:rPr>
+          <w:b/>
+          <w:bCs/>
+          <w:color w:val="EE0000"/>
+          <w:lang w:val="en-US"/>
+        </w:rPr>
+        <w:t>3</w:t>
+      </w:r>
+      <w:r>
+        <w:rPr>
+          <w:rFonts w:hint="eastAsia"/>
+          <w:b/>
+          <w:bCs/>
+          <w:color w:val="EE0000"/>
+          <w:lang w:val="en-US"/>
+        </w:rPr>
+        <w:t>課</w:t>
+      </w:r>
+    </w:p>
+    <w:p>
+      <w:pPr>
+        <w:rPr>
+          <w:b/>
+          <w:bCs/>
+          <w:color w:val="EE0000"/>
+          <w:sz w:val="24"/>
+          <w:szCs w:val="21"/>
+          <w:lang w:val="en-US"/>
+        </w:rPr>
+      </w:pPr>
+      <w:r>
+        <w:rPr>
+          <w:b/>
+          <w:bCs/>
+          <w:color w:val="EE0000"/>
+          <w:sz w:val="24"/>
+          <w:szCs w:val="21"/>
+          <w:u w:val="single"/>
+          <w:lang w:val="en-US"/>
+        </w:rPr>
+        <w:t xml:space="preserve">Part </w:t>
+      </w:r>
+      <w:r>
+        <w:rPr>
+          <w:b/>
+          <w:bCs/>
+          <w:color w:val="EE0000"/>
+          <w:sz w:val="24"/>
+          <w:szCs w:val="21"/>
+          <w:u w:val="single"/>
+          <w:lang w:val="en-US"/>
+        </w:rPr>
+        <w:t>1</w:t>
+      </w:r>
+      <w:r>
+        <w:rPr>
+          <w:b/>
+          <w:bCs/>
+          <w:color w:val="EE0000"/>
+          <w:sz w:val="24"/>
+          <w:szCs w:val="21"/>
+          <w:lang w:val="en-US"/>
+        </w:rPr>
+        <w:t>:</w:t>
+      </w:r>
+    </w:p>
+    <w:p>
+      <w:pPr>
+        <w:jc w:val="center"/>
+        <w:rPr>
+          <w:rFonts w:asciiTheme="majorHAnsi" w:hAnsiTheme="majorHAnsi" w:cstheme="majorHAnsi"/>
+          <w:b/>
+          <w:bCs/>
+          <w:sz w:val="22"/>
+        </w:rPr>
+        <w:sectPr>
+          <w:type w:val="continuous"/>
+          <w:pgSz w:w="11906" w:h="16838"/>
+          <w:pgMar w:top="850" w:right="850" w:bottom="850" w:left="850" w:header="706" w:footer="706" w:gutter="0"/>
+          <w:cols w:space="708"/>
+          <w:docGrid w:linePitch="381"/>
+        </w:sectPr>
+      </w:pPr>
+    </w:p>
+    <w:tbl>
+      <w:tblPr>
+        <w:tblStyle w:val="TableGrid"/>
+        <w:tblW w:w="0" w:type="auto"/>
+        <w:tblLook w:val="04A0" w:firstRow="1" w:lastRow="0" w:firstColumn="1" w:lastColumn="0" w:noHBand="0" w:noVBand="1"/>
+      </w:tblPr>
+      <w:tblGrid>
+        <w:gridCol w:w="1139"/>
+        <w:gridCol w:w="1578"/>
+        <w:gridCol w:w="2022"/>
+      </w:tblGrid>
+      <w:tr>
+        <w:tc>
+          <w:tcPr>
+            <w:tcW w:w="1139" w:type="dxa"/>
+            <w:tcMar>
+              <w:top w:w="72" w:type="dxa"/>
+              <w:left w:w="115" w:type="dxa"/>
+              <w:bottom w:w="72" w:type="dxa"/>
+              <w:right w:w="115" w:type="dxa"/>
+            </w:tcMar>
+            <w:vAlign w:val="center"/>
+          </w:tcPr>
+          <w:p>
+            <w:pPr>
+              <w:jc w:val="center"/>
+              <w:rPr>
+                <w:rFonts w:asciiTheme="majorHAnsi" w:hAnsiTheme="majorHAnsi" w:cstheme="majorHAnsi" w:hint="eastAsia"/>
+                <w:b/>
+                <w:bCs/>
+                <w:sz w:val="22"/>
+                <w:lang w:val="en-US"/>
+              </w:rPr>
+            </w:pPr>
+            <w:r>
+              <w:rPr>
+                <w:rFonts w:asciiTheme="majorHAnsi" w:hAnsiTheme="majorHAnsi" w:cstheme="majorHAnsi" w:hint="eastAsia"/>
+                <w:b/>
+                <w:bCs/>
+                <w:sz w:val="22"/>
+                <w:lang w:val="en-US"/>
+              </w:rPr>
+              <w:t>有効</w:t>
+            </w:r>
+          </w:p>
+        </w:tc>
+        <w:tc>
+          <w:tcPr>
+            <w:tcW w:w="1578" w:type="dxa"/>
+            <w:tcMar>
+              <w:top w:w="72" w:type="dxa"/>
+              <w:left w:w="115" w:type="dxa"/>
+              <w:bottom w:w="72" w:type="dxa"/>
+              <w:right w:w="115" w:type="dxa"/>
+            </w:tcMar>
+            <w:vAlign w:val="center"/>
+          </w:tcPr>
+          <w:p>
+            <w:pPr>
+              <w:jc w:val="center"/>
+              <w:rPr>
+                <w:rFonts w:asciiTheme="majorHAnsi" w:hAnsiTheme="majorHAnsi" w:cstheme="majorHAnsi"/>
+                <w:sz w:val="22"/>
+                <w:lang w:val="en-US"/>
+              </w:rPr>
+            </w:pPr>
+            <w:r>
+              <w:rPr>
+                <w:rFonts w:asciiTheme="majorHAnsi" w:hAnsiTheme="majorHAnsi" w:cstheme="majorHAnsi"/>
+                <w:sz w:val="22"/>
+              </w:rPr>
+              <w:t>ゆうこう</w:t>
+            </w:r>
+          </w:p>
+        </w:tc>
+        <w:tc>
+          <w:tcPr>
+            <w:tcW w:w="2022" w:type="dxa"/>
+            <w:tcMar>
+              <w:top w:w="72" w:type="dxa"/>
+              <w:left w:w="115" w:type="dxa"/>
+              <w:bottom w:w="72" w:type="dxa"/>
+              <w:right w:w="115" w:type="dxa"/>
+            </w:tcMar>
+            <w:vAlign w:val="center"/>
+          </w:tcPr>
+          <w:p>
+            <w:pPr>
+              <w:jc w:val="center"/>
+              <w:rPr>
+                <w:rFonts w:asciiTheme="majorHAnsi" w:hAnsiTheme="majorHAnsi" w:cstheme="majorHAnsi"/>
+                <w:sz w:val="22"/>
+                <w:lang w:val="en-US"/>
+              </w:rPr>
+            </w:pPr>
+            <w:r>
+              <w:rPr>
+                <w:rFonts w:asciiTheme="majorHAnsi" w:hAnsiTheme="majorHAnsi" w:cstheme="majorHAnsi"/>
+                <w:sz w:val="22"/>
+                <w:lang w:val="en-US"/>
+              </w:rPr>
+              <w:t>có hiệu lực</w:t>
+            </w:r>
+          </w:p>
+        </w:tc>
+      </w:tr>
+      <w:tr>
+        <w:tc>
+          <w:tcPr>
+            <w:tcW w:w="1139" w:type="dxa"/>
+            <w:tcMar>
+              <w:top w:w="72" w:type="dxa"/>
+              <w:left w:w="115" w:type="dxa"/>
+              <w:bottom w:w="72" w:type="dxa"/>
+              <w:right w:w="115" w:type="dxa"/>
+            </w:tcMar>
+            <w:vAlign w:val="center"/>
+          </w:tcPr>
+          <w:p>
+            <w:pPr>
+              <w:jc w:val="center"/>
+              <w:rPr>
+                <w:rFonts w:asciiTheme="majorHAnsi" w:hAnsiTheme="majorHAnsi" w:cstheme="majorHAnsi"/>
+                <w:b/>
+                <w:bCs/>
+                <w:sz w:val="22"/>
+                <w:lang w:val="en-US"/>
+              </w:rPr>
+            </w:pPr>
+            <w:r>
+              <w:rPr>
+                <w:rFonts w:asciiTheme="majorHAnsi" w:hAnsiTheme="majorHAnsi" w:cstheme="majorHAnsi" w:hint="eastAsia"/>
+                <w:b/>
+                <w:bCs/>
+                <w:sz w:val="22"/>
+                <w:lang w:val="en-US"/>
+              </w:rPr>
+              <w:t>記事</w:t>
+            </w:r>
+          </w:p>
+        </w:tc>
+        <w:tc>
+          <w:tcPr>
+            <w:tcW w:w="1578" w:type="dxa"/>
+            <w:tcMar>
+              <w:top w:w="72" w:type="dxa"/>
+              <w:left w:w="115" w:type="dxa"/>
+              <w:bottom w:w="72" w:type="dxa"/>
+              <w:right w:w="115" w:type="dxa"/>
+            </w:tcMar>
+            <w:vAlign w:val="center"/>
+          </w:tcPr>
+          <w:p>
+            <w:pPr>
+              <w:jc w:val="center"/>
+              <w:rPr>
+                <w:rFonts w:asciiTheme="majorHAnsi" w:hAnsiTheme="majorHAnsi" w:cstheme="majorHAnsi"/>
+                <w:sz w:val="22"/>
+                <w:lang w:val="en-US"/>
+              </w:rPr>
+            </w:pPr>
+            <w:r>
+              <w:rPr>
+                <w:rFonts w:asciiTheme="majorHAnsi" w:hAnsiTheme="majorHAnsi" w:cstheme="majorHAnsi"/>
+                <w:sz w:val="22"/>
+              </w:rPr>
+              <w:t>きじ</w:t>
+            </w:r>
+          </w:p>
+        </w:tc>
+        <w:tc>
+          <w:tcPr>
+            <w:tcW w:w="2022" w:type="dxa"/>
+            <w:tcMar>
+              <w:top w:w="72" w:type="dxa"/>
+              <w:left w:w="115" w:type="dxa"/>
+              <w:bottom w:w="72" w:type="dxa"/>
+              <w:right w:w="115" w:type="dxa"/>
+            </w:tcMar>
+            <w:vAlign w:val="center"/>
+          </w:tcPr>
+          <w:p>
+            <w:pPr>
+              <w:jc w:val="center"/>
+              <w:rPr>
+                <w:rFonts w:asciiTheme="majorHAnsi" w:hAnsiTheme="majorHAnsi" w:cstheme="majorHAnsi"/>
+                <w:sz w:val="22"/>
+                <w:lang w:val="en-US"/>
+              </w:rPr>
+            </w:pPr>
+            <w:r>
+              <w:rPr>
+                <w:rFonts w:asciiTheme="majorHAnsi" w:hAnsiTheme="majorHAnsi" w:cstheme="majorHAnsi"/>
+                <w:sz w:val="22"/>
+                <w:lang w:val="en-US"/>
+              </w:rPr>
+              <w:t>bài viết, bài báo</w:t>
+            </w:r>
+          </w:p>
+        </w:tc>
+      </w:tr>
+      <w:tr>
+        <w:tc>
+          <w:tcPr>
+            <w:tcW w:w="1139" w:type="dxa"/>
+            <w:tcMar>
+              <w:top w:w="72" w:type="dxa"/>
+              <w:left w:w="115" w:type="dxa"/>
+              <w:bottom w:w="72" w:type="dxa"/>
+              <w:right w:w="115" w:type="dxa"/>
+            </w:tcMar>
+            <w:vAlign w:val="center"/>
+          </w:tcPr>
+          <w:p>
+            <w:pPr>
+              <w:jc w:val="center"/>
+              <w:rPr>
+                <w:rFonts w:asciiTheme="majorHAnsi" w:hAnsiTheme="majorHAnsi" w:cstheme="majorHAnsi"/>
+                <w:b/>
+                <w:bCs/>
+                <w:sz w:val="22"/>
+                <w:lang w:val="en-US"/>
+              </w:rPr>
+            </w:pPr>
+            <w:r>
+              <w:rPr>
+                <w:rFonts w:asciiTheme="majorHAnsi" w:hAnsiTheme="majorHAnsi" w:cstheme="majorHAnsi" w:hint="eastAsia"/>
+                <w:b/>
+                <w:bCs/>
+                <w:sz w:val="22"/>
+                <w:lang w:val="en-US"/>
+              </w:rPr>
+              <w:t>朝活</w:t>
+            </w:r>
+          </w:p>
+        </w:tc>
+        <w:tc>
+          <w:tcPr>
+            <w:tcW w:w="1578" w:type="dxa"/>
+            <w:tcMar>
+              <w:top w:w="72" w:type="dxa"/>
+              <w:left w:w="115" w:type="dxa"/>
+              <w:bottom w:w="72" w:type="dxa"/>
+              <w:right w:w="115" w:type="dxa"/>
+            </w:tcMar>
+            <w:vAlign w:val="center"/>
+          </w:tcPr>
+          <w:p>
+            <w:pPr>
+              <w:jc w:val="center"/>
+              <w:rPr>
+                <w:rFonts w:asciiTheme="majorHAnsi" w:hAnsiTheme="majorHAnsi" w:cstheme="majorHAnsi"/>
+                <w:sz w:val="22"/>
+                <w:lang w:val="en-US"/>
+              </w:rPr>
+            </w:pPr>
+            <w:r>
+              <w:rPr>
+                <w:rFonts w:asciiTheme="majorHAnsi" w:hAnsiTheme="majorHAnsi" w:cstheme="majorHAnsi"/>
+                <w:sz w:val="22"/>
+              </w:rPr>
+              <w:t>あさかつ</w:t>
+            </w:r>
+          </w:p>
+        </w:tc>
+        <w:tc>
+          <w:tcPr>
+            <w:tcW w:w="2022" w:type="dxa"/>
+            <w:tcMar>
+              <w:top w:w="72" w:type="dxa"/>
+              <w:left w:w="115" w:type="dxa"/>
+              <w:bottom w:w="72" w:type="dxa"/>
+              <w:right w:w="115" w:type="dxa"/>
+            </w:tcMar>
+            <w:vAlign w:val="center"/>
+          </w:tcPr>
+          <w:p>
+            <w:pPr>
+              <w:jc w:val="center"/>
+              <w:rPr>
+                <w:rFonts w:asciiTheme="majorHAnsi" w:hAnsiTheme="majorHAnsi" w:cstheme="majorHAnsi"/>
+                <w:sz w:val="22"/>
+                <w:lang w:val="en-US"/>
+              </w:rPr>
+            </w:pPr>
+            <w:r>
+              <w:rPr>
+                <w:rFonts w:asciiTheme="majorHAnsi" w:hAnsiTheme="majorHAnsi" w:cstheme="majorHAnsi"/>
+                <w:sz w:val="22"/>
+                <w:lang w:val="en-US"/>
+              </w:rPr>
+              <w:t>hoạt động buổi sáng</w:t>
+            </w:r>
+          </w:p>
+        </w:tc>
+      </w:tr>
+      <w:tr>
+        <w:tc>
+          <w:tcPr>
+            <w:tcW w:w="1139" w:type="dxa"/>
+            <w:tcMar>
+              <w:top w:w="72" w:type="dxa"/>
+              <w:left w:w="115" w:type="dxa"/>
+              <w:bottom w:w="72" w:type="dxa"/>
+              <w:right w:w="115" w:type="dxa"/>
+            </w:tcMar>
+            <w:vAlign w:val="center"/>
+          </w:tcPr>
+          <w:p>
+            <w:pPr>
+              <w:jc w:val="center"/>
+              <w:rPr>
+                <w:rFonts w:asciiTheme="majorHAnsi" w:hAnsiTheme="majorHAnsi" w:cstheme="majorHAnsi" w:hint="eastAsia"/>
+                <w:b/>
+                <w:bCs/>
+                <w:sz w:val="22"/>
+                <w:lang w:val="en-US"/>
+              </w:rPr>
+            </w:pPr>
+            <w:r>
+              <w:rPr>
+                <w:rFonts w:asciiTheme="majorHAnsi" w:hAnsiTheme="majorHAnsi" w:cstheme="majorHAnsi"/>
+                <w:b/>
+                <w:bCs/>
+                <w:sz w:val="22"/>
+              </w:rPr>
+              <w:t>解除する</w:t>
+            </w:r>
+          </w:p>
+        </w:tc>
+        <w:tc>
+          <w:tcPr>
+            <w:tcW w:w="1578" w:type="dxa"/>
+            <w:tcMar>
+              <w:top w:w="72" w:type="dxa"/>
+              <w:left w:w="115" w:type="dxa"/>
+              <w:bottom w:w="72" w:type="dxa"/>
+              <w:right w:w="115" w:type="dxa"/>
+            </w:tcMar>
+            <w:vAlign w:val="center"/>
+          </w:tcPr>
+          <w:p>
+            <w:pPr>
+              <w:jc w:val="center"/>
+              <w:rPr>
+                <w:rFonts w:asciiTheme="majorHAnsi" w:hAnsiTheme="majorHAnsi" w:cstheme="majorHAnsi"/>
+                <w:sz w:val="22"/>
+                <w:lang w:val="en-US"/>
+              </w:rPr>
+            </w:pPr>
+            <w:r>
+              <w:rPr>
+                <w:rFonts w:asciiTheme="majorHAnsi" w:hAnsiTheme="majorHAnsi" w:cstheme="majorHAnsi"/>
+                <w:sz w:val="22"/>
+              </w:rPr>
+              <w:t>かいじょする</w:t>
+            </w:r>
+          </w:p>
+        </w:tc>
+        <w:tc>
+          <w:tcPr>
+            <w:tcW w:w="2022" w:type="dxa"/>
+            <w:tcMar>
+              <w:top w:w="72" w:type="dxa"/>
+              <w:left w:w="115" w:type="dxa"/>
+              <w:bottom w:w="72" w:type="dxa"/>
+              <w:right w:w="115" w:type="dxa"/>
+            </w:tcMar>
+            <w:vAlign w:val="center"/>
+          </w:tcPr>
+          <w:p>
+            <w:pPr>
+              <w:jc w:val="center"/>
+              <w:rPr>
+                <w:rFonts w:asciiTheme="majorHAnsi" w:hAnsiTheme="majorHAnsi" w:cstheme="majorHAnsi"/>
+                <w:sz w:val="22"/>
+                <w:lang w:val="en-US"/>
+              </w:rPr>
+            </w:pPr>
+            <w:r>
+              <w:rPr>
+                <w:rFonts w:asciiTheme="majorHAnsi" w:hAnsiTheme="majorHAnsi" w:cstheme="majorHAnsi"/>
+                <w:sz w:val="22"/>
+                <w:lang w:val="en-US"/>
+              </w:rPr>
+              <w:t>hủy bỏ, gỡ bỏ</w:t>
+            </w:r>
+          </w:p>
+        </w:tc>
+      </w:tr>
+      <w:tr>
+        <w:tc>
+          <w:tcPr>
+            <w:tcW w:w="1139" w:type="dxa"/>
+            <w:tcMar>
+              <w:top w:w="72" w:type="dxa"/>
+              <w:left w:w="115" w:type="dxa"/>
+              <w:bottom w:w="72" w:type="dxa"/>
+              <w:right w:w="115" w:type="dxa"/>
+            </w:tcMar>
+            <w:vAlign w:val="center"/>
+          </w:tcPr>
+          <w:p>
+            <w:pPr>
+              <w:jc w:val="center"/>
+              <w:rPr>
+                <w:rFonts w:asciiTheme="majorHAnsi" w:hAnsiTheme="majorHAnsi" w:cstheme="majorHAnsi" w:hint="eastAsia"/>
+                <w:b/>
+                <w:bCs/>
+                <w:sz w:val="22"/>
+                <w:lang w:val="en-US"/>
+              </w:rPr>
+            </w:pPr>
+            <w:r>
+              <w:rPr>
+                <w:rFonts w:asciiTheme="majorHAnsi" w:hAnsiTheme="majorHAnsi" w:cstheme="majorHAnsi" w:hint="eastAsia"/>
+                <w:b/>
+                <w:bCs/>
+                <w:sz w:val="22"/>
+                <w:lang w:val="en-US"/>
+              </w:rPr>
+              <w:t>早起き</w:t>
+            </w:r>
+          </w:p>
+        </w:tc>
+        <w:tc>
+          <w:tcPr>
+            <w:tcW w:w="1578" w:type="dxa"/>
+            <w:tcMar>
+              <w:top w:w="72" w:type="dxa"/>
+              <w:left w:w="115" w:type="dxa"/>
+              <w:bottom w:w="72" w:type="dxa"/>
+              <w:right w:w="115" w:type="dxa"/>
+            </w:tcMar>
+            <w:vAlign w:val="center"/>
+          </w:tcPr>
+          <w:p>
+            <w:pPr>
+              <w:jc w:val="center"/>
+              <w:rPr>
+                <w:rFonts w:asciiTheme="majorHAnsi" w:hAnsiTheme="majorHAnsi" w:cstheme="majorHAnsi"/>
+                <w:sz w:val="22"/>
+                <w:lang w:val="en-US"/>
+              </w:rPr>
+            </w:pPr>
+            <w:r>
+              <w:rPr>
+                <w:rFonts w:asciiTheme="majorHAnsi" w:hAnsiTheme="majorHAnsi" w:cstheme="majorHAnsi" w:hint="eastAsia"/>
+                <w:sz w:val="22"/>
+                <w:lang w:val="en-US"/>
+              </w:rPr>
+              <w:t>はやおき</w:t>
+            </w:r>
+          </w:p>
+        </w:tc>
+        <w:tc>
+          <w:tcPr>
+            <w:tcW w:w="2022" w:type="dxa"/>
+            <w:tcMar>
+              <w:top w:w="72" w:type="dxa"/>
+              <w:left w:w="115" w:type="dxa"/>
+              <w:bottom w:w="72" w:type="dxa"/>
+              <w:right w:w="115" w:type="dxa"/>
+            </w:tcMar>
+            <w:vAlign w:val="center"/>
+          </w:tcPr>
+          <w:p>
+            <w:pPr>
+              <w:jc w:val="center"/>
+              <w:rPr>
+                <w:rFonts w:asciiTheme="majorHAnsi" w:hAnsiTheme="majorHAnsi" w:cstheme="majorHAnsi"/>
+                <w:sz w:val="22"/>
+                <w:lang w:val="en-US"/>
+              </w:rPr>
+            </w:pPr>
+            <w:r>
+              <w:rPr>
+                <w:rFonts w:asciiTheme="majorHAnsi" w:hAnsiTheme="majorHAnsi" w:cstheme="majorHAnsi"/>
+                <w:sz w:val="22"/>
+                <w:lang w:val="en-US"/>
+              </w:rPr>
+              <w:t>dậy sớm</w:t>
+            </w:r>
+          </w:p>
+        </w:tc>
+      </w:tr>
+      <w:tr>
+        <w:tc>
+          <w:tcPr>
+            <w:tcW w:w="1139" w:type="dxa"/>
+            <w:tcMar>
+              <w:top w:w="72" w:type="dxa"/>
+              <w:left w:w="115" w:type="dxa"/>
+              <w:bottom w:w="72" w:type="dxa"/>
+              <w:right w:w="115" w:type="dxa"/>
+            </w:tcMar>
+            <w:vAlign w:val="center"/>
+          </w:tcPr>
+          <w:p>
+            <w:pPr>
+              <w:jc w:val="center"/>
+              <w:rPr>
+                <w:rFonts w:asciiTheme="majorHAnsi" w:hAnsiTheme="majorHAnsi" w:cstheme="majorHAnsi" w:hint="eastAsia"/>
+                <w:b/>
+                <w:bCs/>
+                <w:sz w:val="22"/>
+                <w:lang w:val="en-US"/>
+              </w:rPr>
+            </w:pPr>
+            <w:r>
+              <w:rPr>
+                <w:rFonts w:asciiTheme="majorHAnsi" w:hAnsiTheme="majorHAnsi" w:cstheme="majorHAnsi" w:hint="eastAsia"/>
+                <w:b/>
+                <w:bCs/>
+                <w:sz w:val="22"/>
+                <w:lang w:val="en-US"/>
+              </w:rPr>
+              <w:t>早朝</w:t>
+            </w:r>
+          </w:p>
+        </w:tc>
+        <w:tc>
+          <w:tcPr>
+            <w:tcW w:w="1578" w:type="dxa"/>
+            <w:tcMar>
+              <w:top w:w="72" w:type="dxa"/>
+              <w:left w:w="115" w:type="dxa"/>
+              <w:bottom w:w="72" w:type="dxa"/>
+              <w:right w:w="115" w:type="dxa"/>
+            </w:tcMar>
+            <w:vAlign w:val="center"/>
+          </w:tcPr>
+          <w:p>
+            <w:pPr>
+              <w:jc w:val="center"/>
+              <w:rPr>
+                <w:rFonts w:asciiTheme="majorHAnsi" w:hAnsiTheme="majorHAnsi" w:cstheme="majorHAnsi"/>
+                <w:sz w:val="22"/>
+                <w:lang w:val="en-US"/>
+              </w:rPr>
+            </w:pPr>
+            <w:r>
+              <w:rPr>
+                <w:rFonts w:asciiTheme="majorHAnsi" w:hAnsiTheme="majorHAnsi" w:cstheme="majorHAnsi" w:hint="eastAsia"/>
+                <w:sz w:val="22"/>
+                <w:lang w:val="en-US"/>
+              </w:rPr>
+              <w:t>そうちょう</w:t>
+            </w:r>
+          </w:p>
+        </w:tc>
+        <w:tc>
+          <w:tcPr>
+            <w:tcW w:w="2022" w:type="dxa"/>
+            <w:tcMar>
+              <w:top w:w="72" w:type="dxa"/>
+              <w:left w:w="115" w:type="dxa"/>
+              <w:bottom w:w="72" w:type="dxa"/>
+              <w:right w:w="115" w:type="dxa"/>
+            </w:tcMar>
+            <w:vAlign w:val="center"/>
+          </w:tcPr>
+          <w:p>
+            <w:pPr>
+              <w:jc w:val="center"/>
+              <w:rPr>
+                <w:rFonts w:ascii="Calibri" w:hAnsi="Calibri" w:cs="Calibri" w:hint="eastAsia"/>
+                <w:sz w:val="22"/>
+              </w:rPr>
+            </w:pPr>
+            <w:r>
+              <w:rPr>
+                <w:rFonts w:asciiTheme="majorHAnsi" w:hAnsiTheme="majorHAnsi" w:cstheme="majorHAnsi" w:hint="eastAsia"/>
+                <w:sz w:val="22"/>
+                <w:lang w:val="en-US"/>
+              </w:rPr>
+              <w:t>sáng s</w:t>
+            </w:r>
+            <w:r>
+              <w:rPr>
+                <w:rFonts w:asciiTheme="majorHAnsi" w:hAnsiTheme="majorHAnsi" w:cstheme="majorHAnsi"/>
+                <w:sz w:val="22"/>
+                <w:lang w:val="en-US"/>
+              </w:rPr>
+              <w:t>ớ</w:t>
+            </w:r>
+            <w:r>
+              <w:rPr>
+                <w:rFonts w:asciiTheme="majorHAnsi" w:hAnsiTheme="majorHAnsi" w:cstheme="majorHAnsi" w:hint="eastAsia"/>
+                <w:sz w:val="22"/>
+                <w:lang w:val="en-US"/>
+              </w:rPr>
+              <w:t>m</w:t>
+            </w:r>
+          </w:p>
+        </w:tc>
+      </w:tr>
+      <w:tr>
+        <w:tc>
+          <w:tcPr>
+            <w:tcW w:w="1139" w:type="dxa"/>
+            <w:tcMar>
+              <w:top w:w="72" w:type="dxa"/>
+              <w:left w:w="115" w:type="dxa"/>
+              <w:bottom w:w="72" w:type="dxa"/>
+              <w:right w:w="115" w:type="dxa"/>
+            </w:tcMar>
+            <w:vAlign w:val="center"/>
+          </w:tcPr>
+          <w:p>
+            <w:pPr>
+              <w:jc w:val="center"/>
+              <w:rPr>
+                <w:rFonts w:asciiTheme="majorHAnsi" w:hAnsiTheme="majorHAnsi" w:cstheme="majorHAnsi"/>
+                <w:b/>
+                <w:bCs/>
+                <w:sz w:val="22"/>
+                <w:lang w:val="en-US"/>
+              </w:rPr>
+            </w:pPr>
+            <w:r>
+              <w:rPr>
+                <w:rFonts w:asciiTheme="majorHAnsi" w:hAnsiTheme="majorHAnsi" w:cstheme="majorHAnsi" w:hint="eastAsia"/>
+                <w:b/>
+                <w:bCs/>
+                <w:sz w:val="22"/>
+                <w:lang w:val="en-US"/>
+              </w:rPr>
+              <w:t>出勤</w:t>
+            </w:r>
+          </w:p>
+        </w:tc>
+        <w:tc>
+          <w:tcPr>
+            <w:tcW w:w="1578" w:type="dxa"/>
+            <w:tcMar>
+              <w:top w:w="72" w:type="dxa"/>
+              <w:left w:w="115" w:type="dxa"/>
+              <w:bottom w:w="72" w:type="dxa"/>
+              <w:right w:w="115" w:type="dxa"/>
+            </w:tcMar>
+            <w:vAlign w:val="center"/>
+          </w:tcPr>
+          <w:p>
+            <w:pPr>
+              <w:jc w:val="center"/>
+              <w:rPr>
+                <w:rFonts w:asciiTheme="majorHAnsi" w:hAnsiTheme="majorHAnsi" w:cstheme="majorHAnsi"/>
+                <w:sz w:val="22"/>
+                <w:lang w:val="en-US"/>
+              </w:rPr>
+            </w:pPr>
+            <w:r>
+              <w:rPr>
+                <w:rFonts w:asciiTheme="majorHAnsi" w:hAnsiTheme="majorHAnsi" w:cstheme="majorHAnsi" w:hint="eastAsia"/>
+                <w:sz w:val="22"/>
+                <w:lang w:val="en-US"/>
+              </w:rPr>
+              <w:t>しゅっきん</w:t>
+            </w:r>
+          </w:p>
+        </w:tc>
+        <w:tc>
+          <w:tcPr>
+            <w:tcW w:w="2022" w:type="dxa"/>
+            <w:tcMar>
+              <w:top w:w="72" w:type="dxa"/>
+              <w:left w:w="115" w:type="dxa"/>
+              <w:bottom w:w="72" w:type="dxa"/>
+              <w:right w:w="115" w:type="dxa"/>
+            </w:tcMar>
+            <w:vAlign w:val="center"/>
+          </w:tcPr>
+          <w:p>
+            <w:pPr>
+              <w:jc w:val="center"/>
+              <w:rPr>
+                <w:rFonts w:asciiTheme="majorHAnsi" w:hAnsiTheme="majorHAnsi" w:cstheme="majorHAnsi"/>
+                <w:sz w:val="22"/>
+                <w:lang w:val="en-US"/>
+              </w:rPr>
+            </w:pPr>
+            <w:r>
+              <w:rPr>
+                <w:rFonts w:asciiTheme="majorHAnsi" w:hAnsiTheme="majorHAnsi" w:cstheme="majorHAnsi"/>
+                <w:sz w:val="22"/>
+                <w:lang w:val="en-US"/>
+              </w:rPr>
+              <w:t>đi làm</w:t>
+            </w:r>
+          </w:p>
+        </w:tc>
+      </w:tr>
+      <w:tr>
+        <w:tc>
+          <w:tcPr>
+            <w:tcW w:w="1139" w:type="dxa"/>
+            <w:tcMar>
+              <w:top w:w="72" w:type="dxa"/>
+              <w:left w:w="115" w:type="dxa"/>
+              <w:bottom w:w="72" w:type="dxa"/>
+              <w:right w:w="115" w:type="dxa"/>
+            </w:tcMar>
+            <w:vAlign w:val="center"/>
+          </w:tcPr>
+          <w:p>
+            <w:pPr>
+              <w:jc w:val="center"/>
+              <w:rPr>
+                <w:rFonts w:asciiTheme="majorHAnsi" w:hAnsiTheme="majorHAnsi" w:cstheme="majorHAnsi" w:hint="eastAsia"/>
+                <w:b/>
+                <w:bCs/>
+                <w:sz w:val="22"/>
+                <w:lang w:val="en-US"/>
+              </w:rPr>
+            </w:pPr>
+            <w:r>
+              <w:rPr>
+                <w:rFonts w:asciiTheme="majorHAnsi" w:hAnsiTheme="majorHAnsi" w:cstheme="majorHAnsi" w:hint="eastAsia"/>
+                <w:b/>
+                <w:bCs/>
+                <w:sz w:val="22"/>
+                <w:lang w:val="en-US"/>
+              </w:rPr>
+              <w:t>通勤</w:t>
+            </w:r>
+          </w:p>
+        </w:tc>
+        <w:tc>
+          <w:tcPr>
+            <w:tcW w:w="1578" w:type="dxa"/>
+            <w:tcMar>
+              <w:top w:w="72" w:type="dxa"/>
+              <w:left w:w="115" w:type="dxa"/>
+              <w:bottom w:w="72" w:type="dxa"/>
+              <w:right w:w="115" w:type="dxa"/>
+            </w:tcMar>
+            <w:vAlign w:val="center"/>
+          </w:tcPr>
+          <w:p>
+            <w:pPr>
+              <w:jc w:val="center"/>
+              <w:rPr>
+                <w:rFonts w:asciiTheme="majorHAnsi" w:hAnsiTheme="majorHAnsi" w:cstheme="majorHAnsi" w:hint="eastAsia"/>
+                <w:sz w:val="22"/>
+                <w:lang w:val="en-US"/>
+              </w:rPr>
+            </w:pPr>
+            <w:r>
+              <w:rPr>
+                <w:rFonts w:asciiTheme="majorHAnsi" w:hAnsiTheme="majorHAnsi" w:cstheme="majorHAnsi" w:hint="eastAsia"/>
+                <w:sz w:val="22"/>
+                <w:lang w:val="en-US"/>
+              </w:rPr>
+              <w:t>つうきん</w:t>
+            </w:r>
+          </w:p>
+        </w:tc>
+        <w:tc>
+          <w:tcPr>
+            <w:tcW w:w="2022" w:type="dxa"/>
+            <w:tcMar>
+              <w:top w:w="72" w:type="dxa"/>
+              <w:left w:w="115" w:type="dxa"/>
+              <w:bottom w:w="72" w:type="dxa"/>
+              <w:right w:w="115" w:type="dxa"/>
+            </w:tcMar>
+            <w:vAlign w:val="center"/>
+          </w:tcPr>
+          <w:p>
+            <w:pPr>
+              <w:jc w:val="center"/>
+              <w:rPr>
+                <w:rFonts w:asciiTheme="majorHAnsi" w:hAnsiTheme="majorHAnsi" w:cstheme="majorHAnsi"/>
+                <w:sz w:val="22"/>
+                <w:lang w:val="en-US"/>
+              </w:rPr>
+            </w:pPr>
+            <w:r>
+              <w:rPr>
+                <w:rFonts w:asciiTheme="majorHAnsi" w:hAnsiTheme="majorHAnsi" w:cstheme="majorHAnsi"/>
+                <w:sz w:val="22"/>
+                <w:lang w:val="en-US"/>
+              </w:rPr>
+              <w:t>đi làm</w:t>
+            </w:r>
+          </w:p>
+        </w:tc>
+      </w:tr>
+      <w:tr>
+        <w:tc>
+          <w:tcPr>
+            <w:tcW w:w="1139" w:type="dxa"/>
+            <w:tcMar>
+              <w:top w:w="72" w:type="dxa"/>
+              <w:left w:w="115" w:type="dxa"/>
+              <w:bottom w:w="72" w:type="dxa"/>
+              <w:right w:w="115" w:type="dxa"/>
+            </w:tcMar>
+            <w:vAlign w:val="center"/>
+          </w:tcPr>
+          <w:p>
+            <w:pPr>
+              <w:jc w:val="center"/>
+              <w:rPr>
+                <w:rFonts w:asciiTheme="majorHAnsi" w:hAnsiTheme="majorHAnsi" w:cstheme="majorHAnsi"/>
+                <w:b/>
+                <w:bCs/>
+                <w:sz w:val="22"/>
+                <w:lang w:val="en-US"/>
+              </w:rPr>
+            </w:pPr>
+            <w:r>
+              <w:rPr>
+                <w:rFonts w:asciiTheme="majorHAnsi" w:hAnsiTheme="majorHAnsi" w:cstheme="majorHAnsi" w:hint="eastAsia"/>
+                <w:b/>
+                <w:bCs/>
+                <w:sz w:val="22"/>
+                <w:lang w:val="en-US"/>
+              </w:rPr>
+              <w:t>欠勤</w:t>
+            </w:r>
+          </w:p>
+        </w:tc>
+        <w:tc>
+          <w:tcPr>
+            <w:tcW w:w="1578" w:type="dxa"/>
+            <w:tcMar>
+              <w:top w:w="72" w:type="dxa"/>
+              <w:left w:w="115" w:type="dxa"/>
+              <w:bottom w:w="72" w:type="dxa"/>
+              <w:right w:w="115" w:type="dxa"/>
+            </w:tcMar>
+            <w:vAlign w:val="center"/>
+          </w:tcPr>
+          <w:p>
+            <w:pPr>
+              <w:jc w:val="center"/>
+              <w:rPr>
+                <w:rFonts w:asciiTheme="majorHAnsi" w:hAnsiTheme="majorHAnsi" w:cstheme="majorHAnsi"/>
+                <w:sz w:val="22"/>
+                <w:lang w:val="en-US"/>
+              </w:rPr>
+            </w:pPr>
+            <w:r>
+              <w:rPr>
+                <w:rFonts w:asciiTheme="majorHAnsi" w:hAnsiTheme="majorHAnsi" w:cstheme="majorHAnsi" w:hint="eastAsia"/>
+                <w:sz w:val="22"/>
+                <w:lang w:val="en-US"/>
+              </w:rPr>
+              <w:t>けっきん</w:t>
+            </w:r>
+          </w:p>
+        </w:tc>
+        <w:tc>
+          <w:tcPr>
+            <w:tcW w:w="2022" w:type="dxa"/>
+            <w:tcMar>
+              <w:top w:w="72" w:type="dxa"/>
+              <w:left w:w="115" w:type="dxa"/>
+              <w:bottom w:w="72" w:type="dxa"/>
+              <w:right w:w="115" w:type="dxa"/>
+            </w:tcMar>
+            <w:vAlign w:val="center"/>
+          </w:tcPr>
+          <w:p>
+            <w:pPr>
+              <w:jc w:val="center"/>
+              <w:rPr>
+                <w:rFonts w:asciiTheme="majorHAnsi" w:hAnsiTheme="majorHAnsi" w:cstheme="majorHAnsi"/>
+                <w:sz w:val="22"/>
+                <w:lang w:val="en-US"/>
+              </w:rPr>
+            </w:pPr>
+            <w:r>
+              <w:rPr>
+                <w:rFonts w:asciiTheme="majorHAnsi" w:hAnsiTheme="majorHAnsi" w:cstheme="majorHAnsi"/>
+                <w:sz w:val="22"/>
+                <w:lang w:val="en-US"/>
+              </w:rPr>
+              <w:t>nghỉ làm</w:t>
+            </w:r>
+          </w:p>
+        </w:tc>
+      </w:tr>
+      <w:tr>
+        <w:tc>
+          <w:tcPr>
+            <w:tcW w:w="1139" w:type="dxa"/>
+            <w:tcMar>
+              <w:top w:w="72" w:type="dxa"/>
+              <w:left w:w="115" w:type="dxa"/>
+              <w:bottom w:w="72" w:type="dxa"/>
+              <w:right w:w="115" w:type="dxa"/>
+            </w:tcMar>
+            <w:vAlign w:val="center"/>
+          </w:tcPr>
+          <w:p>
+            <w:pPr>
+              <w:jc w:val="center"/>
+              <w:rPr>
+                <w:rFonts w:asciiTheme="majorHAnsi" w:hAnsiTheme="majorHAnsi" w:cstheme="majorHAnsi" w:hint="eastAsia"/>
+                <w:b/>
+                <w:bCs/>
+                <w:sz w:val="22"/>
+              </w:rPr>
+            </w:pPr>
+            <w:r>
+              <w:rPr>
+                <w:rFonts w:asciiTheme="majorHAnsi" w:hAnsiTheme="majorHAnsi" w:cstheme="majorHAnsi" w:hint="eastAsia"/>
+                <w:b/>
+                <w:bCs/>
+                <w:sz w:val="22"/>
+              </w:rPr>
+              <w:t>講座―口座</w:t>
+            </w:r>
+          </w:p>
+        </w:tc>
+        <w:tc>
+          <w:tcPr>
+            <w:tcW w:w="1578" w:type="dxa"/>
+            <w:tcMar>
+              <w:top w:w="72" w:type="dxa"/>
+              <w:left w:w="115" w:type="dxa"/>
+              <w:bottom w:w="72" w:type="dxa"/>
+              <w:right w:w="115" w:type="dxa"/>
+            </w:tcMar>
+            <w:vAlign w:val="center"/>
+          </w:tcPr>
+          <w:p>
+            <w:pPr>
+              <w:jc w:val="center"/>
+              <w:rPr>
+                <w:rFonts w:asciiTheme="majorHAnsi" w:hAnsiTheme="majorHAnsi" w:cstheme="majorHAnsi"/>
+                <w:sz w:val="22"/>
+              </w:rPr>
+            </w:pPr>
+            <w:r>
+              <w:rPr>
+                <w:rFonts w:asciiTheme="majorHAnsi" w:hAnsiTheme="majorHAnsi" w:cstheme="majorHAnsi" w:hint="eastAsia"/>
+                <w:sz w:val="22"/>
+              </w:rPr>
+              <w:t>こうざ</w:t>
+            </w:r>
+          </w:p>
+        </w:tc>
+        <w:tc>
+          <w:tcPr>
+            <w:tcW w:w="2022" w:type="dxa"/>
+            <w:tcMar>
+              <w:top w:w="72" w:type="dxa"/>
+              <w:left w:w="115" w:type="dxa"/>
+              <w:bottom w:w="72" w:type="dxa"/>
+              <w:right w:w="115" w:type="dxa"/>
+            </w:tcMar>
+            <w:vAlign w:val="center"/>
+          </w:tcPr>
+          <w:p>
+            <w:pPr>
+              <w:jc w:val="center"/>
+              <w:rPr>
+                <w:rFonts w:asciiTheme="majorHAnsi" w:hAnsiTheme="majorHAnsi" w:cstheme="majorHAnsi"/>
+                <w:sz w:val="22"/>
+                <w:lang w:val="en-US"/>
+              </w:rPr>
+            </w:pPr>
+            <w:r>
+              <w:rPr>
+                <w:rFonts w:asciiTheme="majorHAnsi" w:hAnsiTheme="majorHAnsi" w:cstheme="majorHAnsi"/>
+                <w:sz w:val="22"/>
+                <w:lang w:val="en-US"/>
+              </w:rPr>
+              <w:t>khóa học – tài khoản</w:t>
+            </w:r>
+          </w:p>
+        </w:tc>
+      </w:tr>
+    </w:tbl>
+    <w:p>
+      <w:pPr>
+        <w:rPr>
+          <w:b/>
+          <w:bCs/>
+          <w:sz w:val="24"/>
+          <w:szCs w:val="21"/>
+          <w:lang w:val="en-US"/>
+        </w:rPr>
+      </w:pPr>
+    </w:p>
+    <w:tbl>
+      <w:tblPr>
+        <w:tblStyle w:val="TableGrid"/>
+        <w:tblW w:w="0" w:type="auto"/>
+        <w:tblLook w:val="04A0" w:firstRow="1" w:lastRow="0" w:firstColumn="1" w:lastColumn="0" w:noHBand="0" w:noVBand="1"/>
+      </w:tblPr>
+      <w:tblGrid>
+        <w:gridCol w:w="1139"/>
+        <w:gridCol w:w="1578"/>
+        <w:gridCol w:w="2022"/>
+      </w:tblGrid>
+      <w:tr>
+        <w:tc>
+          <w:tcPr>
+            <w:tcW w:w="1139" w:type="dxa"/>
+            <w:tcMar>
+              <w:top w:w="72" w:type="dxa"/>
+              <w:left w:w="115" w:type="dxa"/>
+              <w:bottom w:w="72" w:type="dxa"/>
+              <w:right w:w="115" w:type="dxa"/>
+            </w:tcMar>
+            <w:vAlign w:val="center"/>
+          </w:tcPr>
+          <w:p>
+            <w:pPr>
+              <w:jc w:val="center"/>
+              <w:rPr>
+                <w:rFonts w:asciiTheme="majorHAnsi" w:hAnsiTheme="majorHAnsi" w:cstheme="majorHAnsi" w:hint="eastAsia"/>
+                <w:b/>
+                <w:bCs/>
+                <w:sz w:val="22"/>
+                <w:lang w:val="en-US"/>
+              </w:rPr>
+            </w:pPr>
+            <w:r>
+              <w:rPr>
+                <w:rFonts w:asciiTheme="majorHAnsi" w:hAnsiTheme="majorHAnsi" w:cstheme="majorHAnsi" w:hint="eastAsia"/>
+                <w:b/>
+                <w:bCs/>
+                <w:sz w:val="22"/>
+                <w:lang w:val="en-US"/>
+              </w:rPr>
+              <w:t>集中</w:t>
+            </w:r>
+          </w:p>
+        </w:tc>
+        <w:tc>
+          <w:tcPr>
+            <w:tcW w:w="1578" w:type="dxa"/>
+            <w:tcMar>
+              <w:top w:w="72" w:type="dxa"/>
+              <w:left w:w="115" w:type="dxa"/>
+              <w:bottom w:w="72" w:type="dxa"/>
+              <w:right w:w="115" w:type="dxa"/>
+            </w:tcMar>
+            <w:vAlign w:val="center"/>
+          </w:tcPr>
+          <w:p>
+            <w:pPr>
+              <w:jc w:val="center"/>
+              <w:rPr>
+                <w:rFonts w:asciiTheme="majorHAnsi" w:hAnsiTheme="majorHAnsi" w:cstheme="majorHAnsi" w:hint="eastAsia"/>
+                <w:sz w:val="22"/>
+                <w:lang w:val="en-US"/>
+              </w:rPr>
+            </w:pPr>
+            <w:r>
+              <w:rPr>
+                <w:rFonts w:asciiTheme="majorHAnsi" w:hAnsiTheme="majorHAnsi" w:cstheme="majorHAnsi" w:hint="eastAsia"/>
+                <w:sz w:val="22"/>
+                <w:lang w:val="en-US"/>
+              </w:rPr>
+              <w:t>しゅうちゅう</w:t>
+            </w:r>
+          </w:p>
+        </w:tc>
+        <w:tc>
+          <w:tcPr>
+            <w:tcW w:w="2022" w:type="dxa"/>
+            <w:tcMar>
+              <w:top w:w="72" w:type="dxa"/>
+              <w:left w:w="115" w:type="dxa"/>
+              <w:bottom w:w="72" w:type="dxa"/>
+              <w:right w:w="115" w:type="dxa"/>
+            </w:tcMar>
+            <w:vAlign w:val="center"/>
+          </w:tcPr>
+          <w:p>
+            <w:pPr>
+              <w:jc w:val="center"/>
+              <w:rPr>
+                <w:rFonts w:asciiTheme="majorHAnsi" w:hAnsiTheme="majorHAnsi" w:cstheme="majorHAnsi"/>
+                <w:sz w:val="22"/>
+                <w:lang w:val="en-US"/>
+              </w:rPr>
+            </w:pPr>
+            <w:r>
+              <w:rPr>
+                <w:rFonts w:asciiTheme="majorHAnsi" w:hAnsiTheme="majorHAnsi" w:cstheme="majorHAnsi"/>
+                <w:sz w:val="22"/>
+                <w:lang w:val="en-US"/>
+              </w:rPr>
+              <w:t>tập trung</w:t>
+            </w:r>
+          </w:p>
+        </w:tc>
+      </w:tr>
+      <w:tr>
+        <w:tc>
+          <w:tcPr>
+            <w:tcW w:w="1139" w:type="dxa"/>
+            <w:tcMar>
+              <w:top w:w="72" w:type="dxa"/>
+              <w:left w:w="115" w:type="dxa"/>
+              <w:bottom w:w="72" w:type="dxa"/>
+              <w:right w:w="115" w:type="dxa"/>
+            </w:tcMar>
+            <w:vAlign w:val="center"/>
+          </w:tcPr>
+          <w:p>
+            <w:pPr>
+              <w:jc w:val="center"/>
+              <w:rPr>
+                <w:rFonts w:asciiTheme="majorHAnsi" w:hAnsiTheme="majorHAnsi" w:cstheme="majorHAnsi"/>
+                <w:b/>
+                <w:bCs/>
+                <w:sz w:val="22"/>
+                <w:lang w:val="en-US"/>
+              </w:rPr>
+            </w:pPr>
+          </w:p>
+        </w:tc>
+        <w:tc>
+          <w:tcPr>
+            <w:tcW w:w="1578" w:type="dxa"/>
+            <w:tcMar>
+              <w:top w:w="72" w:type="dxa"/>
+              <w:left w:w="115" w:type="dxa"/>
+              <w:bottom w:w="72" w:type="dxa"/>
+              <w:right w:w="115" w:type="dxa"/>
+            </w:tcMar>
+            <w:vAlign w:val="center"/>
+          </w:tcPr>
+          <w:p>
+            <w:pPr>
+              <w:jc w:val="center"/>
+              <w:rPr>
+                <w:rFonts w:asciiTheme="majorHAnsi" w:hAnsiTheme="majorHAnsi" w:cstheme="majorHAnsi"/>
+                <w:sz w:val="22"/>
+                <w:lang w:val="en-US"/>
+              </w:rPr>
+            </w:pPr>
+          </w:p>
+        </w:tc>
+        <w:tc>
+          <w:tcPr>
+            <w:tcW w:w="2022" w:type="dxa"/>
+            <w:tcMar>
+              <w:top w:w="72" w:type="dxa"/>
+              <w:left w:w="115" w:type="dxa"/>
+              <w:bottom w:w="72" w:type="dxa"/>
+              <w:right w:w="115" w:type="dxa"/>
+            </w:tcMar>
+            <w:vAlign w:val="center"/>
+          </w:tcPr>
+          <w:p>
+            <w:pPr>
+              <w:jc w:val="center"/>
+              <w:rPr>
+                <w:rFonts w:asciiTheme="majorHAnsi" w:hAnsiTheme="majorHAnsi" w:cstheme="majorHAnsi"/>
+                <w:sz w:val="22"/>
+                <w:lang w:val="en-US"/>
+              </w:rPr>
+            </w:pPr>
+          </w:p>
+        </w:tc>
+      </w:tr>
+      <w:tr>
+        <w:tc>
+          <w:tcPr>
+            <w:tcW w:w="1139" w:type="dxa"/>
+            <w:tcMar>
+              <w:top w:w="72" w:type="dxa"/>
+              <w:left w:w="115" w:type="dxa"/>
+              <w:bottom w:w="72" w:type="dxa"/>
+              <w:right w:w="115" w:type="dxa"/>
+            </w:tcMar>
+            <w:vAlign w:val="center"/>
+          </w:tcPr>
+          <w:p>
+            <w:pPr>
+              <w:jc w:val="center"/>
+              <w:rPr>
+                <w:rFonts w:asciiTheme="majorHAnsi" w:hAnsiTheme="majorHAnsi" w:cstheme="majorHAnsi"/>
+                <w:b/>
+                <w:bCs/>
+                <w:sz w:val="22"/>
+                <w:lang w:val="en-US"/>
+              </w:rPr>
+            </w:pPr>
+            <w:r>
+              <w:rPr>
+                <w:rFonts w:asciiTheme="majorHAnsi" w:hAnsiTheme="majorHAnsi" w:cstheme="majorHAnsi" w:hint="eastAsia"/>
+                <w:b/>
+                <w:bCs/>
+                <w:sz w:val="22"/>
+                <w:lang w:val="en-US"/>
+              </w:rPr>
+              <w:t>初心者</w:t>
+            </w:r>
+          </w:p>
+        </w:tc>
+        <w:tc>
+          <w:tcPr>
+            <w:tcW w:w="1578" w:type="dxa"/>
+            <w:tcMar>
+              <w:top w:w="72" w:type="dxa"/>
+              <w:left w:w="115" w:type="dxa"/>
+              <w:bottom w:w="72" w:type="dxa"/>
+              <w:right w:w="115" w:type="dxa"/>
+            </w:tcMar>
+            <w:vAlign w:val="center"/>
+          </w:tcPr>
+          <w:p>
+            <w:pPr>
+              <w:jc w:val="center"/>
+              <w:rPr>
+                <w:rFonts w:asciiTheme="majorHAnsi" w:hAnsiTheme="majorHAnsi" w:cstheme="majorHAnsi"/>
+                <w:sz w:val="22"/>
+                <w:lang w:val="en-US"/>
+              </w:rPr>
+            </w:pPr>
+          </w:p>
+        </w:tc>
+        <w:tc>
+          <w:tcPr>
+            <w:tcW w:w="2022" w:type="dxa"/>
+            <w:tcMar>
+              <w:top w:w="72" w:type="dxa"/>
+              <w:left w:w="115" w:type="dxa"/>
+              <w:bottom w:w="72" w:type="dxa"/>
+              <w:right w:w="115" w:type="dxa"/>
+            </w:tcMar>
+            <w:vAlign w:val="center"/>
+          </w:tcPr>
+          <w:p>
+            <w:pPr>
+              <w:jc w:val="center"/>
+              <w:rPr>
+                <w:rFonts w:asciiTheme="majorHAnsi" w:hAnsiTheme="majorHAnsi" w:cstheme="majorHAnsi"/>
+                <w:sz w:val="22"/>
+                <w:lang w:val="en-US"/>
+              </w:rPr>
+            </w:pPr>
+          </w:p>
+        </w:tc>
+      </w:tr>
+      <w:tr>
+        <w:tc>
+          <w:tcPr>
+            <w:tcW w:w="1139" w:type="dxa"/>
+            <w:tcMar>
+              <w:top w:w="72" w:type="dxa"/>
+              <w:left w:w="115" w:type="dxa"/>
+              <w:bottom w:w="72" w:type="dxa"/>
+              <w:right w:w="115" w:type="dxa"/>
+            </w:tcMar>
+            <w:vAlign w:val="center"/>
+          </w:tcPr>
+          <w:p>
+            <w:pPr>
+              <w:jc w:val="center"/>
+              <w:rPr>
+                <w:rFonts w:asciiTheme="majorHAnsi" w:hAnsiTheme="majorHAnsi" w:cstheme="majorHAnsi" w:hint="eastAsia"/>
+                <w:b/>
+                <w:bCs/>
+                <w:sz w:val="22"/>
+                <w:lang w:val="en-US"/>
+              </w:rPr>
+            </w:pPr>
+            <w:r>
+              <w:rPr>
+                <w:rFonts w:asciiTheme="majorHAnsi" w:hAnsiTheme="majorHAnsi" w:cstheme="majorHAnsi" w:hint="eastAsia"/>
+                <w:b/>
+                <w:bCs/>
+                <w:sz w:val="22"/>
+                <w:lang w:val="en-US"/>
+              </w:rPr>
+              <w:t>信じる</w:t>
+            </w:r>
+          </w:p>
+        </w:tc>
+        <w:tc>
+          <w:tcPr>
+            <w:tcW w:w="1578" w:type="dxa"/>
+            <w:tcMar>
+              <w:top w:w="72" w:type="dxa"/>
+              <w:left w:w="115" w:type="dxa"/>
+              <w:bottom w:w="72" w:type="dxa"/>
+              <w:right w:w="115" w:type="dxa"/>
+            </w:tcMar>
+            <w:vAlign w:val="center"/>
+          </w:tcPr>
+          <w:p>
+            <w:pPr>
+              <w:jc w:val="center"/>
+              <w:rPr>
+                <w:rFonts w:asciiTheme="majorHAnsi" w:hAnsiTheme="majorHAnsi" w:cstheme="majorHAnsi"/>
+                <w:sz w:val="22"/>
+                <w:lang w:val="en-US"/>
+              </w:rPr>
+            </w:pPr>
+          </w:p>
+        </w:tc>
+        <w:tc>
+          <w:tcPr>
+            <w:tcW w:w="2022" w:type="dxa"/>
+            <w:tcMar>
+              <w:top w:w="72" w:type="dxa"/>
+              <w:left w:w="115" w:type="dxa"/>
+              <w:bottom w:w="72" w:type="dxa"/>
+              <w:right w:w="115" w:type="dxa"/>
+            </w:tcMar>
+            <w:vAlign w:val="center"/>
+          </w:tcPr>
+          <w:p>
+            <w:pPr>
+              <w:jc w:val="center"/>
+              <w:rPr>
+                <w:rFonts w:asciiTheme="majorHAnsi" w:hAnsiTheme="majorHAnsi" w:cstheme="majorHAnsi"/>
+                <w:sz w:val="22"/>
+                <w:lang w:val="en-US"/>
+              </w:rPr>
+            </w:pPr>
+          </w:p>
+        </w:tc>
+      </w:tr>
+      <w:tr>
+        <w:tc>
+          <w:tcPr>
+            <w:tcW w:w="1139" w:type="dxa"/>
+            <w:tcMar>
+              <w:top w:w="72" w:type="dxa"/>
+              <w:left w:w="115" w:type="dxa"/>
+              <w:bottom w:w="72" w:type="dxa"/>
+              <w:right w:w="115" w:type="dxa"/>
+            </w:tcMar>
+            <w:vAlign w:val="center"/>
+          </w:tcPr>
+          <w:p>
+            <w:pPr>
+              <w:jc w:val="center"/>
+              <w:rPr>
+                <w:rFonts w:asciiTheme="majorHAnsi" w:hAnsiTheme="majorHAnsi" w:cstheme="majorHAnsi" w:hint="eastAsia"/>
+                <w:b/>
+                <w:bCs/>
+                <w:sz w:val="22"/>
+                <w:lang w:val="en-US"/>
+              </w:rPr>
+            </w:pPr>
+          </w:p>
+        </w:tc>
+        <w:tc>
+          <w:tcPr>
+            <w:tcW w:w="1578" w:type="dxa"/>
+            <w:tcMar>
+              <w:top w:w="72" w:type="dxa"/>
+              <w:left w:w="115" w:type="dxa"/>
+              <w:bottom w:w="72" w:type="dxa"/>
+              <w:right w:w="115" w:type="dxa"/>
+            </w:tcMar>
+            <w:vAlign w:val="center"/>
+          </w:tcPr>
+          <w:p>
+            <w:pPr>
+              <w:jc w:val="center"/>
+              <w:rPr>
+                <w:rFonts w:asciiTheme="majorHAnsi" w:hAnsiTheme="majorHAnsi" w:cstheme="majorHAnsi"/>
+                <w:sz w:val="22"/>
+                <w:lang w:val="en-US"/>
+              </w:rPr>
+            </w:pPr>
+          </w:p>
+        </w:tc>
+        <w:tc>
+          <w:tcPr>
+            <w:tcW w:w="2022" w:type="dxa"/>
+            <w:tcMar>
+              <w:top w:w="72" w:type="dxa"/>
+              <w:left w:w="115" w:type="dxa"/>
+              <w:bottom w:w="72" w:type="dxa"/>
+              <w:right w:w="115" w:type="dxa"/>
+            </w:tcMar>
+            <w:vAlign w:val="center"/>
+          </w:tcPr>
+          <w:p>
+            <w:pPr>
+              <w:jc w:val="center"/>
+              <w:rPr>
+                <w:rFonts w:asciiTheme="majorHAnsi" w:hAnsiTheme="majorHAnsi" w:cstheme="majorHAnsi"/>
+                <w:sz w:val="22"/>
+                <w:lang w:val="en-US"/>
+              </w:rPr>
+            </w:pPr>
+          </w:p>
+        </w:tc>
+      </w:tr>
+      <w:tr>
+        <w:tc>
+          <w:tcPr>
+            <w:tcW w:w="1139" w:type="dxa"/>
+            <w:tcMar>
+              <w:top w:w="72" w:type="dxa"/>
+              <w:left w:w="115" w:type="dxa"/>
+              <w:bottom w:w="72" w:type="dxa"/>
+              <w:right w:w="115" w:type="dxa"/>
+            </w:tcMar>
+            <w:vAlign w:val="center"/>
+          </w:tcPr>
+          <w:p>
+            <w:pPr>
+              <w:jc w:val="center"/>
+              <w:rPr>
+                <w:rFonts w:asciiTheme="majorHAnsi" w:hAnsiTheme="majorHAnsi" w:cstheme="majorHAnsi" w:hint="eastAsia"/>
+                <w:b/>
+                <w:bCs/>
+                <w:sz w:val="22"/>
+                <w:lang w:val="en-US"/>
+              </w:rPr>
+            </w:pPr>
+            <w:r>
+              <w:rPr>
+                <w:rFonts w:asciiTheme="majorHAnsi" w:hAnsiTheme="majorHAnsi" w:cstheme="majorHAnsi" w:hint="eastAsia"/>
+                <w:b/>
+                <w:bCs/>
+                <w:sz w:val="22"/>
+                <w:lang w:val="en-US"/>
+              </w:rPr>
+              <w:t>頼む―頼る</w:t>
+            </w:r>
+          </w:p>
+        </w:tc>
+        <w:tc>
+          <w:tcPr>
+            <w:tcW w:w="1578" w:type="dxa"/>
+            <w:tcMar>
+              <w:top w:w="72" w:type="dxa"/>
+              <w:left w:w="115" w:type="dxa"/>
+              <w:bottom w:w="72" w:type="dxa"/>
+              <w:right w:w="115" w:type="dxa"/>
+            </w:tcMar>
+            <w:vAlign w:val="center"/>
+          </w:tcPr>
+          <w:p>
+            <w:pPr>
+              <w:jc w:val="center"/>
+              <w:rPr>
+                <w:rFonts w:asciiTheme="majorHAnsi" w:hAnsiTheme="majorHAnsi" w:cstheme="majorHAnsi"/>
+                <w:sz w:val="22"/>
+                <w:lang w:val="en-US"/>
+              </w:rPr>
+            </w:pPr>
+          </w:p>
+        </w:tc>
+        <w:tc>
+          <w:tcPr>
+            <w:tcW w:w="2022" w:type="dxa"/>
+            <w:tcMar>
+              <w:top w:w="72" w:type="dxa"/>
+              <w:left w:w="115" w:type="dxa"/>
+              <w:bottom w:w="72" w:type="dxa"/>
+              <w:right w:w="115" w:type="dxa"/>
+            </w:tcMar>
+            <w:vAlign w:val="center"/>
+          </w:tcPr>
+          <w:p>
+            <w:pPr>
+              <w:jc w:val="center"/>
+              <w:rPr>
+                <w:rFonts w:ascii="Calibri" w:hAnsi="Calibri" w:cs="Calibri" w:hint="eastAsia"/>
+                <w:sz w:val="22"/>
+              </w:rPr>
+            </w:pPr>
+          </w:p>
+        </w:tc>
+      </w:tr>
+      <w:tr>
+        <w:tc>
+          <w:tcPr>
+            <w:tcW w:w="1139" w:type="dxa"/>
+            <w:tcMar>
+              <w:top w:w="72" w:type="dxa"/>
+              <w:left w:w="115" w:type="dxa"/>
+              <w:bottom w:w="72" w:type="dxa"/>
+              <w:right w:w="115" w:type="dxa"/>
+            </w:tcMar>
+            <w:vAlign w:val="center"/>
+          </w:tcPr>
+          <w:p>
+            <w:pPr>
+              <w:jc w:val="center"/>
+              <w:rPr>
+                <w:rFonts w:asciiTheme="majorHAnsi" w:hAnsiTheme="majorHAnsi" w:cstheme="majorHAnsi"/>
+                <w:b/>
+                <w:bCs/>
+                <w:sz w:val="22"/>
+                <w:lang w:val="en-US"/>
+              </w:rPr>
+            </w:pPr>
+            <w:r>
+              <w:rPr>
+                <w:rFonts w:asciiTheme="majorHAnsi" w:hAnsiTheme="majorHAnsi" w:cstheme="majorHAnsi" w:hint="eastAsia"/>
+                <w:b/>
+                <w:bCs/>
+                <w:sz w:val="22"/>
+                <w:lang w:val="en-US"/>
+              </w:rPr>
+              <w:t>山頂</w:t>
+            </w:r>
+          </w:p>
+        </w:tc>
+        <w:tc>
+          <w:tcPr>
+            <w:tcW w:w="1578" w:type="dxa"/>
+            <w:tcMar>
+              <w:top w:w="72" w:type="dxa"/>
+              <w:left w:w="115" w:type="dxa"/>
+              <w:bottom w:w="72" w:type="dxa"/>
+              <w:right w:w="115" w:type="dxa"/>
+            </w:tcMar>
+            <w:vAlign w:val="center"/>
+          </w:tcPr>
+          <w:p>
+            <w:pPr>
+              <w:jc w:val="center"/>
+              <w:rPr>
+                <w:rFonts w:asciiTheme="majorHAnsi" w:hAnsiTheme="majorHAnsi" w:cstheme="majorHAnsi"/>
+                <w:sz w:val="22"/>
+                <w:lang w:val="en-US"/>
+              </w:rPr>
+            </w:pPr>
+            <w:r>
+              <w:rPr>
+                <w:rFonts w:asciiTheme="majorHAnsi" w:hAnsiTheme="majorHAnsi" w:cstheme="majorHAnsi" w:hint="eastAsia"/>
+                <w:sz w:val="22"/>
+                <w:lang w:val="en-US"/>
+              </w:rPr>
+              <w:t>さんちょ</w:t>
+            </w:r>
+          </w:p>
+        </w:tc>
+        <w:tc>
+          <w:tcPr>
+            <w:tcW w:w="2022" w:type="dxa"/>
+            <w:tcMar>
+              <w:top w:w="72" w:type="dxa"/>
+              <w:left w:w="115" w:type="dxa"/>
+              <w:bottom w:w="72" w:type="dxa"/>
+              <w:right w:w="115" w:type="dxa"/>
+            </w:tcMar>
+            <w:vAlign w:val="center"/>
+          </w:tcPr>
+          <w:p>
+            <w:pPr>
+              <w:jc w:val="center"/>
+              <w:rPr>
+                <w:rFonts w:asciiTheme="majorHAnsi" w:hAnsiTheme="majorHAnsi" w:cstheme="majorHAnsi"/>
+                <w:sz w:val="22"/>
+                <w:lang w:val="en-US"/>
+              </w:rPr>
+            </w:pPr>
+          </w:p>
+        </w:tc>
+      </w:tr>
+      <w:tr>
+        <w:tc>
+          <w:tcPr>
+            <w:tcW w:w="1139" w:type="dxa"/>
+            <w:tcMar>
+              <w:top w:w="72" w:type="dxa"/>
+              <w:left w:w="115" w:type="dxa"/>
+              <w:bottom w:w="72" w:type="dxa"/>
+              <w:right w:w="115" w:type="dxa"/>
+            </w:tcMar>
+            <w:vAlign w:val="center"/>
+          </w:tcPr>
+          <w:p>
+            <w:pPr>
+              <w:jc w:val="center"/>
+              <w:rPr>
+                <w:rFonts w:asciiTheme="majorHAnsi" w:hAnsiTheme="majorHAnsi" w:cstheme="majorHAnsi" w:hint="eastAsia"/>
+                <w:b/>
+                <w:bCs/>
+                <w:sz w:val="22"/>
+                <w:lang w:val="en-US"/>
+              </w:rPr>
+            </w:pPr>
+            <w:r>
+              <w:rPr>
+                <w:rFonts w:asciiTheme="majorHAnsi" w:hAnsiTheme="majorHAnsi" w:cstheme="majorHAnsi" w:hint="eastAsia"/>
+                <w:b/>
+                <w:bCs/>
+                <w:sz w:val="22"/>
+                <w:lang w:val="en-US"/>
+              </w:rPr>
+              <w:t>頂</w:t>
+            </w:r>
+            <w:r>
+              <w:rPr>
+                <w:rFonts w:asciiTheme="majorHAnsi" w:hAnsiTheme="majorHAnsi" w:cstheme="majorHAnsi" w:hint="eastAsia"/>
+                <w:b/>
+                <w:bCs/>
+                <w:sz w:val="22"/>
+                <w:lang w:val="en-US"/>
+              </w:rPr>
+              <w:t>上</w:t>
+            </w:r>
+          </w:p>
+        </w:tc>
+        <w:tc>
+          <w:tcPr>
+            <w:tcW w:w="1578" w:type="dxa"/>
+            <w:tcMar>
+              <w:top w:w="72" w:type="dxa"/>
+              <w:left w:w="115" w:type="dxa"/>
+              <w:bottom w:w="72" w:type="dxa"/>
+              <w:right w:w="115" w:type="dxa"/>
+            </w:tcMar>
+            <w:vAlign w:val="center"/>
+          </w:tcPr>
+          <w:p>
+            <w:pPr>
+              <w:jc w:val="center"/>
+              <w:rPr>
+                <w:rFonts w:asciiTheme="majorHAnsi" w:hAnsiTheme="majorHAnsi" w:cstheme="majorHAnsi" w:hint="eastAsia"/>
+                <w:sz w:val="22"/>
+                <w:lang w:val="en-US"/>
+              </w:rPr>
+            </w:pPr>
+          </w:p>
+        </w:tc>
+        <w:tc>
+          <w:tcPr>
+            <w:tcW w:w="2022" w:type="dxa"/>
+            <w:tcMar>
+              <w:top w:w="72" w:type="dxa"/>
+              <w:left w:w="115" w:type="dxa"/>
+              <w:bottom w:w="72" w:type="dxa"/>
+              <w:right w:w="115" w:type="dxa"/>
+            </w:tcMar>
+            <w:vAlign w:val="center"/>
+          </w:tcPr>
+          <w:p>
+            <w:pPr>
+              <w:jc w:val="center"/>
+              <w:rPr>
+                <w:rFonts w:asciiTheme="majorHAnsi" w:hAnsiTheme="majorHAnsi" w:cstheme="majorHAnsi"/>
+                <w:sz w:val="22"/>
+                <w:lang w:val="en-US"/>
+              </w:rPr>
+            </w:pPr>
+          </w:p>
+        </w:tc>
+      </w:tr>
+      <w:tr>
+        <w:tc>
+          <w:tcPr>
+            <w:tcW w:w="1139" w:type="dxa"/>
+            <w:tcMar>
+              <w:top w:w="72" w:type="dxa"/>
+              <w:left w:w="115" w:type="dxa"/>
+              <w:bottom w:w="72" w:type="dxa"/>
+              <w:right w:w="115" w:type="dxa"/>
+            </w:tcMar>
+            <w:vAlign w:val="center"/>
+          </w:tcPr>
+          <w:p>
+            <w:pPr>
+              <w:jc w:val="center"/>
+              <w:rPr>
+                <w:rFonts w:asciiTheme="majorHAnsi" w:hAnsiTheme="majorHAnsi" w:cstheme="majorHAnsi"/>
+                <w:b/>
+                <w:bCs/>
+                <w:sz w:val="22"/>
+                <w:lang w:val="en-US"/>
+              </w:rPr>
+            </w:pPr>
+          </w:p>
+        </w:tc>
+        <w:tc>
+          <w:tcPr>
+            <w:tcW w:w="1578" w:type="dxa"/>
+            <w:tcMar>
+              <w:top w:w="72" w:type="dxa"/>
+              <w:left w:w="115" w:type="dxa"/>
+              <w:bottom w:w="72" w:type="dxa"/>
+              <w:right w:w="115" w:type="dxa"/>
+            </w:tcMar>
+            <w:vAlign w:val="center"/>
+          </w:tcPr>
+          <w:p>
+            <w:pPr>
+              <w:jc w:val="center"/>
+              <w:rPr>
+                <w:rFonts w:asciiTheme="majorHAnsi" w:hAnsiTheme="majorHAnsi" w:cstheme="majorHAnsi"/>
+                <w:sz w:val="22"/>
+                <w:lang w:val="en-US"/>
+              </w:rPr>
+            </w:pPr>
+          </w:p>
+        </w:tc>
+        <w:tc>
+          <w:tcPr>
+            <w:tcW w:w="2022" w:type="dxa"/>
+            <w:tcMar>
+              <w:top w:w="72" w:type="dxa"/>
+              <w:left w:w="115" w:type="dxa"/>
+              <w:bottom w:w="72" w:type="dxa"/>
+              <w:right w:w="115" w:type="dxa"/>
+            </w:tcMar>
+            <w:vAlign w:val="center"/>
+          </w:tcPr>
+          <w:p>
+            <w:pPr>
+              <w:jc w:val="center"/>
+              <w:rPr>
+                <w:rFonts w:asciiTheme="majorHAnsi" w:hAnsiTheme="majorHAnsi" w:cstheme="majorHAnsi"/>
+                <w:sz w:val="22"/>
+                <w:lang w:val="en-US"/>
+              </w:rPr>
+            </w:pPr>
+          </w:p>
+        </w:tc>
+      </w:tr>
+      <w:tr>
+        <w:tc>
+          <w:tcPr>
+            <w:tcW w:w="1139" w:type="dxa"/>
+            <w:tcMar>
+              <w:top w:w="72" w:type="dxa"/>
+              <w:left w:w="115" w:type="dxa"/>
+              <w:bottom w:w="72" w:type="dxa"/>
+              <w:right w:w="115" w:type="dxa"/>
+            </w:tcMar>
+            <w:vAlign w:val="center"/>
+          </w:tcPr>
+          <w:p>
+            <w:pPr>
+              <w:jc w:val="center"/>
+              <w:rPr>
+                <w:rFonts w:asciiTheme="majorHAnsi" w:hAnsiTheme="majorHAnsi" w:cstheme="majorHAnsi" w:hint="eastAsia"/>
+                <w:b/>
+                <w:bCs/>
+                <w:sz w:val="22"/>
+              </w:rPr>
+            </w:pPr>
+            <w:r>
+              <w:rPr>
+                <w:rFonts w:asciiTheme="majorHAnsi" w:hAnsiTheme="majorHAnsi" w:cstheme="majorHAnsi" w:hint="eastAsia"/>
+                <w:b/>
+                <w:bCs/>
+                <w:sz w:val="22"/>
+              </w:rPr>
+              <w:t>一休み</w:t>
+            </w:r>
+          </w:p>
+        </w:tc>
+        <w:tc>
+          <w:tcPr>
+            <w:tcW w:w="1578" w:type="dxa"/>
+            <w:tcMar>
+              <w:top w:w="72" w:type="dxa"/>
+              <w:left w:w="115" w:type="dxa"/>
+              <w:bottom w:w="72" w:type="dxa"/>
+              <w:right w:w="115" w:type="dxa"/>
+            </w:tcMar>
+            <w:vAlign w:val="center"/>
+          </w:tcPr>
+          <w:p>
+            <w:pPr>
+              <w:jc w:val="center"/>
+              <w:rPr>
+                <w:rFonts w:asciiTheme="majorHAnsi" w:hAnsiTheme="majorHAnsi" w:cstheme="majorHAnsi"/>
+                <w:sz w:val="22"/>
+              </w:rPr>
+            </w:pPr>
+            <w:r>
+              <w:rPr>
+                <w:rFonts w:asciiTheme="majorHAnsi" w:hAnsiTheme="majorHAnsi" w:cstheme="majorHAnsi" w:hint="eastAsia"/>
+                <w:sz w:val="22"/>
+              </w:rPr>
+              <w:t>ひとやすみ</w:t>
+            </w:r>
+          </w:p>
+        </w:tc>
+        <w:tc>
+          <w:tcPr>
+            <w:tcW w:w="2022" w:type="dxa"/>
+            <w:tcMar>
+              <w:top w:w="72" w:type="dxa"/>
+              <w:left w:w="115" w:type="dxa"/>
+              <w:bottom w:w="72" w:type="dxa"/>
+              <w:right w:w="115" w:type="dxa"/>
+            </w:tcMar>
+            <w:vAlign w:val="center"/>
+          </w:tcPr>
+          <w:p>
+            <w:pPr>
+              <w:jc w:val="center"/>
+              <w:rPr>
+                <w:rFonts w:asciiTheme="majorHAnsi" w:hAnsiTheme="majorHAnsi" w:cstheme="majorHAnsi"/>
+                <w:sz w:val="22"/>
+                <w:lang w:val="en-US"/>
+              </w:rPr>
+            </w:pPr>
+            <w:r>
+              <w:rPr>
+                <w:rFonts w:asciiTheme="majorHAnsi" w:hAnsiTheme="majorHAnsi" w:cstheme="majorHAnsi"/>
+                <w:sz w:val="22"/>
+                <w:lang w:val="en-US"/>
+              </w:rPr>
+              <w:t>nghỉ 1 chút</w:t>
+            </w:r>
+          </w:p>
+        </w:tc>
+      </w:tr>
+    </w:tbl>
+    <w:p>
+      <w:pPr>
+        <w:rPr>
+          <w:b/>
+          <w:bCs/>
+          <w:sz w:val="24"/>
+          <w:szCs w:val="21"/>
+          <w:lang w:val="en-US"/>
+        </w:rPr>
+        <w:sectPr>
+          <w:type w:val="continuous"/>
+          <w:pgSz w:w="11906" w:h="16838"/>
+          <w:pgMar w:top="850" w:right="850" w:bottom="850" w:left="850" w:header="706" w:footer="706" w:gutter="0"/>
+          <w:cols w:num="2" w:space="708"/>
+          <w:docGrid w:linePitch="381"/>
+        </w:sectPr>
+      </w:pPr>
+    </w:p>
+    <w:tbl>
+      <w:tblPr>
+        <w:tblStyle w:val="TableGrid"/>
+        <w:tblW w:w="0" w:type="auto"/>
+        <w:tblLook w:val="04A0" w:firstRow="1" w:lastRow="0" w:firstColumn="1" w:lastColumn="0" w:noHBand="0" w:noVBand="1"/>
+      </w:tblPr>
+      <w:tblGrid>
+        <w:gridCol w:w="1139"/>
+        <w:gridCol w:w="1578"/>
+        <w:gridCol w:w="2022"/>
+      </w:tblGrid>
+      <w:tr>
+        <w:tc>
+          <w:tcPr>
+            <w:tcW w:w="1139" w:type="dxa"/>
+            <w:tcMar>
+              <w:top w:w="72" w:type="dxa"/>
+              <w:left w:w="115" w:type="dxa"/>
+              <w:bottom w:w="72" w:type="dxa"/>
+              <w:right w:w="115" w:type="dxa"/>
+            </w:tcMar>
+            <w:vAlign w:val="center"/>
+          </w:tcPr>
+          <w:p>
+            <w:pPr>
+              <w:jc w:val="center"/>
+              <w:rPr>
+                <w:rFonts w:asciiTheme="majorHAnsi" w:hAnsiTheme="majorHAnsi" w:cstheme="majorHAnsi" w:hint="eastAsia"/>
+                <w:b/>
+                <w:bCs/>
+                <w:sz w:val="22"/>
+                <w:lang w:val="en-US"/>
+              </w:rPr>
+            </w:pPr>
+          </w:p>
+        </w:tc>
+        <w:tc>
+          <w:tcPr>
+            <w:tcW w:w="1578" w:type="dxa"/>
+            <w:tcMar>
+              <w:top w:w="72" w:type="dxa"/>
+              <w:left w:w="115" w:type="dxa"/>
+              <w:bottom w:w="72" w:type="dxa"/>
+              <w:right w:w="115" w:type="dxa"/>
+            </w:tcMar>
+            <w:vAlign w:val="center"/>
+          </w:tcPr>
+          <w:p>
+            <w:pPr>
+              <w:jc w:val="center"/>
+              <w:rPr>
+                <w:rFonts w:asciiTheme="majorHAnsi" w:hAnsiTheme="majorHAnsi" w:cstheme="majorHAnsi" w:hint="eastAsia"/>
+                <w:sz w:val="22"/>
+                <w:lang w:val="en-US"/>
+              </w:rPr>
+            </w:pPr>
+          </w:p>
+        </w:tc>
+        <w:tc>
+          <w:tcPr>
+            <w:tcW w:w="2022" w:type="dxa"/>
+            <w:tcMar>
+              <w:top w:w="72" w:type="dxa"/>
+              <w:left w:w="115" w:type="dxa"/>
+              <w:bottom w:w="72" w:type="dxa"/>
+              <w:right w:w="115" w:type="dxa"/>
+            </w:tcMar>
+            <w:vAlign w:val="center"/>
+          </w:tcPr>
+          <w:p>
+            <w:pPr>
+              <w:jc w:val="center"/>
+              <w:rPr>
+                <w:rFonts w:asciiTheme="majorHAnsi" w:hAnsiTheme="majorHAnsi" w:cstheme="majorHAnsi"/>
+                <w:sz w:val="22"/>
+                <w:lang w:val="en-US"/>
+              </w:rPr>
+            </w:pPr>
+          </w:p>
+        </w:tc>
+      </w:tr>
+      <w:tr>
+        <w:tc>
+          <w:tcPr>
+            <w:tcW w:w="1139" w:type="dxa"/>
+            <w:tcMar>
+              <w:top w:w="72" w:type="dxa"/>
+              <w:left w:w="115" w:type="dxa"/>
+              <w:bottom w:w="72" w:type="dxa"/>
+              <w:right w:w="115" w:type="dxa"/>
+            </w:tcMar>
+            <w:vAlign w:val="center"/>
+          </w:tcPr>
+          <w:p>
+            <w:pPr>
+              <w:jc w:val="center"/>
+              <w:rPr>
+                <w:rFonts w:asciiTheme="majorHAnsi" w:hAnsiTheme="majorHAnsi" w:cstheme="majorHAnsi"/>
+                <w:b/>
+                <w:bCs/>
+                <w:sz w:val="22"/>
+                <w:lang w:val="en-US"/>
+              </w:rPr>
+            </w:pPr>
+          </w:p>
+        </w:tc>
+        <w:tc>
+          <w:tcPr>
+            <w:tcW w:w="1578" w:type="dxa"/>
+            <w:tcMar>
+              <w:top w:w="72" w:type="dxa"/>
+              <w:left w:w="115" w:type="dxa"/>
+              <w:bottom w:w="72" w:type="dxa"/>
+              <w:right w:w="115" w:type="dxa"/>
+            </w:tcMar>
+            <w:vAlign w:val="center"/>
+          </w:tcPr>
+          <w:p>
+            <w:pPr>
+              <w:jc w:val="center"/>
+              <w:rPr>
+                <w:rFonts w:asciiTheme="majorHAnsi" w:hAnsiTheme="majorHAnsi" w:cstheme="majorHAnsi"/>
+                <w:sz w:val="22"/>
+                <w:lang w:val="en-US"/>
+              </w:rPr>
+            </w:pPr>
+          </w:p>
+        </w:tc>
+        <w:tc>
+          <w:tcPr>
+            <w:tcW w:w="2022" w:type="dxa"/>
+            <w:tcMar>
+              <w:top w:w="72" w:type="dxa"/>
+              <w:left w:w="115" w:type="dxa"/>
+              <w:bottom w:w="72" w:type="dxa"/>
+              <w:right w:w="115" w:type="dxa"/>
+            </w:tcMar>
+            <w:vAlign w:val="center"/>
+          </w:tcPr>
+          <w:p>
+            <w:pPr>
+              <w:jc w:val="center"/>
+              <w:rPr>
+                <w:rFonts w:asciiTheme="majorHAnsi" w:hAnsiTheme="majorHAnsi" w:cstheme="majorHAnsi"/>
+                <w:sz w:val="22"/>
+                <w:lang w:val="en-US"/>
+              </w:rPr>
+            </w:pPr>
+          </w:p>
+        </w:tc>
+      </w:tr>
+      <w:tr>
+        <w:tc>
+          <w:tcPr>
+            <w:tcW w:w="1139" w:type="dxa"/>
+            <w:tcMar>
+              <w:top w:w="72" w:type="dxa"/>
+              <w:left w:w="115" w:type="dxa"/>
+              <w:bottom w:w="72" w:type="dxa"/>
+              <w:right w:w="115" w:type="dxa"/>
+            </w:tcMar>
+            <w:vAlign w:val="center"/>
+          </w:tcPr>
+          <w:p>
+            <w:pPr>
+              <w:jc w:val="center"/>
+              <w:rPr>
+                <w:rFonts w:asciiTheme="majorHAnsi" w:hAnsiTheme="majorHAnsi" w:cstheme="majorHAnsi"/>
+                <w:b/>
+                <w:bCs/>
+                <w:sz w:val="22"/>
+                <w:lang w:val="en-US"/>
+              </w:rPr>
+            </w:pPr>
+          </w:p>
+        </w:tc>
+        <w:tc>
+          <w:tcPr>
+            <w:tcW w:w="1578" w:type="dxa"/>
+            <w:tcMar>
+              <w:top w:w="72" w:type="dxa"/>
+              <w:left w:w="115" w:type="dxa"/>
+              <w:bottom w:w="72" w:type="dxa"/>
+              <w:right w:w="115" w:type="dxa"/>
+            </w:tcMar>
+            <w:vAlign w:val="center"/>
+          </w:tcPr>
+          <w:p>
+            <w:pPr>
+              <w:jc w:val="center"/>
+              <w:rPr>
+                <w:rFonts w:asciiTheme="majorHAnsi" w:hAnsiTheme="majorHAnsi" w:cstheme="majorHAnsi"/>
+                <w:sz w:val="22"/>
+                <w:lang w:val="en-US"/>
+              </w:rPr>
+            </w:pPr>
+          </w:p>
+        </w:tc>
+        <w:tc>
+          <w:tcPr>
+            <w:tcW w:w="2022" w:type="dxa"/>
+            <w:tcMar>
+              <w:top w:w="72" w:type="dxa"/>
+              <w:left w:w="115" w:type="dxa"/>
+              <w:bottom w:w="72" w:type="dxa"/>
+              <w:right w:w="115" w:type="dxa"/>
+            </w:tcMar>
+            <w:vAlign w:val="center"/>
+          </w:tcPr>
+          <w:p>
+            <w:pPr>
+              <w:jc w:val="center"/>
+              <w:rPr>
+                <w:rFonts w:asciiTheme="majorHAnsi" w:hAnsiTheme="majorHAnsi" w:cstheme="majorHAnsi"/>
+                <w:sz w:val="22"/>
+                <w:lang w:val="en-US"/>
+              </w:rPr>
+            </w:pPr>
+          </w:p>
+        </w:tc>
+      </w:tr>
+      <w:tr>
+        <w:tc>
+          <w:tcPr>
+            <w:tcW w:w="1139" w:type="dxa"/>
+            <w:tcMar>
+              <w:top w:w="72" w:type="dxa"/>
+              <w:left w:w="115" w:type="dxa"/>
+              <w:bottom w:w="72" w:type="dxa"/>
+              <w:right w:w="115" w:type="dxa"/>
+            </w:tcMar>
+            <w:vAlign w:val="center"/>
+          </w:tcPr>
+          <w:p>
+            <w:pPr>
+              <w:jc w:val="center"/>
+              <w:rPr>
+                <w:rFonts w:asciiTheme="majorHAnsi" w:hAnsiTheme="majorHAnsi" w:cstheme="majorHAnsi" w:hint="eastAsia"/>
+                <w:b/>
+                <w:bCs/>
+                <w:sz w:val="22"/>
+                <w:lang w:val="en-US"/>
+              </w:rPr>
+            </w:pPr>
+          </w:p>
+        </w:tc>
+        <w:tc>
+          <w:tcPr>
+            <w:tcW w:w="1578" w:type="dxa"/>
+            <w:tcMar>
+              <w:top w:w="72" w:type="dxa"/>
+              <w:left w:w="115" w:type="dxa"/>
+              <w:bottom w:w="72" w:type="dxa"/>
+              <w:right w:w="115" w:type="dxa"/>
+            </w:tcMar>
+            <w:vAlign w:val="center"/>
+          </w:tcPr>
+          <w:p>
+            <w:pPr>
+              <w:jc w:val="center"/>
+              <w:rPr>
+                <w:rFonts w:asciiTheme="majorHAnsi" w:hAnsiTheme="majorHAnsi" w:cstheme="majorHAnsi"/>
+                <w:sz w:val="22"/>
+                <w:lang w:val="en-US"/>
+              </w:rPr>
+            </w:pPr>
+          </w:p>
+        </w:tc>
+        <w:tc>
+          <w:tcPr>
+            <w:tcW w:w="2022" w:type="dxa"/>
+            <w:tcMar>
+              <w:top w:w="72" w:type="dxa"/>
+              <w:left w:w="115" w:type="dxa"/>
+              <w:bottom w:w="72" w:type="dxa"/>
+              <w:right w:w="115" w:type="dxa"/>
+            </w:tcMar>
+            <w:vAlign w:val="center"/>
+          </w:tcPr>
+          <w:p>
+            <w:pPr>
+              <w:jc w:val="center"/>
+              <w:rPr>
+                <w:rFonts w:asciiTheme="majorHAnsi" w:hAnsiTheme="majorHAnsi" w:cstheme="majorHAnsi"/>
+                <w:sz w:val="22"/>
+                <w:lang w:val="en-US"/>
+              </w:rPr>
+            </w:pPr>
+          </w:p>
+        </w:tc>
+      </w:tr>
+      <w:tr>
+        <w:tc>
+          <w:tcPr>
+            <w:tcW w:w="1139" w:type="dxa"/>
+            <w:tcMar>
+              <w:top w:w="72" w:type="dxa"/>
+              <w:left w:w="115" w:type="dxa"/>
+              <w:bottom w:w="72" w:type="dxa"/>
+              <w:right w:w="115" w:type="dxa"/>
+            </w:tcMar>
+            <w:vAlign w:val="center"/>
+          </w:tcPr>
+          <w:p>
+            <w:pPr>
+              <w:jc w:val="center"/>
+              <w:rPr>
+                <w:rFonts w:asciiTheme="majorHAnsi" w:hAnsiTheme="majorHAnsi" w:cstheme="majorHAnsi" w:hint="eastAsia"/>
+                <w:b/>
+                <w:bCs/>
+                <w:sz w:val="22"/>
+                <w:lang w:val="en-US"/>
+              </w:rPr>
+            </w:pPr>
+          </w:p>
+        </w:tc>
+        <w:tc>
+          <w:tcPr>
+            <w:tcW w:w="1578" w:type="dxa"/>
+            <w:tcMar>
+              <w:top w:w="72" w:type="dxa"/>
+              <w:left w:w="115" w:type="dxa"/>
+              <w:bottom w:w="72" w:type="dxa"/>
+              <w:right w:w="115" w:type="dxa"/>
+            </w:tcMar>
+            <w:vAlign w:val="center"/>
+          </w:tcPr>
+          <w:p>
+            <w:pPr>
+              <w:jc w:val="center"/>
+              <w:rPr>
+                <w:rFonts w:asciiTheme="majorHAnsi" w:hAnsiTheme="majorHAnsi" w:cstheme="majorHAnsi"/>
+                <w:sz w:val="22"/>
+                <w:lang w:val="en-US"/>
+              </w:rPr>
+            </w:pPr>
+          </w:p>
+        </w:tc>
+        <w:tc>
+          <w:tcPr>
+            <w:tcW w:w="2022" w:type="dxa"/>
+            <w:tcMar>
+              <w:top w:w="72" w:type="dxa"/>
+              <w:left w:w="115" w:type="dxa"/>
+              <w:bottom w:w="72" w:type="dxa"/>
+              <w:right w:w="115" w:type="dxa"/>
+            </w:tcMar>
+            <w:vAlign w:val="center"/>
+          </w:tcPr>
+          <w:p>
+            <w:pPr>
+              <w:jc w:val="center"/>
+              <w:rPr>
+                <w:rFonts w:asciiTheme="majorHAnsi" w:hAnsiTheme="majorHAnsi" w:cstheme="majorHAnsi"/>
+                <w:sz w:val="22"/>
+                <w:lang w:val="en-US"/>
+              </w:rPr>
+            </w:pPr>
+          </w:p>
+        </w:tc>
+      </w:tr>
+      <w:tr>
+        <w:tc>
+          <w:tcPr>
+            <w:tcW w:w="1139" w:type="dxa"/>
+            <w:tcMar>
+              <w:top w:w="72" w:type="dxa"/>
+              <w:left w:w="115" w:type="dxa"/>
+              <w:bottom w:w="72" w:type="dxa"/>
+              <w:right w:w="115" w:type="dxa"/>
+            </w:tcMar>
+            <w:vAlign w:val="center"/>
+          </w:tcPr>
+          <w:p>
+            <w:pPr>
+              <w:jc w:val="center"/>
+              <w:rPr>
+                <w:rFonts w:asciiTheme="majorHAnsi" w:hAnsiTheme="majorHAnsi" w:cstheme="majorHAnsi" w:hint="eastAsia"/>
+                <w:b/>
+                <w:bCs/>
+                <w:sz w:val="22"/>
+                <w:lang w:val="en-US"/>
+              </w:rPr>
+            </w:pPr>
+          </w:p>
+        </w:tc>
+        <w:tc>
+          <w:tcPr>
+            <w:tcW w:w="1578" w:type="dxa"/>
+            <w:tcMar>
+              <w:top w:w="72" w:type="dxa"/>
+              <w:left w:w="115" w:type="dxa"/>
+              <w:bottom w:w="72" w:type="dxa"/>
+              <w:right w:w="115" w:type="dxa"/>
+            </w:tcMar>
+            <w:vAlign w:val="center"/>
+          </w:tcPr>
+          <w:p>
+            <w:pPr>
+              <w:jc w:val="center"/>
+              <w:rPr>
+                <w:rFonts w:asciiTheme="majorHAnsi" w:hAnsiTheme="majorHAnsi" w:cstheme="majorHAnsi"/>
+                <w:sz w:val="22"/>
+                <w:lang w:val="en-US"/>
+              </w:rPr>
+            </w:pPr>
+          </w:p>
+        </w:tc>
+        <w:tc>
+          <w:tcPr>
+            <w:tcW w:w="2022" w:type="dxa"/>
+            <w:tcMar>
+              <w:top w:w="72" w:type="dxa"/>
+              <w:left w:w="115" w:type="dxa"/>
+              <w:bottom w:w="72" w:type="dxa"/>
+              <w:right w:w="115" w:type="dxa"/>
+            </w:tcMar>
+            <w:vAlign w:val="center"/>
+          </w:tcPr>
+          <w:p>
+            <w:pPr>
+              <w:jc w:val="center"/>
+              <w:rPr>
+                <w:rFonts w:ascii="Calibri" w:hAnsi="Calibri" w:cs="Calibri" w:hint="eastAsia"/>
+                <w:sz w:val="22"/>
+              </w:rPr>
+            </w:pPr>
+          </w:p>
+        </w:tc>
+      </w:tr>
+      <w:tr>
+        <w:tc>
+          <w:tcPr>
+            <w:tcW w:w="1139" w:type="dxa"/>
+            <w:tcMar>
+              <w:top w:w="72" w:type="dxa"/>
+              <w:left w:w="115" w:type="dxa"/>
+              <w:bottom w:w="72" w:type="dxa"/>
+              <w:right w:w="115" w:type="dxa"/>
+            </w:tcMar>
+            <w:vAlign w:val="center"/>
+          </w:tcPr>
+          <w:p>
+            <w:pPr>
+              <w:jc w:val="center"/>
+              <w:rPr>
+                <w:rFonts w:asciiTheme="majorHAnsi" w:hAnsiTheme="majorHAnsi" w:cstheme="majorHAnsi"/>
+                <w:b/>
+                <w:bCs/>
+                <w:sz w:val="22"/>
+                <w:lang w:val="en-US"/>
+              </w:rPr>
+            </w:pPr>
+          </w:p>
+        </w:tc>
+        <w:tc>
+          <w:tcPr>
+            <w:tcW w:w="1578" w:type="dxa"/>
+            <w:tcMar>
+              <w:top w:w="72" w:type="dxa"/>
+              <w:left w:w="115" w:type="dxa"/>
+              <w:bottom w:w="72" w:type="dxa"/>
+              <w:right w:w="115" w:type="dxa"/>
+            </w:tcMar>
+            <w:vAlign w:val="center"/>
+          </w:tcPr>
+          <w:p>
+            <w:pPr>
+              <w:jc w:val="center"/>
+              <w:rPr>
+                <w:rFonts w:asciiTheme="majorHAnsi" w:hAnsiTheme="majorHAnsi" w:cstheme="majorHAnsi"/>
+                <w:sz w:val="22"/>
+                <w:lang w:val="en-US"/>
+              </w:rPr>
+            </w:pPr>
+          </w:p>
+        </w:tc>
+        <w:tc>
+          <w:tcPr>
+            <w:tcW w:w="2022" w:type="dxa"/>
+            <w:tcMar>
+              <w:top w:w="72" w:type="dxa"/>
+              <w:left w:w="115" w:type="dxa"/>
+              <w:bottom w:w="72" w:type="dxa"/>
+              <w:right w:w="115" w:type="dxa"/>
+            </w:tcMar>
+            <w:vAlign w:val="center"/>
+          </w:tcPr>
+          <w:p>
+            <w:pPr>
+              <w:jc w:val="center"/>
+              <w:rPr>
+                <w:rFonts w:asciiTheme="majorHAnsi" w:hAnsiTheme="majorHAnsi" w:cstheme="majorHAnsi"/>
+                <w:sz w:val="22"/>
+                <w:lang w:val="en-US"/>
+              </w:rPr>
+            </w:pPr>
+          </w:p>
+        </w:tc>
+      </w:tr>
+      <w:tr>
+        <w:tc>
+          <w:tcPr>
+            <w:tcW w:w="1139" w:type="dxa"/>
+            <w:tcMar>
+              <w:top w:w="72" w:type="dxa"/>
+              <w:left w:w="115" w:type="dxa"/>
+              <w:bottom w:w="72" w:type="dxa"/>
+              <w:right w:w="115" w:type="dxa"/>
+            </w:tcMar>
+            <w:vAlign w:val="center"/>
+          </w:tcPr>
+          <w:p>
+            <w:pPr>
+              <w:jc w:val="center"/>
+              <w:rPr>
+                <w:rFonts w:asciiTheme="majorHAnsi" w:hAnsiTheme="majorHAnsi" w:cstheme="majorHAnsi" w:hint="eastAsia"/>
+                <w:b/>
+                <w:bCs/>
+                <w:sz w:val="22"/>
+                <w:lang w:val="en-US"/>
+              </w:rPr>
+            </w:pPr>
+          </w:p>
+        </w:tc>
+        <w:tc>
+          <w:tcPr>
+            <w:tcW w:w="1578" w:type="dxa"/>
+            <w:tcMar>
+              <w:top w:w="72" w:type="dxa"/>
+              <w:left w:w="115" w:type="dxa"/>
+              <w:bottom w:w="72" w:type="dxa"/>
+              <w:right w:w="115" w:type="dxa"/>
+            </w:tcMar>
+            <w:vAlign w:val="center"/>
+          </w:tcPr>
+          <w:p>
+            <w:pPr>
+              <w:jc w:val="center"/>
+              <w:rPr>
+                <w:rFonts w:asciiTheme="majorHAnsi" w:hAnsiTheme="majorHAnsi" w:cstheme="majorHAnsi" w:hint="eastAsia"/>
+                <w:sz w:val="22"/>
+                <w:lang w:val="en-US"/>
+              </w:rPr>
+            </w:pPr>
+          </w:p>
+        </w:tc>
+        <w:tc>
+          <w:tcPr>
+            <w:tcW w:w="2022" w:type="dxa"/>
+            <w:tcMar>
+              <w:top w:w="72" w:type="dxa"/>
+              <w:left w:w="115" w:type="dxa"/>
+              <w:bottom w:w="72" w:type="dxa"/>
+              <w:right w:w="115" w:type="dxa"/>
+            </w:tcMar>
+            <w:vAlign w:val="center"/>
+          </w:tcPr>
+          <w:p>
+            <w:pPr>
+              <w:jc w:val="center"/>
+              <w:rPr>
+                <w:rFonts w:asciiTheme="majorHAnsi" w:hAnsiTheme="majorHAnsi" w:cstheme="majorHAnsi"/>
+                <w:sz w:val="22"/>
+                <w:lang w:val="en-US"/>
+              </w:rPr>
+            </w:pPr>
+          </w:p>
+        </w:tc>
+      </w:tr>
+      <w:tr>
+        <w:tc>
+          <w:tcPr>
+            <w:tcW w:w="1139" w:type="dxa"/>
+            <w:tcMar>
+              <w:top w:w="72" w:type="dxa"/>
+              <w:left w:w="115" w:type="dxa"/>
+              <w:bottom w:w="72" w:type="dxa"/>
+              <w:right w:w="115" w:type="dxa"/>
+            </w:tcMar>
+            <w:vAlign w:val="center"/>
+          </w:tcPr>
+          <w:p>
+            <w:pPr>
+              <w:jc w:val="center"/>
+              <w:rPr>
+                <w:rFonts w:asciiTheme="majorHAnsi" w:hAnsiTheme="majorHAnsi" w:cstheme="majorHAnsi"/>
+                <w:b/>
+                <w:bCs/>
+                <w:sz w:val="22"/>
+                <w:lang w:val="en-US"/>
+              </w:rPr>
+            </w:pPr>
+          </w:p>
+        </w:tc>
+        <w:tc>
+          <w:tcPr>
+            <w:tcW w:w="1578" w:type="dxa"/>
+            <w:tcMar>
+              <w:top w:w="72" w:type="dxa"/>
+              <w:left w:w="115" w:type="dxa"/>
+              <w:bottom w:w="72" w:type="dxa"/>
+              <w:right w:w="115" w:type="dxa"/>
+            </w:tcMar>
+            <w:vAlign w:val="center"/>
+          </w:tcPr>
+          <w:p>
+            <w:pPr>
+              <w:jc w:val="center"/>
+              <w:rPr>
+                <w:rFonts w:asciiTheme="majorHAnsi" w:hAnsiTheme="majorHAnsi" w:cstheme="majorHAnsi"/>
+                <w:sz w:val="22"/>
+                <w:lang w:val="en-US"/>
+              </w:rPr>
+            </w:pPr>
+          </w:p>
+        </w:tc>
+        <w:tc>
+          <w:tcPr>
+            <w:tcW w:w="2022" w:type="dxa"/>
+            <w:tcMar>
+              <w:top w:w="72" w:type="dxa"/>
+              <w:left w:w="115" w:type="dxa"/>
+              <w:bottom w:w="72" w:type="dxa"/>
+              <w:right w:w="115" w:type="dxa"/>
+            </w:tcMar>
+            <w:vAlign w:val="center"/>
+          </w:tcPr>
+          <w:p>
+            <w:pPr>
+              <w:jc w:val="center"/>
+              <w:rPr>
+                <w:rFonts w:asciiTheme="majorHAnsi" w:hAnsiTheme="majorHAnsi" w:cstheme="majorHAnsi"/>
+                <w:sz w:val="22"/>
+                <w:lang w:val="en-US"/>
+              </w:rPr>
+            </w:pPr>
+          </w:p>
+        </w:tc>
+      </w:tr>
+      <w:tr>
+        <w:tc>
+          <w:tcPr>
+            <w:tcW w:w="1139" w:type="dxa"/>
+            <w:tcMar>
+              <w:top w:w="72" w:type="dxa"/>
+              <w:left w:w="115" w:type="dxa"/>
+              <w:bottom w:w="72" w:type="dxa"/>
+              <w:right w:w="115" w:type="dxa"/>
+            </w:tcMar>
+            <w:vAlign w:val="center"/>
+          </w:tcPr>
+          <w:p>
+            <w:pPr>
+              <w:jc w:val="center"/>
+              <w:rPr>
+                <w:rFonts w:asciiTheme="majorHAnsi" w:hAnsiTheme="majorHAnsi" w:cstheme="majorHAnsi" w:hint="eastAsia"/>
+                <w:b/>
+                <w:bCs/>
+                <w:sz w:val="22"/>
+              </w:rPr>
+            </w:pPr>
+          </w:p>
+        </w:tc>
+        <w:tc>
+          <w:tcPr>
+            <w:tcW w:w="1578" w:type="dxa"/>
+            <w:tcMar>
+              <w:top w:w="72" w:type="dxa"/>
+              <w:left w:w="115" w:type="dxa"/>
+              <w:bottom w:w="72" w:type="dxa"/>
+              <w:right w:w="115" w:type="dxa"/>
+            </w:tcMar>
+            <w:vAlign w:val="center"/>
+          </w:tcPr>
+          <w:p>
+            <w:pPr>
+              <w:jc w:val="center"/>
+              <w:rPr>
+                <w:rFonts w:asciiTheme="majorHAnsi" w:hAnsiTheme="majorHAnsi" w:cstheme="majorHAnsi"/>
+                <w:sz w:val="22"/>
+              </w:rPr>
+            </w:pPr>
+          </w:p>
+        </w:tc>
+        <w:tc>
+          <w:tcPr>
+            <w:tcW w:w="2022" w:type="dxa"/>
+            <w:tcMar>
+              <w:top w:w="72" w:type="dxa"/>
+              <w:left w:w="115" w:type="dxa"/>
+              <w:bottom w:w="72" w:type="dxa"/>
+              <w:right w:w="115" w:type="dxa"/>
+            </w:tcMar>
+            <w:vAlign w:val="center"/>
+          </w:tcPr>
+          <w:p>
+            <w:pPr>
+              <w:jc w:val="center"/>
+              <w:rPr>
+                <w:rFonts w:asciiTheme="majorHAnsi" w:hAnsiTheme="majorHAnsi" w:cstheme="majorHAnsi"/>
+                <w:sz w:val="22"/>
+                <w:lang w:val="en-US"/>
+              </w:rPr>
+            </w:pPr>
+          </w:p>
+        </w:tc>
+      </w:tr>
+    </w:tbl>
+    <w:p>
+      <w:pPr>
+        <w:rPr>
+          <w:b/>
+          <w:bCs/>
+          <w:sz w:val="24"/>
+          <w:szCs w:val="21"/>
+          <w:lang w:val="en-US"/>
+        </w:rPr>
+      </w:pPr>
+    </w:p>
+    <w:tbl>
+      <w:tblPr>
+        <w:tblStyle w:val="TableGrid"/>
+        <w:tblW w:w="0" w:type="auto"/>
+        <w:tblLook w:val="04A0" w:firstRow="1" w:lastRow="0" w:firstColumn="1" w:lastColumn="0" w:noHBand="0" w:noVBand="1"/>
+      </w:tblPr>
+      <w:tblGrid>
+        <w:gridCol w:w="1139"/>
+        <w:gridCol w:w="1578"/>
+        <w:gridCol w:w="2022"/>
+      </w:tblGrid>
+      <w:tr>
+        <w:tc>
+          <w:tcPr>
+            <w:tcW w:w="1139" w:type="dxa"/>
+            <w:tcMar>
+              <w:top w:w="72" w:type="dxa"/>
+              <w:left w:w="115" w:type="dxa"/>
+              <w:bottom w:w="72" w:type="dxa"/>
+              <w:right w:w="115" w:type="dxa"/>
+            </w:tcMar>
+            <w:vAlign w:val="center"/>
+          </w:tcPr>
+          <w:p>
+            <w:pPr>
+              <w:jc w:val="center"/>
+              <w:rPr>
+                <w:rFonts w:asciiTheme="majorHAnsi" w:hAnsiTheme="majorHAnsi" w:cstheme="majorHAnsi" w:hint="eastAsia"/>
+                <w:b/>
+                <w:bCs/>
+                <w:sz w:val="22"/>
+                <w:lang w:val="en-US"/>
+              </w:rPr>
+            </w:pPr>
+          </w:p>
+        </w:tc>
+        <w:tc>
+          <w:tcPr>
+            <w:tcW w:w="1578" w:type="dxa"/>
+            <w:tcMar>
+              <w:top w:w="72" w:type="dxa"/>
+              <w:left w:w="115" w:type="dxa"/>
+              <w:bottom w:w="72" w:type="dxa"/>
+              <w:right w:w="115" w:type="dxa"/>
+            </w:tcMar>
+            <w:vAlign w:val="center"/>
+          </w:tcPr>
+          <w:p>
+            <w:pPr>
+              <w:jc w:val="center"/>
+              <w:rPr>
+                <w:rFonts w:asciiTheme="majorHAnsi" w:hAnsiTheme="majorHAnsi" w:cstheme="majorHAnsi" w:hint="eastAsia"/>
+                <w:sz w:val="22"/>
+                <w:lang w:val="en-US"/>
+              </w:rPr>
+            </w:pPr>
+          </w:p>
+        </w:tc>
+        <w:tc>
+          <w:tcPr>
+            <w:tcW w:w="2022" w:type="dxa"/>
+            <w:tcMar>
+              <w:top w:w="72" w:type="dxa"/>
+              <w:left w:w="115" w:type="dxa"/>
+              <w:bottom w:w="72" w:type="dxa"/>
+              <w:right w:w="115" w:type="dxa"/>
+            </w:tcMar>
+            <w:vAlign w:val="center"/>
+          </w:tcPr>
+          <w:p>
+            <w:pPr>
+              <w:jc w:val="center"/>
+              <w:rPr>
+                <w:rFonts w:asciiTheme="majorHAnsi" w:hAnsiTheme="majorHAnsi" w:cstheme="majorHAnsi"/>
+                <w:sz w:val="22"/>
+                <w:lang w:val="en-US"/>
+              </w:rPr>
+            </w:pPr>
+          </w:p>
+        </w:tc>
+      </w:tr>
+      <w:tr>
+        <w:tc>
+          <w:tcPr>
+            <w:tcW w:w="1139" w:type="dxa"/>
+            <w:tcMar>
+              <w:top w:w="72" w:type="dxa"/>
+              <w:left w:w="115" w:type="dxa"/>
+              <w:bottom w:w="72" w:type="dxa"/>
+              <w:right w:w="115" w:type="dxa"/>
+            </w:tcMar>
+            <w:vAlign w:val="center"/>
+          </w:tcPr>
+          <w:p>
+            <w:pPr>
+              <w:jc w:val="center"/>
+              <w:rPr>
+                <w:rFonts w:asciiTheme="majorHAnsi" w:hAnsiTheme="majorHAnsi" w:cstheme="majorHAnsi"/>
+                <w:b/>
+                <w:bCs/>
+                <w:sz w:val="22"/>
+                <w:lang w:val="en-US"/>
+              </w:rPr>
+            </w:pPr>
+          </w:p>
+        </w:tc>
+        <w:tc>
+          <w:tcPr>
+            <w:tcW w:w="1578" w:type="dxa"/>
+            <w:tcMar>
+              <w:top w:w="72" w:type="dxa"/>
+              <w:left w:w="115" w:type="dxa"/>
+              <w:bottom w:w="72" w:type="dxa"/>
+              <w:right w:w="115" w:type="dxa"/>
+            </w:tcMar>
+            <w:vAlign w:val="center"/>
+          </w:tcPr>
+          <w:p>
+            <w:pPr>
+              <w:jc w:val="center"/>
+              <w:rPr>
+                <w:rFonts w:asciiTheme="majorHAnsi" w:hAnsiTheme="majorHAnsi" w:cstheme="majorHAnsi"/>
+                <w:sz w:val="22"/>
+                <w:lang w:val="en-US"/>
+              </w:rPr>
+            </w:pPr>
+          </w:p>
+        </w:tc>
+        <w:tc>
+          <w:tcPr>
+            <w:tcW w:w="2022" w:type="dxa"/>
+            <w:tcMar>
+              <w:top w:w="72" w:type="dxa"/>
+              <w:left w:w="115" w:type="dxa"/>
+              <w:bottom w:w="72" w:type="dxa"/>
+              <w:right w:w="115" w:type="dxa"/>
+            </w:tcMar>
+            <w:vAlign w:val="center"/>
+          </w:tcPr>
+          <w:p>
+            <w:pPr>
+              <w:jc w:val="center"/>
+              <w:rPr>
+                <w:rFonts w:asciiTheme="majorHAnsi" w:hAnsiTheme="majorHAnsi" w:cstheme="majorHAnsi"/>
+                <w:sz w:val="22"/>
+                <w:lang w:val="en-US"/>
+              </w:rPr>
+            </w:pPr>
+          </w:p>
+        </w:tc>
+      </w:tr>
+      <w:tr>
+        <w:tc>
+          <w:tcPr>
+            <w:tcW w:w="1139" w:type="dxa"/>
+            <w:tcMar>
+              <w:top w:w="72" w:type="dxa"/>
+              <w:left w:w="115" w:type="dxa"/>
+              <w:bottom w:w="72" w:type="dxa"/>
+              <w:right w:w="115" w:type="dxa"/>
+            </w:tcMar>
+            <w:vAlign w:val="center"/>
+          </w:tcPr>
+          <w:p>
+            <w:pPr>
+              <w:jc w:val="center"/>
+              <w:rPr>
+                <w:rFonts w:asciiTheme="majorHAnsi" w:hAnsiTheme="majorHAnsi" w:cstheme="majorHAnsi"/>
+                <w:b/>
+                <w:bCs/>
+                <w:sz w:val="22"/>
+                <w:lang w:val="en-US"/>
+              </w:rPr>
+            </w:pPr>
+          </w:p>
+        </w:tc>
+        <w:tc>
+          <w:tcPr>
+            <w:tcW w:w="1578" w:type="dxa"/>
+            <w:tcMar>
+              <w:top w:w="72" w:type="dxa"/>
+              <w:left w:w="115" w:type="dxa"/>
+              <w:bottom w:w="72" w:type="dxa"/>
+              <w:right w:w="115" w:type="dxa"/>
+            </w:tcMar>
+            <w:vAlign w:val="center"/>
+          </w:tcPr>
+          <w:p>
+            <w:pPr>
+              <w:jc w:val="center"/>
+              <w:rPr>
+                <w:rFonts w:asciiTheme="majorHAnsi" w:hAnsiTheme="majorHAnsi" w:cstheme="majorHAnsi"/>
+                <w:sz w:val="22"/>
+                <w:lang w:val="en-US"/>
+              </w:rPr>
+            </w:pPr>
+          </w:p>
+        </w:tc>
+        <w:tc>
+          <w:tcPr>
+            <w:tcW w:w="2022" w:type="dxa"/>
+            <w:tcMar>
+              <w:top w:w="72" w:type="dxa"/>
+              <w:left w:w="115" w:type="dxa"/>
+              <w:bottom w:w="72" w:type="dxa"/>
+              <w:right w:w="115" w:type="dxa"/>
+            </w:tcMar>
+            <w:vAlign w:val="center"/>
+          </w:tcPr>
+          <w:p>
+            <w:pPr>
+              <w:jc w:val="center"/>
+              <w:rPr>
+                <w:rFonts w:asciiTheme="majorHAnsi" w:hAnsiTheme="majorHAnsi" w:cstheme="majorHAnsi"/>
+                <w:sz w:val="22"/>
+                <w:lang w:val="en-US"/>
+              </w:rPr>
+            </w:pPr>
+          </w:p>
+        </w:tc>
+      </w:tr>
+      <w:tr>
+        <w:tc>
+          <w:tcPr>
+            <w:tcW w:w="1139" w:type="dxa"/>
+            <w:tcMar>
+              <w:top w:w="72" w:type="dxa"/>
+              <w:left w:w="115" w:type="dxa"/>
+              <w:bottom w:w="72" w:type="dxa"/>
+              <w:right w:w="115" w:type="dxa"/>
+            </w:tcMar>
+            <w:vAlign w:val="center"/>
+          </w:tcPr>
+          <w:p>
+            <w:pPr>
+              <w:jc w:val="center"/>
+              <w:rPr>
+                <w:rFonts w:asciiTheme="majorHAnsi" w:hAnsiTheme="majorHAnsi" w:cstheme="majorHAnsi" w:hint="eastAsia"/>
+                <w:b/>
+                <w:bCs/>
+                <w:sz w:val="22"/>
+                <w:lang w:val="en-US"/>
+              </w:rPr>
+            </w:pPr>
+          </w:p>
+        </w:tc>
+        <w:tc>
+          <w:tcPr>
+            <w:tcW w:w="1578" w:type="dxa"/>
+            <w:tcMar>
+              <w:top w:w="72" w:type="dxa"/>
+              <w:left w:w="115" w:type="dxa"/>
+              <w:bottom w:w="72" w:type="dxa"/>
+              <w:right w:w="115" w:type="dxa"/>
+            </w:tcMar>
+            <w:vAlign w:val="center"/>
+          </w:tcPr>
+          <w:p>
+            <w:pPr>
+              <w:jc w:val="center"/>
+              <w:rPr>
+                <w:rFonts w:asciiTheme="majorHAnsi" w:hAnsiTheme="majorHAnsi" w:cstheme="majorHAnsi"/>
+                <w:sz w:val="22"/>
+                <w:lang w:val="en-US"/>
+              </w:rPr>
+            </w:pPr>
+          </w:p>
+        </w:tc>
+        <w:tc>
+          <w:tcPr>
+            <w:tcW w:w="2022" w:type="dxa"/>
+            <w:tcMar>
+              <w:top w:w="72" w:type="dxa"/>
+              <w:left w:w="115" w:type="dxa"/>
+              <w:bottom w:w="72" w:type="dxa"/>
+              <w:right w:w="115" w:type="dxa"/>
+            </w:tcMar>
+            <w:vAlign w:val="center"/>
+          </w:tcPr>
+          <w:p>
+            <w:pPr>
+              <w:jc w:val="center"/>
+              <w:rPr>
+                <w:rFonts w:asciiTheme="majorHAnsi" w:hAnsiTheme="majorHAnsi" w:cstheme="majorHAnsi"/>
+                <w:sz w:val="22"/>
+                <w:lang w:val="en-US"/>
+              </w:rPr>
+            </w:pPr>
+          </w:p>
+        </w:tc>
+      </w:tr>
+      <w:tr>
+        <w:tc>
+          <w:tcPr>
+            <w:tcW w:w="1139" w:type="dxa"/>
+            <w:tcMar>
+              <w:top w:w="72" w:type="dxa"/>
+              <w:left w:w="115" w:type="dxa"/>
+              <w:bottom w:w="72" w:type="dxa"/>
+              <w:right w:w="115" w:type="dxa"/>
+            </w:tcMar>
+            <w:vAlign w:val="center"/>
+          </w:tcPr>
+          <w:p>
+            <w:pPr>
+              <w:jc w:val="center"/>
+              <w:rPr>
+                <w:rFonts w:asciiTheme="majorHAnsi" w:hAnsiTheme="majorHAnsi" w:cstheme="majorHAnsi" w:hint="eastAsia"/>
+                <w:b/>
+                <w:bCs/>
+                <w:sz w:val="22"/>
+                <w:lang w:val="en-US"/>
+              </w:rPr>
+            </w:pPr>
+          </w:p>
+        </w:tc>
+        <w:tc>
+          <w:tcPr>
+            <w:tcW w:w="1578" w:type="dxa"/>
+            <w:tcMar>
+              <w:top w:w="72" w:type="dxa"/>
+              <w:left w:w="115" w:type="dxa"/>
+              <w:bottom w:w="72" w:type="dxa"/>
+              <w:right w:w="115" w:type="dxa"/>
+            </w:tcMar>
+            <w:vAlign w:val="center"/>
+          </w:tcPr>
+          <w:p>
+            <w:pPr>
+              <w:jc w:val="center"/>
+              <w:rPr>
+                <w:rFonts w:asciiTheme="majorHAnsi" w:hAnsiTheme="majorHAnsi" w:cstheme="majorHAnsi"/>
+                <w:sz w:val="22"/>
+                <w:lang w:val="en-US"/>
+              </w:rPr>
+            </w:pPr>
+          </w:p>
+        </w:tc>
+        <w:tc>
+          <w:tcPr>
+            <w:tcW w:w="2022" w:type="dxa"/>
+            <w:tcMar>
+              <w:top w:w="72" w:type="dxa"/>
+              <w:left w:w="115" w:type="dxa"/>
+              <w:bottom w:w="72" w:type="dxa"/>
+              <w:right w:w="115" w:type="dxa"/>
+            </w:tcMar>
+            <w:vAlign w:val="center"/>
+          </w:tcPr>
+          <w:p>
+            <w:pPr>
+              <w:jc w:val="center"/>
+              <w:rPr>
+                <w:rFonts w:asciiTheme="majorHAnsi" w:hAnsiTheme="majorHAnsi" w:cstheme="majorHAnsi"/>
+                <w:sz w:val="22"/>
+                <w:lang w:val="en-US"/>
+              </w:rPr>
+            </w:pPr>
+          </w:p>
+        </w:tc>
+      </w:tr>
+      <w:tr>
+        <w:tc>
+          <w:tcPr>
+            <w:tcW w:w="1139" w:type="dxa"/>
+            <w:tcMar>
+              <w:top w:w="72" w:type="dxa"/>
+              <w:left w:w="115" w:type="dxa"/>
+              <w:bottom w:w="72" w:type="dxa"/>
+              <w:right w:w="115" w:type="dxa"/>
+            </w:tcMar>
+            <w:vAlign w:val="center"/>
+          </w:tcPr>
+          <w:p>
+            <w:pPr>
+              <w:jc w:val="center"/>
+              <w:rPr>
+                <w:rFonts w:asciiTheme="majorHAnsi" w:hAnsiTheme="majorHAnsi" w:cstheme="majorHAnsi" w:hint="eastAsia"/>
+                <w:b/>
+                <w:bCs/>
+                <w:sz w:val="22"/>
+                <w:lang w:val="en-US"/>
+              </w:rPr>
+            </w:pPr>
+          </w:p>
+        </w:tc>
+        <w:tc>
+          <w:tcPr>
+            <w:tcW w:w="1578" w:type="dxa"/>
+            <w:tcMar>
+              <w:top w:w="72" w:type="dxa"/>
+              <w:left w:w="115" w:type="dxa"/>
+              <w:bottom w:w="72" w:type="dxa"/>
+              <w:right w:w="115" w:type="dxa"/>
+            </w:tcMar>
+            <w:vAlign w:val="center"/>
+          </w:tcPr>
+          <w:p>
+            <w:pPr>
+              <w:jc w:val="center"/>
+              <w:rPr>
+                <w:rFonts w:asciiTheme="majorHAnsi" w:hAnsiTheme="majorHAnsi" w:cstheme="majorHAnsi"/>
+                <w:sz w:val="22"/>
+                <w:lang w:val="en-US"/>
+              </w:rPr>
+            </w:pPr>
+          </w:p>
+        </w:tc>
+        <w:tc>
+          <w:tcPr>
+            <w:tcW w:w="2022" w:type="dxa"/>
+            <w:tcMar>
+              <w:top w:w="72" w:type="dxa"/>
+              <w:left w:w="115" w:type="dxa"/>
+              <w:bottom w:w="72" w:type="dxa"/>
+              <w:right w:w="115" w:type="dxa"/>
+            </w:tcMar>
+            <w:vAlign w:val="center"/>
+          </w:tcPr>
+          <w:p>
+            <w:pPr>
+              <w:jc w:val="center"/>
+              <w:rPr>
+                <w:rFonts w:ascii="Calibri" w:hAnsi="Calibri" w:cs="Calibri" w:hint="eastAsia"/>
+                <w:sz w:val="22"/>
+              </w:rPr>
+            </w:pPr>
+          </w:p>
+        </w:tc>
+      </w:tr>
+      <w:tr>
+        <w:tc>
+          <w:tcPr>
+            <w:tcW w:w="1139" w:type="dxa"/>
+            <w:tcMar>
+              <w:top w:w="72" w:type="dxa"/>
+              <w:left w:w="115" w:type="dxa"/>
+              <w:bottom w:w="72" w:type="dxa"/>
+              <w:right w:w="115" w:type="dxa"/>
+            </w:tcMar>
+            <w:vAlign w:val="center"/>
+          </w:tcPr>
+          <w:p>
+            <w:pPr>
+              <w:jc w:val="center"/>
+              <w:rPr>
+                <w:rFonts w:asciiTheme="majorHAnsi" w:hAnsiTheme="majorHAnsi" w:cstheme="majorHAnsi"/>
+                <w:b/>
+                <w:bCs/>
+                <w:sz w:val="22"/>
+                <w:lang w:val="en-US"/>
+              </w:rPr>
+            </w:pPr>
+          </w:p>
+        </w:tc>
+        <w:tc>
+          <w:tcPr>
+            <w:tcW w:w="1578" w:type="dxa"/>
+            <w:tcMar>
+              <w:top w:w="72" w:type="dxa"/>
+              <w:left w:w="115" w:type="dxa"/>
+              <w:bottom w:w="72" w:type="dxa"/>
+              <w:right w:w="115" w:type="dxa"/>
+            </w:tcMar>
+            <w:vAlign w:val="center"/>
+          </w:tcPr>
+          <w:p>
+            <w:pPr>
+              <w:jc w:val="center"/>
+              <w:rPr>
+                <w:rFonts w:asciiTheme="majorHAnsi" w:hAnsiTheme="majorHAnsi" w:cstheme="majorHAnsi"/>
+                <w:sz w:val="22"/>
+                <w:lang w:val="en-US"/>
+              </w:rPr>
+            </w:pPr>
+          </w:p>
+        </w:tc>
+        <w:tc>
+          <w:tcPr>
+            <w:tcW w:w="2022" w:type="dxa"/>
+            <w:tcMar>
+              <w:top w:w="72" w:type="dxa"/>
+              <w:left w:w="115" w:type="dxa"/>
+              <w:bottom w:w="72" w:type="dxa"/>
+              <w:right w:w="115" w:type="dxa"/>
+            </w:tcMar>
+            <w:vAlign w:val="center"/>
+          </w:tcPr>
+          <w:p>
+            <w:pPr>
+              <w:jc w:val="center"/>
+              <w:rPr>
+                <w:rFonts w:asciiTheme="majorHAnsi" w:hAnsiTheme="majorHAnsi" w:cstheme="majorHAnsi"/>
+                <w:sz w:val="22"/>
+                <w:lang w:val="en-US"/>
+              </w:rPr>
+            </w:pPr>
+          </w:p>
+        </w:tc>
+      </w:tr>
+      <w:tr>
+        <w:tc>
+          <w:tcPr>
+            <w:tcW w:w="1139" w:type="dxa"/>
+            <w:tcMar>
+              <w:top w:w="72" w:type="dxa"/>
+              <w:left w:w="115" w:type="dxa"/>
+              <w:bottom w:w="72" w:type="dxa"/>
+              <w:right w:w="115" w:type="dxa"/>
+            </w:tcMar>
+            <w:vAlign w:val="center"/>
+          </w:tcPr>
+          <w:p>
+            <w:pPr>
+              <w:jc w:val="center"/>
+              <w:rPr>
+                <w:rFonts w:asciiTheme="majorHAnsi" w:hAnsiTheme="majorHAnsi" w:cstheme="majorHAnsi" w:hint="eastAsia"/>
+                <w:b/>
+                <w:bCs/>
+                <w:sz w:val="22"/>
+                <w:lang w:val="en-US"/>
+              </w:rPr>
+            </w:pPr>
+          </w:p>
+        </w:tc>
+        <w:tc>
+          <w:tcPr>
+            <w:tcW w:w="1578" w:type="dxa"/>
+            <w:tcMar>
+              <w:top w:w="72" w:type="dxa"/>
+              <w:left w:w="115" w:type="dxa"/>
+              <w:bottom w:w="72" w:type="dxa"/>
+              <w:right w:w="115" w:type="dxa"/>
+            </w:tcMar>
+            <w:vAlign w:val="center"/>
+          </w:tcPr>
+          <w:p>
+            <w:pPr>
+              <w:jc w:val="center"/>
+              <w:rPr>
+                <w:rFonts w:asciiTheme="majorHAnsi" w:hAnsiTheme="majorHAnsi" w:cstheme="majorHAnsi" w:hint="eastAsia"/>
+                <w:sz w:val="22"/>
+                <w:lang w:val="en-US"/>
+              </w:rPr>
+            </w:pPr>
+          </w:p>
+        </w:tc>
+        <w:tc>
+          <w:tcPr>
+            <w:tcW w:w="2022" w:type="dxa"/>
+            <w:tcMar>
+              <w:top w:w="72" w:type="dxa"/>
+              <w:left w:w="115" w:type="dxa"/>
+              <w:bottom w:w="72" w:type="dxa"/>
+              <w:right w:w="115" w:type="dxa"/>
+            </w:tcMar>
+            <w:vAlign w:val="center"/>
+          </w:tcPr>
+          <w:p>
+            <w:pPr>
+              <w:jc w:val="center"/>
+              <w:rPr>
+                <w:rFonts w:asciiTheme="majorHAnsi" w:hAnsiTheme="majorHAnsi" w:cstheme="majorHAnsi"/>
+                <w:sz w:val="22"/>
+                <w:lang w:val="en-US"/>
+              </w:rPr>
+            </w:pPr>
+          </w:p>
+        </w:tc>
+      </w:tr>
+      <w:tr>
+        <w:tc>
+          <w:tcPr>
+            <w:tcW w:w="1139" w:type="dxa"/>
+            <w:tcMar>
+              <w:top w:w="72" w:type="dxa"/>
+              <w:left w:w="115" w:type="dxa"/>
+              <w:bottom w:w="72" w:type="dxa"/>
+              <w:right w:w="115" w:type="dxa"/>
+            </w:tcMar>
+            <w:vAlign w:val="center"/>
+          </w:tcPr>
+          <w:p>
+            <w:pPr>
+              <w:jc w:val="center"/>
+              <w:rPr>
+                <w:rFonts w:asciiTheme="majorHAnsi" w:hAnsiTheme="majorHAnsi" w:cstheme="majorHAnsi"/>
+                <w:b/>
+                <w:bCs/>
+                <w:sz w:val="22"/>
+                <w:lang w:val="en-US"/>
+              </w:rPr>
+            </w:pPr>
+          </w:p>
+        </w:tc>
+        <w:tc>
+          <w:tcPr>
+            <w:tcW w:w="1578" w:type="dxa"/>
+            <w:tcMar>
+              <w:top w:w="72" w:type="dxa"/>
+              <w:left w:w="115" w:type="dxa"/>
+              <w:bottom w:w="72" w:type="dxa"/>
+              <w:right w:w="115" w:type="dxa"/>
+            </w:tcMar>
+            <w:vAlign w:val="center"/>
+          </w:tcPr>
+          <w:p>
+            <w:pPr>
+              <w:jc w:val="center"/>
+              <w:rPr>
+                <w:rFonts w:asciiTheme="majorHAnsi" w:hAnsiTheme="majorHAnsi" w:cstheme="majorHAnsi"/>
+                <w:sz w:val="22"/>
+                <w:lang w:val="en-US"/>
+              </w:rPr>
+            </w:pPr>
+          </w:p>
+        </w:tc>
+        <w:tc>
+          <w:tcPr>
+            <w:tcW w:w="2022" w:type="dxa"/>
+            <w:tcMar>
+              <w:top w:w="72" w:type="dxa"/>
+              <w:left w:w="115" w:type="dxa"/>
+              <w:bottom w:w="72" w:type="dxa"/>
+              <w:right w:w="115" w:type="dxa"/>
+            </w:tcMar>
+            <w:vAlign w:val="center"/>
+          </w:tcPr>
+          <w:p>
+            <w:pPr>
+              <w:jc w:val="center"/>
+              <w:rPr>
+                <w:rFonts w:asciiTheme="majorHAnsi" w:hAnsiTheme="majorHAnsi" w:cstheme="majorHAnsi"/>
+                <w:sz w:val="22"/>
+                <w:lang w:val="en-US"/>
+              </w:rPr>
+            </w:pPr>
+          </w:p>
+        </w:tc>
+      </w:tr>
+      <w:tr>
+        <w:tc>
+          <w:tcPr>
+            <w:tcW w:w="1139" w:type="dxa"/>
+            <w:tcMar>
+              <w:top w:w="72" w:type="dxa"/>
+              <w:left w:w="115" w:type="dxa"/>
+              <w:bottom w:w="72" w:type="dxa"/>
+              <w:right w:w="115" w:type="dxa"/>
+            </w:tcMar>
+            <w:vAlign w:val="center"/>
+          </w:tcPr>
+          <w:p>
+            <w:pPr>
+              <w:jc w:val="center"/>
+              <w:rPr>
+                <w:rFonts w:asciiTheme="majorHAnsi" w:hAnsiTheme="majorHAnsi" w:cstheme="majorHAnsi" w:hint="eastAsia"/>
+                <w:b/>
+                <w:bCs/>
+                <w:sz w:val="22"/>
+              </w:rPr>
+            </w:pPr>
+          </w:p>
+        </w:tc>
+        <w:tc>
+          <w:tcPr>
+            <w:tcW w:w="1578" w:type="dxa"/>
+            <w:tcMar>
+              <w:top w:w="72" w:type="dxa"/>
+              <w:left w:w="115" w:type="dxa"/>
+              <w:bottom w:w="72" w:type="dxa"/>
+              <w:right w:w="115" w:type="dxa"/>
+            </w:tcMar>
+            <w:vAlign w:val="center"/>
+          </w:tcPr>
+          <w:p>
+            <w:pPr>
+              <w:jc w:val="center"/>
+              <w:rPr>
+                <w:rFonts w:asciiTheme="majorHAnsi" w:hAnsiTheme="majorHAnsi" w:cstheme="majorHAnsi"/>
+                <w:sz w:val="22"/>
+              </w:rPr>
+            </w:pPr>
+          </w:p>
+        </w:tc>
+        <w:tc>
+          <w:tcPr>
+            <w:tcW w:w="2022" w:type="dxa"/>
+            <w:tcMar>
+              <w:top w:w="72" w:type="dxa"/>
+              <w:left w:w="115" w:type="dxa"/>
+              <w:bottom w:w="72" w:type="dxa"/>
+              <w:right w:w="115" w:type="dxa"/>
+            </w:tcMar>
+            <w:vAlign w:val="center"/>
+          </w:tcPr>
+          <w:p>
+            <w:pPr>
+              <w:jc w:val="center"/>
+              <w:rPr>
+                <w:rFonts w:asciiTheme="majorHAnsi" w:hAnsiTheme="majorHAnsi" w:cstheme="majorHAnsi"/>
+                <w:sz w:val="22"/>
+                <w:lang w:val="en-US"/>
+              </w:rPr>
+            </w:pPr>
+          </w:p>
+        </w:tc>
+      </w:tr>
+    </w:tbl>
+    <w:p>
+      <w:pPr>
+        <w:rPr>
+          <w:b/>
+          <w:bCs/>
+          <w:sz w:val="24"/>
+          <w:szCs w:val="21"/>
+          <w:lang w:val="en-US"/>
+        </w:rPr>
+        <w:sectPr>
+          <w:type w:val="continuous"/>
+          <w:pgSz w:w="11906" w:h="16838"/>
+          <w:pgMar w:top="850" w:right="850" w:bottom="850" w:left="850" w:header="706" w:footer="706" w:gutter="0"/>
+          <w:cols w:num="2" w:space="708"/>
+          <w:docGrid w:linePitch="381"/>
+        </w:sectPr>
+      </w:pPr>
+    </w:p>
+    <w:p>
+      <w:pPr>
+        <w:rPr>
           <w:b/>
           <w:bCs/>
           <w:sz w:val="24"/>
@@ -28384,7 +33803,7 @@
   <w:style w:type="paragraph" w:default="1" w:styleId="Normal">
     <w:name w:val="Normal"/>
     <w:qFormat/>
-    <w:rsid w:val="007A64B7"/>
+    <w:rsid w:val="00C807A3"/>
   </w:style>
   <w:style w:type="paragraph" w:styleId="Heading1">
     <w:name w:val="heading 1"/>
@@ -28587,7 +34006,6 @@
   <w:style w:type="character" w:default="1" w:styleId="DefaultParagraphFont">
     <w:name w:val="Default Paragraph Font"/>
     <w:uiPriority w:val="1"/>
-    <w:semiHidden/>
     <w:unhideWhenUsed/>
   </w:style>
   <w:style w:type="table" w:default="1" w:styleId="TableNormal">

--- a/TỔNG HỢP TỪ VỰNG JPD316.docx
+++ b/TỔNG HỢP TỪ VỰNG JPD316.docx
@@ -25498,7 +25498,23 @@
                 <w:sz w:val="22"/>
                 <w:lang w:val="en-US"/>
               </w:rPr>
-              <w:t>あににく</w:t>
+              <w:t>あ</w:t>
+            </w:r>
+            <w:r>
+              <w:rPr>
+                <w:rFonts w:asciiTheme="majorHAnsi" w:hAnsiTheme="majorHAnsi" w:cstheme="majorHAnsi" w:hint="eastAsia"/>
+                <w:sz w:val="22"/>
+                <w:lang w:val="en-US"/>
+              </w:rPr>
+              <w:t>い</w:t>
+            </w:r>
+            <w:r>
+              <w:rPr>
+                <w:rFonts w:asciiTheme="majorHAnsi" w:hAnsiTheme="majorHAnsi" w:cstheme="majorHAnsi" w:hint="eastAsia"/>
+                <w:sz w:val="22"/>
+                <w:lang w:val="en-US"/>
+              </w:rPr>
+              <w:t>にく</w:t>
             </w:r>
           </w:p>
         </w:tc>
@@ -27200,7 +27216,7 @@
                 <w:sz w:val="22"/>
                 <w:lang w:val="en-US"/>
               </w:rPr>
-              <w:t>vẽ</w:t>
+              <w:t>tạp chí</w:t>
             </w:r>
           </w:p>
         </w:tc>
@@ -27294,7 +27310,7 @@
                 <w:sz w:val="22"/>
                 <w:lang w:val="en-US"/>
               </w:rPr>
-              <w:t>chủng loại</w:t>
+              <w:t>hoàn toàn (không)</w:t>
             </w:r>
           </w:p>
         </w:tc>
@@ -27388,7 +27404,7 @@
                 <w:sz w:val="22"/>
                 <w:lang w:val="en-US"/>
               </w:rPr>
-              <w:t>tạp chí</w:t>
+              <w:t>trao đổi</w:t>
             </w:r>
           </w:p>
         </w:tc>
@@ -27476,6 +27492,14 @@
                 <w:lang w:val="en-US"/>
               </w:rPr>
             </w:pPr>
+            <w:r>
+              <w:rPr>
+                <w:rFonts w:asciiTheme="majorHAnsi" w:hAnsiTheme="majorHAnsi" w:cstheme="majorHAnsi"/>
+                <w:sz w:val="22"/>
+                <w:lang w:val="en-US"/>
+              </w:rPr>
+              <w:t>xếp hàng</w:t>
+            </w:r>
           </w:p>
         </w:tc>
       </w:tr>
@@ -27570,7 +27594,7 @@
                 <w:sz w:val="22"/>
                 <w:lang w:val="en-US"/>
               </w:rPr>
-              <w:t>thứ bên trong</w:t>
+              <w:t>vẽ (tranh, hình)</w:t>
             </w:r>
           </w:p>
         </w:tc>
@@ -27666,7 +27690,7 @@
                 <w:sz w:val="22"/>
                 <w:lang w:val="en-US"/>
               </w:rPr>
-              <w:t>phiên âm Kanji</w:t>
+              <w:t>chủng loại</w:t>
             </w:r>
           </w:p>
         </w:tc>
@@ -27762,7 +27786,7 @@
                 <w:sz w:val="22"/>
                 <w:lang w:val="en-US"/>
               </w:rPr>
-              <w:t>đồ điện gia dụng</w:t>
+              <w:t>sinh sống</w:t>
             </w:r>
           </w:p>
         </w:tc>
@@ -27858,7 +27882,7 @@
                 <w:sz w:val="22"/>
                 <w:lang w:val="en-US"/>
               </w:rPr>
-              <w:t>tuyển tập, tập hợp các câu chuyện</w:t>
+              <w:t>sống 1 mình</w:t>
             </w:r>
           </w:p>
         </w:tc>
@@ -27950,7 +27974,7 @@
                 <w:sz w:val="22"/>
                 <w:lang w:val="en-US"/>
               </w:rPr>
-              <w:t>nhãn hàng</w:t>
+              <w:t>kinh nghiệm</w:t>
             </w:r>
           </w:p>
         </w:tc>
@@ -30126,7 +30150,7 @@
             <w:pPr>
               <w:jc w:val="center"/>
               <w:rPr>
-                <w:rFonts w:asciiTheme="majorHAnsi" w:hAnsiTheme="majorHAnsi" w:cstheme="majorHAnsi" w:hint="eastAsia"/>
+                <w:rFonts w:asciiTheme="majorHAnsi" w:hAnsiTheme="majorHAnsi" w:cstheme="majorHAnsi"/>
                 <w:b/>
                 <w:bCs/>
                 <w:sz w:val="22"/>
@@ -30411,7 +30435,7 @@
             <w:pPr>
               <w:jc w:val="center"/>
               <w:rPr>
-                <w:rFonts w:asciiTheme="majorHAnsi" w:hAnsiTheme="majorHAnsi" w:cstheme="majorHAnsi" w:hint="eastAsia"/>
+                <w:rFonts w:asciiTheme="majorHAnsi" w:hAnsiTheme="majorHAnsi" w:cstheme="majorHAnsi"/>
                 <w:b/>
                 <w:bCs/>
                 <w:sz w:val="22"/>
@@ -30505,7 +30529,7 @@
             <w:pPr>
               <w:jc w:val="center"/>
               <w:rPr>
-                <w:rFonts w:asciiTheme="majorHAnsi" w:hAnsiTheme="majorHAnsi" w:cstheme="majorHAnsi" w:hint="eastAsia"/>
+                <w:rFonts w:asciiTheme="majorHAnsi" w:hAnsiTheme="majorHAnsi" w:cstheme="majorHAnsi"/>
                 <w:b/>
                 <w:bCs/>
                 <w:sz w:val="22"/>
@@ -30601,48 +30625,48 @@
             <w:pPr>
               <w:jc w:val="center"/>
               <w:rPr>
+                <w:rFonts w:asciiTheme="majorHAnsi" w:hAnsiTheme="majorHAnsi" w:cstheme="majorHAnsi"/>
+                <w:b/>
+                <w:bCs/>
+                <w:sz w:val="22"/>
+                <w:lang w:val="en-US"/>
+              </w:rPr>
+            </w:pPr>
+            <w:r>
+              <w:rPr>
                 <w:rFonts w:asciiTheme="majorHAnsi" w:hAnsiTheme="majorHAnsi" w:cstheme="majorHAnsi" w:hint="eastAsia"/>
                 <w:b/>
                 <w:bCs/>
                 <w:sz w:val="22"/>
                 <w:lang w:val="en-US"/>
               </w:rPr>
+              <w:t>早朝</w:t>
+            </w:r>
+          </w:p>
+        </w:tc>
+        <w:tc>
+          <w:tcPr>
+            <w:tcW w:w="1578" w:type="dxa"/>
+            <w:tcMar>
+              <w:top w:w="72" w:type="dxa"/>
+              <w:left w:w="115" w:type="dxa"/>
+              <w:bottom w:w="72" w:type="dxa"/>
+              <w:right w:w="115" w:type="dxa"/>
+            </w:tcMar>
+            <w:vAlign w:val="center"/>
+          </w:tcPr>
+          <w:p>
+            <w:pPr>
+              <w:jc w:val="center"/>
+              <w:rPr>
+                <w:rFonts w:asciiTheme="majorHAnsi" w:hAnsiTheme="majorHAnsi" w:cstheme="majorHAnsi"/>
+                <w:sz w:val="22"/>
+                <w:lang w:val="en-US"/>
+              </w:rPr>
             </w:pPr>
             <w:r>
               <w:rPr>
                 <w:rFonts w:asciiTheme="majorHAnsi" w:hAnsiTheme="majorHAnsi" w:cstheme="majorHAnsi" w:hint="eastAsia"/>
-                <w:b/>
-                <w:bCs/>
-                <w:sz w:val="22"/>
-                <w:lang w:val="en-US"/>
-              </w:rPr>
-              <w:t>早朝</w:t>
-            </w:r>
-          </w:p>
-        </w:tc>
-        <w:tc>
-          <w:tcPr>
-            <w:tcW w:w="1578" w:type="dxa"/>
-            <w:tcMar>
-              <w:top w:w="72" w:type="dxa"/>
-              <w:left w:w="115" w:type="dxa"/>
-              <w:bottom w:w="72" w:type="dxa"/>
-              <w:right w:w="115" w:type="dxa"/>
-            </w:tcMar>
-            <w:vAlign w:val="center"/>
-          </w:tcPr>
-          <w:p>
-            <w:pPr>
-              <w:jc w:val="center"/>
-              <w:rPr>
-                <w:rFonts w:asciiTheme="majorHAnsi" w:hAnsiTheme="majorHAnsi" w:cstheme="majorHAnsi"/>
-                <w:sz w:val="22"/>
-                <w:lang w:val="en-US"/>
-              </w:rPr>
-            </w:pPr>
-            <w:r>
-              <w:rPr>
-                <w:rFonts w:asciiTheme="majorHAnsi" w:hAnsiTheme="majorHAnsi" w:cstheme="majorHAnsi" w:hint="eastAsia"/>
                 <w:sz w:val="22"/>
                 <w:lang w:val="en-US"/>
               </w:rPr>
@@ -30665,7 +30689,7 @@
             <w:pPr>
               <w:jc w:val="center"/>
               <w:rPr>
-                <w:rFonts w:ascii="Calibri" w:hAnsi="Calibri" w:cs="Calibri" w:hint="eastAsia"/>
+                <w:rFonts w:ascii="Calibri" w:hAnsi="Calibri" w:cs="Calibri"/>
                 <w:sz w:val="22"/>
               </w:rPr>
             </w:pPr>
@@ -30808,21 +30832,21 @@
             <w:pPr>
               <w:jc w:val="center"/>
               <w:rPr>
+                <w:rFonts w:asciiTheme="majorHAnsi" w:hAnsiTheme="majorHAnsi" w:cstheme="majorHAnsi"/>
+                <w:b/>
+                <w:bCs/>
+                <w:sz w:val="22"/>
+                <w:lang w:val="en-US"/>
+              </w:rPr>
+            </w:pPr>
+            <w:r>
+              <w:rPr>
                 <w:rFonts w:asciiTheme="majorHAnsi" w:hAnsiTheme="majorHAnsi" w:cstheme="majorHAnsi" w:hint="eastAsia"/>
                 <w:b/>
                 <w:bCs/>
                 <w:sz w:val="22"/>
                 <w:lang w:val="en-US"/>
               </w:rPr>
-            </w:pPr>
-            <w:r>
-              <w:rPr>
-                <w:rFonts w:asciiTheme="majorHAnsi" w:hAnsiTheme="majorHAnsi" w:cstheme="majorHAnsi" w:hint="eastAsia"/>
-                <w:b/>
-                <w:bCs/>
-                <w:sz w:val="22"/>
-                <w:lang w:val="en-US"/>
-              </w:rPr>
               <w:t>通勤</w:t>
             </w:r>
           </w:p>
@@ -30842,7 +30866,7 @@
             <w:pPr>
               <w:jc w:val="center"/>
               <w:rPr>
-                <w:rFonts w:asciiTheme="majorHAnsi" w:hAnsiTheme="majorHAnsi" w:cstheme="majorHAnsi" w:hint="eastAsia"/>
+                <w:rFonts w:asciiTheme="majorHAnsi" w:hAnsiTheme="majorHAnsi" w:cstheme="majorHAnsi"/>
                 <w:sz w:val="22"/>
                 <w:lang w:val="en-US"/>
               </w:rPr>
@@ -31000,7 +31024,7 @@
             <w:pPr>
               <w:jc w:val="center"/>
               <w:rPr>
-                <w:rFonts w:asciiTheme="majorHAnsi" w:hAnsiTheme="majorHAnsi" w:cstheme="majorHAnsi" w:hint="eastAsia"/>
+                <w:rFonts w:asciiTheme="majorHAnsi" w:hAnsiTheme="majorHAnsi" w:cstheme="majorHAnsi"/>
                 <w:b/>
                 <w:bCs/>
                 <w:sz w:val="22"/>
@@ -31115,21 +31139,21 @@
             <w:pPr>
               <w:jc w:val="center"/>
               <w:rPr>
+                <w:rFonts w:asciiTheme="majorHAnsi" w:hAnsiTheme="majorHAnsi" w:cstheme="majorHAnsi"/>
+                <w:b/>
+                <w:bCs/>
+                <w:sz w:val="22"/>
+                <w:lang w:val="en-US"/>
+              </w:rPr>
+            </w:pPr>
+            <w:r>
+              <w:rPr>
                 <w:rFonts w:asciiTheme="majorHAnsi" w:hAnsiTheme="majorHAnsi" w:cstheme="majorHAnsi" w:hint="eastAsia"/>
                 <w:b/>
                 <w:bCs/>
                 <w:sz w:val="22"/>
                 <w:lang w:val="en-US"/>
               </w:rPr>
-            </w:pPr>
-            <w:r>
-              <w:rPr>
-                <w:rFonts w:asciiTheme="majorHAnsi" w:hAnsiTheme="majorHAnsi" w:cstheme="majorHAnsi" w:hint="eastAsia"/>
-                <w:b/>
-                <w:bCs/>
-                <w:sz w:val="22"/>
-                <w:lang w:val="en-US"/>
-              </w:rPr>
               <w:t>集中</w:t>
             </w:r>
           </w:p>
@@ -31149,7 +31173,7 @@
             <w:pPr>
               <w:jc w:val="center"/>
               <w:rPr>
-                <w:rFonts w:asciiTheme="majorHAnsi" w:hAnsiTheme="majorHAnsi" w:cstheme="majorHAnsi" w:hint="eastAsia"/>
+                <w:rFonts w:asciiTheme="majorHAnsi" w:hAnsiTheme="majorHAnsi" w:cstheme="majorHAnsi"/>
                 <w:sz w:val="22"/>
                 <w:lang w:val="en-US"/>
               </w:rPr>
@@ -31361,7 +31385,7 @@
             <w:pPr>
               <w:jc w:val="center"/>
               <w:rPr>
-                <w:rFonts w:asciiTheme="majorHAnsi" w:hAnsiTheme="majorHAnsi" w:cstheme="majorHAnsi" w:hint="eastAsia"/>
+                <w:rFonts w:asciiTheme="majorHAnsi" w:hAnsiTheme="majorHAnsi" w:cstheme="majorHAnsi"/>
                 <w:b/>
                 <w:bCs/>
                 <w:sz w:val="22"/>
@@ -31441,7 +31465,7 @@
             <w:pPr>
               <w:jc w:val="center"/>
               <w:rPr>
-                <w:rFonts w:asciiTheme="majorHAnsi" w:hAnsiTheme="majorHAnsi" w:cstheme="majorHAnsi" w:hint="eastAsia"/>
+                <w:rFonts w:asciiTheme="majorHAnsi" w:hAnsiTheme="majorHAnsi" w:cstheme="majorHAnsi"/>
                 <w:b/>
                 <w:bCs/>
                 <w:sz w:val="22"/>
@@ -31511,21 +31535,21 @@
             <w:pPr>
               <w:jc w:val="center"/>
               <w:rPr>
+                <w:rFonts w:asciiTheme="majorHAnsi" w:hAnsiTheme="majorHAnsi" w:cstheme="majorHAnsi"/>
+                <w:b/>
+                <w:bCs/>
+                <w:sz w:val="22"/>
+                <w:lang w:val="en-US"/>
+              </w:rPr>
+            </w:pPr>
+            <w:r>
+              <w:rPr>
                 <w:rFonts w:asciiTheme="majorHAnsi" w:hAnsiTheme="majorHAnsi" w:cstheme="majorHAnsi" w:hint="eastAsia"/>
                 <w:b/>
                 <w:bCs/>
                 <w:sz w:val="22"/>
                 <w:lang w:val="en-US"/>
               </w:rPr>
-            </w:pPr>
-            <w:r>
-              <w:rPr>
-                <w:rFonts w:asciiTheme="majorHAnsi" w:hAnsiTheme="majorHAnsi" w:cstheme="majorHAnsi" w:hint="eastAsia"/>
-                <w:b/>
-                <w:bCs/>
-                <w:sz w:val="22"/>
-                <w:lang w:val="en-US"/>
-              </w:rPr>
               <w:t>頼む―頼る</w:t>
             </w:r>
           </w:p>
@@ -31567,7 +31591,7 @@
             <w:pPr>
               <w:jc w:val="center"/>
               <w:rPr>
-                <w:rFonts w:ascii="Calibri" w:hAnsi="Calibri" w:cs="Calibri" w:hint="eastAsia"/>
+                <w:rFonts w:ascii="Calibri" w:hAnsi="Calibri" w:cs="Calibri"/>
                 <w:sz w:val="22"/>
               </w:rPr>
             </w:pPr>
@@ -31678,32 +31702,22 @@
             <w:pPr>
               <w:jc w:val="center"/>
               <w:rPr>
+                <w:rFonts w:asciiTheme="majorHAnsi" w:hAnsiTheme="majorHAnsi" w:cstheme="majorHAnsi"/>
+                <w:b/>
+                <w:bCs/>
+                <w:sz w:val="22"/>
+                <w:lang w:val="en-US"/>
+              </w:rPr>
+            </w:pPr>
+            <w:r>
+              <w:rPr>
                 <w:rFonts w:asciiTheme="majorHAnsi" w:hAnsiTheme="majorHAnsi" w:cstheme="majorHAnsi" w:hint="eastAsia"/>
                 <w:b/>
                 <w:bCs/>
                 <w:sz w:val="22"/>
                 <w:lang w:val="en-US"/>
               </w:rPr>
-            </w:pPr>
-            <w:r>
-              <w:rPr>
-                <w:rFonts w:asciiTheme="majorHAnsi" w:hAnsiTheme="majorHAnsi" w:cstheme="majorHAnsi" w:hint="eastAsia"/>
-                <w:b/>
-                <w:bCs/>
-                <w:sz w:val="22"/>
-                <w:lang w:val="en-US"/>
-              </w:rPr>
-              <w:t>頂</w:t>
-            </w:r>
-            <w:r>
-              <w:rPr>
-                <w:rFonts w:asciiTheme="majorHAnsi" w:hAnsiTheme="majorHAnsi" w:cstheme="majorHAnsi" w:hint="eastAsia"/>
-                <w:b/>
-                <w:bCs/>
-                <w:sz w:val="22"/>
-                <w:lang w:val="en-US"/>
-              </w:rPr>
-              <w:t>上</w:t>
+              <w:t>頂上</w:t>
             </w:r>
           </w:p>
         </w:tc>
@@ -31722,7 +31736,7 @@
             <w:pPr>
               <w:jc w:val="center"/>
               <w:rPr>
-                <w:rFonts w:asciiTheme="majorHAnsi" w:hAnsiTheme="majorHAnsi" w:cstheme="majorHAnsi" w:hint="eastAsia"/>
+                <w:rFonts w:asciiTheme="majorHAnsi" w:hAnsiTheme="majorHAnsi" w:cstheme="majorHAnsi"/>
                 <w:sz w:val="22"/>
                 <w:lang w:val="en-US"/>
               </w:rPr>
@@ -31838,7 +31852,7 @@
             <w:pPr>
               <w:jc w:val="center"/>
               <w:rPr>
-                <w:rFonts w:asciiTheme="majorHAnsi" w:hAnsiTheme="majorHAnsi" w:cstheme="majorHAnsi" w:hint="eastAsia"/>
+                <w:rFonts w:asciiTheme="majorHAnsi" w:hAnsiTheme="majorHAnsi" w:cstheme="majorHAnsi"/>
                 <w:b/>
                 <w:bCs/>
                 <w:sz w:val="22"/>
@@ -31960,7 +31974,7 @@
             <w:pPr>
               <w:jc w:val="center"/>
               <w:rPr>
-                <w:rFonts w:asciiTheme="majorHAnsi" w:hAnsiTheme="majorHAnsi" w:cstheme="majorHAnsi" w:hint="eastAsia"/>
+                <w:rFonts w:asciiTheme="majorHAnsi" w:hAnsiTheme="majorHAnsi" w:cstheme="majorHAnsi"/>
                 <w:b/>
                 <w:bCs/>
                 <w:sz w:val="22"/>
@@ -31984,7 +31998,7 @@
             <w:pPr>
               <w:jc w:val="center"/>
               <w:rPr>
-                <w:rFonts w:asciiTheme="majorHAnsi" w:hAnsiTheme="majorHAnsi" w:cstheme="majorHAnsi" w:hint="eastAsia"/>
+                <w:rFonts w:asciiTheme="majorHAnsi" w:hAnsiTheme="majorHAnsi" w:cstheme="majorHAnsi"/>
                 <w:sz w:val="22"/>
                 <w:lang w:val="en-US"/>
               </w:rPr>
@@ -32170,7 +32184,7 @@
             <w:pPr>
               <w:jc w:val="center"/>
               <w:rPr>
-                <w:rFonts w:asciiTheme="majorHAnsi" w:hAnsiTheme="majorHAnsi" w:cstheme="majorHAnsi" w:hint="eastAsia"/>
+                <w:rFonts w:asciiTheme="majorHAnsi" w:hAnsiTheme="majorHAnsi" w:cstheme="majorHAnsi"/>
                 <w:b/>
                 <w:bCs/>
                 <w:sz w:val="22"/>
@@ -32240,7 +32254,7 @@
             <w:pPr>
               <w:jc w:val="center"/>
               <w:rPr>
-                <w:rFonts w:asciiTheme="majorHAnsi" w:hAnsiTheme="majorHAnsi" w:cstheme="majorHAnsi" w:hint="eastAsia"/>
+                <w:rFonts w:asciiTheme="majorHAnsi" w:hAnsiTheme="majorHAnsi" w:cstheme="majorHAnsi"/>
                 <w:b/>
                 <w:bCs/>
                 <w:sz w:val="22"/>
@@ -32310,7 +32324,7 @@
             <w:pPr>
               <w:jc w:val="center"/>
               <w:rPr>
-                <w:rFonts w:asciiTheme="majorHAnsi" w:hAnsiTheme="majorHAnsi" w:cstheme="majorHAnsi" w:hint="eastAsia"/>
+                <w:rFonts w:asciiTheme="majorHAnsi" w:hAnsiTheme="majorHAnsi" w:cstheme="majorHAnsi"/>
                 <w:b/>
                 <w:bCs/>
                 <w:sz w:val="22"/>
@@ -32356,7 +32370,7 @@
             <w:pPr>
               <w:jc w:val="center"/>
               <w:rPr>
-                <w:rFonts w:ascii="Calibri" w:hAnsi="Calibri" w:cs="Calibri" w:hint="eastAsia"/>
+                <w:rFonts w:ascii="Calibri" w:hAnsi="Calibri" w:cs="Calibri"/>
                 <w:sz w:val="22"/>
               </w:rPr>
             </w:pPr>
@@ -32449,7 +32463,7 @@
             <w:pPr>
               <w:jc w:val="center"/>
               <w:rPr>
-                <w:rFonts w:asciiTheme="majorHAnsi" w:hAnsiTheme="majorHAnsi" w:cstheme="majorHAnsi" w:hint="eastAsia"/>
+                <w:rFonts w:asciiTheme="majorHAnsi" w:hAnsiTheme="majorHAnsi" w:cstheme="majorHAnsi"/>
                 <w:b/>
                 <w:bCs/>
                 <w:sz w:val="22"/>
@@ -32473,7 +32487,7 @@
             <w:pPr>
               <w:jc w:val="center"/>
               <w:rPr>
-                <w:rFonts w:asciiTheme="majorHAnsi" w:hAnsiTheme="majorHAnsi" w:cstheme="majorHAnsi" w:hint="eastAsia"/>
+                <w:rFonts w:asciiTheme="majorHAnsi" w:hAnsiTheme="majorHAnsi" w:cstheme="majorHAnsi"/>
                 <w:sz w:val="22"/>
                 <w:lang w:val="en-US"/>
               </w:rPr>
@@ -32589,7 +32603,7 @@
             <w:pPr>
               <w:jc w:val="center"/>
               <w:rPr>
-                <w:rFonts w:asciiTheme="majorHAnsi" w:hAnsiTheme="majorHAnsi" w:cstheme="majorHAnsi" w:hint="eastAsia"/>
+                <w:rFonts w:asciiTheme="majorHAnsi" w:hAnsiTheme="majorHAnsi" w:cstheme="majorHAnsi"/>
                 <w:b/>
                 <w:bCs/>
                 <w:sz w:val="22"/>
@@ -32680,7 +32694,7 @@
             <w:pPr>
               <w:jc w:val="center"/>
               <w:rPr>
-                <w:rFonts w:asciiTheme="majorHAnsi" w:hAnsiTheme="majorHAnsi" w:cstheme="majorHAnsi" w:hint="eastAsia"/>
+                <w:rFonts w:asciiTheme="majorHAnsi" w:hAnsiTheme="majorHAnsi" w:cstheme="majorHAnsi"/>
                 <w:b/>
                 <w:bCs/>
                 <w:sz w:val="22"/>
@@ -32704,7 +32718,7 @@
             <w:pPr>
               <w:jc w:val="center"/>
               <w:rPr>
-                <w:rFonts w:asciiTheme="majorHAnsi" w:hAnsiTheme="majorHAnsi" w:cstheme="majorHAnsi" w:hint="eastAsia"/>
+                <w:rFonts w:asciiTheme="majorHAnsi" w:hAnsiTheme="majorHAnsi" w:cstheme="majorHAnsi"/>
                 <w:sz w:val="22"/>
                 <w:lang w:val="en-US"/>
               </w:rPr>
@@ -32890,7 +32904,7 @@
             <w:pPr>
               <w:jc w:val="center"/>
               <w:rPr>
-                <w:rFonts w:asciiTheme="majorHAnsi" w:hAnsiTheme="majorHAnsi" w:cstheme="majorHAnsi" w:hint="eastAsia"/>
+                <w:rFonts w:asciiTheme="majorHAnsi" w:hAnsiTheme="majorHAnsi" w:cstheme="majorHAnsi"/>
                 <w:b/>
                 <w:bCs/>
                 <w:sz w:val="22"/>
@@ -32960,7 +32974,7 @@
             <w:pPr>
               <w:jc w:val="center"/>
               <w:rPr>
-                <w:rFonts w:asciiTheme="majorHAnsi" w:hAnsiTheme="majorHAnsi" w:cstheme="majorHAnsi" w:hint="eastAsia"/>
+                <w:rFonts w:asciiTheme="majorHAnsi" w:hAnsiTheme="majorHAnsi" w:cstheme="majorHAnsi"/>
                 <w:b/>
                 <w:bCs/>
                 <w:sz w:val="22"/>
@@ -33030,7 +33044,7 @@
             <w:pPr>
               <w:jc w:val="center"/>
               <w:rPr>
-                <w:rFonts w:asciiTheme="majorHAnsi" w:hAnsiTheme="majorHAnsi" w:cstheme="majorHAnsi" w:hint="eastAsia"/>
+                <w:rFonts w:asciiTheme="majorHAnsi" w:hAnsiTheme="majorHAnsi" w:cstheme="majorHAnsi"/>
                 <w:b/>
                 <w:bCs/>
                 <w:sz w:val="22"/>
@@ -33076,7 +33090,7 @@
             <w:pPr>
               <w:jc w:val="center"/>
               <w:rPr>
-                <w:rFonts w:ascii="Calibri" w:hAnsi="Calibri" w:cs="Calibri" w:hint="eastAsia"/>
+                <w:rFonts w:ascii="Calibri" w:hAnsi="Calibri" w:cs="Calibri"/>
                 <w:sz w:val="22"/>
               </w:rPr>
             </w:pPr>
@@ -33169,7 +33183,7 @@
             <w:pPr>
               <w:jc w:val="center"/>
               <w:rPr>
-                <w:rFonts w:asciiTheme="majorHAnsi" w:hAnsiTheme="majorHAnsi" w:cstheme="majorHAnsi" w:hint="eastAsia"/>
+                <w:rFonts w:asciiTheme="majorHAnsi" w:hAnsiTheme="majorHAnsi" w:cstheme="majorHAnsi"/>
                 <w:b/>
                 <w:bCs/>
                 <w:sz w:val="22"/>
@@ -33193,7 +33207,7 @@
             <w:pPr>
               <w:jc w:val="center"/>
               <w:rPr>
-                <w:rFonts w:asciiTheme="majorHAnsi" w:hAnsiTheme="majorHAnsi" w:cstheme="majorHAnsi" w:hint="eastAsia"/>
+                <w:rFonts w:asciiTheme="majorHAnsi" w:hAnsiTheme="majorHAnsi" w:cstheme="majorHAnsi"/>
                 <w:sz w:val="22"/>
                 <w:lang w:val="en-US"/>
               </w:rPr>
@@ -33309,7 +33323,7 @@
             <w:pPr>
               <w:jc w:val="center"/>
               <w:rPr>
-                <w:rFonts w:asciiTheme="majorHAnsi" w:hAnsiTheme="majorHAnsi" w:cstheme="majorHAnsi" w:hint="eastAsia"/>
+                <w:rFonts w:asciiTheme="majorHAnsi" w:hAnsiTheme="majorHAnsi" w:cstheme="majorHAnsi"/>
                 <w:b/>
                 <w:bCs/>
                 <w:sz w:val="22"/>
@@ -34006,6 +34020,7 @@
   <w:style w:type="character" w:default="1" w:styleId="DefaultParagraphFont">
     <w:name w:val="Default Paragraph Font"/>
     <w:uiPriority w:val="1"/>
+    <w:semiHidden/>
     <w:unhideWhenUsed/>
   </w:style>
   <w:style w:type="table" w:default="1" w:styleId="TableNormal">

--- a/TỔNG HỢP TỪ VỰNG JPD316.docx
+++ b/TỔNG HỢP TỪ VỰNG JPD316.docx
@@ -31242,6 +31242,16 @@
                 <w:lang w:val="en-US"/>
               </w:rPr>
             </w:pPr>
+            <w:r>
+              <w:rPr>
+                <w:rFonts w:asciiTheme="majorHAnsi" w:hAnsiTheme="majorHAnsi" w:cstheme="majorHAnsi"/>
+                <w:b/>
+                <w:bCs/>
+                <w:sz w:val="22"/>
+                <w:lang w:val="en-US"/>
+              </w:rPr>
+              <w:t>筆者</w:t>
+            </w:r>
           </w:p>
         </w:tc>
         <w:tc>
@@ -31264,6 +31274,14 @@
                 <w:lang w:val="en-US"/>
               </w:rPr>
             </w:pPr>
+            <w:r>
+              <w:rPr>
+                <w:rFonts w:asciiTheme="majorHAnsi" w:hAnsiTheme="majorHAnsi" w:cstheme="majorHAnsi"/>
+                <w:sz w:val="22"/>
+                <w:lang w:val="en-US"/>
+              </w:rPr>
+              <w:t>ひっしゃ</w:t>
+            </w:r>
           </w:p>
         </w:tc>
         <w:tc>
@@ -31286,6 +31304,22 @@
                 <w:lang w:val="en-US"/>
               </w:rPr>
             </w:pPr>
+            <w:r>
+              <w:rPr>
+                <w:rFonts w:asciiTheme="majorHAnsi" w:hAnsiTheme="majorHAnsi" w:cstheme="majorHAnsi"/>
+                <w:sz w:val="22"/>
+                <w:lang w:val="en-US"/>
+              </w:rPr>
+              <w:t>t</w:t>
+            </w:r>
+            <w:r>
+              <w:rPr>
+                <w:rFonts w:asciiTheme="majorHAnsi" w:hAnsiTheme="majorHAnsi" w:cstheme="majorHAnsi"/>
+                <w:sz w:val="22"/>
+                <w:lang w:val="en-US"/>
+              </w:rPr>
+              <w:t>ác giả, người viết</w:t>
+            </w:r>
           </w:p>
         </w:tc>
       </w:tr>
@@ -31344,6 +31378,14 @@
                 <w:lang w:val="en-US"/>
               </w:rPr>
             </w:pPr>
+            <w:r>
+              <w:rPr>
+                <w:rFonts w:asciiTheme="majorHAnsi" w:hAnsiTheme="majorHAnsi" w:cstheme="majorHAnsi"/>
+                <w:sz w:val="22"/>
+                <w:lang w:val="en-US"/>
+              </w:rPr>
+              <w:t>しょしんしゃ</w:t>
+            </w:r>
           </w:p>
         </w:tc>
         <w:tc>
@@ -31366,6 +31408,22 @@
                 <w:lang w:val="en-US"/>
               </w:rPr>
             </w:pPr>
+            <w:r>
+              <w:rPr>
+                <w:rFonts w:asciiTheme="majorHAnsi" w:hAnsiTheme="majorHAnsi" w:cstheme="majorHAnsi"/>
+                <w:sz w:val="22"/>
+                <w:lang w:val="en-US"/>
+              </w:rPr>
+              <w:t>n</w:t>
+            </w:r>
+            <w:r>
+              <w:rPr>
+                <w:rFonts w:asciiTheme="majorHAnsi" w:hAnsiTheme="majorHAnsi" w:cstheme="majorHAnsi"/>
+                <w:sz w:val="22"/>
+                <w:lang w:val="en-US"/>
+              </w:rPr>
+              <w:t>gười mới bắt đầu</w:t>
+            </w:r>
           </w:p>
         </w:tc>
       </w:tr>
@@ -31424,6 +31482,14 @@
                 <w:lang w:val="en-US"/>
               </w:rPr>
             </w:pPr>
+            <w:r>
+              <w:rPr>
+                <w:rFonts w:asciiTheme="majorHAnsi" w:hAnsiTheme="majorHAnsi" w:cstheme="majorHAnsi"/>
+                <w:sz w:val="22"/>
+                <w:lang w:val="en-US"/>
+              </w:rPr>
+              <w:t>しんじる</w:t>
+            </w:r>
           </w:p>
         </w:tc>
         <w:tc>
@@ -31446,6 +31512,14 @@
                 <w:lang w:val="en-US"/>
               </w:rPr>
             </w:pPr>
+            <w:r>
+              <w:rPr>
+                <w:rFonts w:asciiTheme="majorHAnsi" w:hAnsiTheme="majorHAnsi" w:cstheme="majorHAnsi"/>
+                <w:sz w:val="22"/>
+                <w:lang w:val="en-US"/>
+              </w:rPr>
+              <w:t>tin tưởng</w:t>
+            </w:r>
           </w:p>
         </w:tc>
       </w:tr>
@@ -31472,6 +31546,16 @@
                 <w:lang w:val="en-US"/>
               </w:rPr>
             </w:pPr>
+            <w:r>
+              <w:rPr>
+                <w:rFonts w:asciiTheme="majorHAnsi" w:hAnsiTheme="majorHAnsi" w:cstheme="majorHAnsi"/>
+                <w:b/>
+                <w:bCs/>
+                <w:sz w:val="22"/>
+                <w:lang w:val="en-US"/>
+              </w:rPr>
+              <w:t>信頼</w:t>
+            </w:r>
           </w:p>
         </w:tc>
         <w:tc>
@@ -31494,6 +31578,14 @@
                 <w:lang w:val="en-US"/>
               </w:rPr>
             </w:pPr>
+            <w:r>
+              <w:rPr>
+                <w:rFonts w:asciiTheme="majorHAnsi" w:hAnsiTheme="majorHAnsi" w:cstheme="majorHAnsi"/>
+                <w:sz w:val="22"/>
+                <w:lang w:val="en-US"/>
+              </w:rPr>
+              <w:t>しんらい</w:t>
+            </w:r>
           </w:p>
         </w:tc>
         <w:tc>
@@ -31516,6 +31608,14 @@
                 <w:lang w:val="en-US"/>
               </w:rPr>
             </w:pPr>
+            <w:r>
+              <w:rPr>
+                <w:rFonts w:asciiTheme="majorHAnsi" w:hAnsiTheme="majorHAnsi" w:cstheme="majorHAnsi"/>
+                <w:sz w:val="22"/>
+                <w:lang w:val="en-US"/>
+              </w:rPr>
+              <w:t>sự tin cậy, tín nhiệm</w:t>
+            </w:r>
           </w:p>
         </w:tc>
       </w:tr>
@@ -31574,6 +31674,14 @@
                 <w:lang w:val="en-US"/>
               </w:rPr>
             </w:pPr>
+            <w:r>
+              <w:rPr>
+                <w:rFonts w:asciiTheme="majorHAnsi" w:hAnsiTheme="majorHAnsi" w:cstheme="majorHAnsi"/>
+                <w:sz w:val="22"/>
+                <w:lang w:val="en-US"/>
+              </w:rPr>
+              <w:t>たのむーたよる</w:t>
+            </w:r>
           </w:p>
         </w:tc>
         <w:tc>
@@ -31591,10 +31699,19 @@
             <w:pPr>
               <w:jc w:val="center"/>
               <w:rPr>
-                <w:rFonts w:ascii="Calibri" w:hAnsi="Calibri" w:cs="Calibri"/>
-                <w:sz w:val="22"/>
-              </w:rPr>
-            </w:pPr>
+                <w:rFonts w:cs="Times New Roman"/>
+                <w:sz w:val="22"/>
+                <w:lang w:val="en-US"/>
+              </w:rPr>
+            </w:pPr>
+            <w:r>
+              <w:rPr>
+                <w:rFonts w:cs="Times New Roman"/>
+                <w:sz w:val="22"/>
+                <w:lang w:val="en-US"/>
+              </w:rPr>
+              <w:t>nhờ vả - trông cậy</w:t>
+            </w:r>
           </w:p>
         </w:tc>
       </w:tr>
@@ -31683,6 +31800,14 @@
                 <w:lang w:val="en-US"/>
               </w:rPr>
             </w:pPr>
+            <w:r>
+              <w:rPr>
+                <w:rFonts w:asciiTheme="majorHAnsi" w:hAnsiTheme="majorHAnsi" w:cstheme="majorHAnsi"/>
+                <w:sz w:val="22"/>
+                <w:lang w:val="en-US"/>
+              </w:rPr>
+              <w:t>đỉnh núi</w:t>
+            </w:r>
           </w:p>
         </w:tc>
       </w:tr>
@@ -31741,6 +31866,14 @@
                 <w:lang w:val="en-US"/>
               </w:rPr>
             </w:pPr>
+            <w:r>
+              <w:rPr>
+                <w:rFonts w:asciiTheme="majorHAnsi" w:hAnsiTheme="majorHAnsi" w:cstheme="majorHAnsi"/>
+                <w:sz w:val="22"/>
+                <w:lang w:val="en-US"/>
+              </w:rPr>
+              <w:t>ちょうじょう</w:t>
+            </w:r>
           </w:p>
         </w:tc>
         <w:tc>
@@ -31763,6 +31896,14 @@
                 <w:lang w:val="en-US"/>
               </w:rPr>
             </w:pPr>
+            <w:r>
+              <w:rPr>
+                <w:rFonts w:asciiTheme="majorHAnsi" w:hAnsiTheme="majorHAnsi" w:cstheme="majorHAnsi"/>
+                <w:sz w:val="22"/>
+                <w:lang w:val="en-US"/>
+              </w:rPr>
+              <w:t>đỉnh, điểm cao nhất</w:t>
+            </w:r>
           </w:p>
         </w:tc>
       </w:tr>
@@ -31789,6 +31930,16 @@
                 <w:lang w:val="en-US"/>
               </w:rPr>
             </w:pPr>
+            <w:r>
+              <w:rPr>
+                <w:rFonts w:asciiTheme="majorHAnsi" w:hAnsiTheme="majorHAnsi" w:cstheme="majorHAnsi"/>
+                <w:b/>
+                <w:bCs/>
+                <w:sz w:val="22"/>
+                <w:lang w:val="en-US"/>
+              </w:rPr>
+              <w:t>眺める</w:t>
+            </w:r>
           </w:p>
         </w:tc>
         <w:tc>
@@ -31811,6 +31962,14 @@
                 <w:lang w:val="en-US"/>
               </w:rPr>
             </w:pPr>
+            <w:r>
+              <w:rPr>
+                <w:rFonts w:asciiTheme="majorHAnsi" w:hAnsiTheme="majorHAnsi" w:cstheme="majorHAnsi"/>
+                <w:sz w:val="22"/>
+                <w:lang w:val="en-US"/>
+              </w:rPr>
+              <w:t>ながめる</w:t>
+            </w:r>
           </w:p>
         </w:tc>
         <w:tc>
@@ -31833,6 +31992,14 @@
                 <w:lang w:val="en-US"/>
               </w:rPr>
             </w:pPr>
+            <w:r>
+              <w:rPr>
+                <w:rFonts w:asciiTheme="majorHAnsi" w:hAnsiTheme="majorHAnsi" w:cstheme="majorHAnsi"/>
+                <w:sz w:val="22"/>
+                <w:lang w:val="en-US"/>
+              </w:rPr>
+              <w:t>ngắm, nhìn</w:t>
+            </w:r>
           </w:p>
         </w:tc>
       </w:tr>
@@ -31950,13 +32117,13 @@
     <w:tbl>
       <w:tblPr>
         <w:tblStyle w:val="TableGrid"/>
-        <w:tblW w:w="0" w:type="auto"/>
+        <w:tblW w:w="4765" w:type="dxa"/>
         <w:tblLook w:val="04A0" w:firstRow="1" w:lastRow="0" w:firstColumn="1" w:lastColumn="0" w:noHBand="0" w:noVBand="1"/>
       </w:tblPr>
       <w:tblGrid>
         <w:gridCol w:w="1139"/>
-        <w:gridCol w:w="1578"/>
-        <w:gridCol w:w="2022"/>
+        <w:gridCol w:w="1466"/>
+        <w:gridCol w:w="2160"/>
       </w:tblGrid>
       <w:tr>
         <w:tc>
@@ -31981,50 +32148,84 @@
                 <w:lang w:val="en-US"/>
               </w:rPr>
             </w:pPr>
-          </w:p>
-        </w:tc>
-        <w:tc>
-          <w:tcPr>
-            <w:tcW w:w="1578" w:type="dxa"/>
-            <w:tcMar>
-              <w:top w:w="72" w:type="dxa"/>
-              <w:left w:w="115" w:type="dxa"/>
-              <w:bottom w:w="72" w:type="dxa"/>
-              <w:right w:w="115" w:type="dxa"/>
-            </w:tcMar>
-            <w:vAlign w:val="center"/>
-          </w:tcPr>
-          <w:p>
-            <w:pPr>
-              <w:jc w:val="center"/>
-              <w:rPr>
-                <w:rFonts w:asciiTheme="majorHAnsi" w:hAnsiTheme="majorHAnsi" w:cstheme="majorHAnsi"/>
-                <w:sz w:val="22"/>
-                <w:lang w:val="en-US"/>
-              </w:rPr>
-            </w:pPr>
-          </w:p>
-        </w:tc>
-        <w:tc>
-          <w:tcPr>
-            <w:tcW w:w="2022" w:type="dxa"/>
-            <w:tcMar>
-              <w:top w:w="72" w:type="dxa"/>
-              <w:left w:w="115" w:type="dxa"/>
-              <w:bottom w:w="72" w:type="dxa"/>
-              <w:right w:w="115" w:type="dxa"/>
-            </w:tcMar>
-            <w:vAlign w:val="center"/>
-          </w:tcPr>
-          <w:p>
-            <w:pPr>
-              <w:jc w:val="center"/>
-              <w:rPr>
-                <w:rFonts w:asciiTheme="majorHAnsi" w:hAnsiTheme="majorHAnsi" w:cstheme="majorHAnsi"/>
-                <w:sz w:val="22"/>
-                <w:lang w:val="en-US"/>
-              </w:rPr>
-            </w:pPr>
+            <w:r>
+              <w:rPr>
+                <w:rFonts w:asciiTheme="majorHAnsi" w:hAnsiTheme="majorHAnsi" w:cstheme="majorHAnsi"/>
+                <w:b/>
+                <w:bCs/>
+                <w:sz w:val="22"/>
+                <w:lang w:val="en-US"/>
+              </w:rPr>
+              <w:t>近づく</w:t>
+            </w:r>
+          </w:p>
+        </w:tc>
+        <w:tc>
+          <w:tcPr>
+            <w:tcW w:w="1466" w:type="dxa"/>
+            <w:tcMar>
+              <w:top w:w="72" w:type="dxa"/>
+              <w:left w:w="115" w:type="dxa"/>
+              <w:bottom w:w="72" w:type="dxa"/>
+              <w:right w:w="115" w:type="dxa"/>
+            </w:tcMar>
+            <w:vAlign w:val="center"/>
+          </w:tcPr>
+          <w:p>
+            <w:pPr>
+              <w:jc w:val="center"/>
+              <w:rPr>
+                <w:rFonts w:asciiTheme="majorHAnsi" w:hAnsiTheme="majorHAnsi" w:cstheme="majorHAnsi"/>
+                <w:sz w:val="22"/>
+                <w:lang w:val="en-US"/>
+              </w:rPr>
+            </w:pPr>
+            <w:r>
+              <w:rPr>
+                <w:rFonts w:asciiTheme="majorHAnsi" w:hAnsiTheme="majorHAnsi" w:cstheme="majorHAnsi"/>
+                <w:sz w:val="22"/>
+                <w:lang w:val="en-US"/>
+              </w:rPr>
+              <w:t>ちかづく</w:t>
+            </w:r>
+          </w:p>
+        </w:tc>
+        <w:tc>
+          <w:tcPr>
+            <w:tcW w:w="2160" w:type="dxa"/>
+            <w:tcMar>
+              <w:top w:w="72" w:type="dxa"/>
+              <w:left w:w="115" w:type="dxa"/>
+              <w:bottom w:w="72" w:type="dxa"/>
+              <w:right w:w="115" w:type="dxa"/>
+            </w:tcMar>
+            <w:vAlign w:val="center"/>
+          </w:tcPr>
+          <w:p>
+            <w:pPr>
+              <w:jc w:val="center"/>
+              <w:rPr>
+                <w:rFonts w:asciiTheme="majorHAnsi" w:hAnsiTheme="majorHAnsi" w:cstheme="majorHAnsi"/>
+                <w:sz w:val="22"/>
+                <w:lang w:val="en-US"/>
+              </w:rPr>
+            </w:pPr>
+            <w:r>
+              <w:rPr>
+                <w:rFonts w:asciiTheme="majorHAnsi" w:hAnsiTheme="majorHAnsi" w:cstheme="majorHAnsi"/>
+                <w:sz w:val="22"/>
+                <w:lang w:val="en-US"/>
+              </w:rPr>
+              <w:t>đ</w:t>
+            </w:r>
+            <w:r>
+              <w:rPr>
+                <w:rFonts w:asciiTheme="majorHAnsi" w:hAnsiTheme="majorHAnsi" w:cstheme="majorHAnsi"/>
+                <w:sz w:val="22"/>
+                <w:lang w:val="en-US"/>
+              </w:rPr>
+              <w:t>ến gần, tiếp cận</w:t>
+            </w:r>
           </w:p>
         </w:tc>
       </w:tr>
@@ -32055,46 +32256,70 @@
         </w:tc>
         <w:tc>
           <w:tcPr>
-            <w:tcW w:w="1578" w:type="dxa"/>
-            <w:tcMar>
-              <w:top w:w="72" w:type="dxa"/>
-              <w:left w:w="115" w:type="dxa"/>
-              <w:bottom w:w="72" w:type="dxa"/>
-              <w:right w:w="115" w:type="dxa"/>
-            </w:tcMar>
-            <w:vAlign w:val="center"/>
-          </w:tcPr>
-          <w:p>
-            <w:pPr>
-              <w:jc w:val="center"/>
-              <w:rPr>
-                <w:rFonts w:asciiTheme="majorHAnsi" w:hAnsiTheme="majorHAnsi" w:cstheme="majorHAnsi"/>
-                <w:sz w:val="22"/>
-                <w:lang w:val="en-US"/>
-              </w:rPr>
-            </w:pPr>
-          </w:p>
-        </w:tc>
-        <w:tc>
-          <w:tcPr>
-            <w:tcW w:w="2022" w:type="dxa"/>
-            <w:tcMar>
-              <w:top w:w="72" w:type="dxa"/>
-              <w:left w:w="115" w:type="dxa"/>
-              <w:bottom w:w="72" w:type="dxa"/>
-              <w:right w:w="115" w:type="dxa"/>
-            </w:tcMar>
-            <w:vAlign w:val="center"/>
-          </w:tcPr>
-          <w:p>
-            <w:pPr>
-              <w:jc w:val="center"/>
-              <w:rPr>
-                <w:rFonts w:asciiTheme="majorHAnsi" w:hAnsiTheme="majorHAnsi" w:cstheme="majorHAnsi"/>
-                <w:sz w:val="22"/>
-                <w:lang w:val="en-US"/>
-              </w:rPr>
-            </w:pPr>
+            <w:tcW w:w="1466" w:type="dxa"/>
+            <w:tcMar>
+              <w:top w:w="72" w:type="dxa"/>
+              <w:left w:w="115" w:type="dxa"/>
+              <w:bottom w:w="72" w:type="dxa"/>
+              <w:right w:w="115" w:type="dxa"/>
+            </w:tcMar>
+            <w:vAlign w:val="center"/>
+          </w:tcPr>
+          <w:p>
+            <w:pPr>
+              <w:jc w:val="center"/>
+              <w:rPr>
+                <w:rFonts w:asciiTheme="majorHAnsi" w:hAnsiTheme="majorHAnsi" w:cstheme="majorHAnsi"/>
+                <w:sz w:val="22"/>
+                <w:lang w:val="en-US"/>
+              </w:rPr>
+            </w:pPr>
+            <w:r>
+              <w:rPr>
+                <w:rFonts w:asciiTheme="majorHAnsi" w:hAnsiTheme="majorHAnsi" w:cstheme="majorHAnsi"/>
+                <w:sz w:val="22"/>
+                <w:lang w:val="en-US"/>
+              </w:rPr>
+              <w:t>ぴったり</w:t>
+            </w:r>
+          </w:p>
+        </w:tc>
+        <w:tc>
+          <w:tcPr>
+            <w:tcW w:w="2160" w:type="dxa"/>
+            <w:tcMar>
+              <w:top w:w="72" w:type="dxa"/>
+              <w:left w:w="115" w:type="dxa"/>
+              <w:bottom w:w="72" w:type="dxa"/>
+              <w:right w:w="115" w:type="dxa"/>
+            </w:tcMar>
+            <w:vAlign w:val="center"/>
+          </w:tcPr>
+          <w:p>
+            <w:pPr>
+              <w:jc w:val="center"/>
+              <w:rPr>
+                <w:rFonts w:asciiTheme="majorHAnsi" w:hAnsiTheme="majorHAnsi" w:cstheme="majorHAnsi"/>
+                <w:sz w:val="22"/>
+                <w:lang w:val="en-US"/>
+              </w:rPr>
+            </w:pPr>
+            <w:r>
+              <w:rPr>
+                <w:rFonts w:asciiTheme="majorHAnsi" w:hAnsiTheme="majorHAnsi" w:cstheme="majorHAnsi"/>
+                <w:sz w:val="22"/>
+                <w:lang w:val="en-US"/>
+              </w:rPr>
+              <w:t>v</w:t>
+            </w:r>
+            <w:r>
+              <w:rPr>
+                <w:rFonts w:asciiTheme="majorHAnsi" w:hAnsiTheme="majorHAnsi" w:cstheme="majorHAnsi"/>
+                <w:sz w:val="22"/>
+                <w:lang w:val="en-US"/>
+              </w:rPr>
+              <w:t>ừa vặn, vừa khít</w:t>
+            </w:r>
           </w:p>
         </w:tc>
       </w:tr>
@@ -32125,46 +32350,70 @@
         </w:tc>
         <w:tc>
           <w:tcPr>
-            <w:tcW w:w="1578" w:type="dxa"/>
-            <w:tcMar>
-              <w:top w:w="72" w:type="dxa"/>
-              <w:left w:w="115" w:type="dxa"/>
-              <w:bottom w:w="72" w:type="dxa"/>
-              <w:right w:w="115" w:type="dxa"/>
-            </w:tcMar>
-            <w:vAlign w:val="center"/>
-          </w:tcPr>
-          <w:p>
-            <w:pPr>
-              <w:jc w:val="center"/>
-              <w:rPr>
-                <w:rFonts w:asciiTheme="majorHAnsi" w:hAnsiTheme="majorHAnsi" w:cstheme="majorHAnsi"/>
-                <w:sz w:val="22"/>
-                <w:lang w:val="en-US"/>
-              </w:rPr>
-            </w:pPr>
-          </w:p>
-        </w:tc>
-        <w:tc>
-          <w:tcPr>
-            <w:tcW w:w="2022" w:type="dxa"/>
-            <w:tcMar>
-              <w:top w:w="72" w:type="dxa"/>
-              <w:left w:w="115" w:type="dxa"/>
-              <w:bottom w:w="72" w:type="dxa"/>
-              <w:right w:w="115" w:type="dxa"/>
-            </w:tcMar>
-            <w:vAlign w:val="center"/>
-          </w:tcPr>
-          <w:p>
-            <w:pPr>
-              <w:jc w:val="center"/>
-              <w:rPr>
-                <w:rFonts w:asciiTheme="majorHAnsi" w:hAnsiTheme="majorHAnsi" w:cstheme="majorHAnsi"/>
-                <w:sz w:val="22"/>
-                <w:lang w:val="en-US"/>
-              </w:rPr>
-            </w:pPr>
+            <w:tcW w:w="1466" w:type="dxa"/>
+            <w:tcMar>
+              <w:top w:w="72" w:type="dxa"/>
+              <w:left w:w="115" w:type="dxa"/>
+              <w:bottom w:w="72" w:type="dxa"/>
+              <w:right w:w="115" w:type="dxa"/>
+            </w:tcMar>
+            <w:vAlign w:val="center"/>
+          </w:tcPr>
+          <w:p>
+            <w:pPr>
+              <w:jc w:val="center"/>
+              <w:rPr>
+                <w:rFonts w:asciiTheme="majorHAnsi" w:hAnsiTheme="majorHAnsi" w:cstheme="majorHAnsi"/>
+                <w:sz w:val="22"/>
+                <w:lang w:val="en-US"/>
+              </w:rPr>
+            </w:pPr>
+            <w:r>
+              <w:rPr>
+                <w:rFonts w:asciiTheme="majorHAnsi" w:hAnsiTheme="majorHAnsi" w:cstheme="majorHAnsi"/>
+                <w:sz w:val="22"/>
+                <w:lang w:val="en-US"/>
+              </w:rPr>
+              <w:t>たっぷり</w:t>
+            </w:r>
+          </w:p>
+        </w:tc>
+        <w:tc>
+          <w:tcPr>
+            <w:tcW w:w="2160" w:type="dxa"/>
+            <w:tcMar>
+              <w:top w:w="72" w:type="dxa"/>
+              <w:left w:w="115" w:type="dxa"/>
+              <w:bottom w:w="72" w:type="dxa"/>
+              <w:right w:w="115" w:type="dxa"/>
+            </w:tcMar>
+            <w:vAlign w:val="center"/>
+          </w:tcPr>
+          <w:p>
+            <w:pPr>
+              <w:jc w:val="center"/>
+              <w:rPr>
+                <w:rFonts w:asciiTheme="majorHAnsi" w:hAnsiTheme="majorHAnsi" w:cstheme="majorHAnsi"/>
+                <w:sz w:val="22"/>
+                <w:lang w:val="en-US"/>
+              </w:rPr>
+            </w:pPr>
+            <w:r>
+              <w:rPr>
+                <w:rFonts w:asciiTheme="majorHAnsi" w:hAnsiTheme="majorHAnsi" w:cstheme="majorHAnsi"/>
+                <w:sz w:val="22"/>
+                <w:lang w:val="en-US"/>
+              </w:rPr>
+              <w:t>đ</w:t>
+            </w:r>
+            <w:r>
+              <w:rPr>
+                <w:rFonts w:asciiTheme="majorHAnsi" w:hAnsiTheme="majorHAnsi" w:cstheme="majorHAnsi"/>
+                <w:sz w:val="22"/>
+                <w:lang w:val="en-US"/>
+              </w:rPr>
+              <w:t>ầy ắp, nhiều</w:t>
+            </w:r>
           </w:p>
         </w:tc>
       </w:tr>
@@ -32195,46 +32444,70 @@
         </w:tc>
         <w:tc>
           <w:tcPr>
-            <w:tcW w:w="1578" w:type="dxa"/>
-            <w:tcMar>
-              <w:top w:w="72" w:type="dxa"/>
-              <w:left w:w="115" w:type="dxa"/>
-              <w:bottom w:w="72" w:type="dxa"/>
-              <w:right w:w="115" w:type="dxa"/>
-            </w:tcMar>
-            <w:vAlign w:val="center"/>
-          </w:tcPr>
-          <w:p>
-            <w:pPr>
-              <w:jc w:val="center"/>
-              <w:rPr>
-                <w:rFonts w:asciiTheme="majorHAnsi" w:hAnsiTheme="majorHAnsi" w:cstheme="majorHAnsi"/>
-                <w:sz w:val="22"/>
-                <w:lang w:val="en-US"/>
-              </w:rPr>
-            </w:pPr>
-          </w:p>
-        </w:tc>
-        <w:tc>
-          <w:tcPr>
-            <w:tcW w:w="2022" w:type="dxa"/>
-            <w:tcMar>
-              <w:top w:w="72" w:type="dxa"/>
-              <w:left w:w="115" w:type="dxa"/>
-              <w:bottom w:w="72" w:type="dxa"/>
-              <w:right w:w="115" w:type="dxa"/>
-            </w:tcMar>
-            <w:vAlign w:val="center"/>
-          </w:tcPr>
-          <w:p>
-            <w:pPr>
-              <w:jc w:val="center"/>
-              <w:rPr>
-                <w:rFonts w:asciiTheme="majorHAnsi" w:hAnsiTheme="majorHAnsi" w:cstheme="majorHAnsi"/>
-                <w:sz w:val="22"/>
-                <w:lang w:val="en-US"/>
-              </w:rPr>
-            </w:pPr>
+            <w:tcW w:w="1466" w:type="dxa"/>
+            <w:tcMar>
+              <w:top w:w="72" w:type="dxa"/>
+              <w:left w:w="115" w:type="dxa"/>
+              <w:bottom w:w="72" w:type="dxa"/>
+              <w:right w:w="115" w:type="dxa"/>
+            </w:tcMar>
+            <w:vAlign w:val="center"/>
+          </w:tcPr>
+          <w:p>
+            <w:pPr>
+              <w:jc w:val="center"/>
+              <w:rPr>
+                <w:rFonts w:asciiTheme="majorHAnsi" w:hAnsiTheme="majorHAnsi" w:cstheme="majorHAnsi"/>
+                <w:sz w:val="22"/>
+                <w:lang w:val="en-US"/>
+              </w:rPr>
+            </w:pPr>
+            <w:r>
+              <w:rPr>
+                <w:rFonts w:asciiTheme="majorHAnsi" w:hAnsiTheme="majorHAnsi" w:cstheme="majorHAnsi"/>
+                <w:sz w:val="22"/>
+                <w:lang w:val="en-US"/>
+              </w:rPr>
+              <w:t>もったいない</w:t>
+            </w:r>
+          </w:p>
+        </w:tc>
+        <w:tc>
+          <w:tcPr>
+            <w:tcW w:w="2160" w:type="dxa"/>
+            <w:tcMar>
+              <w:top w:w="72" w:type="dxa"/>
+              <w:left w:w="115" w:type="dxa"/>
+              <w:bottom w:w="72" w:type="dxa"/>
+              <w:right w:w="115" w:type="dxa"/>
+            </w:tcMar>
+            <w:vAlign w:val="center"/>
+          </w:tcPr>
+          <w:p>
+            <w:pPr>
+              <w:jc w:val="center"/>
+              <w:rPr>
+                <w:rFonts w:asciiTheme="majorHAnsi" w:hAnsiTheme="majorHAnsi" w:cstheme="majorHAnsi"/>
+                <w:sz w:val="22"/>
+                <w:lang w:val="en-US"/>
+              </w:rPr>
+            </w:pPr>
+            <w:r>
+              <w:rPr>
+                <w:rFonts w:asciiTheme="majorHAnsi" w:hAnsiTheme="majorHAnsi" w:cstheme="majorHAnsi"/>
+                <w:sz w:val="22"/>
+                <w:lang w:val="en-US"/>
+              </w:rPr>
+              <w:t>l</w:t>
+            </w:r>
+            <w:r>
+              <w:rPr>
+                <w:rFonts w:asciiTheme="majorHAnsi" w:hAnsiTheme="majorHAnsi" w:cstheme="majorHAnsi"/>
+                <w:sz w:val="22"/>
+                <w:lang w:val="en-US"/>
+              </w:rPr>
+              <w:t>ãng phí, đáng tiếc</w:t>
+            </w:r>
           </w:p>
         </w:tc>
       </w:tr>
@@ -32261,50 +32534,84 @@
                 <w:lang w:val="en-US"/>
               </w:rPr>
             </w:pPr>
-          </w:p>
-        </w:tc>
-        <w:tc>
-          <w:tcPr>
-            <w:tcW w:w="1578" w:type="dxa"/>
-            <w:tcMar>
-              <w:top w:w="72" w:type="dxa"/>
-              <w:left w:w="115" w:type="dxa"/>
-              <w:bottom w:w="72" w:type="dxa"/>
-              <w:right w:w="115" w:type="dxa"/>
-            </w:tcMar>
-            <w:vAlign w:val="center"/>
-          </w:tcPr>
-          <w:p>
-            <w:pPr>
-              <w:jc w:val="center"/>
-              <w:rPr>
-                <w:rFonts w:asciiTheme="majorHAnsi" w:hAnsiTheme="majorHAnsi" w:cstheme="majorHAnsi"/>
-                <w:sz w:val="22"/>
-                <w:lang w:val="en-US"/>
-              </w:rPr>
-            </w:pPr>
-          </w:p>
-        </w:tc>
-        <w:tc>
-          <w:tcPr>
-            <w:tcW w:w="2022" w:type="dxa"/>
-            <w:tcMar>
-              <w:top w:w="72" w:type="dxa"/>
-              <w:left w:w="115" w:type="dxa"/>
-              <w:bottom w:w="72" w:type="dxa"/>
-              <w:right w:w="115" w:type="dxa"/>
-            </w:tcMar>
-            <w:vAlign w:val="center"/>
-          </w:tcPr>
-          <w:p>
-            <w:pPr>
-              <w:jc w:val="center"/>
-              <w:rPr>
-                <w:rFonts w:asciiTheme="majorHAnsi" w:hAnsiTheme="majorHAnsi" w:cstheme="majorHAnsi"/>
-                <w:sz w:val="22"/>
-                <w:lang w:val="en-US"/>
-              </w:rPr>
-            </w:pPr>
+            <w:r>
+              <w:rPr>
+                <w:rFonts w:asciiTheme="majorHAnsi" w:hAnsiTheme="majorHAnsi" w:cstheme="majorHAnsi"/>
+                <w:b/>
+                <w:bCs/>
+                <w:sz w:val="22"/>
+                <w:lang w:val="en-US"/>
+              </w:rPr>
+              <w:t>無駄</w:t>
+            </w:r>
+          </w:p>
+        </w:tc>
+        <w:tc>
+          <w:tcPr>
+            <w:tcW w:w="1466" w:type="dxa"/>
+            <w:tcMar>
+              <w:top w:w="72" w:type="dxa"/>
+              <w:left w:w="115" w:type="dxa"/>
+              <w:bottom w:w="72" w:type="dxa"/>
+              <w:right w:w="115" w:type="dxa"/>
+            </w:tcMar>
+            <w:vAlign w:val="center"/>
+          </w:tcPr>
+          <w:p>
+            <w:pPr>
+              <w:jc w:val="center"/>
+              <w:rPr>
+                <w:rFonts w:asciiTheme="majorHAnsi" w:hAnsiTheme="majorHAnsi" w:cstheme="majorHAnsi"/>
+                <w:sz w:val="22"/>
+                <w:lang w:val="en-US"/>
+              </w:rPr>
+            </w:pPr>
+            <w:r>
+              <w:rPr>
+                <w:rFonts w:asciiTheme="majorHAnsi" w:hAnsiTheme="majorHAnsi" w:cstheme="majorHAnsi"/>
+                <w:sz w:val="22"/>
+                <w:lang w:val="en-US"/>
+              </w:rPr>
+              <w:t>むだ</w:t>
+            </w:r>
+          </w:p>
+        </w:tc>
+        <w:tc>
+          <w:tcPr>
+            <w:tcW w:w="2160" w:type="dxa"/>
+            <w:tcMar>
+              <w:top w:w="72" w:type="dxa"/>
+              <w:left w:w="115" w:type="dxa"/>
+              <w:bottom w:w="72" w:type="dxa"/>
+              <w:right w:w="115" w:type="dxa"/>
+            </w:tcMar>
+            <w:vAlign w:val="center"/>
+          </w:tcPr>
+          <w:p>
+            <w:pPr>
+              <w:jc w:val="center"/>
+              <w:rPr>
+                <w:rFonts w:asciiTheme="majorHAnsi" w:hAnsiTheme="majorHAnsi" w:cstheme="majorHAnsi"/>
+                <w:sz w:val="22"/>
+                <w:lang w:val="en-US"/>
+              </w:rPr>
+            </w:pPr>
+            <w:r>
+              <w:rPr>
+                <w:rFonts w:asciiTheme="majorHAnsi" w:hAnsiTheme="majorHAnsi" w:cstheme="majorHAnsi"/>
+                <w:sz w:val="22"/>
+                <w:lang w:val="en-US"/>
+              </w:rPr>
+              <w:t>v</w:t>
+            </w:r>
+            <w:r>
+              <w:rPr>
+                <w:rFonts w:asciiTheme="majorHAnsi" w:hAnsiTheme="majorHAnsi" w:cstheme="majorHAnsi"/>
+                <w:sz w:val="22"/>
+                <w:lang w:val="en-US"/>
+              </w:rPr>
+              <w:t>ô ích</w:t>
+            </w:r>
           </w:p>
         </w:tc>
       </w:tr>
@@ -32331,49 +32638,76 @@
                 <w:lang w:val="en-US"/>
               </w:rPr>
             </w:pPr>
-          </w:p>
-        </w:tc>
-        <w:tc>
-          <w:tcPr>
-            <w:tcW w:w="1578" w:type="dxa"/>
-            <w:tcMar>
-              <w:top w:w="72" w:type="dxa"/>
-              <w:left w:w="115" w:type="dxa"/>
-              <w:bottom w:w="72" w:type="dxa"/>
-              <w:right w:w="115" w:type="dxa"/>
-            </w:tcMar>
-            <w:vAlign w:val="center"/>
-          </w:tcPr>
-          <w:p>
-            <w:pPr>
-              <w:jc w:val="center"/>
-              <w:rPr>
-                <w:rFonts w:asciiTheme="majorHAnsi" w:hAnsiTheme="majorHAnsi" w:cstheme="majorHAnsi"/>
-                <w:sz w:val="22"/>
-                <w:lang w:val="en-US"/>
-              </w:rPr>
-            </w:pPr>
-          </w:p>
-        </w:tc>
-        <w:tc>
-          <w:tcPr>
-            <w:tcW w:w="2022" w:type="dxa"/>
-            <w:tcMar>
-              <w:top w:w="72" w:type="dxa"/>
-              <w:left w:w="115" w:type="dxa"/>
-              <w:bottom w:w="72" w:type="dxa"/>
-              <w:right w:w="115" w:type="dxa"/>
-            </w:tcMar>
-            <w:vAlign w:val="center"/>
-          </w:tcPr>
-          <w:p>
-            <w:pPr>
-              <w:jc w:val="center"/>
-              <w:rPr>
-                <w:rFonts w:ascii="Calibri" w:hAnsi="Calibri" w:cs="Calibri"/>
-                <w:sz w:val="22"/>
-              </w:rPr>
-            </w:pPr>
+            <w:r>
+              <w:rPr>
+                <w:rFonts w:asciiTheme="majorHAnsi" w:hAnsiTheme="majorHAnsi" w:cstheme="majorHAnsi"/>
+                <w:b/>
+                <w:bCs/>
+                <w:sz w:val="22"/>
+                <w:lang w:val="en-US"/>
+              </w:rPr>
+              <w:t>断る</w:t>
+            </w:r>
+          </w:p>
+        </w:tc>
+        <w:tc>
+          <w:tcPr>
+            <w:tcW w:w="1466" w:type="dxa"/>
+            <w:tcMar>
+              <w:top w:w="72" w:type="dxa"/>
+              <w:left w:w="115" w:type="dxa"/>
+              <w:bottom w:w="72" w:type="dxa"/>
+              <w:right w:w="115" w:type="dxa"/>
+            </w:tcMar>
+            <w:vAlign w:val="center"/>
+          </w:tcPr>
+          <w:p>
+            <w:pPr>
+              <w:jc w:val="center"/>
+              <w:rPr>
+                <w:rFonts w:asciiTheme="majorHAnsi" w:hAnsiTheme="majorHAnsi" w:cstheme="majorHAnsi"/>
+                <w:sz w:val="22"/>
+                <w:lang w:val="en-US"/>
+              </w:rPr>
+            </w:pPr>
+            <w:r>
+              <w:rPr>
+                <w:rFonts w:asciiTheme="majorHAnsi" w:hAnsiTheme="majorHAnsi" w:cstheme="majorHAnsi"/>
+                <w:sz w:val="22"/>
+                <w:lang w:val="en-US"/>
+              </w:rPr>
+              <w:t>ことわる</w:t>
+            </w:r>
+          </w:p>
+        </w:tc>
+        <w:tc>
+          <w:tcPr>
+            <w:tcW w:w="2160" w:type="dxa"/>
+            <w:tcMar>
+              <w:top w:w="72" w:type="dxa"/>
+              <w:left w:w="115" w:type="dxa"/>
+              <w:bottom w:w="72" w:type="dxa"/>
+              <w:right w:w="115" w:type="dxa"/>
+            </w:tcMar>
+            <w:vAlign w:val="center"/>
+          </w:tcPr>
+          <w:p>
+            <w:pPr>
+              <w:jc w:val="center"/>
+              <w:rPr>
+                <w:rFonts w:cs="Times New Roman"/>
+                <w:sz w:val="22"/>
+                <w:lang w:val="en-US"/>
+              </w:rPr>
+            </w:pPr>
+            <w:r>
+              <w:rPr>
+                <w:rFonts w:cs="Times New Roman"/>
+                <w:sz w:val="22"/>
+                <w:lang w:val="en-US"/>
+              </w:rPr>
+              <w:t>từ chối</w:t>
+            </w:r>
           </w:p>
         </w:tc>
       </w:tr>
@@ -32400,50 +32734,76 @@
                 <w:lang w:val="en-US"/>
               </w:rPr>
             </w:pPr>
-          </w:p>
-        </w:tc>
-        <w:tc>
-          <w:tcPr>
-            <w:tcW w:w="1578" w:type="dxa"/>
-            <w:tcMar>
-              <w:top w:w="72" w:type="dxa"/>
-              <w:left w:w="115" w:type="dxa"/>
-              <w:bottom w:w="72" w:type="dxa"/>
-              <w:right w:w="115" w:type="dxa"/>
-            </w:tcMar>
-            <w:vAlign w:val="center"/>
-          </w:tcPr>
-          <w:p>
-            <w:pPr>
-              <w:jc w:val="center"/>
-              <w:rPr>
-                <w:rFonts w:asciiTheme="majorHAnsi" w:hAnsiTheme="majorHAnsi" w:cstheme="majorHAnsi"/>
-                <w:sz w:val="22"/>
-                <w:lang w:val="en-US"/>
-              </w:rPr>
-            </w:pPr>
-          </w:p>
-        </w:tc>
-        <w:tc>
-          <w:tcPr>
-            <w:tcW w:w="2022" w:type="dxa"/>
-            <w:tcMar>
-              <w:top w:w="72" w:type="dxa"/>
-              <w:left w:w="115" w:type="dxa"/>
-              <w:bottom w:w="72" w:type="dxa"/>
-              <w:right w:w="115" w:type="dxa"/>
-            </w:tcMar>
-            <w:vAlign w:val="center"/>
-          </w:tcPr>
-          <w:p>
-            <w:pPr>
-              <w:jc w:val="center"/>
-              <w:rPr>
-                <w:rFonts w:asciiTheme="majorHAnsi" w:hAnsiTheme="majorHAnsi" w:cstheme="majorHAnsi"/>
-                <w:sz w:val="22"/>
-                <w:lang w:val="en-US"/>
-              </w:rPr>
-            </w:pPr>
+            <w:r>
+              <w:rPr>
+                <w:rFonts w:asciiTheme="majorHAnsi" w:hAnsiTheme="majorHAnsi" w:cstheme="majorHAnsi"/>
+                <w:b/>
+                <w:bCs/>
+                <w:sz w:val="22"/>
+                <w:lang w:val="en-US"/>
+              </w:rPr>
+              <w:t>危険</w:t>
+            </w:r>
+          </w:p>
+        </w:tc>
+        <w:tc>
+          <w:tcPr>
+            <w:tcW w:w="1466" w:type="dxa"/>
+            <w:tcMar>
+              <w:top w:w="72" w:type="dxa"/>
+              <w:left w:w="115" w:type="dxa"/>
+              <w:bottom w:w="72" w:type="dxa"/>
+              <w:right w:w="115" w:type="dxa"/>
+            </w:tcMar>
+            <w:vAlign w:val="center"/>
+          </w:tcPr>
+          <w:p>
+            <w:pPr>
+              <w:jc w:val="center"/>
+              <w:rPr>
+                <w:rFonts w:asciiTheme="majorHAnsi" w:hAnsiTheme="majorHAnsi" w:cstheme="majorHAnsi"/>
+                <w:sz w:val="22"/>
+                <w:lang w:val="en-US"/>
+              </w:rPr>
+            </w:pPr>
+            <w:r>
+              <w:rPr>
+                <w:rFonts w:asciiTheme="majorHAnsi" w:hAnsiTheme="majorHAnsi" w:cstheme="majorHAnsi"/>
+                <w:sz w:val="22"/>
+                <w:lang w:val="en-US"/>
+              </w:rPr>
+              <w:t>きけん</w:t>
+            </w:r>
+          </w:p>
+        </w:tc>
+        <w:tc>
+          <w:tcPr>
+            <w:tcW w:w="2160" w:type="dxa"/>
+            <w:tcMar>
+              <w:top w:w="72" w:type="dxa"/>
+              <w:left w:w="115" w:type="dxa"/>
+              <w:bottom w:w="72" w:type="dxa"/>
+              <w:right w:w="115" w:type="dxa"/>
+            </w:tcMar>
+            <w:vAlign w:val="center"/>
+          </w:tcPr>
+          <w:p>
+            <w:pPr>
+              <w:jc w:val="center"/>
+              <w:rPr>
+                <w:rFonts w:asciiTheme="majorHAnsi" w:hAnsiTheme="majorHAnsi" w:cstheme="majorHAnsi"/>
+                <w:sz w:val="22"/>
+                <w:lang w:val="en-US"/>
+              </w:rPr>
+            </w:pPr>
+            <w:r>
+              <w:rPr>
+                <w:rFonts w:asciiTheme="majorHAnsi" w:hAnsiTheme="majorHAnsi" w:cstheme="majorHAnsi"/>
+                <w:sz w:val="22"/>
+                <w:lang w:val="en-US"/>
+              </w:rPr>
+              <w:t>nguy hiểm</w:t>
+            </w:r>
           </w:p>
         </w:tc>
       </w:tr>
@@ -32470,50 +32830,76 @@
                 <w:lang w:val="en-US"/>
               </w:rPr>
             </w:pPr>
-          </w:p>
-        </w:tc>
-        <w:tc>
-          <w:tcPr>
-            <w:tcW w:w="1578" w:type="dxa"/>
-            <w:tcMar>
-              <w:top w:w="72" w:type="dxa"/>
-              <w:left w:w="115" w:type="dxa"/>
-              <w:bottom w:w="72" w:type="dxa"/>
-              <w:right w:w="115" w:type="dxa"/>
-            </w:tcMar>
-            <w:vAlign w:val="center"/>
-          </w:tcPr>
-          <w:p>
-            <w:pPr>
-              <w:jc w:val="center"/>
-              <w:rPr>
-                <w:rFonts w:asciiTheme="majorHAnsi" w:hAnsiTheme="majorHAnsi" w:cstheme="majorHAnsi"/>
-                <w:sz w:val="22"/>
-                <w:lang w:val="en-US"/>
-              </w:rPr>
-            </w:pPr>
-          </w:p>
-        </w:tc>
-        <w:tc>
-          <w:tcPr>
-            <w:tcW w:w="2022" w:type="dxa"/>
-            <w:tcMar>
-              <w:top w:w="72" w:type="dxa"/>
-              <w:left w:w="115" w:type="dxa"/>
-              <w:bottom w:w="72" w:type="dxa"/>
-              <w:right w:w="115" w:type="dxa"/>
-            </w:tcMar>
-            <w:vAlign w:val="center"/>
-          </w:tcPr>
-          <w:p>
-            <w:pPr>
-              <w:jc w:val="center"/>
-              <w:rPr>
-                <w:rFonts w:asciiTheme="majorHAnsi" w:hAnsiTheme="majorHAnsi" w:cstheme="majorHAnsi"/>
-                <w:sz w:val="22"/>
-                <w:lang w:val="en-US"/>
-              </w:rPr>
-            </w:pPr>
+            <w:r>
+              <w:rPr>
+                <w:rFonts w:asciiTheme="majorHAnsi" w:hAnsiTheme="majorHAnsi" w:cstheme="majorHAnsi"/>
+                <w:b/>
+                <w:bCs/>
+                <w:sz w:val="22"/>
+                <w:lang w:val="en-US"/>
+              </w:rPr>
+              <w:t>遊園地</w:t>
+            </w:r>
+          </w:p>
+        </w:tc>
+        <w:tc>
+          <w:tcPr>
+            <w:tcW w:w="1466" w:type="dxa"/>
+            <w:tcMar>
+              <w:top w:w="72" w:type="dxa"/>
+              <w:left w:w="115" w:type="dxa"/>
+              <w:bottom w:w="72" w:type="dxa"/>
+              <w:right w:w="115" w:type="dxa"/>
+            </w:tcMar>
+            <w:vAlign w:val="center"/>
+          </w:tcPr>
+          <w:p>
+            <w:pPr>
+              <w:jc w:val="center"/>
+              <w:rPr>
+                <w:rFonts w:asciiTheme="majorHAnsi" w:hAnsiTheme="majorHAnsi" w:cstheme="majorHAnsi"/>
+                <w:sz w:val="22"/>
+                <w:lang w:val="en-US"/>
+              </w:rPr>
+            </w:pPr>
+            <w:r>
+              <w:rPr>
+                <w:rFonts w:asciiTheme="majorHAnsi" w:hAnsiTheme="majorHAnsi" w:cstheme="majorHAnsi"/>
+                <w:sz w:val="22"/>
+                <w:lang w:val="en-US"/>
+              </w:rPr>
+              <w:t>ゆうえんち</w:t>
+            </w:r>
+          </w:p>
+        </w:tc>
+        <w:tc>
+          <w:tcPr>
+            <w:tcW w:w="2160" w:type="dxa"/>
+            <w:tcMar>
+              <w:top w:w="72" w:type="dxa"/>
+              <w:left w:w="115" w:type="dxa"/>
+              <w:bottom w:w="72" w:type="dxa"/>
+              <w:right w:w="115" w:type="dxa"/>
+            </w:tcMar>
+            <w:vAlign w:val="center"/>
+          </w:tcPr>
+          <w:p>
+            <w:pPr>
+              <w:jc w:val="center"/>
+              <w:rPr>
+                <w:rFonts w:asciiTheme="majorHAnsi" w:hAnsiTheme="majorHAnsi" w:cstheme="majorHAnsi"/>
+                <w:sz w:val="22"/>
+                <w:lang w:val="en-US"/>
+              </w:rPr>
+            </w:pPr>
+            <w:r>
+              <w:rPr>
+                <w:rFonts w:asciiTheme="majorHAnsi" w:hAnsiTheme="majorHAnsi" w:cstheme="majorHAnsi"/>
+                <w:sz w:val="22"/>
+                <w:lang w:val="en-US"/>
+              </w:rPr>
+              <w:t>khu vui chơi giải trí</w:t>
+            </w:r>
           </w:p>
         </w:tc>
       </w:tr>
@@ -32540,50 +32926,76 @@
                 <w:lang w:val="en-US"/>
               </w:rPr>
             </w:pPr>
-          </w:p>
-        </w:tc>
-        <w:tc>
-          <w:tcPr>
-            <w:tcW w:w="1578" w:type="dxa"/>
-            <w:tcMar>
-              <w:top w:w="72" w:type="dxa"/>
-              <w:left w:w="115" w:type="dxa"/>
-              <w:bottom w:w="72" w:type="dxa"/>
-              <w:right w:w="115" w:type="dxa"/>
-            </w:tcMar>
-            <w:vAlign w:val="center"/>
-          </w:tcPr>
-          <w:p>
-            <w:pPr>
-              <w:jc w:val="center"/>
-              <w:rPr>
-                <w:rFonts w:asciiTheme="majorHAnsi" w:hAnsiTheme="majorHAnsi" w:cstheme="majorHAnsi"/>
-                <w:sz w:val="22"/>
-                <w:lang w:val="en-US"/>
-              </w:rPr>
-            </w:pPr>
-          </w:p>
-        </w:tc>
-        <w:tc>
-          <w:tcPr>
-            <w:tcW w:w="2022" w:type="dxa"/>
-            <w:tcMar>
-              <w:top w:w="72" w:type="dxa"/>
-              <w:left w:w="115" w:type="dxa"/>
-              <w:bottom w:w="72" w:type="dxa"/>
-              <w:right w:w="115" w:type="dxa"/>
-            </w:tcMar>
-            <w:vAlign w:val="center"/>
-          </w:tcPr>
-          <w:p>
-            <w:pPr>
-              <w:jc w:val="center"/>
-              <w:rPr>
-                <w:rFonts w:asciiTheme="majorHAnsi" w:hAnsiTheme="majorHAnsi" w:cstheme="majorHAnsi"/>
-                <w:sz w:val="22"/>
-                <w:lang w:val="en-US"/>
-              </w:rPr>
-            </w:pPr>
+            <w:r>
+              <w:rPr>
+                <w:rFonts w:asciiTheme="majorHAnsi" w:hAnsiTheme="majorHAnsi" w:cstheme="majorHAnsi"/>
+                <w:b/>
+                <w:bCs/>
+                <w:sz w:val="22"/>
+                <w:lang w:val="en-US"/>
+              </w:rPr>
+              <w:t>登山</w:t>
+            </w:r>
+          </w:p>
+        </w:tc>
+        <w:tc>
+          <w:tcPr>
+            <w:tcW w:w="1466" w:type="dxa"/>
+            <w:tcMar>
+              <w:top w:w="72" w:type="dxa"/>
+              <w:left w:w="115" w:type="dxa"/>
+              <w:bottom w:w="72" w:type="dxa"/>
+              <w:right w:w="115" w:type="dxa"/>
+            </w:tcMar>
+            <w:vAlign w:val="center"/>
+          </w:tcPr>
+          <w:p>
+            <w:pPr>
+              <w:jc w:val="center"/>
+              <w:rPr>
+                <w:rFonts w:asciiTheme="majorHAnsi" w:hAnsiTheme="majorHAnsi" w:cstheme="majorHAnsi"/>
+                <w:sz w:val="22"/>
+                <w:lang w:val="en-US"/>
+              </w:rPr>
+            </w:pPr>
+            <w:r>
+              <w:rPr>
+                <w:rFonts w:asciiTheme="majorHAnsi" w:hAnsiTheme="majorHAnsi" w:cstheme="majorHAnsi"/>
+                <w:sz w:val="22"/>
+                <w:lang w:val="en-US"/>
+              </w:rPr>
+              <w:t>とざん</w:t>
+            </w:r>
+          </w:p>
+        </w:tc>
+        <w:tc>
+          <w:tcPr>
+            <w:tcW w:w="2160" w:type="dxa"/>
+            <w:tcMar>
+              <w:top w:w="72" w:type="dxa"/>
+              <w:left w:w="115" w:type="dxa"/>
+              <w:bottom w:w="72" w:type="dxa"/>
+              <w:right w:w="115" w:type="dxa"/>
+            </w:tcMar>
+            <w:vAlign w:val="center"/>
+          </w:tcPr>
+          <w:p>
+            <w:pPr>
+              <w:jc w:val="center"/>
+              <w:rPr>
+                <w:rFonts w:asciiTheme="majorHAnsi" w:hAnsiTheme="majorHAnsi" w:cstheme="majorHAnsi"/>
+                <w:sz w:val="22"/>
+                <w:lang w:val="en-US"/>
+              </w:rPr>
+            </w:pPr>
+            <w:r>
+              <w:rPr>
+                <w:rFonts w:asciiTheme="majorHAnsi" w:hAnsiTheme="majorHAnsi" w:cstheme="majorHAnsi"/>
+                <w:sz w:val="22"/>
+                <w:lang w:val="en-US"/>
+              </w:rPr>
+              <w:t>leo núi</w:t>
+            </w:r>
           </w:p>
         </w:tc>
       </w:tr>
@@ -32609,32 +33021,1246 @@
                 <w:sz w:val="22"/>
               </w:rPr>
             </w:pPr>
-          </w:p>
-        </w:tc>
-        <w:tc>
-          <w:tcPr>
-            <w:tcW w:w="1578" w:type="dxa"/>
-            <w:tcMar>
-              <w:top w:w="72" w:type="dxa"/>
-              <w:left w:w="115" w:type="dxa"/>
-              <w:bottom w:w="72" w:type="dxa"/>
-              <w:right w:w="115" w:type="dxa"/>
-            </w:tcMar>
-            <w:vAlign w:val="center"/>
-          </w:tcPr>
-          <w:p>
-            <w:pPr>
-              <w:jc w:val="center"/>
-              <w:rPr>
-                <w:rFonts w:asciiTheme="majorHAnsi" w:hAnsiTheme="majorHAnsi" w:cstheme="majorHAnsi"/>
-                <w:sz w:val="22"/>
-              </w:rPr>
-            </w:pPr>
-          </w:p>
-        </w:tc>
-        <w:tc>
-          <w:tcPr>
-            <w:tcW w:w="2022" w:type="dxa"/>
+            <w:r>
+              <w:rPr>
+                <w:rFonts w:asciiTheme="majorHAnsi" w:hAnsiTheme="majorHAnsi" w:cstheme="majorHAnsi"/>
+                <w:b/>
+                <w:bCs/>
+                <w:sz w:val="22"/>
+                <w:lang w:val="en-US"/>
+              </w:rPr>
+              <w:t>眺める</w:t>
+            </w:r>
+          </w:p>
+        </w:tc>
+        <w:tc>
+          <w:tcPr>
+            <w:tcW w:w="1466" w:type="dxa"/>
+            <w:tcMar>
+              <w:top w:w="72" w:type="dxa"/>
+              <w:left w:w="115" w:type="dxa"/>
+              <w:bottom w:w="72" w:type="dxa"/>
+              <w:right w:w="115" w:type="dxa"/>
+            </w:tcMar>
+            <w:vAlign w:val="center"/>
+          </w:tcPr>
+          <w:p>
+            <w:pPr>
+              <w:jc w:val="center"/>
+              <w:rPr>
+                <w:rFonts w:asciiTheme="majorHAnsi" w:hAnsiTheme="majorHAnsi" w:cstheme="majorHAnsi"/>
+                <w:sz w:val="22"/>
+              </w:rPr>
+            </w:pPr>
+            <w:r>
+              <w:rPr>
+                <w:rFonts w:asciiTheme="majorHAnsi" w:hAnsiTheme="majorHAnsi" w:cstheme="majorHAnsi"/>
+                <w:sz w:val="22"/>
+                <w:lang w:val="en-US"/>
+              </w:rPr>
+              <w:t>ながめる</w:t>
+            </w:r>
+          </w:p>
+        </w:tc>
+        <w:tc>
+          <w:tcPr>
+            <w:tcW w:w="2160" w:type="dxa"/>
+            <w:tcMar>
+              <w:top w:w="72" w:type="dxa"/>
+              <w:left w:w="115" w:type="dxa"/>
+              <w:bottom w:w="72" w:type="dxa"/>
+              <w:right w:w="115" w:type="dxa"/>
+            </w:tcMar>
+            <w:vAlign w:val="center"/>
+          </w:tcPr>
+          <w:p>
+            <w:pPr>
+              <w:jc w:val="center"/>
+              <w:rPr>
+                <w:rFonts w:asciiTheme="majorHAnsi" w:hAnsiTheme="majorHAnsi" w:cstheme="majorHAnsi"/>
+                <w:sz w:val="22"/>
+                <w:lang w:val="en-US"/>
+              </w:rPr>
+            </w:pPr>
+            <w:r>
+              <w:rPr>
+                <w:rFonts w:asciiTheme="majorHAnsi" w:hAnsiTheme="majorHAnsi" w:cstheme="majorHAnsi"/>
+                <w:sz w:val="22"/>
+                <w:lang w:val="en-US"/>
+              </w:rPr>
+              <w:t>ngắm, nhìn</w:t>
+            </w:r>
+          </w:p>
+        </w:tc>
+      </w:tr>
+    </w:tbl>
+    <w:p>
+      <w:pPr>
+        <w:sectPr>
+          <w:type w:val="continuous"/>
+          <w:pgSz w:w="11906" w:h="16838"/>
+          <w:pgMar w:top="850" w:right="850" w:bottom="850" w:left="850" w:header="706" w:footer="706" w:gutter="0"/>
+          <w:cols w:num="2" w:space="708"/>
+          <w:docGrid w:linePitch="381"/>
+        </w:sectPr>
+      </w:pPr>
+    </w:p>
+    <w:p>
+      <w:pPr>
+        <w:rPr>
+          <w:b/>
+          <w:bCs/>
+          <w:color w:val="EE0000"/>
+          <w:sz w:val="24"/>
+          <w:szCs w:val="21"/>
+          <w:u w:val="single"/>
+          <w:lang w:val="en-US"/>
+        </w:rPr>
+      </w:pPr>
+    </w:p>
+    <w:p>
+      <w:pPr>
+        <w:rPr>
+          <w:b/>
+          <w:bCs/>
+          <w:color w:val="EE0000"/>
+          <w:sz w:val="24"/>
+          <w:szCs w:val="21"/>
+          <w:lang w:val="en-US"/>
+        </w:rPr>
+      </w:pPr>
+      <w:r>
+        <w:rPr>
+          <w:b/>
+          <w:bCs/>
+          <w:color w:val="EE0000"/>
+          <w:sz w:val="24"/>
+          <w:szCs w:val="21"/>
+          <w:u w:val="single"/>
+          <w:lang w:val="en-US"/>
+        </w:rPr>
+        <w:t xml:space="preserve">Part </w:t>
+      </w:r>
+      <w:r>
+        <w:rPr>
+          <w:b/>
+          <w:bCs/>
+          <w:color w:val="EE0000"/>
+          <w:sz w:val="24"/>
+          <w:szCs w:val="21"/>
+          <w:u w:val="single"/>
+          <w:lang w:val="en-US"/>
+        </w:rPr>
+        <w:t>2</w:t>
+      </w:r>
+      <w:r>
+        <w:rPr>
+          <w:b/>
+          <w:bCs/>
+          <w:color w:val="EE0000"/>
+          <w:sz w:val="24"/>
+          <w:szCs w:val="21"/>
+          <w:lang w:val="en-US"/>
+        </w:rPr>
+        <w:t>:</w:t>
+      </w:r>
+    </w:p>
+    <w:p>
+      <w:pPr>
+        <w:jc w:val="center"/>
+        <w:rPr>
+          <w:rFonts w:asciiTheme="majorHAnsi" w:hAnsiTheme="majorHAnsi" w:cstheme="majorHAnsi"/>
+          <w:b/>
+          <w:bCs/>
+          <w:sz w:val="22"/>
+          <w:lang w:val="en-US"/>
+        </w:rPr>
+        <w:sectPr>
+          <w:type w:val="continuous"/>
+          <w:pgSz w:w="11906" w:h="16838"/>
+          <w:pgMar w:top="850" w:right="850" w:bottom="850" w:left="850" w:header="706" w:footer="706" w:gutter="0"/>
+          <w:cols w:space="708"/>
+          <w:docGrid w:linePitch="381"/>
+        </w:sectPr>
+      </w:pPr>
+    </w:p>
+    <w:tbl>
+      <w:tblPr>
+        <w:tblStyle w:val="TableGrid"/>
+        <w:tblW w:w="4765" w:type="dxa"/>
+        <w:tblLook w:val="04A0" w:firstRow="1" w:lastRow="0" w:firstColumn="1" w:lastColumn="0" w:noHBand="0" w:noVBand="1"/>
+      </w:tblPr>
+      <w:tblGrid>
+        <w:gridCol w:w="1139"/>
+        <w:gridCol w:w="1466"/>
+        <w:gridCol w:w="2160"/>
+      </w:tblGrid>
+      <w:tr>
+        <w:tc>
+          <w:tcPr>
+            <w:tcW w:w="1139" w:type="dxa"/>
+            <w:tcMar>
+              <w:top w:w="72" w:type="dxa"/>
+              <w:left w:w="115" w:type="dxa"/>
+              <w:bottom w:w="72" w:type="dxa"/>
+              <w:right w:w="115" w:type="dxa"/>
+            </w:tcMar>
+            <w:vAlign w:val="center"/>
+          </w:tcPr>
+          <w:p>
+            <w:pPr>
+              <w:jc w:val="center"/>
+              <w:rPr>
+                <w:rFonts w:asciiTheme="majorHAnsi" w:hAnsiTheme="majorHAnsi" w:cstheme="majorHAnsi"/>
+                <w:b/>
+                <w:bCs/>
+                <w:sz w:val="22"/>
+                <w:lang w:val="en-US"/>
+              </w:rPr>
+            </w:pPr>
+            <w:r>
+              <w:rPr>
+                <w:rFonts w:asciiTheme="majorHAnsi" w:hAnsiTheme="majorHAnsi" w:cstheme="majorHAnsi"/>
+                <w:b/>
+                <w:bCs/>
+                <w:sz w:val="22"/>
+                <w:lang w:val="en-US"/>
+              </w:rPr>
+              <w:t>過ぎる</w:t>
+            </w:r>
+          </w:p>
+        </w:tc>
+        <w:tc>
+          <w:tcPr>
+            <w:tcW w:w="1466" w:type="dxa"/>
+            <w:tcMar>
+              <w:top w:w="72" w:type="dxa"/>
+              <w:left w:w="115" w:type="dxa"/>
+              <w:bottom w:w="72" w:type="dxa"/>
+              <w:right w:w="115" w:type="dxa"/>
+            </w:tcMar>
+            <w:vAlign w:val="center"/>
+          </w:tcPr>
+          <w:p>
+            <w:pPr>
+              <w:jc w:val="center"/>
+              <w:rPr>
+                <w:rFonts w:asciiTheme="majorHAnsi" w:hAnsiTheme="majorHAnsi" w:cstheme="majorHAnsi"/>
+                <w:sz w:val="22"/>
+                <w:lang w:val="en-US"/>
+              </w:rPr>
+            </w:pPr>
+            <w:r>
+              <w:rPr>
+                <w:rFonts w:asciiTheme="majorHAnsi" w:hAnsiTheme="majorHAnsi" w:cstheme="majorHAnsi"/>
+                <w:sz w:val="22"/>
+                <w:lang w:val="en-US"/>
+              </w:rPr>
+              <w:t>すぎる</w:t>
+            </w:r>
+          </w:p>
+        </w:tc>
+        <w:tc>
+          <w:tcPr>
+            <w:tcW w:w="2160" w:type="dxa"/>
+            <w:tcMar>
+              <w:top w:w="72" w:type="dxa"/>
+              <w:left w:w="115" w:type="dxa"/>
+              <w:bottom w:w="72" w:type="dxa"/>
+              <w:right w:w="115" w:type="dxa"/>
+            </w:tcMar>
+            <w:vAlign w:val="center"/>
+          </w:tcPr>
+          <w:p>
+            <w:pPr>
+              <w:jc w:val="center"/>
+              <w:rPr>
+                <w:rFonts w:asciiTheme="majorHAnsi" w:hAnsiTheme="majorHAnsi" w:cstheme="majorHAnsi"/>
+                <w:sz w:val="22"/>
+                <w:lang w:val="en-US"/>
+              </w:rPr>
+            </w:pPr>
+            <w:r>
+              <w:rPr>
+                <w:rFonts w:asciiTheme="majorHAnsi" w:hAnsiTheme="majorHAnsi" w:cstheme="majorHAnsi"/>
+                <w:sz w:val="22"/>
+                <w:lang w:val="en-US"/>
+              </w:rPr>
+              <w:t>q</w:t>
+            </w:r>
+            <w:r>
+              <w:rPr>
+                <w:rFonts w:asciiTheme="majorHAnsi" w:hAnsiTheme="majorHAnsi" w:cstheme="majorHAnsi"/>
+                <w:sz w:val="22"/>
+                <w:lang w:val="en-US"/>
+              </w:rPr>
+              <w:t>uá mức, vượt quá</w:t>
+            </w:r>
+          </w:p>
+        </w:tc>
+      </w:tr>
+      <w:tr>
+        <w:tc>
+          <w:tcPr>
+            <w:tcW w:w="1139" w:type="dxa"/>
+            <w:tcMar>
+              <w:top w:w="72" w:type="dxa"/>
+              <w:left w:w="115" w:type="dxa"/>
+              <w:bottom w:w="72" w:type="dxa"/>
+              <w:right w:w="115" w:type="dxa"/>
+            </w:tcMar>
+            <w:vAlign w:val="center"/>
+          </w:tcPr>
+          <w:p>
+            <w:pPr>
+              <w:jc w:val="center"/>
+              <w:rPr>
+                <w:rFonts w:asciiTheme="majorHAnsi" w:hAnsiTheme="majorHAnsi" w:cstheme="majorHAnsi"/>
+                <w:b/>
+                <w:bCs/>
+                <w:sz w:val="22"/>
+                <w:lang w:val="en-US"/>
+              </w:rPr>
+            </w:pPr>
+            <w:r>
+              <w:rPr>
+                <w:rFonts w:asciiTheme="majorHAnsi" w:hAnsiTheme="majorHAnsi" w:cstheme="majorHAnsi"/>
+                <w:b/>
+                <w:bCs/>
+                <w:sz w:val="22"/>
+                <w:lang w:val="en-US"/>
+              </w:rPr>
+              <w:t>落ち着く</w:t>
+            </w:r>
+          </w:p>
+        </w:tc>
+        <w:tc>
+          <w:tcPr>
+            <w:tcW w:w="1466" w:type="dxa"/>
+            <w:tcMar>
+              <w:top w:w="72" w:type="dxa"/>
+              <w:left w:w="115" w:type="dxa"/>
+              <w:bottom w:w="72" w:type="dxa"/>
+              <w:right w:w="115" w:type="dxa"/>
+            </w:tcMar>
+            <w:vAlign w:val="center"/>
+          </w:tcPr>
+          <w:p>
+            <w:pPr>
+              <w:jc w:val="center"/>
+              <w:rPr>
+                <w:rFonts w:asciiTheme="majorHAnsi" w:hAnsiTheme="majorHAnsi" w:cstheme="majorHAnsi"/>
+                <w:sz w:val="22"/>
+                <w:lang w:val="en-US"/>
+              </w:rPr>
+            </w:pPr>
+            <w:r>
+              <w:rPr>
+                <w:rFonts w:asciiTheme="majorHAnsi" w:hAnsiTheme="majorHAnsi" w:cstheme="majorHAnsi"/>
+                <w:sz w:val="22"/>
+                <w:lang w:val="en-US"/>
+              </w:rPr>
+              <w:t>おちつく</w:t>
+            </w:r>
+          </w:p>
+        </w:tc>
+        <w:tc>
+          <w:tcPr>
+            <w:tcW w:w="2160" w:type="dxa"/>
+            <w:tcMar>
+              <w:top w:w="72" w:type="dxa"/>
+              <w:left w:w="115" w:type="dxa"/>
+              <w:bottom w:w="72" w:type="dxa"/>
+              <w:right w:w="115" w:type="dxa"/>
+            </w:tcMar>
+            <w:vAlign w:val="center"/>
+          </w:tcPr>
+          <w:p>
+            <w:pPr>
+              <w:jc w:val="center"/>
+              <w:rPr>
+                <w:rFonts w:asciiTheme="majorHAnsi" w:hAnsiTheme="majorHAnsi" w:cstheme="majorHAnsi"/>
+                <w:sz w:val="22"/>
+                <w:lang w:val="en-US"/>
+              </w:rPr>
+            </w:pPr>
+            <w:r>
+              <w:rPr>
+                <w:rFonts w:asciiTheme="majorHAnsi" w:hAnsiTheme="majorHAnsi" w:cstheme="majorHAnsi"/>
+                <w:sz w:val="22"/>
+                <w:lang w:val="en-US"/>
+              </w:rPr>
+              <w:t>b</w:t>
+            </w:r>
+            <w:r>
+              <w:rPr>
+                <w:rFonts w:asciiTheme="majorHAnsi" w:hAnsiTheme="majorHAnsi" w:cstheme="majorHAnsi"/>
+                <w:sz w:val="22"/>
+                <w:lang w:val="en-US"/>
+              </w:rPr>
+              <w:t>ình tĩnh, ổn định</w:t>
+            </w:r>
+          </w:p>
+        </w:tc>
+      </w:tr>
+      <w:tr>
+        <w:tc>
+          <w:tcPr>
+            <w:tcW w:w="1139" w:type="dxa"/>
+            <w:tcMar>
+              <w:top w:w="72" w:type="dxa"/>
+              <w:left w:w="115" w:type="dxa"/>
+              <w:bottom w:w="72" w:type="dxa"/>
+              <w:right w:w="115" w:type="dxa"/>
+            </w:tcMar>
+            <w:vAlign w:val="center"/>
+          </w:tcPr>
+          <w:p>
+            <w:pPr>
+              <w:jc w:val="center"/>
+              <w:rPr>
+                <w:rFonts w:asciiTheme="majorHAnsi" w:hAnsiTheme="majorHAnsi" w:cstheme="majorHAnsi"/>
+                <w:b/>
+                <w:bCs/>
+                <w:sz w:val="22"/>
+                <w:lang w:val="en-US"/>
+              </w:rPr>
+            </w:pPr>
+            <w:r>
+              <w:rPr>
+                <w:rFonts w:asciiTheme="majorHAnsi" w:hAnsiTheme="majorHAnsi" w:cstheme="majorHAnsi"/>
+                <w:b/>
+                <w:bCs/>
+                <w:sz w:val="22"/>
+                <w:lang w:val="en-US"/>
+              </w:rPr>
+              <w:t>振り返る</w:t>
+            </w:r>
+          </w:p>
+        </w:tc>
+        <w:tc>
+          <w:tcPr>
+            <w:tcW w:w="1466" w:type="dxa"/>
+            <w:tcMar>
+              <w:top w:w="72" w:type="dxa"/>
+              <w:left w:w="115" w:type="dxa"/>
+              <w:bottom w:w="72" w:type="dxa"/>
+              <w:right w:w="115" w:type="dxa"/>
+            </w:tcMar>
+            <w:vAlign w:val="center"/>
+          </w:tcPr>
+          <w:p>
+            <w:pPr>
+              <w:jc w:val="center"/>
+              <w:rPr>
+                <w:rFonts w:asciiTheme="majorHAnsi" w:hAnsiTheme="majorHAnsi" w:cstheme="majorHAnsi"/>
+                <w:sz w:val="22"/>
+                <w:lang w:val="en-US"/>
+              </w:rPr>
+            </w:pPr>
+            <w:r>
+              <w:rPr>
+                <w:rFonts w:asciiTheme="majorHAnsi" w:hAnsiTheme="majorHAnsi" w:cstheme="majorHAnsi"/>
+                <w:sz w:val="22"/>
+                <w:lang w:val="en-US"/>
+              </w:rPr>
+              <w:t>ふりかえる</w:t>
+            </w:r>
+          </w:p>
+        </w:tc>
+        <w:tc>
+          <w:tcPr>
+            <w:tcW w:w="2160" w:type="dxa"/>
+            <w:tcMar>
+              <w:top w:w="72" w:type="dxa"/>
+              <w:left w:w="115" w:type="dxa"/>
+              <w:bottom w:w="72" w:type="dxa"/>
+              <w:right w:w="115" w:type="dxa"/>
+            </w:tcMar>
+            <w:vAlign w:val="center"/>
+          </w:tcPr>
+          <w:p>
+            <w:pPr>
+              <w:jc w:val="center"/>
+              <w:rPr>
+                <w:rFonts w:asciiTheme="majorHAnsi" w:hAnsiTheme="majorHAnsi" w:cstheme="majorHAnsi"/>
+                <w:sz w:val="22"/>
+                <w:lang w:val="en-US"/>
+              </w:rPr>
+            </w:pPr>
+            <w:r>
+              <w:rPr>
+                <w:rFonts w:asciiTheme="majorHAnsi" w:hAnsiTheme="majorHAnsi" w:cstheme="majorHAnsi"/>
+                <w:sz w:val="22"/>
+                <w:lang w:val="en-US"/>
+              </w:rPr>
+              <w:t>n</w:t>
+            </w:r>
+            <w:r>
+              <w:rPr>
+                <w:rFonts w:asciiTheme="majorHAnsi" w:hAnsiTheme="majorHAnsi" w:cstheme="majorHAnsi"/>
+                <w:sz w:val="22"/>
+                <w:lang w:val="en-US"/>
+              </w:rPr>
+              <w:t>hìn lại, hồi tưởng</w:t>
+            </w:r>
+          </w:p>
+        </w:tc>
+      </w:tr>
+      <w:tr>
+        <w:tc>
+          <w:tcPr>
+            <w:tcW w:w="1139" w:type="dxa"/>
+            <w:tcMar>
+              <w:top w:w="72" w:type="dxa"/>
+              <w:left w:w="115" w:type="dxa"/>
+              <w:bottom w:w="72" w:type="dxa"/>
+              <w:right w:w="115" w:type="dxa"/>
+            </w:tcMar>
+            <w:vAlign w:val="center"/>
+          </w:tcPr>
+          <w:p>
+            <w:pPr>
+              <w:jc w:val="center"/>
+              <w:rPr>
+                <w:rFonts w:asciiTheme="majorHAnsi" w:hAnsiTheme="majorHAnsi" w:cstheme="majorHAnsi"/>
+                <w:b/>
+                <w:bCs/>
+                <w:sz w:val="22"/>
+                <w:lang w:val="en-US"/>
+              </w:rPr>
+            </w:pPr>
+            <w:r>
+              <w:rPr>
+                <w:rFonts w:asciiTheme="majorHAnsi" w:hAnsiTheme="majorHAnsi" w:cstheme="majorHAnsi"/>
+                <w:b/>
+                <w:bCs/>
+                <w:sz w:val="22"/>
+                <w:lang w:val="en-US"/>
+              </w:rPr>
+              <w:t>冷静</w:t>
+            </w:r>
+          </w:p>
+        </w:tc>
+        <w:tc>
+          <w:tcPr>
+            <w:tcW w:w="1466" w:type="dxa"/>
+            <w:tcMar>
+              <w:top w:w="72" w:type="dxa"/>
+              <w:left w:w="115" w:type="dxa"/>
+              <w:bottom w:w="72" w:type="dxa"/>
+              <w:right w:w="115" w:type="dxa"/>
+            </w:tcMar>
+            <w:vAlign w:val="center"/>
+          </w:tcPr>
+          <w:p>
+            <w:pPr>
+              <w:jc w:val="center"/>
+              <w:rPr>
+                <w:rFonts w:asciiTheme="majorHAnsi" w:hAnsiTheme="majorHAnsi" w:cstheme="majorHAnsi"/>
+                <w:sz w:val="22"/>
+                <w:lang w:val="en-US"/>
+              </w:rPr>
+            </w:pPr>
+            <w:r>
+              <w:rPr>
+                <w:rFonts w:asciiTheme="majorHAnsi" w:hAnsiTheme="majorHAnsi" w:cstheme="majorHAnsi"/>
+                <w:sz w:val="22"/>
+                <w:lang w:val="en-US"/>
+              </w:rPr>
+              <w:t>れいせい</w:t>
+            </w:r>
+          </w:p>
+        </w:tc>
+        <w:tc>
+          <w:tcPr>
+            <w:tcW w:w="2160" w:type="dxa"/>
+            <w:tcMar>
+              <w:top w:w="72" w:type="dxa"/>
+              <w:left w:w="115" w:type="dxa"/>
+              <w:bottom w:w="72" w:type="dxa"/>
+              <w:right w:w="115" w:type="dxa"/>
+            </w:tcMar>
+            <w:vAlign w:val="center"/>
+          </w:tcPr>
+          <w:p>
+            <w:pPr>
+              <w:jc w:val="center"/>
+              <w:rPr>
+                <w:rFonts w:asciiTheme="majorHAnsi" w:hAnsiTheme="majorHAnsi" w:cstheme="majorHAnsi"/>
+                <w:sz w:val="22"/>
+                <w:lang w:val="en-US"/>
+              </w:rPr>
+            </w:pPr>
+            <w:r>
+              <w:rPr>
+                <w:rFonts w:asciiTheme="majorHAnsi" w:hAnsiTheme="majorHAnsi" w:cstheme="majorHAnsi"/>
+                <w:sz w:val="22"/>
+                <w:lang w:val="en-US"/>
+              </w:rPr>
+              <w:t>điềm tĩnh</w:t>
+            </w:r>
+          </w:p>
+        </w:tc>
+      </w:tr>
+      <w:tr>
+        <w:tc>
+          <w:tcPr>
+            <w:tcW w:w="1139" w:type="dxa"/>
+            <w:tcMar>
+              <w:top w:w="72" w:type="dxa"/>
+              <w:left w:w="115" w:type="dxa"/>
+              <w:bottom w:w="72" w:type="dxa"/>
+              <w:right w:w="115" w:type="dxa"/>
+            </w:tcMar>
+            <w:vAlign w:val="center"/>
+          </w:tcPr>
+          <w:p>
+            <w:pPr>
+              <w:jc w:val="center"/>
+              <w:rPr>
+                <w:rFonts w:asciiTheme="majorHAnsi" w:hAnsiTheme="majorHAnsi" w:cstheme="majorHAnsi"/>
+                <w:b/>
+                <w:bCs/>
+                <w:sz w:val="22"/>
+                <w:lang w:val="en-US"/>
+              </w:rPr>
+            </w:pPr>
+            <w:r>
+              <w:rPr>
+                <w:rFonts w:asciiTheme="majorHAnsi" w:hAnsiTheme="majorHAnsi" w:cstheme="majorHAnsi"/>
+                <w:b/>
+                <w:bCs/>
+                <w:sz w:val="22"/>
+                <w:lang w:val="en-US"/>
+              </w:rPr>
+              <w:t>結構</w:t>
+            </w:r>
+          </w:p>
+        </w:tc>
+        <w:tc>
+          <w:tcPr>
+            <w:tcW w:w="1466" w:type="dxa"/>
+            <w:tcMar>
+              <w:top w:w="72" w:type="dxa"/>
+              <w:left w:w="115" w:type="dxa"/>
+              <w:bottom w:w="72" w:type="dxa"/>
+              <w:right w:w="115" w:type="dxa"/>
+            </w:tcMar>
+            <w:vAlign w:val="center"/>
+          </w:tcPr>
+          <w:p>
+            <w:pPr>
+              <w:jc w:val="center"/>
+              <w:rPr>
+                <w:rFonts w:asciiTheme="majorHAnsi" w:hAnsiTheme="majorHAnsi" w:cstheme="majorHAnsi"/>
+                <w:sz w:val="22"/>
+                <w:lang w:val="en-US"/>
+              </w:rPr>
+            </w:pPr>
+            <w:r>
+              <w:rPr>
+                <w:rFonts w:asciiTheme="majorHAnsi" w:hAnsiTheme="majorHAnsi" w:cstheme="majorHAnsi"/>
+                <w:sz w:val="22"/>
+                <w:lang w:val="en-US"/>
+              </w:rPr>
+              <w:t>けっこう</w:t>
+            </w:r>
+          </w:p>
+        </w:tc>
+        <w:tc>
+          <w:tcPr>
+            <w:tcW w:w="2160" w:type="dxa"/>
+            <w:tcMar>
+              <w:top w:w="72" w:type="dxa"/>
+              <w:left w:w="115" w:type="dxa"/>
+              <w:bottom w:w="72" w:type="dxa"/>
+              <w:right w:w="115" w:type="dxa"/>
+            </w:tcMar>
+            <w:vAlign w:val="center"/>
+          </w:tcPr>
+          <w:p>
+            <w:pPr>
+              <w:jc w:val="center"/>
+              <w:rPr>
+                <w:rFonts w:asciiTheme="majorHAnsi" w:hAnsiTheme="majorHAnsi" w:cstheme="majorHAnsi"/>
+                <w:sz w:val="22"/>
+                <w:lang w:val="en-US"/>
+              </w:rPr>
+            </w:pPr>
+            <w:r>
+              <w:rPr>
+                <w:rFonts w:asciiTheme="majorHAnsi" w:hAnsiTheme="majorHAnsi" w:cstheme="majorHAnsi"/>
+                <w:sz w:val="22"/>
+                <w:lang w:val="en-US"/>
+              </w:rPr>
+              <w:t>k</w:t>
+            </w:r>
+            <w:r>
+              <w:rPr>
+                <w:rFonts w:asciiTheme="majorHAnsi" w:hAnsiTheme="majorHAnsi" w:cstheme="majorHAnsi"/>
+                <w:sz w:val="22"/>
+                <w:lang w:val="en-US"/>
+              </w:rPr>
+              <w:t xml:space="preserve">há, </w:t>
+            </w:r>
+            <w:r>
+              <w:rPr>
+                <w:rFonts w:asciiTheme="majorHAnsi" w:hAnsiTheme="majorHAnsi" w:cstheme="majorHAnsi"/>
+                <w:sz w:val="22"/>
+                <w:lang w:val="en-US"/>
+              </w:rPr>
+              <w:t>đủ, ổn</w:t>
+            </w:r>
+          </w:p>
+        </w:tc>
+      </w:tr>
+      <w:tr>
+        <w:tc>
+          <w:tcPr>
+            <w:tcW w:w="1139" w:type="dxa"/>
+            <w:tcMar>
+              <w:top w:w="72" w:type="dxa"/>
+              <w:left w:w="115" w:type="dxa"/>
+              <w:bottom w:w="72" w:type="dxa"/>
+              <w:right w:w="115" w:type="dxa"/>
+            </w:tcMar>
+            <w:vAlign w:val="center"/>
+          </w:tcPr>
+          <w:p>
+            <w:pPr>
+              <w:jc w:val="center"/>
+              <w:rPr>
+                <w:rFonts w:asciiTheme="majorHAnsi" w:hAnsiTheme="majorHAnsi" w:cstheme="majorHAnsi"/>
+                <w:b/>
+                <w:bCs/>
+                <w:sz w:val="22"/>
+                <w:lang w:val="en-US"/>
+              </w:rPr>
+            </w:pPr>
+            <w:r>
+              <w:rPr>
+                <w:rFonts w:asciiTheme="majorHAnsi" w:hAnsiTheme="majorHAnsi" w:cstheme="majorHAnsi"/>
+                <w:b/>
+                <w:bCs/>
+                <w:sz w:val="22"/>
+                <w:lang w:val="en-US"/>
+              </w:rPr>
+              <w:t>慌てる</w:t>
+            </w:r>
+          </w:p>
+        </w:tc>
+        <w:tc>
+          <w:tcPr>
+            <w:tcW w:w="1466" w:type="dxa"/>
+            <w:tcMar>
+              <w:top w:w="72" w:type="dxa"/>
+              <w:left w:w="115" w:type="dxa"/>
+              <w:bottom w:w="72" w:type="dxa"/>
+              <w:right w:w="115" w:type="dxa"/>
+            </w:tcMar>
+            <w:vAlign w:val="center"/>
+          </w:tcPr>
+          <w:p>
+            <w:pPr>
+              <w:jc w:val="center"/>
+              <w:rPr>
+                <w:rFonts w:asciiTheme="majorHAnsi" w:hAnsiTheme="majorHAnsi" w:cstheme="majorHAnsi"/>
+                <w:sz w:val="22"/>
+                <w:lang w:val="en-US"/>
+              </w:rPr>
+            </w:pPr>
+            <w:r>
+              <w:rPr>
+                <w:rFonts w:asciiTheme="majorHAnsi" w:hAnsiTheme="majorHAnsi" w:cstheme="majorHAnsi"/>
+                <w:sz w:val="22"/>
+                <w:lang w:val="en-US"/>
+              </w:rPr>
+              <w:t>あわてる</w:t>
+            </w:r>
+          </w:p>
+        </w:tc>
+        <w:tc>
+          <w:tcPr>
+            <w:tcW w:w="2160" w:type="dxa"/>
+            <w:tcMar>
+              <w:top w:w="72" w:type="dxa"/>
+              <w:left w:w="115" w:type="dxa"/>
+              <w:bottom w:w="72" w:type="dxa"/>
+              <w:right w:w="115" w:type="dxa"/>
+            </w:tcMar>
+            <w:vAlign w:val="center"/>
+          </w:tcPr>
+          <w:p>
+            <w:pPr>
+              <w:jc w:val="center"/>
+              <w:rPr>
+                <w:rFonts w:cs="Times New Roman"/>
+                <w:sz w:val="22"/>
+              </w:rPr>
+            </w:pPr>
+            <w:r>
+              <w:rPr>
+                <w:rFonts w:cs="Times New Roman"/>
+                <w:sz w:val="22"/>
+                <w:lang w:val="en-US"/>
+              </w:rPr>
+              <w:t xml:space="preserve">hoảng hốt, </w:t>
+            </w:r>
+            <w:r>
+              <w:rPr>
+                <w:rFonts w:cs="Times New Roman"/>
+                <w:sz w:val="22"/>
+              </w:rPr>
+              <w:t>cuống lên</w:t>
+            </w:r>
+          </w:p>
+        </w:tc>
+      </w:tr>
+      <w:tr>
+        <w:tc>
+          <w:tcPr>
+            <w:tcW w:w="1139" w:type="dxa"/>
+            <w:tcMar>
+              <w:top w:w="72" w:type="dxa"/>
+              <w:left w:w="115" w:type="dxa"/>
+              <w:bottom w:w="72" w:type="dxa"/>
+              <w:right w:w="115" w:type="dxa"/>
+            </w:tcMar>
+            <w:vAlign w:val="center"/>
+          </w:tcPr>
+          <w:p>
+            <w:pPr>
+              <w:jc w:val="center"/>
+              <w:rPr>
+                <w:rFonts w:asciiTheme="majorHAnsi" w:hAnsiTheme="majorHAnsi" w:cstheme="majorHAnsi"/>
+                <w:b/>
+                <w:bCs/>
+                <w:sz w:val="22"/>
+                <w:lang w:val="en-US"/>
+              </w:rPr>
+            </w:pPr>
+            <w:r>
+              <w:rPr>
+                <w:rFonts w:asciiTheme="majorHAnsi" w:hAnsiTheme="majorHAnsi" w:cstheme="majorHAnsi"/>
+                <w:b/>
+                <w:bCs/>
+                <w:sz w:val="22"/>
+                <w:lang w:val="en-US"/>
+              </w:rPr>
+              <w:t>浮かぶ・浮く</w:t>
+            </w:r>
+          </w:p>
+        </w:tc>
+        <w:tc>
+          <w:tcPr>
+            <w:tcW w:w="1466" w:type="dxa"/>
+            <w:tcMar>
+              <w:top w:w="72" w:type="dxa"/>
+              <w:left w:w="115" w:type="dxa"/>
+              <w:bottom w:w="72" w:type="dxa"/>
+              <w:right w:w="115" w:type="dxa"/>
+            </w:tcMar>
+            <w:vAlign w:val="center"/>
+          </w:tcPr>
+          <w:p>
+            <w:pPr>
+              <w:jc w:val="center"/>
+              <w:rPr>
+                <w:rFonts w:asciiTheme="majorHAnsi" w:hAnsiTheme="majorHAnsi" w:cstheme="majorHAnsi"/>
+                <w:sz w:val="22"/>
+                <w:lang w:val="en-US"/>
+              </w:rPr>
+            </w:pPr>
+            <w:r>
+              <w:rPr>
+                <w:rFonts w:asciiTheme="majorHAnsi" w:hAnsiTheme="majorHAnsi" w:cstheme="majorHAnsi"/>
+                <w:sz w:val="22"/>
+                <w:lang w:val="en-US"/>
+              </w:rPr>
+              <w:t>うかぶ・うく</w:t>
+            </w:r>
+          </w:p>
+        </w:tc>
+        <w:tc>
+          <w:tcPr>
+            <w:tcW w:w="2160" w:type="dxa"/>
+            <w:tcMar>
+              <w:top w:w="72" w:type="dxa"/>
+              <w:left w:w="115" w:type="dxa"/>
+              <w:bottom w:w="72" w:type="dxa"/>
+              <w:right w:w="115" w:type="dxa"/>
+            </w:tcMar>
+            <w:vAlign w:val="center"/>
+          </w:tcPr>
+          <w:p>
+            <w:pPr>
+              <w:jc w:val="center"/>
+              <w:rPr>
+                <w:rFonts w:asciiTheme="majorHAnsi" w:hAnsiTheme="majorHAnsi" w:cstheme="majorHAnsi"/>
+                <w:sz w:val="22"/>
+                <w:lang w:val="en-US"/>
+              </w:rPr>
+            </w:pPr>
+            <w:r>
+              <w:rPr>
+                <w:rFonts w:asciiTheme="majorHAnsi" w:hAnsiTheme="majorHAnsi" w:cstheme="majorHAnsi"/>
+                <w:sz w:val="22"/>
+                <w:lang w:val="en-US"/>
+              </w:rPr>
+              <w:t>n</w:t>
+            </w:r>
+            <w:r>
+              <w:rPr>
+                <w:rFonts w:asciiTheme="majorHAnsi" w:hAnsiTheme="majorHAnsi" w:cstheme="majorHAnsi"/>
+                <w:sz w:val="22"/>
+                <w:lang w:val="en-US"/>
+              </w:rPr>
+              <w:t>ổi lên / nảy ra (ý nghĩ)</w:t>
+            </w:r>
+          </w:p>
+        </w:tc>
+      </w:tr>
+      <w:tr>
+        <w:tc>
+          <w:tcPr>
+            <w:tcW w:w="1139" w:type="dxa"/>
+            <w:tcMar>
+              <w:top w:w="72" w:type="dxa"/>
+              <w:left w:w="115" w:type="dxa"/>
+              <w:bottom w:w="72" w:type="dxa"/>
+              <w:right w:w="115" w:type="dxa"/>
+            </w:tcMar>
+            <w:vAlign w:val="center"/>
+          </w:tcPr>
+          <w:p>
+            <w:pPr>
+              <w:jc w:val="center"/>
+              <w:rPr>
+                <w:rFonts w:asciiTheme="majorHAnsi" w:hAnsiTheme="majorHAnsi" w:cstheme="majorHAnsi"/>
+                <w:b/>
+                <w:bCs/>
+                <w:sz w:val="22"/>
+                <w:lang w:val="en-US"/>
+              </w:rPr>
+            </w:pPr>
+            <w:r>
+              <w:rPr>
+                <w:rFonts w:asciiTheme="majorHAnsi" w:hAnsiTheme="majorHAnsi" w:cstheme="majorHAnsi"/>
+                <w:b/>
+                <w:bCs/>
+                <w:sz w:val="22"/>
+                <w:lang w:val="en-US"/>
+              </w:rPr>
+              <w:t>余裕</w:t>
+            </w:r>
+          </w:p>
+        </w:tc>
+        <w:tc>
+          <w:tcPr>
+            <w:tcW w:w="1466" w:type="dxa"/>
+            <w:tcMar>
+              <w:top w:w="72" w:type="dxa"/>
+              <w:left w:w="115" w:type="dxa"/>
+              <w:bottom w:w="72" w:type="dxa"/>
+              <w:right w:w="115" w:type="dxa"/>
+            </w:tcMar>
+            <w:vAlign w:val="center"/>
+          </w:tcPr>
+          <w:p>
+            <w:pPr>
+              <w:jc w:val="center"/>
+              <w:rPr>
+                <w:rFonts w:asciiTheme="majorHAnsi" w:hAnsiTheme="majorHAnsi" w:cstheme="majorHAnsi"/>
+                <w:sz w:val="22"/>
+                <w:lang w:val="en-US"/>
+              </w:rPr>
+            </w:pPr>
+            <w:r>
+              <w:rPr>
+                <w:rFonts w:asciiTheme="majorHAnsi" w:hAnsiTheme="majorHAnsi" w:cstheme="majorHAnsi"/>
+                <w:sz w:val="22"/>
+                <w:lang w:val="en-US"/>
+              </w:rPr>
+              <w:t>よゆう</w:t>
+            </w:r>
+          </w:p>
+        </w:tc>
+        <w:tc>
+          <w:tcPr>
+            <w:tcW w:w="2160" w:type="dxa"/>
+            <w:tcMar>
+              <w:top w:w="72" w:type="dxa"/>
+              <w:left w:w="115" w:type="dxa"/>
+              <w:bottom w:w="72" w:type="dxa"/>
+              <w:right w:w="115" w:type="dxa"/>
+            </w:tcMar>
+            <w:vAlign w:val="center"/>
+          </w:tcPr>
+          <w:p>
+            <w:pPr>
+              <w:jc w:val="center"/>
+              <w:rPr>
+                <w:rFonts w:asciiTheme="majorHAnsi" w:hAnsiTheme="majorHAnsi" w:cstheme="majorHAnsi"/>
+                <w:sz w:val="22"/>
+                <w:lang w:val="en-US"/>
+              </w:rPr>
+            </w:pPr>
+            <w:r>
+              <w:rPr>
+                <w:rFonts w:asciiTheme="majorHAnsi" w:hAnsiTheme="majorHAnsi" w:cstheme="majorHAnsi"/>
+                <w:sz w:val="22"/>
+                <w:lang w:val="en-US"/>
+              </w:rPr>
+              <w:t>d</w:t>
+            </w:r>
+            <w:r>
+              <w:rPr>
+                <w:rFonts w:asciiTheme="majorHAnsi" w:hAnsiTheme="majorHAnsi" w:cstheme="majorHAnsi"/>
+                <w:sz w:val="22"/>
+                <w:lang w:val="en-US"/>
+              </w:rPr>
+              <w:t>ư dả, thong thả</w:t>
+            </w:r>
+          </w:p>
+        </w:tc>
+      </w:tr>
+      <w:tr>
+        <w:tc>
+          <w:tcPr>
+            <w:tcW w:w="1139" w:type="dxa"/>
+            <w:tcMar>
+              <w:top w:w="72" w:type="dxa"/>
+              <w:left w:w="115" w:type="dxa"/>
+              <w:bottom w:w="72" w:type="dxa"/>
+              <w:right w:w="115" w:type="dxa"/>
+            </w:tcMar>
+            <w:vAlign w:val="center"/>
+          </w:tcPr>
+          <w:p>
+            <w:pPr>
+              <w:jc w:val="center"/>
+              <w:rPr>
+                <w:rFonts w:asciiTheme="majorHAnsi" w:hAnsiTheme="majorHAnsi" w:cstheme="majorHAnsi"/>
+                <w:b/>
+                <w:bCs/>
+                <w:sz w:val="22"/>
+                <w:lang w:val="en-US"/>
+              </w:rPr>
+            </w:pPr>
+            <w:r>
+              <w:rPr>
+                <w:rFonts w:asciiTheme="majorHAnsi" w:hAnsiTheme="majorHAnsi" w:cstheme="majorHAnsi"/>
+                <w:b/>
+                <w:bCs/>
+                <w:sz w:val="22"/>
+                <w:lang w:val="en-US"/>
+              </w:rPr>
+              <w:t>手帳</w:t>
+            </w:r>
+          </w:p>
+        </w:tc>
+        <w:tc>
+          <w:tcPr>
+            <w:tcW w:w="1466" w:type="dxa"/>
+            <w:tcMar>
+              <w:top w:w="72" w:type="dxa"/>
+              <w:left w:w="115" w:type="dxa"/>
+              <w:bottom w:w="72" w:type="dxa"/>
+              <w:right w:w="115" w:type="dxa"/>
+            </w:tcMar>
+            <w:vAlign w:val="center"/>
+          </w:tcPr>
+          <w:p>
+            <w:pPr>
+              <w:jc w:val="center"/>
+              <w:rPr>
+                <w:rFonts w:asciiTheme="majorHAnsi" w:hAnsiTheme="majorHAnsi" w:cstheme="majorHAnsi"/>
+                <w:sz w:val="22"/>
+                <w:lang w:val="en-US"/>
+              </w:rPr>
+            </w:pPr>
+            <w:r>
+              <w:rPr>
+                <w:rFonts w:asciiTheme="majorHAnsi" w:hAnsiTheme="majorHAnsi" w:cstheme="majorHAnsi"/>
+                <w:sz w:val="22"/>
+                <w:lang w:val="en-US"/>
+              </w:rPr>
+              <w:t>てちょう</w:t>
+            </w:r>
+          </w:p>
+        </w:tc>
+        <w:tc>
+          <w:tcPr>
+            <w:tcW w:w="2160" w:type="dxa"/>
+            <w:tcMar>
+              <w:top w:w="72" w:type="dxa"/>
+              <w:left w:w="115" w:type="dxa"/>
+              <w:bottom w:w="72" w:type="dxa"/>
+              <w:right w:w="115" w:type="dxa"/>
+            </w:tcMar>
+            <w:vAlign w:val="center"/>
+          </w:tcPr>
+          <w:p>
+            <w:pPr>
+              <w:jc w:val="center"/>
+              <w:rPr>
+                <w:rFonts w:asciiTheme="majorHAnsi" w:hAnsiTheme="majorHAnsi" w:cstheme="majorHAnsi"/>
+                <w:sz w:val="22"/>
+                <w:lang w:val="en-US"/>
+              </w:rPr>
+            </w:pPr>
+            <w:r>
+              <w:rPr>
+                <w:rFonts w:asciiTheme="majorHAnsi" w:hAnsiTheme="majorHAnsi" w:cstheme="majorHAnsi"/>
+                <w:sz w:val="22"/>
+                <w:lang w:val="en-US"/>
+              </w:rPr>
+              <w:t>sổ tay</w:t>
+            </w:r>
+          </w:p>
+        </w:tc>
+      </w:tr>
+      <w:tr>
+        <w:tc>
+          <w:tcPr>
+            <w:tcW w:w="1139" w:type="dxa"/>
+            <w:tcMar>
+              <w:top w:w="72" w:type="dxa"/>
+              <w:left w:w="115" w:type="dxa"/>
+              <w:bottom w:w="72" w:type="dxa"/>
+              <w:right w:w="115" w:type="dxa"/>
+            </w:tcMar>
+            <w:vAlign w:val="center"/>
+          </w:tcPr>
+          <w:p>
+            <w:pPr>
+              <w:jc w:val="center"/>
+              <w:rPr>
+                <w:rFonts w:asciiTheme="majorHAnsi" w:hAnsiTheme="majorHAnsi" w:cstheme="majorHAnsi"/>
+                <w:b/>
+                <w:bCs/>
+                <w:sz w:val="22"/>
+              </w:rPr>
+            </w:pPr>
+            <w:r>
+              <w:rPr>
+                <w:rFonts w:asciiTheme="majorHAnsi" w:hAnsiTheme="majorHAnsi" w:cstheme="majorHAnsi"/>
+                <w:b/>
+                <w:bCs/>
+                <w:sz w:val="22"/>
+              </w:rPr>
+              <w:t>見直す</w:t>
+            </w:r>
+          </w:p>
+        </w:tc>
+        <w:tc>
+          <w:tcPr>
+            <w:tcW w:w="1466" w:type="dxa"/>
+            <w:tcMar>
+              <w:top w:w="72" w:type="dxa"/>
+              <w:left w:w="115" w:type="dxa"/>
+              <w:bottom w:w="72" w:type="dxa"/>
+              <w:right w:w="115" w:type="dxa"/>
+            </w:tcMar>
+            <w:vAlign w:val="center"/>
+          </w:tcPr>
+          <w:p>
+            <w:pPr>
+              <w:jc w:val="center"/>
+              <w:rPr>
+                <w:rFonts w:asciiTheme="majorHAnsi" w:hAnsiTheme="majorHAnsi" w:cstheme="majorHAnsi"/>
+                <w:sz w:val="22"/>
+              </w:rPr>
+            </w:pPr>
+            <w:r>
+              <w:rPr>
+                <w:rFonts w:asciiTheme="majorHAnsi" w:hAnsiTheme="majorHAnsi" w:cstheme="majorHAnsi"/>
+                <w:sz w:val="22"/>
+              </w:rPr>
+              <w:t>みなおす</w:t>
+            </w:r>
+          </w:p>
+        </w:tc>
+        <w:tc>
+          <w:tcPr>
+            <w:tcW w:w="2160" w:type="dxa"/>
+            <w:tcMar>
+              <w:top w:w="72" w:type="dxa"/>
+              <w:left w:w="115" w:type="dxa"/>
+              <w:bottom w:w="72" w:type="dxa"/>
+              <w:right w:w="115" w:type="dxa"/>
+            </w:tcMar>
+            <w:vAlign w:val="center"/>
+          </w:tcPr>
+          <w:p>
+            <w:pPr>
+              <w:jc w:val="center"/>
+              <w:rPr>
+                <w:rFonts w:asciiTheme="majorHAnsi" w:hAnsiTheme="majorHAnsi" w:cstheme="majorHAnsi"/>
+                <w:sz w:val="22"/>
+                <w:lang w:val="en-US"/>
+              </w:rPr>
+            </w:pPr>
+            <w:r>
+              <w:rPr>
+                <w:rFonts w:asciiTheme="majorHAnsi" w:hAnsiTheme="majorHAnsi" w:cstheme="majorHAnsi"/>
+                <w:sz w:val="22"/>
+                <w:lang w:val="en-US"/>
+              </w:rPr>
+              <w:t>xem lại, đánh giá</w:t>
+            </w:r>
+          </w:p>
+        </w:tc>
+      </w:tr>
+      <w:tr>
+        <w:tc>
+          <w:tcPr>
+            <w:tcW w:w="1139" w:type="dxa"/>
+            <w:tcMar>
+              <w:top w:w="72" w:type="dxa"/>
+              <w:left w:w="115" w:type="dxa"/>
+              <w:bottom w:w="72" w:type="dxa"/>
+              <w:right w:w="115" w:type="dxa"/>
+            </w:tcMar>
+            <w:vAlign w:val="center"/>
+          </w:tcPr>
+          <w:p>
+            <w:pPr>
+              <w:rPr>
+                <w:rFonts w:asciiTheme="majorHAnsi" w:hAnsiTheme="majorHAnsi" w:cstheme="majorHAnsi"/>
+                <w:b/>
+                <w:bCs/>
+                <w:sz w:val="22"/>
+                <w:lang w:val="en-US"/>
+              </w:rPr>
+            </w:pPr>
+          </w:p>
+        </w:tc>
+        <w:tc>
+          <w:tcPr>
+            <w:tcW w:w="1466" w:type="dxa"/>
+            <w:tcMar>
+              <w:top w:w="72" w:type="dxa"/>
+              <w:left w:w="115" w:type="dxa"/>
+              <w:bottom w:w="72" w:type="dxa"/>
+              <w:right w:w="115" w:type="dxa"/>
+            </w:tcMar>
+            <w:vAlign w:val="center"/>
+          </w:tcPr>
+          <w:p>
+            <w:pPr>
+              <w:jc w:val="center"/>
+              <w:rPr>
+                <w:rFonts w:asciiTheme="majorHAnsi" w:hAnsiTheme="majorHAnsi" w:cstheme="majorHAnsi"/>
+                <w:sz w:val="22"/>
+              </w:rPr>
+            </w:pPr>
+          </w:p>
+        </w:tc>
+        <w:tc>
+          <w:tcPr>
+            <w:tcW w:w="2160" w:type="dxa"/>
             <w:tcMar>
               <w:top w:w="72" w:type="dxa"/>
               <w:left w:w="115" w:type="dxa"/>
@@ -32665,18 +34291,25 @@
           <w:szCs w:val="21"/>
           <w:lang w:val="en-US"/>
         </w:rPr>
+        <w:sectPr>
+          <w:type w:val="continuous"/>
+          <w:pgSz w:w="11906" w:h="16838"/>
+          <w:pgMar w:top="850" w:right="850" w:bottom="850" w:left="850" w:header="706" w:footer="706" w:gutter="0"/>
+          <w:cols w:num="2" w:space="708"/>
+          <w:docGrid w:linePitch="381"/>
+        </w:sectPr>
       </w:pPr>
     </w:p>
     <w:tbl>
       <w:tblPr>
         <w:tblStyle w:val="TableGrid"/>
-        <w:tblW w:w="0" w:type="auto"/>
+        <w:tblW w:w="4765" w:type="dxa"/>
         <w:tblLook w:val="04A0" w:firstRow="1" w:lastRow="0" w:firstColumn="1" w:lastColumn="0" w:noHBand="0" w:noVBand="1"/>
       </w:tblPr>
       <w:tblGrid>
         <w:gridCol w:w="1139"/>
-        <w:gridCol w:w="1578"/>
-        <w:gridCol w:w="2022"/>
+        <w:gridCol w:w="1556"/>
+        <w:gridCol w:w="2070"/>
       </w:tblGrid>
       <w:tr>
         <w:tc>
@@ -32705,46 +34338,70 @@
         </w:tc>
         <w:tc>
           <w:tcPr>
-            <w:tcW w:w="1578" w:type="dxa"/>
-            <w:tcMar>
-              <w:top w:w="72" w:type="dxa"/>
-              <w:left w:w="115" w:type="dxa"/>
-              <w:bottom w:w="72" w:type="dxa"/>
-              <w:right w:w="115" w:type="dxa"/>
-            </w:tcMar>
-            <w:vAlign w:val="center"/>
-          </w:tcPr>
-          <w:p>
-            <w:pPr>
-              <w:jc w:val="center"/>
-              <w:rPr>
-                <w:rFonts w:asciiTheme="majorHAnsi" w:hAnsiTheme="majorHAnsi" w:cstheme="majorHAnsi"/>
-                <w:sz w:val="22"/>
-                <w:lang w:val="en-US"/>
-              </w:rPr>
-            </w:pPr>
-          </w:p>
-        </w:tc>
-        <w:tc>
-          <w:tcPr>
-            <w:tcW w:w="2022" w:type="dxa"/>
-            <w:tcMar>
-              <w:top w:w="72" w:type="dxa"/>
-              <w:left w:w="115" w:type="dxa"/>
-              <w:bottom w:w="72" w:type="dxa"/>
-              <w:right w:w="115" w:type="dxa"/>
-            </w:tcMar>
-            <w:vAlign w:val="center"/>
-          </w:tcPr>
-          <w:p>
-            <w:pPr>
-              <w:jc w:val="center"/>
-              <w:rPr>
-                <w:rFonts w:asciiTheme="majorHAnsi" w:hAnsiTheme="majorHAnsi" w:cstheme="majorHAnsi"/>
-                <w:sz w:val="22"/>
-                <w:lang w:val="en-US"/>
-              </w:rPr>
-            </w:pPr>
+            <w:tcW w:w="1556" w:type="dxa"/>
+            <w:tcMar>
+              <w:top w:w="72" w:type="dxa"/>
+              <w:left w:w="115" w:type="dxa"/>
+              <w:bottom w:w="72" w:type="dxa"/>
+              <w:right w:w="115" w:type="dxa"/>
+            </w:tcMar>
+            <w:vAlign w:val="center"/>
+          </w:tcPr>
+          <w:p>
+            <w:pPr>
+              <w:jc w:val="center"/>
+              <w:rPr>
+                <w:rFonts w:asciiTheme="majorHAnsi" w:hAnsiTheme="majorHAnsi" w:cstheme="majorHAnsi"/>
+                <w:sz w:val="22"/>
+                <w:lang w:val="en-US"/>
+              </w:rPr>
+            </w:pPr>
+            <w:r>
+              <w:rPr>
+                <w:rFonts w:asciiTheme="majorHAnsi" w:hAnsiTheme="majorHAnsi" w:cstheme="majorHAnsi"/>
+                <w:sz w:val="22"/>
+                <w:lang w:val="en-US"/>
+              </w:rPr>
+              <w:t>だらだら</w:t>
+            </w:r>
+          </w:p>
+        </w:tc>
+        <w:tc>
+          <w:tcPr>
+            <w:tcW w:w="2070" w:type="dxa"/>
+            <w:tcMar>
+              <w:top w:w="72" w:type="dxa"/>
+              <w:left w:w="115" w:type="dxa"/>
+              <w:bottom w:w="72" w:type="dxa"/>
+              <w:right w:w="115" w:type="dxa"/>
+            </w:tcMar>
+            <w:vAlign w:val="center"/>
+          </w:tcPr>
+          <w:p>
+            <w:pPr>
+              <w:jc w:val="center"/>
+              <w:rPr>
+                <w:rFonts w:asciiTheme="majorHAnsi" w:hAnsiTheme="majorHAnsi" w:cstheme="majorHAnsi"/>
+                <w:sz w:val="22"/>
+                <w:lang w:val="en-US"/>
+              </w:rPr>
+            </w:pPr>
+            <w:r>
+              <w:rPr>
+                <w:rFonts w:asciiTheme="majorHAnsi" w:hAnsiTheme="majorHAnsi" w:cstheme="majorHAnsi"/>
+                <w:sz w:val="22"/>
+                <w:lang w:val="en-US"/>
+              </w:rPr>
+              <w:t>l</w:t>
+            </w:r>
+            <w:r>
+              <w:rPr>
+                <w:rFonts w:asciiTheme="majorHAnsi" w:hAnsiTheme="majorHAnsi" w:cstheme="majorHAnsi"/>
+                <w:sz w:val="22"/>
+                <w:lang w:val="en-US"/>
+              </w:rPr>
+              <w:t>ề mề, kéo dài</w:t>
+            </w:r>
           </w:p>
         </w:tc>
       </w:tr>
@@ -32771,50 +34428,76 @@
                 <w:lang w:val="en-US"/>
               </w:rPr>
             </w:pPr>
-          </w:p>
-        </w:tc>
-        <w:tc>
-          <w:tcPr>
-            <w:tcW w:w="1578" w:type="dxa"/>
-            <w:tcMar>
-              <w:top w:w="72" w:type="dxa"/>
-              <w:left w:w="115" w:type="dxa"/>
-              <w:bottom w:w="72" w:type="dxa"/>
-              <w:right w:w="115" w:type="dxa"/>
-            </w:tcMar>
-            <w:vAlign w:val="center"/>
-          </w:tcPr>
-          <w:p>
-            <w:pPr>
-              <w:jc w:val="center"/>
-              <w:rPr>
-                <w:rFonts w:asciiTheme="majorHAnsi" w:hAnsiTheme="majorHAnsi" w:cstheme="majorHAnsi"/>
-                <w:sz w:val="22"/>
-                <w:lang w:val="en-US"/>
-              </w:rPr>
-            </w:pPr>
-          </w:p>
-        </w:tc>
-        <w:tc>
-          <w:tcPr>
-            <w:tcW w:w="2022" w:type="dxa"/>
-            <w:tcMar>
-              <w:top w:w="72" w:type="dxa"/>
-              <w:left w:w="115" w:type="dxa"/>
-              <w:bottom w:w="72" w:type="dxa"/>
-              <w:right w:w="115" w:type="dxa"/>
-            </w:tcMar>
-            <w:vAlign w:val="center"/>
-          </w:tcPr>
-          <w:p>
-            <w:pPr>
-              <w:jc w:val="center"/>
-              <w:rPr>
-                <w:rFonts w:asciiTheme="majorHAnsi" w:hAnsiTheme="majorHAnsi" w:cstheme="majorHAnsi"/>
-                <w:sz w:val="22"/>
-                <w:lang w:val="en-US"/>
-              </w:rPr>
-            </w:pPr>
+            <w:r>
+              <w:rPr>
+                <w:rFonts w:asciiTheme="majorHAnsi" w:hAnsiTheme="majorHAnsi" w:cstheme="majorHAnsi"/>
+                <w:b/>
+                <w:bCs/>
+                <w:sz w:val="22"/>
+                <w:lang w:val="en-US"/>
+              </w:rPr>
+              <w:t>知識</w:t>
+            </w:r>
+          </w:p>
+        </w:tc>
+        <w:tc>
+          <w:tcPr>
+            <w:tcW w:w="1556" w:type="dxa"/>
+            <w:tcMar>
+              <w:top w:w="72" w:type="dxa"/>
+              <w:left w:w="115" w:type="dxa"/>
+              <w:bottom w:w="72" w:type="dxa"/>
+              <w:right w:w="115" w:type="dxa"/>
+            </w:tcMar>
+            <w:vAlign w:val="center"/>
+          </w:tcPr>
+          <w:p>
+            <w:pPr>
+              <w:jc w:val="center"/>
+              <w:rPr>
+                <w:rFonts w:asciiTheme="majorHAnsi" w:hAnsiTheme="majorHAnsi" w:cstheme="majorHAnsi"/>
+                <w:sz w:val="22"/>
+                <w:lang w:val="en-US"/>
+              </w:rPr>
+            </w:pPr>
+            <w:r>
+              <w:rPr>
+                <w:rFonts w:asciiTheme="majorHAnsi" w:hAnsiTheme="majorHAnsi" w:cstheme="majorHAnsi"/>
+                <w:sz w:val="22"/>
+                <w:lang w:val="en-US"/>
+              </w:rPr>
+              <w:t>ちしき</w:t>
+            </w:r>
+          </w:p>
+        </w:tc>
+        <w:tc>
+          <w:tcPr>
+            <w:tcW w:w="2070" w:type="dxa"/>
+            <w:tcMar>
+              <w:top w:w="72" w:type="dxa"/>
+              <w:left w:w="115" w:type="dxa"/>
+              <w:bottom w:w="72" w:type="dxa"/>
+              <w:right w:w="115" w:type="dxa"/>
+            </w:tcMar>
+            <w:vAlign w:val="center"/>
+          </w:tcPr>
+          <w:p>
+            <w:pPr>
+              <w:jc w:val="center"/>
+              <w:rPr>
+                <w:rFonts w:asciiTheme="majorHAnsi" w:hAnsiTheme="majorHAnsi" w:cstheme="majorHAnsi"/>
+                <w:sz w:val="22"/>
+                <w:lang w:val="en-US"/>
+              </w:rPr>
+            </w:pPr>
+            <w:r>
+              <w:rPr>
+                <w:rFonts w:asciiTheme="majorHAnsi" w:hAnsiTheme="majorHAnsi" w:cstheme="majorHAnsi"/>
+                <w:sz w:val="22"/>
+                <w:lang w:val="en-US"/>
+              </w:rPr>
+              <w:t>kiến thức</w:t>
+            </w:r>
           </w:p>
         </w:tc>
       </w:tr>
@@ -32841,50 +34524,85 @@
                 <w:lang w:val="en-US"/>
               </w:rPr>
             </w:pPr>
-          </w:p>
-        </w:tc>
-        <w:tc>
-          <w:tcPr>
-            <w:tcW w:w="1578" w:type="dxa"/>
-            <w:tcMar>
-              <w:top w:w="72" w:type="dxa"/>
-              <w:left w:w="115" w:type="dxa"/>
-              <w:bottom w:w="72" w:type="dxa"/>
-              <w:right w:w="115" w:type="dxa"/>
-            </w:tcMar>
-            <w:vAlign w:val="center"/>
-          </w:tcPr>
-          <w:p>
-            <w:pPr>
-              <w:jc w:val="center"/>
-              <w:rPr>
-                <w:rFonts w:asciiTheme="majorHAnsi" w:hAnsiTheme="majorHAnsi" w:cstheme="majorHAnsi"/>
-                <w:sz w:val="22"/>
-                <w:lang w:val="en-US"/>
-              </w:rPr>
-            </w:pPr>
-          </w:p>
-        </w:tc>
-        <w:tc>
-          <w:tcPr>
-            <w:tcW w:w="2022" w:type="dxa"/>
-            <w:tcMar>
-              <w:top w:w="72" w:type="dxa"/>
-              <w:left w:w="115" w:type="dxa"/>
-              <w:bottom w:w="72" w:type="dxa"/>
-              <w:right w:w="115" w:type="dxa"/>
-            </w:tcMar>
-            <w:vAlign w:val="center"/>
-          </w:tcPr>
-          <w:p>
-            <w:pPr>
-              <w:jc w:val="center"/>
-              <w:rPr>
-                <w:rFonts w:asciiTheme="majorHAnsi" w:hAnsiTheme="majorHAnsi" w:cstheme="majorHAnsi"/>
-                <w:sz w:val="22"/>
-                <w:lang w:val="en-US"/>
-              </w:rPr>
-            </w:pPr>
+            <w:r>
+              <w:rPr>
+                <w:rFonts w:asciiTheme="majorHAnsi" w:hAnsiTheme="majorHAnsi" w:cstheme="majorHAnsi"/>
+                <w:b/>
+                <w:bCs/>
+                <w:sz w:val="22"/>
+                <w:lang w:val="en-US"/>
+              </w:rPr>
+              <w:lastRenderedPageBreak/>
+              <w:t>あっという間に</w:t>
+            </w:r>
+          </w:p>
+        </w:tc>
+        <w:tc>
+          <w:tcPr>
+            <w:tcW w:w="1556" w:type="dxa"/>
+            <w:tcMar>
+              <w:top w:w="72" w:type="dxa"/>
+              <w:left w:w="115" w:type="dxa"/>
+              <w:bottom w:w="72" w:type="dxa"/>
+              <w:right w:w="115" w:type="dxa"/>
+            </w:tcMar>
+            <w:vAlign w:val="center"/>
+          </w:tcPr>
+          <w:p>
+            <w:pPr>
+              <w:jc w:val="center"/>
+              <w:rPr>
+                <w:rFonts w:asciiTheme="majorHAnsi" w:hAnsiTheme="majorHAnsi" w:cstheme="majorHAnsi"/>
+                <w:sz w:val="22"/>
+                <w:lang w:val="en-US"/>
+              </w:rPr>
+            </w:pPr>
+            <w:r>
+              <w:rPr>
+                <w:rFonts w:asciiTheme="majorHAnsi" w:hAnsiTheme="majorHAnsi" w:cstheme="majorHAnsi"/>
+                <w:sz w:val="22"/>
+                <w:lang w:val="en-US"/>
+              </w:rPr>
+              <w:t>あっというまに</w:t>
+            </w:r>
+          </w:p>
+        </w:tc>
+        <w:tc>
+          <w:tcPr>
+            <w:tcW w:w="2070" w:type="dxa"/>
+            <w:tcMar>
+              <w:top w:w="72" w:type="dxa"/>
+              <w:left w:w="115" w:type="dxa"/>
+              <w:bottom w:w="72" w:type="dxa"/>
+              <w:right w:w="115" w:type="dxa"/>
+            </w:tcMar>
+            <w:vAlign w:val="center"/>
+          </w:tcPr>
+          <w:p>
+            <w:pPr>
+              <w:jc w:val="center"/>
+              <w:rPr>
+                <w:rFonts w:asciiTheme="majorHAnsi" w:hAnsiTheme="majorHAnsi" w:cstheme="majorHAnsi"/>
+                <w:sz w:val="22"/>
+                <w:lang w:val="en-US"/>
+              </w:rPr>
+            </w:pPr>
+            <w:r>
+              <w:rPr>
+                <w:rFonts w:asciiTheme="majorHAnsi" w:hAnsiTheme="majorHAnsi" w:cstheme="majorHAnsi"/>
+                <w:sz w:val="22"/>
+                <w:lang w:val="en-US"/>
+              </w:rPr>
+              <w:t>t</w:t>
+            </w:r>
+            <w:r>
+              <w:rPr>
+                <w:rFonts w:asciiTheme="majorHAnsi" w:hAnsiTheme="majorHAnsi" w:cstheme="majorHAnsi"/>
+                <w:sz w:val="22"/>
+                <w:lang w:val="en-US"/>
+              </w:rPr>
+              <w:t>rong chớp mắt, thoáng cái</w:t>
+            </w:r>
           </w:p>
         </w:tc>
       </w:tr>
@@ -32911,50 +34629,84 @@
                 <w:lang w:val="en-US"/>
               </w:rPr>
             </w:pPr>
-          </w:p>
-        </w:tc>
-        <w:tc>
-          <w:tcPr>
-            <w:tcW w:w="1578" w:type="dxa"/>
-            <w:tcMar>
-              <w:top w:w="72" w:type="dxa"/>
-              <w:left w:w="115" w:type="dxa"/>
-              <w:bottom w:w="72" w:type="dxa"/>
-              <w:right w:w="115" w:type="dxa"/>
-            </w:tcMar>
-            <w:vAlign w:val="center"/>
-          </w:tcPr>
-          <w:p>
-            <w:pPr>
-              <w:jc w:val="center"/>
-              <w:rPr>
-                <w:rFonts w:asciiTheme="majorHAnsi" w:hAnsiTheme="majorHAnsi" w:cstheme="majorHAnsi"/>
-                <w:sz w:val="22"/>
-                <w:lang w:val="en-US"/>
-              </w:rPr>
-            </w:pPr>
-          </w:p>
-        </w:tc>
-        <w:tc>
-          <w:tcPr>
-            <w:tcW w:w="2022" w:type="dxa"/>
-            <w:tcMar>
-              <w:top w:w="72" w:type="dxa"/>
-              <w:left w:w="115" w:type="dxa"/>
-              <w:bottom w:w="72" w:type="dxa"/>
-              <w:right w:w="115" w:type="dxa"/>
-            </w:tcMar>
-            <w:vAlign w:val="center"/>
-          </w:tcPr>
-          <w:p>
-            <w:pPr>
-              <w:jc w:val="center"/>
-              <w:rPr>
-                <w:rFonts w:asciiTheme="majorHAnsi" w:hAnsiTheme="majorHAnsi" w:cstheme="majorHAnsi"/>
-                <w:sz w:val="22"/>
-                <w:lang w:val="en-US"/>
-              </w:rPr>
-            </w:pPr>
+            <w:r>
+              <w:rPr>
+                <w:rFonts w:asciiTheme="majorHAnsi" w:hAnsiTheme="majorHAnsi" w:cstheme="majorHAnsi"/>
+                <w:b/>
+                <w:bCs/>
+                <w:sz w:val="22"/>
+                <w:lang w:val="en-US"/>
+              </w:rPr>
+              <w:t>残る・残す</w:t>
+            </w:r>
+          </w:p>
+        </w:tc>
+        <w:tc>
+          <w:tcPr>
+            <w:tcW w:w="1556" w:type="dxa"/>
+            <w:tcMar>
+              <w:top w:w="72" w:type="dxa"/>
+              <w:left w:w="115" w:type="dxa"/>
+              <w:bottom w:w="72" w:type="dxa"/>
+              <w:right w:w="115" w:type="dxa"/>
+            </w:tcMar>
+            <w:vAlign w:val="center"/>
+          </w:tcPr>
+          <w:p>
+            <w:pPr>
+              <w:jc w:val="center"/>
+              <w:rPr>
+                <w:rFonts w:asciiTheme="majorHAnsi" w:hAnsiTheme="majorHAnsi" w:cstheme="majorHAnsi"/>
+                <w:sz w:val="22"/>
+                <w:lang w:val="en-US"/>
+              </w:rPr>
+            </w:pPr>
+            <w:r>
+              <w:rPr>
+                <w:rFonts w:asciiTheme="majorHAnsi" w:hAnsiTheme="majorHAnsi" w:cstheme="majorHAnsi"/>
+                <w:sz w:val="22"/>
+                <w:lang w:val="en-US"/>
+              </w:rPr>
+              <w:t>のこる・のこす</w:t>
+            </w:r>
+          </w:p>
+        </w:tc>
+        <w:tc>
+          <w:tcPr>
+            <w:tcW w:w="2070" w:type="dxa"/>
+            <w:tcMar>
+              <w:top w:w="72" w:type="dxa"/>
+              <w:left w:w="115" w:type="dxa"/>
+              <w:bottom w:w="72" w:type="dxa"/>
+              <w:right w:w="115" w:type="dxa"/>
+            </w:tcMar>
+            <w:vAlign w:val="center"/>
+          </w:tcPr>
+          <w:p>
+            <w:pPr>
+              <w:jc w:val="center"/>
+              <w:rPr>
+                <w:rFonts w:asciiTheme="majorHAnsi" w:hAnsiTheme="majorHAnsi" w:cstheme="majorHAnsi"/>
+                <w:sz w:val="22"/>
+                <w:lang w:val="en-US"/>
+              </w:rPr>
+            </w:pPr>
+            <w:r>
+              <w:rPr>
+                <w:rFonts w:asciiTheme="majorHAnsi" w:hAnsiTheme="majorHAnsi" w:cstheme="majorHAnsi"/>
+                <w:sz w:val="22"/>
+                <w:lang w:val="en-US"/>
+              </w:rPr>
+              <w:t>c</w:t>
+            </w:r>
+            <w:r>
+              <w:rPr>
+                <w:rFonts w:asciiTheme="majorHAnsi" w:hAnsiTheme="majorHAnsi" w:cstheme="majorHAnsi"/>
+                <w:sz w:val="22"/>
+                <w:lang w:val="en-US"/>
+              </w:rPr>
+              <w:t>òn lại / để lại</w:t>
+            </w:r>
           </w:p>
         </w:tc>
       </w:tr>
@@ -32985,46 +34737,70 @@
         </w:tc>
         <w:tc>
           <w:tcPr>
-            <w:tcW w:w="1578" w:type="dxa"/>
-            <w:tcMar>
-              <w:top w:w="72" w:type="dxa"/>
-              <w:left w:w="115" w:type="dxa"/>
-              <w:bottom w:w="72" w:type="dxa"/>
-              <w:right w:w="115" w:type="dxa"/>
-            </w:tcMar>
-            <w:vAlign w:val="center"/>
-          </w:tcPr>
-          <w:p>
-            <w:pPr>
-              <w:jc w:val="center"/>
-              <w:rPr>
-                <w:rFonts w:asciiTheme="majorHAnsi" w:hAnsiTheme="majorHAnsi" w:cstheme="majorHAnsi"/>
-                <w:sz w:val="22"/>
-                <w:lang w:val="en-US"/>
-              </w:rPr>
-            </w:pPr>
-          </w:p>
-        </w:tc>
-        <w:tc>
-          <w:tcPr>
-            <w:tcW w:w="2022" w:type="dxa"/>
-            <w:tcMar>
-              <w:top w:w="72" w:type="dxa"/>
-              <w:left w:w="115" w:type="dxa"/>
-              <w:bottom w:w="72" w:type="dxa"/>
-              <w:right w:w="115" w:type="dxa"/>
-            </w:tcMar>
-            <w:vAlign w:val="center"/>
-          </w:tcPr>
-          <w:p>
-            <w:pPr>
-              <w:jc w:val="center"/>
-              <w:rPr>
-                <w:rFonts w:asciiTheme="majorHAnsi" w:hAnsiTheme="majorHAnsi" w:cstheme="majorHAnsi"/>
-                <w:sz w:val="22"/>
-                <w:lang w:val="en-US"/>
-              </w:rPr>
-            </w:pPr>
+            <w:tcW w:w="1556" w:type="dxa"/>
+            <w:tcMar>
+              <w:top w:w="72" w:type="dxa"/>
+              <w:left w:w="115" w:type="dxa"/>
+              <w:bottom w:w="72" w:type="dxa"/>
+              <w:right w:w="115" w:type="dxa"/>
+            </w:tcMar>
+            <w:vAlign w:val="center"/>
+          </w:tcPr>
+          <w:p>
+            <w:pPr>
+              <w:jc w:val="center"/>
+              <w:rPr>
+                <w:rFonts w:asciiTheme="majorHAnsi" w:hAnsiTheme="majorHAnsi" w:cstheme="majorHAnsi"/>
+                <w:sz w:val="22"/>
+                <w:lang w:val="en-US"/>
+              </w:rPr>
+            </w:pPr>
+            <w:r>
+              <w:rPr>
+                <w:rFonts w:asciiTheme="majorHAnsi" w:hAnsiTheme="majorHAnsi" w:cstheme="majorHAnsi"/>
+                <w:sz w:val="22"/>
+                <w:lang w:val="en-US"/>
+              </w:rPr>
+              <w:t>リズム</w:t>
+            </w:r>
+          </w:p>
+        </w:tc>
+        <w:tc>
+          <w:tcPr>
+            <w:tcW w:w="2070" w:type="dxa"/>
+            <w:tcMar>
+              <w:top w:w="72" w:type="dxa"/>
+              <w:left w:w="115" w:type="dxa"/>
+              <w:bottom w:w="72" w:type="dxa"/>
+              <w:right w:w="115" w:type="dxa"/>
+            </w:tcMar>
+            <w:vAlign w:val="center"/>
+          </w:tcPr>
+          <w:p>
+            <w:pPr>
+              <w:jc w:val="center"/>
+              <w:rPr>
+                <w:rFonts w:asciiTheme="majorHAnsi" w:hAnsiTheme="majorHAnsi" w:cstheme="majorHAnsi"/>
+                <w:sz w:val="22"/>
+                <w:lang w:val="en-US"/>
+              </w:rPr>
+            </w:pPr>
+            <w:r>
+              <w:rPr>
+                <w:rFonts w:asciiTheme="majorHAnsi" w:hAnsiTheme="majorHAnsi" w:cstheme="majorHAnsi"/>
+                <w:sz w:val="22"/>
+                <w:lang w:val="en-US"/>
+              </w:rPr>
+              <w:t>n</w:t>
+            </w:r>
+            <w:r>
+              <w:rPr>
+                <w:rFonts w:asciiTheme="majorHAnsi" w:hAnsiTheme="majorHAnsi" w:cstheme="majorHAnsi"/>
+                <w:sz w:val="22"/>
+                <w:lang w:val="en-US"/>
+              </w:rPr>
+              <w:t>hịp điệu</w:t>
+            </w:r>
           </w:p>
         </w:tc>
       </w:tr>
@@ -33051,49 +34827,75 @@
                 <w:lang w:val="en-US"/>
               </w:rPr>
             </w:pPr>
-          </w:p>
-        </w:tc>
-        <w:tc>
-          <w:tcPr>
-            <w:tcW w:w="1578" w:type="dxa"/>
-            <w:tcMar>
-              <w:top w:w="72" w:type="dxa"/>
-              <w:left w:w="115" w:type="dxa"/>
-              <w:bottom w:w="72" w:type="dxa"/>
-              <w:right w:w="115" w:type="dxa"/>
-            </w:tcMar>
-            <w:vAlign w:val="center"/>
-          </w:tcPr>
-          <w:p>
-            <w:pPr>
-              <w:jc w:val="center"/>
-              <w:rPr>
-                <w:rFonts w:asciiTheme="majorHAnsi" w:hAnsiTheme="majorHAnsi" w:cstheme="majorHAnsi"/>
-                <w:sz w:val="22"/>
-                <w:lang w:val="en-US"/>
-              </w:rPr>
-            </w:pPr>
-          </w:p>
-        </w:tc>
-        <w:tc>
-          <w:tcPr>
-            <w:tcW w:w="2022" w:type="dxa"/>
-            <w:tcMar>
-              <w:top w:w="72" w:type="dxa"/>
-              <w:left w:w="115" w:type="dxa"/>
-              <w:bottom w:w="72" w:type="dxa"/>
-              <w:right w:w="115" w:type="dxa"/>
-            </w:tcMar>
-            <w:vAlign w:val="center"/>
-          </w:tcPr>
-          <w:p>
-            <w:pPr>
-              <w:jc w:val="center"/>
-              <w:rPr>
-                <w:rFonts w:ascii="Calibri" w:hAnsi="Calibri" w:cs="Calibri"/>
-                <w:sz w:val="22"/>
-              </w:rPr>
-            </w:pPr>
+            <w:r>
+              <w:rPr>
+                <w:rFonts w:asciiTheme="majorHAnsi" w:hAnsiTheme="majorHAnsi" w:cstheme="majorHAnsi"/>
+                <w:b/>
+                <w:bCs/>
+                <w:sz w:val="22"/>
+                <w:lang w:val="en-US"/>
+              </w:rPr>
+              <w:t>理解</w:t>
+            </w:r>
+          </w:p>
+        </w:tc>
+        <w:tc>
+          <w:tcPr>
+            <w:tcW w:w="1556" w:type="dxa"/>
+            <w:tcMar>
+              <w:top w:w="72" w:type="dxa"/>
+              <w:left w:w="115" w:type="dxa"/>
+              <w:bottom w:w="72" w:type="dxa"/>
+              <w:right w:w="115" w:type="dxa"/>
+            </w:tcMar>
+            <w:vAlign w:val="center"/>
+          </w:tcPr>
+          <w:p>
+            <w:pPr>
+              <w:jc w:val="center"/>
+              <w:rPr>
+                <w:rFonts w:asciiTheme="majorHAnsi" w:hAnsiTheme="majorHAnsi" w:cstheme="majorHAnsi"/>
+                <w:sz w:val="22"/>
+                <w:lang w:val="en-US"/>
+              </w:rPr>
+            </w:pPr>
+            <w:r>
+              <w:rPr>
+                <w:rFonts w:asciiTheme="majorHAnsi" w:hAnsiTheme="majorHAnsi" w:cstheme="majorHAnsi"/>
+                <w:sz w:val="22"/>
+                <w:lang w:val="en-US"/>
+              </w:rPr>
+              <w:t>りかい</w:t>
+            </w:r>
+          </w:p>
+        </w:tc>
+        <w:tc>
+          <w:tcPr>
+            <w:tcW w:w="2070" w:type="dxa"/>
+            <w:tcMar>
+              <w:top w:w="72" w:type="dxa"/>
+              <w:left w:w="115" w:type="dxa"/>
+              <w:bottom w:w="72" w:type="dxa"/>
+              <w:right w:w="115" w:type="dxa"/>
+            </w:tcMar>
+            <w:vAlign w:val="center"/>
+          </w:tcPr>
+          <w:p>
+            <w:pPr>
+              <w:jc w:val="center"/>
+              <w:rPr>
+                <w:rFonts w:cs="Times New Roman"/>
+                <w:sz w:val="22"/>
+              </w:rPr>
+            </w:pPr>
+            <w:r>
+              <w:rPr>
+                <w:rFonts w:cs="Times New Roman"/>
+                <w:sz w:val="22"/>
+                <w:lang w:val="en-US"/>
+              </w:rPr>
+              <w:t>hiểu, lý giải</w:t>
+            </w:r>
           </w:p>
         </w:tc>
       </w:tr>
@@ -33120,50 +34922,84 @@
                 <w:lang w:val="en-US"/>
               </w:rPr>
             </w:pPr>
-          </w:p>
-        </w:tc>
-        <w:tc>
-          <w:tcPr>
-            <w:tcW w:w="1578" w:type="dxa"/>
-            <w:tcMar>
-              <w:top w:w="72" w:type="dxa"/>
-              <w:left w:w="115" w:type="dxa"/>
-              <w:bottom w:w="72" w:type="dxa"/>
-              <w:right w:w="115" w:type="dxa"/>
-            </w:tcMar>
-            <w:vAlign w:val="center"/>
-          </w:tcPr>
-          <w:p>
-            <w:pPr>
-              <w:jc w:val="center"/>
-              <w:rPr>
-                <w:rFonts w:asciiTheme="majorHAnsi" w:hAnsiTheme="majorHAnsi" w:cstheme="majorHAnsi"/>
-                <w:sz w:val="22"/>
-                <w:lang w:val="en-US"/>
-              </w:rPr>
-            </w:pPr>
-          </w:p>
-        </w:tc>
-        <w:tc>
-          <w:tcPr>
-            <w:tcW w:w="2022" w:type="dxa"/>
-            <w:tcMar>
-              <w:top w:w="72" w:type="dxa"/>
-              <w:left w:w="115" w:type="dxa"/>
-              <w:bottom w:w="72" w:type="dxa"/>
-              <w:right w:w="115" w:type="dxa"/>
-            </w:tcMar>
-            <w:vAlign w:val="center"/>
-          </w:tcPr>
-          <w:p>
-            <w:pPr>
-              <w:jc w:val="center"/>
-              <w:rPr>
-                <w:rFonts w:asciiTheme="majorHAnsi" w:hAnsiTheme="majorHAnsi" w:cstheme="majorHAnsi"/>
-                <w:sz w:val="22"/>
-                <w:lang w:val="en-US"/>
-              </w:rPr>
-            </w:pPr>
+            <w:r>
+              <w:rPr>
+                <w:rFonts w:asciiTheme="majorHAnsi" w:hAnsiTheme="majorHAnsi" w:cstheme="majorHAnsi"/>
+                <w:b/>
+                <w:bCs/>
+                <w:sz w:val="22"/>
+                <w:lang w:val="en-US"/>
+              </w:rPr>
+              <w:t>頑張る</w:t>
+            </w:r>
+          </w:p>
+        </w:tc>
+        <w:tc>
+          <w:tcPr>
+            <w:tcW w:w="1556" w:type="dxa"/>
+            <w:tcMar>
+              <w:top w:w="72" w:type="dxa"/>
+              <w:left w:w="115" w:type="dxa"/>
+              <w:bottom w:w="72" w:type="dxa"/>
+              <w:right w:w="115" w:type="dxa"/>
+            </w:tcMar>
+            <w:vAlign w:val="center"/>
+          </w:tcPr>
+          <w:p>
+            <w:pPr>
+              <w:jc w:val="center"/>
+              <w:rPr>
+                <w:rFonts w:asciiTheme="majorHAnsi" w:hAnsiTheme="majorHAnsi" w:cstheme="majorHAnsi"/>
+                <w:sz w:val="22"/>
+                <w:lang w:val="en-US"/>
+              </w:rPr>
+            </w:pPr>
+            <w:r>
+              <w:rPr>
+                <w:rFonts w:asciiTheme="majorHAnsi" w:hAnsiTheme="majorHAnsi" w:cstheme="majorHAnsi"/>
+                <w:sz w:val="22"/>
+                <w:lang w:val="en-US"/>
+              </w:rPr>
+              <w:t>がんばる</w:t>
+            </w:r>
+          </w:p>
+        </w:tc>
+        <w:tc>
+          <w:tcPr>
+            <w:tcW w:w="2070" w:type="dxa"/>
+            <w:tcMar>
+              <w:top w:w="72" w:type="dxa"/>
+              <w:left w:w="115" w:type="dxa"/>
+              <w:bottom w:w="72" w:type="dxa"/>
+              <w:right w:w="115" w:type="dxa"/>
+            </w:tcMar>
+            <w:vAlign w:val="center"/>
+          </w:tcPr>
+          <w:p>
+            <w:pPr>
+              <w:jc w:val="center"/>
+              <w:rPr>
+                <w:rFonts w:asciiTheme="majorHAnsi" w:hAnsiTheme="majorHAnsi" w:cstheme="majorHAnsi"/>
+                <w:sz w:val="22"/>
+                <w:lang w:val="en-US"/>
+              </w:rPr>
+            </w:pPr>
+            <w:r>
+              <w:rPr>
+                <w:rFonts w:asciiTheme="majorHAnsi" w:hAnsiTheme="majorHAnsi" w:cstheme="majorHAnsi"/>
+                <w:sz w:val="22"/>
+                <w:lang w:val="en-US"/>
+              </w:rPr>
+              <w:t>c</w:t>
+            </w:r>
+            <w:r>
+              <w:rPr>
+                <w:rFonts w:asciiTheme="majorHAnsi" w:hAnsiTheme="majorHAnsi" w:cstheme="majorHAnsi"/>
+                <w:sz w:val="22"/>
+                <w:lang w:val="en-US"/>
+              </w:rPr>
+              <w:t>ố gắng</w:t>
+            </w:r>
           </w:p>
         </w:tc>
       </w:tr>
@@ -33190,50 +35026,76 @@
                 <w:lang w:val="en-US"/>
               </w:rPr>
             </w:pPr>
-          </w:p>
-        </w:tc>
-        <w:tc>
-          <w:tcPr>
-            <w:tcW w:w="1578" w:type="dxa"/>
-            <w:tcMar>
-              <w:top w:w="72" w:type="dxa"/>
-              <w:left w:w="115" w:type="dxa"/>
-              <w:bottom w:w="72" w:type="dxa"/>
-              <w:right w:w="115" w:type="dxa"/>
-            </w:tcMar>
-            <w:vAlign w:val="center"/>
-          </w:tcPr>
-          <w:p>
-            <w:pPr>
-              <w:jc w:val="center"/>
-              <w:rPr>
-                <w:rFonts w:asciiTheme="majorHAnsi" w:hAnsiTheme="majorHAnsi" w:cstheme="majorHAnsi"/>
-                <w:sz w:val="22"/>
-                <w:lang w:val="en-US"/>
-              </w:rPr>
-            </w:pPr>
-          </w:p>
-        </w:tc>
-        <w:tc>
-          <w:tcPr>
-            <w:tcW w:w="2022" w:type="dxa"/>
-            <w:tcMar>
-              <w:top w:w="72" w:type="dxa"/>
-              <w:left w:w="115" w:type="dxa"/>
-              <w:bottom w:w="72" w:type="dxa"/>
-              <w:right w:w="115" w:type="dxa"/>
-            </w:tcMar>
-            <w:vAlign w:val="center"/>
-          </w:tcPr>
-          <w:p>
-            <w:pPr>
-              <w:jc w:val="center"/>
-              <w:rPr>
-                <w:rFonts w:asciiTheme="majorHAnsi" w:hAnsiTheme="majorHAnsi" w:cstheme="majorHAnsi"/>
-                <w:sz w:val="22"/>
-                <w:lang w:val="en-US"/>
-              </w:rPr>
-            </w:pPr>
+            <w:r>
+              <w:rPr>
+                <w:rFonts w:asciiTheme="majorHAnsi" w:hAnsiTheme="majorHAnsi" w:cstheme="majorHAnsi"/>
+                <w:b/>
+                <w:bCs/>
+                <w:sz w:val="22"/>
+                <w:lang w:val="en-US"/>
+              </w:rPr>
+              <w:t>勝手</w:t>
+            </w:r>
+          </w:p>
+        </w:tc>
+        <w:tc>
+          <w:tcPr>
+            <w:tcW w:w="1556" w:type="dxa"/>
+            <w:tcMar>
+              <w:top w:w="72" w:type="dxa"/>
+              <w:left w:w="115" w:type="dxa"/>
+              <w:bottom w:w="72" w:type="dxa"/>
+              <w:right w:w="115" w:type="dxa"/>
+            </w:tcMar>
+            <w:vAlign w:val="center"/>
+          </w:tcPr>
+          <w:p>
+            <w:pPr>
+              <w:jc w:val="center"/>
+              <w:rPr>
+                <w:rFonts w:asciiTheme="majorHAnsi" w:hAnsiTheme="majorHAnsi" w:cstheme="majorHAnsi"/>
+                <w:sz w:val="22"/>
+                <w:lang w:val="en-US"/>
+              </w:rPr>
+            </w:pPr>
+            <w:r>
+              <w:rPr>
+                <w:rFonts w:asciiTheme="majorHAnsi" w:hAnsiTheme="majorHAnsi" w:cstheme="majorHAnsi"/>
+                <w:sz w:val="22"/>
+                <w:lang w:val="en-US"/>
+              </w:rPr>
+              <w:t>かって</w:t>
+            </w:r>
+          </w:p>
+        </w:tc>
+        <w:tc>
+          <w:tcPr>
+            <w:tcW w:w="2070" w:type="dxa"/>
+            <w:tcMar>
+              <w:top w:w="72" w:type="dxa"/>
+              <w:left w:w="115" w:type="dxa"/>
+              <w:bottom w:w="72" w:type="dxa"/>
+              <w:right w:w="115" w:type="dxa"/>
+            </w:tcMar>
+            <w:vAlign w:val="center"/>
+          </w:tcPr>
+          <w:p>
+            <w:pPr>
+              <w:jc w:val="center"/>
+              <w:rPr>
+                <w:rFonts w:asciiTheme="majorHAnsi" w:hAnsiTheme="majorHAnsi" w:cstheme="majorHAnsi"/>
+                <w:sz w:val="22"/>
+                <w:lang w:val="en-US"/>
+              </w:rPr>
+            </w:pPr>
+            <w:r>
+              <w:rPr>
+                <w:rFonts w:asciiTheme="majorHAnsi" w:hAnsiTheme="majorHAnsi" w:cstheme="majorHAnsi"/>
+                <w:sz w:val="22"/>
+                <w:lang w:val="en-US"/>
+              </w:rPr>
+              <w:t>tự ý, ích kỉ, tùy tiện</w:t>
+            </w:r>
           </w:p>
         </w:tc>
       </w:tr>
@@ -33260,50 +35122,76 @@
                 <w:lang w:val="en-US"/>
               </w:rPr>
             </w:pPr>
-          </w:p>
-        </w:tc>
-        <w:tc>
-          <w:tcPr>
-            <w:tcW w:w="1578" w:type="dxa"/>
-            <w:tcMar>
-              <w:top w:w="72" w:type="dxa"/>
-              <w:left w:w="115" w:type="dxa"/>
-              <w:bottom w:w="72" w:type="dxa"/>
-              <w:right w:w="115" w:type="dxa"/>
-            </w:tcMar>
-            <w:vAlign w:val="center"/>
-          </w:tcPr>
-          <w:p>
-            <w:pPr>
-              <w:jc w:val="center"/>
-              <w:rPr>
-                <w:rFonts w:asciiTheme="majorHAnsi" w:hAnsiTheme="majorHAnsi" w:cstheme="majorHAnsi"/>
-                <w:sz w:val="22"/>
-                <w:lang w:val="en-US"/>
-              </w:rPr>
-            </w:pPr>
-          </w:p>
-        </w:tc>
-        <w:tc>
-          <w:tcPr>
-            <w:tcW w:w="2022" w:type="dxa"/>
-            <w:tcMar>
-              <w:top w:w="72" w:type="dxa"/>
-              <w:left w:w="115" w:type="dxa"/>
-              <w:bottom w:w="72" w:type="dxa"/>
-              <w:right w:w="115" w:type="dxa"/>
-            </w:tcMar>
-            <w:vAlign w:val="center"/>
-          </w:tcPr>
-          <w:p>
-            <w:pPr>
-              <w:jc w:val="center"/>
-              <w:rPr>
-                <w:rFonts w:asciiTheme="majorHAnsi" w:hAnsiTheme="majorHAnsi" w:cstheme="majorHAnsi"/>
-                <w:sz w:val="22"/>
-                <w:lang w:val="en-US"/>
-              </w:rPr>
-            </w:pPr>
+            <w:r>
+              <w:rPr>
+                <w:rFonts w:asciiTheme="majorHAnsi" w:hAnsiTheme="majorHAnsi" w:cstheme="majorHAnsi"/>
+                <w:b/>
+                <w:bCs/>
+                <w:sz w:val="22"/>
+                <w:lang w:val="en-US"/>
+              </w:rPr>
+              <w:t>技術</w:t>
+            </w:r>
+          </w:p>
+        </w:tc>
+        <w:tc>
+          <w:tcPr>
+            <w:tcW w:w="1556" w:type="dxa"/>
+            <w:tcMar>
+              <w:top w:w="72" w:type="dxa"/>
+              <w:left w:w="115" w:type="dxa"/>
+              <w:bottom w:w="72" w:type="dxa"/>
+              <w:right w:w="115" w:type="dxa"/>
+            </w:tcMar>
+            <w:vAlign w:val="center"/>
+          </w:tcPr>
+          <w:p>
+            <w:pPr>
+              <w:jc w:val="center"/>
+              <w:rPr>
+                <w:rFonts w:asciiTheme="majorHAnsi" w:hAnsiTheme="majorHAnsi" w:cstheme="majorHAnsi"/>
+                <w:sz w:val="22"/>
+                <w:lang w:val="en-US"/>
+              </w:rPr>
+            </w:pPr>
+            <w:r>
+              <w:rPr>
+                <w:rFonts w:asciiTheme="majorHAnsi" w:hAnsiTheme="majorHAnsi" w:cstheme="majorHAnsi"/>
+                <w:sz w:val="22"/>
+                <w:lang w:val="en-US"/>
+              </w:rPr>
+              <w:t>ぎじゅつ</w:t>
+            </w:r>
+          </w:p>
+        </w:tc>
+        <w:tc>
+          <w:tcPr>
+            <w:tcW w:w="2070" w:type="dxa"/>
+            <w:tcMar>
+              <w:top w:w="72" w:type="dxa"/>
+              <w:left w:w="115" w:type="dxa"/>
+              <w:bottom w:w="72" w:type="dxa"/>
+              <w:right w:w="115" w:type="dxa"/>
+            </w:tcMar>
+            <w:vAlign w:val="center"/>
+          </w:tcPr>
+          <w:p>
+            <w:pPr>
+              <w:jc w:val="center"/>
+              <w:rPr>
+                <w:rFonts w:asciiTheme="majorHAnsi" w:hAnsiTheme="majorHAnsi" w:cstheme="majorHAnsi"/>
+                <w:sz w:val="22"/>
+                <w:lang w:val="en-US"/>
+              </w:rPr>
+            </w:pPr>
+            <w:r>
+              <w:rPr>
+                <w:rFonts w:asciiTheme="majorHAnsi" w:hAnsiTheme="majorHAnsi" w:cstheme="majorHAnsi"/>
+                <w:sz w:val="22"/>
+                <w:lang w:val="en-US"/>
+              </w:rPr>
+              <w:t>kĩ thuật</w:t>
+            </w:r>
           </w:p>
         </w:tc>
       </w:tr>
@@ -33329,49 +35217,73 @@
                 <w:sz w:val="22"/>
               </w:rPr>
             </w:pPr>
-          </w:p>
-        </w:tc>
-        <w:tc>
-          <w:tcPr>
-            <w:tcW w:w="1578" w:type="dxa"/>
-            <w:tcMar>
-              <w:top w:w="72" w:type="dxa"/>
-              <w:left w:w="115" w:type="dxa"/>
-              <w:bottom w:w="72" w:type="dxa"/>
-              <w:right w:w="115" w:type="dxa"/>
-            </w:tcMar>
-            <w:vAlign w:val="center"/>
-          </w:tcPr>
-          <w:p>
-            <w:pPr>
-              <w:jc w:val="center"/>
-              <w:rPr>
-                <w:rFonts w:asciiTheme="majorHAnsi" w:hAnsiTheme="majorHAnsi" w:cstheme="majorHAnsi"/>
-                <w:sz w:val="22"/>
-              </w:rPr>
-            </w:pPr>
-          </w:p>
-        </w:tc>
-        <w:tc>
-          <w:tcPr>
-            <w:tcW w:w="2022" w:type="dxa"/>
-            <w:tcMar>
-              <w:top w:w="72" w:type="dxa"/>
-              <w:left w:w="115" w:type="dxa"/>
-              <w:bottom w:w="72" w:type="dxa"/>
-              <w:right w:w="115" w:type="dxa"/>
-            </w:tcMar>
-            <w:vAlign w:val="center"/>
-          </w:tcPr>
-          <w:p>
-            <w:pPr>
-              <w:jc w:val="center"/>
-              <w:rPr>
-                <w:rFonts w:asciiTheme="majorHAnsi" w:hAnsiTheme="majorHAnsi" w:cstheme="majorHAnsi"/>
-                <w:sz w:val="22"/>
-                <w:lang w:val="en-US"/>
-              </w:rPr>
-            </w:pPr>
+            <w:r>
+              <w:rPr>
+                <w:rFonts w:asciiTheme="majorHAnsi" w:hAnsiTheme="majorHAnsi" w:cstheme="majorHAnsi"/>
+                <w:b/>
+                <w:bCs/>
+                <w:sz w:val="22"/>
+              </w:rPr>
+              <w:t>剥く</w:t>
+            </w:r>
+          </w:p>
+        </w:tc>
+        <w:tc>
+          <w:tcPr>
+            <w:tcW w:w="1556" w:type="dxa"/>
+            <w:tcMar>
+              <w:top w:w="72" w:type="dxa"/>
+              <w:left w:w="115" w:type="dxa"/>
+              <w:bottom w:w="72" w:type="dxa"/>
+              <w:right w:w="115" w:type="dxa"/>
+            </w:tcMar>
+            <w:vAlign w:val="center"/>
+          </w:tcPr>
+          <w:p>
+            <w:pPr>
+              <w:jc w:val="center"/>
+              <w:rPr>
+                <w:rFonts w:asciiTheme="majorHAnsi" w:hAnsiTheme="majorHAnsi" w:cstheme="majorHAnsi"/>
+                <w:sz w:val="22"/>
+              </w:rPr>
+            </w:pPr>
+            <w:r>
+              <w:rPr>
+                <w:rFonts w:asciiTheme="majorHAnsi" w:hAnsiTheme="majorHAnsi" w:cstheme="majorHAnsi"/>
+                <w:sz w:val="22"/>
+              </w:rPr>
+              <w:t>むく</w:t>
+            </w:r>
+          </w:p>
+        </w:tc>
+        <w:tc>
+          <w:tcPr>
+            <w:tcW w:w="2070" w:type="dxa"/>
+            <w:tcMar>
+              <w:top w:w="72" w:type="dxa"/>
+              <w:left w:w="115" w:type="dxa"/>
+              <w:bottom w:w="72" w:type="dxa"/>
+              <w:right w:w="115" w:type="dxa"/>
+            </w:tcMar>
+            <w:vAlign w:val="center"/>
+          </w:tcPr>
+          <w:p>
+            <w:pPr>
+              <w:jc w:val="center"/>
+              <w:rPr>
+                <w:rFonts w:asciiTheme="majorHAnsi" w:hAnsiTheme="majorHAnsi" w:cstheme="majorHAnsi"/>
+                <w:sz w:val="22"/>
+                <w:lang w:val="en-US"/>
+              </w:rPr>
+            </w:pPr>
+            <w:r>
+              <w:rPr>
+                <w:rFonts w:asciiTheme="majorHAnsi" w:hAnsiTheme="majorHAnsi" w:cstheme="majorHAnsi"/>
+                <w:sz w:val="22"/>
+                <w:lang w:val="en-US"/>
+              </w:rPr>
+              <w:t>gọt, bóc vỏ</w:t>
+            </w:r>
           </w:p>
         </w:tc>
       </w:tr>
@@ -33399,6 +35311,2304 @@
         <w:rPr>
           <w:b/>
           <w:bCs/>
+          <w:color w:val="EE0000"/>
+          <w:sz w:val="24"/>
+          <w:szCs w:val="21"/>
+          <w:lang w:val="en-US"/>
+        </w:rPr>
+      </w:pPr>
+      <w:r>
+        <w:rPr>
+          <w:b/>
+          <w:bCs/>
+          <w:color w:val="EE0000"/>
+          <w:sz w:val="24"/>
+          <w:szCs w:val="21"/>
+          <w:u w:val="single"/>
+          <w:lang w:val="en-US"/>
+        </w:rPr>
+        <w:t xml:space="preserve">Part </w:t>
+      </w:r>
+      <w:r>
+        <w:rPr>
+          <w:b/>
+          <w:bCs/>
+          <w:color w:val="EE0000"/>
+          <w:sz w:val="24"/>
+          <w:szCs w:val="21"/>
+          <w:u w:val="single"/>
+          <w:lang w:val="en-US"/>
+        </w:rPr>
+        <w:t>3</w:t>
+      </w:r>
+      <w:r>
+        <w:rPr>
+          <w:b/>
+          <w:bCs/>
+          <w:color w:val="EE0000"/>
+          <w:sz w:val="24"/>
+          <w:szCs w:val="21"/>
+          <w:lang w:val="en-US"/>
+        </w:rPr>
+        <w:t>:</w:t>
+      </w:r>
+    </w:p>
+    <w:p>
+      <w:pPr>
+        <w:jc w:val="center"/>
+        <w:rPr>
+          <w:rFonts w:asciiTheme="majorHAnsi" w:hAnsiTheme="majorHAnsi" w:cstheme="majorHAnsi"/>
+          <w:b/>
+          <w:bCs/>
+          <w:sz w:val="22"/>
+          <w:lang w:val="en-US"/>
+        </w:rPr>
+        <w:sectPr>
+          <w:type w:val="continuous"/>
+          <w:pgSz w:w="11906" w:h="16838"/>
+          <w:pgMar w:top="850" w:right="850" w:bottom="850" w:left="850" w:header="706" w:footer="706" w:gutter="0"/>
+          <w:cols w:space="708"/>
+          <w:docGrid w:linePitch="381"/>
+        </w:sectPr>
+      </w:pPr>
+    </w:p>
+    <w:tbl>
+      <w:tblPr>
+        <w:tblStyle w:val="TableGrid"/>
+        <w:tblW w:w="0" w:type="auto"/>
+        <w:tblLook w:val="04A0" w:firstRow="1" w:lastRow="0" w:firstColumn="1" w:lastColumn="0" w:noHBand="0" w:noVBand="1"/>
+      </w:tblPr>
+      <w:tblGrid>
+        <w:gridCol w:w="1133"/>
+        <w:gridCol w:w="1814"/>
+        <w:gridCol w:w="1792"/>
+      </w:tblGrid>
+      <w:tr>
+        <w:tc>
+          <w:tcPr>
+            <w:tcW w:w="1139" w:type="dxa"/>
+            <w:tcMar>
+              <w:top w:w="72" w:type="dxa"/>
+              <w:left w:w="115" w:type="dxa"/>
+              <w:bottom w:w="72" w:type="dxa"/>
+              <w:right w:w="115" w:type="dxa"/>
+            </w:tcMar>
+            <w:vAlign w:val="center"/>
+          </w:tcPr>
+          <w:p>
+            <w:pPr>
+              <w:jc w:val="center"/>
+              <w:rPr>
+                <w:rFonts w:asciiTheme="majorHAnsi" w:hAnsiTheme="majorHAnsi" w:cstheme="majorHAnsi"/>
+                <w:b/>
+                <w:bCs/>
+                <w:sz w:val="22"/>
+                <w:lang w:val="en-US"/>
+              </w:rPr>
+            </w:pPr>
+            <w:r>
+              <w:rPr>
+                <w:rFonts w:asciiTheme="majorHAnsi" w:hAnsiTheme="majorHAnsi" w:cstheme="majorHAnsi" w:hint="eastAsia"/>
+                <w:b/>
+                <w:bCs/>
+                <w:sz w:val="22"/>
+                <w:lang w:val="en-US"/>
+              </w:rPr>
+              <w:t>宝物</w:t>
+            </w:r>
+          </w:p>
+        </w:tc>
+        <w:tc>
+          <w:tcPr>
+            <w:tcW w:w="1826" w:type="dxa"/>
+            <w:tcMar>
+              <w:top w:w="72" w:type="dxa"/>
+              <w:left w:w="115" w:type="dxa"/>
+              <w:bottom w:w="72" w:type="dxa"/>
+              <w:right w:w="115" w:type="dxa"/>
+            </w:tcMar>
+            <w:vAlign w:val="center"/>
+          </w:tcPr>
+          <w:p>
+            <w:pPr>
+              <w:jc w:val="center"/>
+              <w:rPr>
+                <w:rFonts w:asciiTheme="majorHAnsi" w:hAnsiTheme="majorHAnsi" w:cstheme="majorHAnsi"/>
+                <w:sz w:val="22"/>
+                <w:lang w:val="en-US"/>
+              </w:rPr>
+            </w:pPr>
+            <w:r>
+              <w:rPr>
+                <w:rFonts w:asciiTheme="majorHAnsi" w:hAnsiTheme="majorHAnsi" w:cstheme="majorHAnsi" w:hint="eastAsia"/>
+                <w:sz w:val="22"/>
+                <w:lang w:val="en-US"/>
+              </w:rPr>
+              <w:t>たからもの</w:t>
+            </w:r>
+          </w:p>
+        </w:tc>
+        <w:tc>
+          <w:tcPr>
+            <w:tcW w:w="1800" w:type="dxa"/>
+            <w:tcMar>
+              <w:top w:w="72" w:type="dxa"/>
+              <w:left w:w="115" w:type="dxa"/>
+              <w:bottom w:w="72" w:type="dxa"/>
+              <w:right w:w="115" w:type="dxa"/>
+            </w:tcMar>
+            <w:vAlign w:val="center"/>
+          </w:tcPr>
+          <w:p>
+            <w:pPr>
+              <w:jc w:val="center"/>
+              <w:rPr>
+                <w:rFonts w:asciiTheme="majorHAnsi" w:hAnsiTheme="majorHAnsi" w:cstheme="majorHAnsi"/>
+                <w:sz w:val="22"/>
+                <w:lang w:val="en-US"/>
+              </w:rPr>
+            </w:pPr>
+            <w:r>
+              <w:rPr>
+                <w:rFonts w:asciiTheme="majorHAnsi" w:hAnsiTheme="majorHAnsi" w:cstheme="majorHAnsi"/>
+                <w:sz w:val="22"/>
+                <w:lang w:val="en-US"/>
+              </w:rPr>
+              <w:t>báu vật</w:t>
+            </w:r>
+          </w:p>
+        </w:tc>
+      </w:tr>
+      <w:tr>
+        <w:tc>
+          <w:tcPr>
+            <w:tcW w:w="1139" w:type="dxa"/>
+            <w:tcMar>
+              <w:top w:w="72" w:type="dxa"/>
+              <w:left w:w="115" w:type="dxa"/>
+              <w:bottom w:w="72" w:type="dxa"/>
+              <w:right w:w="115" w:type="dxa"/>
+            </w:tcMar>
+            <w:vAlign w:val="center"/>
+          </w:tcPr>
+          <w:p>
+            <w:pPr>
+              <w:jc w:val="center"/>
+              <w:rPr>
+                <w:rFonts w:asciiTheme="majorHAnsi" w:hAnsiTheme="majorHAnsi" w:cstheme="majorHAnsi"/>
+                <w:b/>
+                <w:bCs/>
+                <w:sz w:val="22"/>
+                <w:lang w:val="en-US"/>
+              </w:rPr>
+            </w:pPr>
+            <w:r>
+              <w:rPr>
+                <w:rFonts w:asciiTheme="majorHAnsi" w:hAnsiTheme="majorHAnsi" w:cstheme="majorHAnsi" w:hint="eastAsia"/>
+                <w:b/>
+                <w:bCs/>
+                <w:sz w:val="22"/>
+                <w:lang w:val="en-US"/>
+              </w:rPr>
+              <w:t>通勤</w:t>
+            </w:r>
+          </w:p>
+        </w:tc>
+        <w:tc>
+          <w:tcPr>
+            <w:tcW w:w="1826" w:type="dxa"/>
+            <w:tcMar>
+              <w:top w:w="72" w:type="dxa"/>
+              <w:left w:w="115" w:type="dxa"/>
+              <w:bottom w:w="72" w:type="dxa"/>
+              <w:right w:w="115" w:type="dxa"/>
+            </w:tcMar>
+            <w:vAlign w:val="center"/>
+          </w:tcPr>
+          <w:p>
+            <w:pPr>
+              <w:jc w:val="center"/>
+              <w:rPr>
+                <w:rFonts w:asciiTheme="majorHAnsi" w:hAnsiTheme="majorHAnsi" w:cstheme="majorHAnsi"/>
+                <w:sz w:val="22"/>
+                <w:lang w:val="en-US"/>
+              </w:rPr>
+            </w:pPr>
+            <w:r>
+              <w:rPr>
+                <w:rFonts w:asciiTheme="majorHAnsi" w:hAnsiTheme="majorHAnsi" w:cstheme="majorHAnsi" w:hint="eastAsia"/>
+                <w:sz w:val="22"/>
+                <w:lang w:val="en-US"/>
+              </w:rPr>
+              <w:t>つうきん</w:t>
+            </w:r>
+          </w:p>
+        </w:tc>
+        <w:tc>
+          <w:tcPr>
+            <w:tcW w:w="1800" w:type="dxa"/>
+            <w:tcMar>
+              <w:top w:w="72" w:type="dxa"/>
+              <w:left w:w="115" w:type="dxa"/>
+              <w:bottom w:w="72" w:type="dxa"/>
+              <w:right w:w="115" w:type="dxa"/>
+            </w:tcMar>
+            <w:vAlign w:val="center"/>
+          </w:tcPr>
+          <w:p>
+            <w:pPr>
+              <w:jc w:val="center"/>
+              <w:rPr>
+                <w:rFonts w:asciiTheme="majorHAnsi" w:hAnsiTheme="majorHAnsi" w:cstheme="majorHAnsi"/>
+                <w:sz w:val="22"/>
+                <w:lang w:val="en-US"/>
+              </w:rPr>
+            </w:pPr>
+            <w:r>
+              <w:rPr>
+                <w:rFonts w:asciiTheme="majorHAnsi" w:hAnsiTheme="majorHAnsi" w:cstheme="majorHAnsi"/>
+                <w:sz w:val="22"/>
+                <w:lang w:val="en-US"/>
+              </w:rPr>
+              <w:t>đi làm</w:t>
+            </w:r>
+          </w:p>
+        </w:tc>
+      </w:tr>
+      <w:tr>
+        <w:tc>
+          <w:tcPr>
+            <w:tcW w:w="1139" w:type="dxa"/>
+            <w:tcMar>
+              <w:top w:w="72" w:type="dxa"/>
+              <w:left w:w="115" w:type="dxa"/>
+              <w:bottom w:w="72" w:type="dxa"/>
+              <w:right w:w="115" w:type="dxa"/>
+            </w:tcMar>
+            <w:vAlign w:val="center"/>
+          </w:tcPr>
+          <w:p>
+            <w:pPr>
+              <w:jc w:val="center"/>
+              <w:rPr>
+                <w:rFonts w:asciiTheme="majorHAnsi" w:hAnsiTheme="majorHAnsi" w:cstheme="majorHAnsi"/>
+                <w:b/>
+                <w:bCs/>
+                <w:sz w:val="22"/>
+                <w:lang w:val="en-US"/>
+              </w:rPr>
+            </w:pPr>
+            <w:r>
+              <w:rPr>
+                <w:rFonts w:asciiTheme="majorHAnsi" w:hAnsiTheme="majorHAnsi" w:cstheme="majorHAnsi" w:hint="eastAsia"/>
+                <w:b/>
+                <w:bCs/>
+                <w:sz w:val="22"/>
+                <w:lang w:val="en-US"/>
+              </w:rPr>
+              <w:t>貴重</w:t>
+            </w:r>
+          </w:p>
+        </w:tc>
+        <w:tc>
+          <w:tcPr>
+            <w:tcW w:w="1826" w:type="dxa"/>
+            <w:tcMar>
+              <w:top w:w="72" w:type="dxa"/>
+              <w:left w:w="115" w:type="dxa"/>
+              <w:bottom w:w="72" w:type="dxa"/>
+              <w:right w:w="115" w:type="dxa"/>
+            </w:tcMar>
+            <w:vAlign w:val="center"/>
+          </w:tcPr>
+          <w:p>
+            <w:pPr>
+              <w:jc w:val="center"/>
+              <w:rPr>
+                <w:rFonts w:asciiTheme="majorHAnsi" w:hAnsiTheme="majorHAnsi" w:cstheme="majorHAnsi"/>
+                <w:sz w:val="22"/>
+                <w:lang w:val="en-US"/>
+              </w:rPr>
+            </w:pPr>
+            <w:r>
+              <w:rPr>
+                <w:rFonts w:asciiTheme="majorHAnsi" w:hAnsiTheme="majorHAnsi" w:cstheme="majorHAnsi" w:hint="eastAsia"/>
+                <w:sz w:val="22"/>
+                <w:lang w:val="en-US"/>
+              </w:rPr>
+              <w:t>きちょう</w:t>
+            </w:r>
+          </w:p>
+        </w:tc>
+        <w:tc>
+          <w:tcPr>
+            <w:tcW w:w="1800" w:type="dxa"/>
+            <w:tcMar>
+              <w:top w:w="72" w:type="dxa"/>
+              <w:left w:w="115" w:type="dxa"/>
+              <w:bottom w:w="72" w:type="dxa"/>
+              <w:right w:w="115" w:type="dxa"/>
+            </w:tcMar>
+            <w:vAlign w:val="center"/>
+          </w:tcPr>
+          <w:p>
+            <w:pPr>
+              <w:jc w:val="center"/>
+              <w:rPr>
+                <w:rFonts w:asciiTheme="majorHAnsi" w:hAnsiTheme="majorHAnsi" w:cstheme="majorHAnsi"/>
+                <w:sz w:val="22"/>
+                <w:lang w:val="en-US"/>
+              </w:rPr>
+            </w:pPr>
+            <w:r>
+              <w:rPr>
+                <w:rFonts w:asciiTheme="majorHAnsi" w:hAnsiTheme="majorHAnsi" w:cstheme="majorHAnsi" w:hint="eastAsia"/>
+                <w:sz w:val="22"/>
+                <w:lang w:val="en-US"/>
+              </w:rPr>
+              <w:t>q</w:t>
+            </w:r>
+            <w:r>
+              <w:rPr>
+                <w:rFonts w:asciiTheme="majorHAnsi" w:hAnsiTheme="majorHAnsi" w:cstheme="majorHAnsi"/>
+                <w:sz w:val="22"/>
+                <w:lang w:val="en-US"/>
+              </w:rPr>
+              <w:t>uý giá, có giá trị</w:t>
+            </w:r>
+          </w:p>
+        </w:tc>
+      </w:tr>
+      <w:tr>
+        <w:tc>
+          <w:tcPr>
+            <w:tcW w:w="1139" w:type="dxa"/>
+            <w:tcMar>
+              <w:top w:w="72" w:type="dxa"/>
+              <w:left w:w="115" w:type="dxa"/>
+              <w:bottom w:w="72" w:type="dxa"/>
+              <w:right w:w="115" w:type="dxa"/>
+            </w:tcMar>
+            <w:vAlign w:val="center"/>
+          </w:tcPr>
+          <w:p>
+            <w:pPr>
+              <w:jc w:val="center"/>
+              <w:rPr>
+                <w:rFonts w:asciiTheme="majorHAnsi" w:hAnsiTheme="majorHAnsi" w:cstheme="majorHAnsi"/>
+                <w:b/>
+                <w:bCs/>
+                <w:sz w:val="22"/>
+                <w:lang w:val="en-US"/>
+              </w:rPr>
+            </w:pPr>
+            <w:r>
+              <w:rPr>
+                <w:rFonts w:asciiTheme="majorHAnsi" w:hAnsiTheme="majorHAnsi" w:cstheme="majorHAnsi" w:hint="eastAsia"/>
+                <w:b/>
+                <w:bCs/>
+                <w:sz w:val="22"/>
+                <w:lang w:val="en-US"/>
+              </w:rPr>
+              <w:t>纏</w:t>
+            </w:r>
+            <w:r>
+              <w:rPr>
+                <w:rFonts w:asciiTheme="majorHAnsi" w:hAnsiTheme="majorHAnsi" w:cstheme="majorHAnsi" w:hint="eastAsia"/>
+                <w:b/>
+                <w:bCs/>
+                <w:sz w:val="22"/>
+                <w:lang w:val="en-US"/>
+              </w:rPr>
+              <w:t>ま</w:t>
+            </w:r>
+            <w:r>
+              <w:rPr>
+                <w:rFonts w:asciiTheme="majorHAnsi" w:hAnsiTheme="majorHAnsi" w:cstheme="majorHAnsi" w:hint="eastAsia"/>
+                <w:b/>
+                <w:bCs/>
+                <w:sz w:val="22"/>
+                <w:lang w:val="en-US"/>
+              </w:rPr>
+              <w:t>る</w:t>
+            </w:r>
+            <w:r>
+              <w:rPr>
+                <w:rFonts w:asciiTheme="majorHAnsi" w:hAnsiTheme="majorHAnsi" w:cstheme="majorHAnsi" w:hint="eastAsia"/>
+                <w:b/>
+                <w:bCs/>
+                <w:sz w:val="22"/>
+                <w:lang w:val="en-US"/>
+              </w:rPr>
+              <w:t>―纏める</w:t>
+            </w:r>
+          </w:p>
+        </w:tc>
+        <w:tc>
+          <w:tcPr>
+            <w:tcW w:w="1826" w:type="dxa"/>
+            <w:tcMar>
+              <w:top w:w="72" w:type="dxa"/>
+              <w:left w:w="115" w:type="dxa"/>
+              <w:bottom w:w="72" w:type="dxa"/>
+              <w:right w:w="115" w:type="dxa"/>
+            </w:tcMar>
+            <w:vAlign w:val="center"/>
+          </w:tcPr>
+          <w:p>
+            <w:pPr>
+              <w:jc w:val="center"/>
+              <w:rPr>
+                <w:rFonts w:asciiTheme="majorHAnsi" w:hAnsiTheme="majorHAnsi" w:cstheme="majorHAnsi"/>
+                <w:sz w:val="22"/>
+                <w:lang w:val="en-US"/>
+              </w:rPr>
+            </w:pPr>
+            <w:r>
+              <w:rPr>
+                <w:rFonts w:asciiTheme="majorHAnsi" w:hAnsiTheme="majorHAnsi" w:cstheme="majorHAnsi" w:hint="eastAsia"/>
+                <w:sz w:val="22"/>
+                <w:lang w:val="en-US"/>
+              </w:rPr>
+              <w:t>まとまるーまとめる</w:t>
+            </w:r>
+          </w:p>
+        </w:tc>
+        <w:tc>
+          <w:tcPr>
+            <w:tcW w:w="1800" w:type="dxa"/>
+            <w:tcMar>
+              <w:top w:w="72" w:type="dxa"/>
+              <w:left w:w="115" w:type="dxa"/>
+              <w:bottom w:w="72" w:type="dxa"/>
+              <w:right w:w="115" w:type="dxa"/>
+            </w:tcMar>
+            <w:vAlign w:val="center"/>
+          </w:tcPr>
+          <w:p>
+            <w:pPr>
+              <w:jc w:val="center"/>
+              <w:rPr>
+                <w:rFonts w:asciiTheme="majorHAnsi" w:hAnsiTheme="majorHAnsi" w:cstheme="majorHAnsi"/>
+                <w:sz w:val="22"/>
+                <w:lang w:val="en-US"/>
+              </w:rPr>
+            </w:pPr>
+            <w:r>
+              <w:rPr>
+                <w:rFonts w:asciiTheme="majorHAnsi" w:hAnsiTheme="majorHAnsi" w:cstheme="majorHAnsi"/>
+                <w:sz w:val="22"/>
+                <w:lang w:val="en-US"/>
+              </w:rPr>
+              <w:t>được tổng hợp – tóm tắt</w:t>
+            </w:r>
+          </w:p>
+        </w:tc>
+      </w:tr>
+      <w:tr>
+        <w:tc>
+          <w:tcPr>
+            <w:tcW w:w="1139" w:type="dxa"/>
+            <w:tcMar>
+              <w:top w:w="72" w:type="dxa"/>
+              <w:left w:w="115" w:type="dxa"/>
+              <w:bottom w:w="72" w:type="dxa"/>
+              <w:right w:w="115" w:type="dxa"/>
+            </w:tcMar>
+            <w:vAlign w:val="center"/>
+          </w:tcPr>
+          <w:p>
+            <w:pPr>
+              <w:jc w:val="center"/>
+              <w:rPr>
+                <w:rFonts w:asciiTheme="majorHAnsi" w:hAnsiTheme="majorHAnsi" w:cstheme="majorHAnsi"/>
+                <w:b/>
+                <w:bCs/>
+                <w:sz w:val="22"/>
+                <w:lang w:val="en-US"/>
+              </w:rPr>
+            </w:pPr>
+          </w:p>
+        </w:tc>
+        <w:tc>
+          <w:tcPr>
+            <w:tcW w:w="1826" w:type="dxa"/>
+            <w:tcMar>
+              <w:top w:w="72" w:type="dxa"/>
+              <w:left w:w="115" w:type="dxa"/>
+              <w:bottom w:w="72" w:type="dxa"/>
+              <w:right w:w="115" w:type="dxa"/>
+            </w:tcMar>
+            <w:vAlign w:val="center"/>
+          </w:tcPr>
+          <w:p>
+            <w:pPr>
+              <w:jc w:val="center"/>
+              <w:rPr>
+                <w:rFonts w:asciiTheme="majorHAnsi" w:hAnsiTheme="majorHAnsi" w:cstheme="majorHAnsi"/>
+                <w:sz w:val="22"/>
+                <w:lang w:val="en-US"/>
+              </w:rPr>
+            </w:pPr>
+            <w:r>
+              <w:rPr>
+                <w:rFonts w:asciiTheme="majorHAnsi" w:hAnsiTheme="majorHAnsi" w:cstheme="majorHAnsi" w:hint="eastAsia"/>
+                <w:sz w:val="22"/>
+                <w:lang w:val="en-US"/>
+              </w:rPr>
+              <w:t>たまに</w:t>
+            </w:r>
+          </w:p>
+        </w:tc>
+        <w:tc>
+          <w:tcPr>
+            <w:tcW w:w="1800" w:type="dxa"/>
+            <w:tcMar>
+              <w:top w:w="72" w:type="dxa"/>
+              <w:left w:w="115" w:type="dxa"/>
+              <w:bottom w:w="72" w:type="dxa"/>
+              <w:right w:w="115" w:type="dxa"/>
+            </w:tcMar>
+            <w:vAlign w:val="center"/>
+          </w:tcPr>
+          <w:p>
+            <w:pPr>
+              <w:jc w:val="center"/>
+              <w:rPr>
+                <w:rFonts w:asciiTheme="majorHAnsi" w:hAnsiTheme="majorHAnsi" w:cstheme="majorHAnsi"/>
+                <w:sz w:val="22"/>
+                <w:lang w:val="en-US"/>
+              </w:rPr>
+            </w:pPr>
+            <w:r>
+              <w:rPr>
+                <w:rFonts w:asciiTheme="majorHAnsi" w:hAnsiTheme="majorHAnsi" w:cstheme="majorHAnsi"/>
+                <w:sz w:val="22"/>
+                <w:lang w:val="en-US"/>
+              </w:rPr>
+              <w:t>thỉnh thoảng</w:t>
+            </w:r>
+          </w:p>
+        </w:tc>
+      </w:tr>
+      <w:tr>
+        <w:tc>
+          <w:tcPr>
+            <w:tcW w:w="1139" w:type="dxa"/>
+            <w:tcMar>
+              <w:top w:w="72" w:type="dxa"/>
+              <w:left w:w="115" w:type="dxa"/>
+              <w:bottom w:w="72" w:type="dxa"/>
+              <w:right w:w="115" w:type="dxa"/>
+            </w:tcMar>
+            <w:vAlign w:val="center"/>
+          </w:tcPr>
+          <w:p>
+            <w:pPr>
+              <w:jc w:val="center"/>
+              <w:rPr>
+                <w:rFonts w:asciiTheme="majorHAnsi" w:hAnsiTheme="majorHAnsi" w:cstheme="majorHAnsi"/>
+                <w:b/>
+                <w:bCs/>
+                <w:sz w:val="22"/>
+                <w:lang w:val="en-US"/>
+              </w:rPr>
+            </w:pPr>
+            <w:r>
+              <w:rPr>
+                <w:rFonts w:asciiTheme="majorHAnsi" w:hAnsiTheme="majorHAnsi" w:cstheme="majorHAnsi" w:hint="eastAsia"/>
+                <w:b/>
+                <w:bCs/>
+                <w:sz w:val="22"/>
+                <w:lang w:val="en-US"/>
+              </w:rPr>
+              <w:t>将来</w:t>
+            </w:r>
+          </w:p>
+        </w:tc>
+        <w:tc>
+          <w:tcPr>
+            <w:tcW w:w="1826" w:type="dxa"/>
+            <w:tcMar>
+              <w:top w:w="72" w:type="dxa"/>
+              <w:left w:w="115" w:type="dxa"/>
+              <w:bottom w:w="72" w:type="dxa"/>
+              <w:right w:w="115" w:type="dxa"/>
+            </w:tcMar>
+            <w:vAlign w:val="center"/>
+          </w:tcPr>
+          <w:p>
+            <w:pPr>
+              <w:jc w:val="center"/>
+              <w:rPr>
+                <w:rFonts w:asciiTheme="majorHAnsi" w:hAnsiTheme="majorHAnsi" w:cstheme="majorHAnsi"/>
+                <w:sz w:val="22"/>
+                <w:lang w:val="en-US"/>
+              </w:rPr>
+            </w:pPr>
+            <w:r>
+              <w:rPr>
+                <w:rFonts w:asciiTheme="majorHAnsi" w:hAnsiTheme="majorHAnsi" w:cstheme="majorHAnsi" w:hint="eastAsia"/>
+                <w:sz w:val="22"/>
+                <w:lang w:val="en-US"/>
+              </w:rPr>
+              <w:t>しょうらい</w:t>
+            </w:r>
+          </w:p>
+        </w:tc>
+        <w:tc>
+          <w:tcPr>
+            <w:tcW w:w="1800" w:type="dxa"/>
+            <w:tcMar>
+              <w:top w:w="72" w:type="dxa"/>
+              <w:left w:w="115" w:type="dxa"/>
+              <w:bottom w:w="72" w:type="dxa"/>
+              <w:right w:w="115" w:type="dxa"/>
+            </w:tcMar>
+            <w:vAlign w:val="center"/>
+          </w:tcPr>
+          <w:p>
+            <w:pPr>
+              <w:jc w:val="center"/>
+              <w:rPr>
+                <w:rFonts w:asciiTheme="majorHAnsi" w:hAnsiTheme="majorHAnsi" w:cstheme="majorHAnsi"/>
+                <w:sz w:val="22"/>
+                <w:lang w:val="en-US"/>
+              </w:rPr>
+            </w:pPr>
+            <w:r>
+              <w:rPr>
+                <w:rFonts w:asciiTheme="majorHAnsi" w:hAnsiTheme="majorHAnsi" w:cstheme="majorHAnsi"/>
+                <w:sz w:val="22"/>
+                <w:lang w:val="en-US"/>
+              </w:rPr>
+              <w:t>tương lai</w:t>
+            </w:r>
+          </w:p>
+        </w:tc>
+      </w:tr>
+      <w:tr>
+        <w:tc>
+          <w:tcPr>
+            <w:tcW w:w="1139" w:type="dxa"/>
+            <w:tcMar>
+              <w:top w:w="72" w:type="dxa"/>
+              <w:left w:w="115" w:type="dxa"/>
+              <w:bottom w:w="72" w:type="dxa"/>
+              <w:right w:w="115" w:type="dxa"/>
+            </w:tcMar>
+            <w:vAlign w:val="center"/>
+          </w:tcPr>
+          <w:p>
+            <w:pPr>
+              <w:jc w:val="center"/>
+              <w:rPr>
+                <w:rFonts w:asciiTheme="majorHAnsi" w:hAnsiTheme="majorHAnsi" w:cstheme="majorHAnsi"/>
+                <w:b/>
+                <w:bCs/>
+                <w:sz w:val="22"/>
+                <w:lang w:val="en-US"/>
+              </w:rPr>
+            </w:pPr>
+            <w:r>
+              <w:rPr>
+                <w:rFonts w:asciiTheme="majorHAnsi" w:hAnsiTheme="majorHAnsi" w:cstheme="majorHAnsi" w:hint="eastAsia"/>
+                <w:b/>
+                <w:bCs/>
+                <w:sz w:val="22"/>
+                <w:lang w:val="en-US"/>
+              </w:rPr>
+              <w:t>奨学金</w:t>
+            </w:r>
+          </w:p>
+        </w:tc>
+        <w:tc>
+          <w:tcPr>
+            <w:tcW w:w="1826" w:type="dxa"/>
+            <w:tcMar>
+              <w:top w:w="72" w:type="dxa"/>
+              <w:left w:w="115" w:type="dxa"/>
+              <w:bottom w:w="72" w:type="dxa"/>
+              <w:right w:w="115" w:type="dxa"/>
+            </w:tcMar>
+            <w:vAlign w:val="center"/>
+          </w:tcPr>
+          <w:p>
+            <w:pPr>
+              <w:jc w:val="center"/>
+              <w:rPr>
+                <w:rFonts w:asciiTheme="majorHAnsi" w:hAnsiTheme="majorHAnsi" w:cstheme="majorHAnsi"/>
+                <w:sz w:val="22"/>
+                <w:lang w:val="en-US"/>
+              </w:rPr>
+            </w:pPr>
+            <w:r>
+              <w:rPr>
+                <w:rFonts w:asciiTheme="majorHAnsi" w:hAnsiTheme="majorHAnsi" w:cstheme="majorHAnsi" w:hint="eastAsia"/>
+                <w:sz w:val="22"/>
+                <w:lang w:val="en-US"/>
+              </w:rPr>
+              <w:t>しょうがくきん</w:t>
+            </w:r>
+          </w:p>
+        </w:tc>
+        <w:tc>
+          <w:tcPr>
+            <w:tcW w:w="1800" w:type="dxa"/>
+            <w:tcMar>
+              <w:top w:w="72" w:type="dxa"/>
+              <w:left w:w="115" w:type="dxa"/>
+              <w:bottom w:w="72" w:type="dxa"/>
+              <w:right w:w="115" w:type="dxa"/>
+            </w:tcMar>
+            <w:vAlign w:val="center"/>
+          </w:tcPr>
+          <w:p>
+            <w:pPr>
+              <w:jc w:val="center"/>
+              <w:rPr>
+                <w:rFonts w:asciiTheme="majorHAnsi" w:hAnsiTheme="majorHAnsi" w:cstheme="majorHAnsi"/>
+                <w:sz w:val="22"/>
+                <w:lang w:val="en-US"/>
+              </w:rPr>
+            </w:pPr>
+            <w:r>
+              <w:rPr>
+                <w:rFonts w:asciiTheme="majorHAnsi" w:hAnsiTheme="majorHAnsi" w:cstheme="majorHAnsi"/>
+                <w:sz w:val="22"/>
+                <w:lang w:val="en-US"/>
+              </w:rPr>
+              <w:t>học bổng</w:t>
+            </w:r>
+          </w:p>
+        </w:tc>
+      </w:tr>
+      <w:tr>
+        <w:tc>
+          <w:tcPr>
+            <w:tcW w:w="1139" w:type="dxa"/>
+            <w:tcMar>
+              <w:top w:w="72" w:type="dxa"/>
+              <w:left w:w="115" w:type="dxa"/>
+              <w:bottom w:w="72" w:type="dxa"/>
+              <w:right w:w="115" w:type="dxa"/>
+            </w:tcMar>
+            <w:vAlign w:val="center"/>
+          </w:tcPr>
+          <w:p>
+            <w:pPr>
+              <w:jc w:val="center"/>
+              <w:rPr>
+                <w:rFonts w:asciiTheme="majorHAnsi" w:hAnsiTheme="majorHAnsi" w:cstheme="majorHAnsi"/>
+                <w:b/>
+                <w:bCs/>
+                <w:sz w:val="22"/>
+                <w:lang w:val="en-US"/>
+              </w:rPr>
+            </w:pPr>
+            <w:r>
+              <w:rPr>
+                <w:rFonts w:asciiTheme="majorHAnsi" w:hAnsiTheme="majorHAnsi" w:cstheme="majorHAnsi" w:hint="eastAsia"/>
+                <w:b/>
+                <w:bCs/>
+                <w:sz w:val="22"/>
+                <w:lang w:val="en-US"/>
+              </w:rPr>
+              <w:t>種類</w:t>
+            </w:r>
+          </w:p>
+        </w:tc>
+        <w:tc>
+          <w:tcPr>
+            <w:tcW w:w="1826" w:type="dxa"/>
+            <w:tcMar>
+              <w:top w:w="72" w:type="dxa"/>
+              <w:left w:w="115" w:type="dxa"/>
+              <w:bottom w:w="72" w:type="dxa"/>
+              <w:right w:w="115" w:type="dxa"/>
+            </w:tcMar>
+            <w:vAlign w:val="center"/>
+          </w:tcPr>
+          <w:p>
+            <w:pPr>
+              <w:jc w:val="center"/>
+              <w:rPr>
+                <w:rFonts w:asciiTheme="majorHAnsi" w:hAnsiTheme="majorHAnsi" w:cstheme="majorHAnsi"/>
+                <w:sz w:val="22"/>
+                <w:lang w:val="en-US"/>
+              </w:rPr>
+            </w:pPr>
+            <w:r>
+              <w:rPr>
+                <w:rFonts w:asciiTheme="majorHAnsi" w:hAnsiTheme="majorHAnsi" w:cstheme="majorHAnsi" w:hint="eastAsia"/>
+                <w:sz w:val="22"/>
+                <w:lang w:val="en-US"/>
+              </w:rPr>
+              <w:t>しゅるい</w:t>
+            </w:r>
+          </w:p>
+        </w:tc>
+        <w:tc>
+          <w:tcPr>
+            <w:tcW w:w="1800" w:type="dxa"/>
+            <w:tcMar>
+              <w:top w:w="72" w:type="dxa"/>
+              <w:left w:w="115" w:type="dxa"/>
+              <w:bottom w:w="72" w:type="dxa"/>
+              <w:right w:w="115" w:type="dxa"/>
+            </w:tcMar>
+            <w:vAlign w:val="center"/>
+          </w:tcPr>
+          <w:p>
+            <w:pPr>
+              <w:jc w:val="center"/>
+              <w:rPr>
+                <w:rFonts w:asciiTheme="majorHAnsi" w:hAnsiTheme="majorHAnsi" w:cstheme="majorHAnsi"/>
+                <w:sz w:val="22"/>
+                <w:lang w:val="en-US"/>
+              </w:rPr>
+            </w:pPr>
+            <w:r>
+              <w:rPr>
+                <w:rFonts w:asciiTheme="majorHAnsi" w:hAnsiTheme="majorHAnsi" w:cstheme="majorHAnsi"/>
+                <w:sz w:val="22"/>
+                <w:lang w:val="en-US"/>
+              </w:rPr>
+              <w:t>chủng loại</w:t>
+            </w:r>
+          </w:p>
+        </w:tc>
+      </w:tr>
+      <w:tr>
+        <w:tc>
+          <w:tcPr>
+            <w:tcW w:w="1139" w:type="dxa"/>
+            <w:tcMar>
+              <w:top w:w="72" w:type="dxa"/>
+              <w:left w:w="115" w:type="dxa"/>
+              <w:bottom w:w="72" w:type="dxa"/>
+              <w:right w:w="115" w:type="dxa"/>
+            </w:tcMar>
+            <w:vAlign w:val="center"/>
+          </w:tcPr>
+          <w:p>
+            <w:pPr>
+              <w:jc w:val="center"/>
+              <w:rPr>
+                <w:rFonts w:asciiTheme="majorHAnsi" w:hAnsiTheme="majorHAnsi" w:cstheme="majorHAnsi"/>
+                <w:b/>
+                <w:bCs/>
+                <w:sz w:val="22"/>
+                <w:lang w:val="en-US"/>
+              </w:rPr>
+            </w:pPr>
+            <w:r>
+              <w:rPr>
+                <w:rFonts w:asciiTheme="majorHAnsi" w:hAnsiTheme="majorHAnsi" w:cstheme="majorHAnsi" w:hint="eastAsia"/>
+                <w:b/>
+                <w:bCs/>
+                <w:sz w:val="22"/>
+                <w:lang w:val="en-US"/>
+              </w:rPr>
+              <w:t>書類</w:t>
+            </w:r>
+          </w:p>
+        </w:tc>
+        <w:tc>
+          <w:tcPr>
+            <w:tcW w:w="1826" w:type="dxa"/>
+            <w:tcMar>
+              <w:top w:w="72" w:type="dxa"/>
+              <w:left w:w="115" w:type="dxa"/>
+              <w:bottom w:w="72" w:type="dxa"/>
+              <w:right w:w="115" w:type="dxa"/>
+            </w:tcMar>
+            <w:vAlign w:val="center"/>
+          </w:tcPr>
+          <w:p>
+            <w:pPr>
+              <w:jc w:val="center"/>
+              <w:rPr>
+                <w:rFonts w:asciiTheme="majorHAnsi" w:hAnsiTheme="majorHAnsi" w:cstheme="majorHAnsi"/>
+                <w:sz w:val="22"/>
+                <w:lang w:val="en-US"/>
+              </w:rPr>
+            </w:pPr>
+            <w:r>
+              <w:rPr>
+                <w:rFonts w:asciiTheme="majorHAnsi" w:hAnsiTheme="majorHAnsi" w:cstheme="majorHAnsi" w:hint="eastAsia"/>
+                <w:sz w:val="22"/>
+                <w:lang w:val="en-US"/>
+              </w:rPr>
+              <w:t>しょるい</w:t>
+            </w:r>
+          </w:p>
+        </w:tc>
+        <w:tc>
+          <w:tcPr>
+            <w:tcW w:w="1800" w:type="dxa"/>
+            <w:tcMar>
+              <w:top w:w="72" w:type="dxa"/>
+              <w:left w:w="115" w:type="dxa"/>
+              <w:bottom w:w="72" w:type="dxa"/>
+              <w:right w:w="115" w:type="dxa"/>
+            </w:tcMar>
+            <w:vAlign w:val="center"/>
+          </w:tcPr>
+          <w:p>
+            <w:pPr>
+              <w:jc w:val="center"/>
+              <w:rPr>
+                <w:rFonts w:asciiTheme="majorHAnsi" w:hAnsiTheme="majorHAnsi" w:cstheme="majorHAnsi"/>
+                <w:sz w:val="22"/>
+                <w:lang w:val="en-US"/>
+              </w:rPr>
+            </w:pPr>
+            <w:r>
+              <w:rPr>
+                <w:rFonts w:asciiTheme="majorHAnsi" w:hAnsiTheme="majorHAnsi" w:cstheme="majorHAnsi"/>
+                <w:sz w:val="22"/>
+                <w:lang w:val="en-US"/>
+              </w:rPr>
+              <w:t>giấy tờ</w:t>
+            </w:r>
+          </w:p>
+        </w:tc>
+      </w:tr>
+      <w:tr>
+        <w:tc>
+          <w:tcPr>
+            <w:tcW w:w="1139" w:type="dxa"/>
+            <w:tcMar>
+              <w:top w:w="72" w:type="dxa"/>
+              <w:left w:w="115" w:type="dxa"/>
+              <w:bottom w:w="72" w:type="dxa"/>
+              <w:right w:w="115" w:type="dxa"/>
+            </w:tcMar>
+            <w:vAlign w:val="center"/>
+          </w:tcPr>
+          <w:p>
+            <w:pPr>
+              <w:jc w:val="center"/>
+              <w:rPr>
+                <w:rFonts w:asciiTheme="majorHAnsi" w:hAnsiTheme="majorHAnsi" w:cstheme="majorHAnsi"/>
+                <w:b/>
+                <w:bCs/>
+                <w:sz w:val="22"/>
+              </w:rPr>
+            </w:pPr>
+            <w:r>
+              <w:rPr>
+                <w:rFonts w:asciiTheme="majorHAnsi" w:hAnsiTheme="majorHAnsi" w:cstheme="majorHAnsi" w:hint="eastAsia"/>
+                <w:b/>
+                <w:bCs/>
+                <w:sz w:val="22"/>
+              </w:rPr>
+              <w:t>撮る</w:t>
+            </w:r>
+          </w:p>
+        </w:tc>
+        <w:tc>
+          <w:tcPr>
+            <w:tcW w:w="1826" w:type="dxa"/>
+            <w:tcMar>
+              <w:top w:w="72" w:type="dxa"/>
+              <w:left w:w="115" w:type="dxa"/>
+              <w:bottom w:w="72" w:type="dxa"/>
+              <w:right w:w="115" w:type="dxa"/>
+            </w:tcMar>
+            <w:vAlign w:val="center"/>
+          </w:tcPr>
+          <w:p>
+            <w:pPr>
+              <w:jc w:val="center"/>
+              <w:rPr>
+                <w:rFonts w:asciiTheme="majorHAnsi" w:hAnsiTheme="majorHAnsi" w:cstheme="majorHAnsi"/>
+                <w:sz w:val="22"/>
+              </w:rPr>
+            </w:pPr>
+            <w:r>
+              <w:rPr>
+                <w:rFonts w:asciiTheme="majorHAnsi" w:hAnsiTheme="majorHAnsi" w:cstheme="majorHAnsi" w:hint="eastAsia"/>
+                <w:sz w:val="22"/>
+              </w:rPr>
+              <w:t>とる</w:t>
+            </w:r>
+          </w:p>
+        </w:tc>
+        <w:tc>
+          <w:tcPr>
+            <w:tcW w:w="1800" w:type="dxa"/>
+            <w:tcMar>
+              <w:top w:w="72" w:type="dxa"/>
+              <w:left w:w="115" w:type="dxa"/>
+              <w:bottom w:w="72" w:type="dxa"/>
+              <w:right w:w="115" w:type="dxa"/>
+            </w:tcMar>
+            <w:vAlign w:val="center"/>
+          </w:tcPr>
+          <w:p>
+            <w:pPr>
+              <w:jc w:val="center"/>
+              <w:rPr>
+                <w:rFonts w:asciiTheme="majorHAnsi" w:hAnsiTheme="majorHAnsi" w:cstheme="majorHAnsi"/>
+                <w:sz w:val="22"/>
+                <w:lang w:val="en-US"/>
+              </w:rPr>
+            </w:pPr>
+            <w:r>
+              <w:rPr>
+                <w:rFonts w:asciiTheme="majorHAnsi" w:hAnsiTheme="majorHAnsi" w:cstheme="majorHAnsi"/>
+                <w:sz w:val="22"/>
+                <w:lang w:val="en-US"/>
+              </w:rPr>
+              <w:t>chụp (ảnh)</w:t>
+            </w:r>
+          </w:p>
+        </w:tc>
+      </w:tr>
+      <w:tr>
+        <w:tc>
+          <w:tcPr>
+            <w:tcW w:w="1139" w:type="dxa"/>
+            <w:tcMar>
+              <w:top w:w="72" w:type="dxa"/>
+              <w:left w:w="115" w:type="dxa"/>
+              <w:bottom w:w="72" w:type="dxa"/>
+              <w:right w:w="115" w:type="dxa"/>
+            </w:tcMar>
+            <w:vAlign w:val="center"/>
+          </w:tcPr>
+          <w:p>
+            <w:pPr>
+              <w:jc w:val="center"/>
+              <w:rPr>
+                <w:rFonts w:asciiTheme="majorHAnsi" w:hAnsiTheme="majorHAnsi" w:cstheme="majorHAnsi"/>
+                <w:b/>
+                <w:bCs/>
+                <w:sz w:val="22"/>
+              </w:rPr>
+            </w:pPr>
+            <w:r>
+              <w:rPr>
+                <w:rFonts w:asciiTheme="majorHAnsi" w:hAnsiTheme="majorHAnsi" w:cstheme="majorHAnsi" w:hint="eastAsia"/>
+                <w:b/>
+                <w:bCs/>
+                <w:sz w:val="22"/>
+              </w:rPr>
+              <w:t>感想</w:t>
+            </w:r>
+          </w:p>
+        </w:tc>
+        <w:tc>
+          <w:tcPr>
+            <w:tcW w:w="1826" w:type="dxa"/>
+            <w:tcMar>
+              <w:top w:w="72" w:type="dxa"/>
+              <w:left w:w="115" w:type="dxa"/>
+              <w:bottom w:w="72" w:type="dxa"/>
+              <w:right w:w="115" w:type="dxa"/>
+            </w:tcMar>
+            <w:vAlign w:val="center"/>
+          </w:tcPr>
+          <w:p>
+            <w:pPr>
+              <w:jc w:val="center"/>
+              <w:rPr>
+                <w:rFonts w:asciiTheme="majorHAnsi" w:hAnsiTheme="majorHAnsi" w:cstheme="majorHAnsi"/>
+                <w:sz w:val="22"/>
+              </w:rPr>
+            </w:pPr>
+            <w:r>
+              <w:rPr>
+                <w:rFonts w:asciiTheme="majorHAnsi" w:hAnsiTheme="majorHAnsi" w:cstheme="majorHAnsi" w:hint="eastAsia"/>
+                <w:sz w:val="22"/>
+              </w:rPr>
+              <w:t>かんそう</w:t>
+            </w:r>
+          </w:p>
+        </w:tc>
+        <w:tc>
+          <w:tcPr>
+            <w:tcW w:w="1800" w:type="dxa"/>
+            <w:tcMar>
+              <w:top w:w="72" w:type="dxa"/>
+              <w:left w:w="115" w:type="dxa"/>
+              <w:bottom w:w="72" w:type="dxa"/>
+              <w:right w:w="115" w:type="dxa"/>
+            </w:tcMar>
+            <w:vAlign w:val="center"/>
+          </w:tcPr>
+          <w:p>
+            <w:pPr>
+              <w:jc w:val="center"/>
+              <w:rPr>
+                <w:rFonts w:asciiTheme="majorHAnsi" w:hAnsiTheme="majorHAnsi" w:cstheme="majorHAnsi"/>
+                <w:sz w:val="22"/>
+                <w:lang w:val="en-US"/>
+              </w:rPr>
+            </w:pPr>
+            <w:r>
+              <w:rPr>
+                <w:rFonts w:asciiTheme="majorHAnsi" w:hAnsiTheme="majorHAnsi" w:cstheme="majorHAnsi"/>
+                <w:sz w:val="22"/>
+                <w:lang w:val="en-US"/>
+              </w:rPr>
+              <w:t>cảm tưởng</w:t>
+            </w:r>
+          </w:p>
+        </w:tc>
+      </w:tr>
+      <w:tr>
+        <w:tc>
+          <w:tcPr>
+            <w:tcW w:w="1139" w:type="dxa"/>
+            <w:tcMar>
+              <w:top w:w="72" w:type="dxa"/>
+              <w:left w:w="115" w:type="dxa"/>
+              <w:bottom w:w="72" w:type="dxa"/>
+              <w:right w:w="115" w:type="dxa"/>
+            </w:tcMar>
+            <w:vAlign w:val="center"/>
+          </w:tcPr>
+          <w:p>
+            <w:pPr>
+              <w:jc w:val="center"/>
+              <w:rPr>
+                <w:rFonts w:asciiTheme="majorHAnsi" w:hAnsiTheme="majorHAnsi" w:cstheme="majorHAnsi"/>
+                <w:b/>
+                <w:bCs/>
+                <w:sz w:val="22"/>
+              </w:rPr>
+            </w:pPr>
+            <w:r>
+              <w:rPr>
+                <w:rFonts w:asciiTheme="majorHAnsi" w:hAnsiTheme="majorHAnsi" w:cstheme="majorHAnsi" w:hint="eastAsia"/>
+                <w:b/>
+                <w:bCs/>
+                <w:sz w:val="22"/>
+              </w:rPr>
+              <w:t>情報</w:t>
+            </w:r>
+          </w:p>
+        </w:tc>
+        <w:tc>
+          <w:tcPr>
+            <w:tcW w:w="1826" w:type="dxa"/>
+            <w:tcMar>
+              <w:top w:w="72" w:type="dxa"/>
+              <w:left w:w="115" w:type="dxa"/>
+              <w:bottom w:w="72" w:type="dxa"/>
+              <w:right w:w="115" w:type="dxa"/>
+            </w:tcMar>
+            <w:vAlign w:val="center"/>
+          </w:tcPr>
+          <w:p>
+            <w:pPr>
+              <w:jc w:val="center"/>
+              <w:rPr>
+                <w:rFonts w:asciiTheme="majorHAnsi" w:hAnsiTheme="majorHAnsi" w:cstheme="majorHAnsi"/>
+                <w:sz w:val="22"/>
+              </w:rPr>
+            </w:pPr>
+            <w:r>
+              <w:rPr>
+                <w:rFonts w:asciiTheme="majorHAnsi" w:hAnsiTheme="majorHAnsi" w:cstheme="majorHAnsi" w:hint="eastAsia"/>
+                <w:sz w:val="22"/>
+              </w:rPr>
+              <w:t>じょうほう</w:t>
+            </w:r>
+          </w:p>
+        </w:tc>
+        <w:tc>
+          <w:tcPr>
+            <w:tcW w:w="1800" w:type="dxa"/>
+            <w:tcMar>
+              <w:top w:w="72" w:type="dxa"/>
+              <w:left w:w="115" w:type="dxa"/>
+              <w:bottom w:w="72" w:type="dxa"/>
+              <w:right w:w="115" w:type="dxa"/>
+            </w:tcMar>
+            <w:vAlign w:val="center"/>
+          </w:tcPr>
+          <w:p>
+            <w:pPr>
+              <w:jc w:val="center"/>
+              <w:rPr>
+                <w:rFonts w:asciiTheme="majorHAnsi" w:hAnsiTheme="majorHAnsi" w:cstheme="majorHAnsi"/>
+                <w:sz w:val="22"/>
+                <w:lang w:val="en-US"/>
+              </w:rPr>
+            </w:pPr>
+            <w:r>
+              <w:rPr>
+                <w:rFonts w:asciiTheme="majorHAnsi" w:hAnsiTheme="majorHAnsi" w:cstheme="majorHAnsi"/>
+                <w:sz w:val="22"/>
+                <w:lang w:val="en-US"/>
+              </w:rPr>
+              <w:t>thông tin</w:t>
+            </w:r>
+          </w:p>
+        </w:tc>
+      </w:tr>
+      <w:tr>
+        <w:tc>
+          <w:tcPr>
+            <w:tcW w:w="1139" w:type="dxa"/>
+            <w:tcMar>
+              <w:top w:w="72" w:type="dxa"/>
+              <w:left w:w="115" w:type="dxa"/>
+              <w:bottom w:w="72" w:type="dxa"/>
+              <w:right w:w="115" w:type="dxa"/>
+            </w:tcMar>
+            <w:vAlign w:val="center"/>
+          </w:tcPr>
+          <w:p>
+            <w:pPr>
+              <w:jc w:val="center"/>
+              <w:rPr>
+                <w:rFonts w:asciiTheme="majorHAnsi" w:hAnsiTheme="majorHAnsi" w:cstheme="majorHAnsi"/>
+                <w:b/>
+                <w:bCs/>
+                <w:sz w:val="22"/>
+              </w:rPr>
+            </w:pPr>
+            <w:r>
+              <w:rPr>
+                <w:rFonts w:asciiTheme="majorHAnsi" w:hAnsiTheme="majorHAnsi" w:cstheme="majorHAnsi" w:hint="eastAsia"/>
+                <w:b/>
+                <w:bCs/>
+                <w:sz w:val="22"/>
+              </w:rPr>
+              <w:t>描く</w:t>
+            </w:r>
+          </w:p>
+        </w:tc>
+        <w:tc>
+          <w:tcPr>
+            <w:tcW w:w="1826" w:type="dxa"/>
+            <w:tcMar>
+              <w:top w:w="72" w:type="dxa"/>
+              <w:left w:w="115" w:type="dxa"/>
+              <w:bottom w:w="72" w:type="dxa"/>
+              <w:right w:w="115" w:type="dxa"/>
+            </w:tcMar>
+            <w:vAlign w:val="center"/>
+          </w:tcPr>
+          <w:p>
+            <w:pPr>
+              <w:jc w:val="center"/>
+              <w:rPr>
+                <w:rFonts w:asciiTheme="majorHAnsi" w:hAnsiTheme="majorHAnsi" w:cstheme="majorHAnsi"/>
+                <w:sz w:val="22"/>
+              </w:rPr>
+            </w:pPr>
+            <w:r>
+              <w:rPr>
+                <w:rFonts w:asciiTheme="majorHAnsi" w:hAnsiTheme="majorHAnsi" w:cstheme="majorHAnsi" w:hint="eastAsia"/>
+                <w:sz w:val="22"/>
+              </w:rPr>
+              <w:t>かく</w:t>
+            </w:r>
+          </w:p>
+        </w:tc>
+        <w:tc>
+          <w:tcPr>
+            <w:tcW w:w="1800" w:type="dxa"/>
+            <w:tcMar>
+              <w:top w:w="72" w:type="dxa"/>
+              <w:left w:w="115" w:type="dxa"/>
+              <w:bottom w:w="72" w:type="dxa"/>
+              <w:right w:w="115" w:type="dxa"/>
+            </w:tcMar>
+            <w:vAlign w:val="center"/>
+          </w:tcPr>
+          <w:p>
+            <w:pPr>
+              <w:jc w:val="center"/>
+              <w:rPr>
+                <w:rFonts w:asciiTheme="majorHAnsi" w:hAnsiTheme="majorHAnsi" w:cstheme="majorHAnsi"/>
+                <w:sz w:val="22"/>
+                <w:lang w:val="en-US"/>
+              </w:rPr>
+            </w:pPr>
+            <w:r>
+              <w:rPr>
+                <w:rFonts w:asciiTheme="majorHAnsi" w:hAnsiTheme="majorHAnsi" w:cstheme="majorHAnsi"/>
+                <w:sz w:val="22"/>
+                <w:lang w:val="en-US"/>
+              </w:rPr>
+              <w:t>vẽ, miêu tả</w:t>
+            </w:r>
+          </w:p>
+        </w:tc>
+      </w:tr>
+      <w:tr>
+        <w:tc>
+          <w:tcPr>
+            <w:tcW w:w="1139" w:type="dxa"/>
+            <w:tcMar>
+              <w:top w:w="72" w:type="dxa"/>
+              <w:left w:w="115" w:type="dxa"/>
+              <w:bottom w:w="72" w:type="dxa"/>
+              <w:right w:w="115" w:type="dxa"/>
+            </w:tcMar>
+            <w:vAlign w:val="center"/>
+          </w:tcPr>
+          <w:p>
+            <w:pPr>
+              <w:jc w:val="center"/>
+              <w:rPr>
+                <w:rFonts w:asciiTheme="majorHAnsi" w:hAnsiTheme="majorHAnsi" w:cstheme="majorHAnsi"/>
+                <w:b/>
+                <w:bCs/>
+                <w:sz w:val="22"/>
+              </w:rPr>
+            </w:pPr>
+            <w:r>
+              <w:rPr>
+                <w:rFonts w:asciiTheme="majorHAnsi" w:hAnsiTheme="majorHAnsi" w:cstheme="majorHAnsi" w:hint="eastAsia"/>
+                <w:b/>
+                <w:bCs/>
+                <w:sz w:val="22"/>
+              </w:rPr>
+              <w:t>寝坊する</w:t>
+            </w:r>
+          </w:p>
+        </w:tc>
+        <w:tc>
+          <w:tcPr>
+            <w:tcW w:w="1826" w:type="dxa"/>
+            <w:tcMar>
+              <w:top w:w="72" w:type="dxa"/>
+              <w:left w:w="115" w:type="dxa"/>
+              <w:bottom w:w="72" w:type="dxa"/>
+              <w:right w:w="115" w:type="dxa"/>
+            </w:tcMar>
+            <w:vAlign w:val="center"/>
+          </w:tcPr>
+          <w:p>
+            <w:pPr>
+              <w:jc w:val="center"/>
+              <w:rPr>
+                <w:rFonts w:asciiTheme="majorHAnsi" w:hAnsiTheme="majorHAnsi" w:cstheme="majorHAnsi"/>
+                <w:sz w:val="22"/>
+              </w:rPr>
+            </w:pPr>
+            <w:r>
+              <w:rPr>
+                <w:rFonts w:asciiTheme="majorHAnsi" w:hAnsiTheme="majorHAnsi" w:cstheme="majorHAnsi" w:hint="eastAsia"/>
+                <w:sz w:val="22"/>
+              </w:rPr>
+              <w:t>ねぼうする</w:t>
+            </w:r>
+          </w:p>
+        </w:tc>
+        <w:tc>
+          <w:tcPr>
+            <w:tcW w:w="1800" w:type="dxa"/>
+            <w:tcMar>
+              <w:top w:w="72" w:type="dxa"/>
+              <w:left w:w="115" w:type="dxa"/>
+              <w:bottom w:w="72" w:type="dxa"/>
+              <w:right w:w="115" w:type="dxa"/>
+            </w:tcMar>
+            <w:vAlign w:val="center"/>
+          </w:tcPr>
+          <w:p>
+            <w:pPr>
+              <w:jc w:val="center"/>
+              <w:rPr>
+                <w:rFonts w:asciiTheme="majorHAnsi" w:hAnsiTheme="majorHAnsi" w:cstheme="majorHAnsi"/>
+                <w:sz w:val="22"/>
+                <w:lang w:val="en-US"/>
+              </w:rPr>
+            </w:pPr>
+            <w:r>
+              <w:rPr>
+                <w:rFonts w:asciiTheme="majorHAnsi" w:hAnsiTheme="majorHAnsi" w:cstheme="majorHAnsi"/>
+                <w:sz w:val="22"/>
+                <w:lang w:val="en-US"/>
+              </w:rPr>
+              <w:t>ngủ quên</w:t>
+            </w:r>
+          </w:p>
+        </w:tc>
+      </w:tr>
+    </w:tbl>
+    <w:p>
+      <w:pPr>
+        <w:rPr>
+          <w:b/>
+          <w:bCs/>
+          <w:color w:val="EE0000"/>
+          <w:sz w:val="24"/>
+          <w:szCs w:val="21"/>
+          <w:lang w:val="en-US"/>
+        </w:rPr>
+        <w:sectPr>
+          <w:type w:val="continuous"/>
+          <w:pgSz w:w="11906" w:h="16838"/>
+          <w:pgMar w:top="850" w:right="850" w:bottom="850" w:left="850" w:header="706" w:footer="706" w:gutter="0"/>
+          <w:cols w:num="2" w:space="708"/>
+          <w:docGrid w:linePitch="381"/>
+        </w:sectPr>
+      </w:pPr>
+    </w:p>
+    <w:p>
+      <w:pPr>
+        <w:rPr>
+          <w:b/>
+          <w:bCs/>
+          <w:color w:val="EE0000"/>
+          <w:sz w:val="24"/>
+          <w:szCs w:val="21"/>
+          <w:lang w:val="en-US"/>
+        </w:rPr>
+      </w:pPr>
+    </w:p>
+    <w:p>
+      <w:pPr>
+        <w:rPr>
+          <w:b/>
+          <w:bCs/>
+          <w:color w:val="EE0000"/>
+          <w:sz w:val="24"/>
+          <w:szCs w:val="21"/>
+          <w:lang w:val="en-US"/>
+        </w:rPr>
+      </w:pPr>
+      <w:r>
+        <w:rPr>
+          <w:b/>
+          <w:bCs/>
+          <w:color w:val="EE0000"/>
+          <w:sz w:val="24"/>
+          <w:szCs w:val="21"/>
+          <w:u w:val="single"/>
+          <w:lang w:val="en-US"/>
+        </w:rPr>
+        <w:t xml:space="preserve">Part </w:t>
+      </w:r>
+      <w:r>
+        <w:rPr>
+          <w:rFonts w:hint="eastAsia"/>
+          <w:b/>
+          <w:bCs/>
+          <w:color w:val="EE0000"/>
+          <w:sz w:val="24"/>
+          <w:szCs w:val="21"/>
+          <w:u w:val="single"/>
+          <w:lang w:val="en-US"/>
+        </w:rPr>
+        <w:t>4</w:t>
+      </w:r>
+      <w:r>
+        <w:rPr>
+          <w:b/>
+          <w:bCs/>
+          <w:color w:val="EE0000"/>
+          <w:sz w:val="24"/>
+          <w:szCs w:val="21"/>
+          <w:lang w:val="en-US"/>
+        </w:rPr>
+        <w:t>:</w:t>
+      </w:r>
+    </w:p>
+    <w:tbl>
+      <w:tblPr>
+        <w:tblStyle w:val="TableGrid"/>
+        <w:tblW w:w="0" w:type="auto"/>
+        <w:tblLook w:val="04A0" w:firstRow="1" w:lastRow="0" w:firstColumn="1" w:lastColumn="0" w:noHBand="0" w:noVBand="1"/>
+      </w:tblPr>
+      <w:tblGrid>
+        <w:gridCol w:w="1139"/>
+        <w:gridCol w:w="1646"/>
+        <w:gridCol w:w="1980"/>
+      </w:tblGrid>
+      <w:tr>
+        <w:tc>
+          <w:tcPr>
+            <w:tcW w:w="1139" w:type="dxa"/>
+            <w:tcMar>
+              <w:top w:w="72" w:type="dxa"/>
+              <w:left w:w="115" w:type="dxa"/>
+              <w:bottom w:w="72" w:type="dxa"/>
+              <w:right w:w="115" w:type="dxa"/>
+            </w:tcMar>
+            <w:vAlign w:val="center"/>
+          </w:tcPr>
+          <w:p>
+            <w:pPr>
+              <w:jc w:val="center"/>
+              <w:rPr>
+                <w:rFonts w:asciiTheme="majorHAnsi" w:hAnsiTheme="majorHAnsi" w:cstheme="majorHAnsi"/>
+                <w:b/>
+                <w:bCs/>
+                <w:sz w:val="22"/>
+                <w:lang w:val="en-US"/>
+              </w:rPr>
+            </w:pPr>
+            <w:r>
+              <w:rPr>
+                <w:rFonts w:asciiTheme="majorHAnsi" w:hAnsiTheme="majorHAnsi" w:cstheme="majorHAnsi" w:hint="eastAsia"/>
+                <w:b/>
+                <w:bCs/>
+                <w:sz w:val="22"/>
+                <w:lang w:val="en-US"/>
+              </w:rPr>
+              <w:t>楽しむ</w:t>
+            </w:r>
+          </w:p>
+        </w:tc>
+        <w:tc>
+          <w:tcPr>
+            <w:tcW w:w="1646" w:type="dxa"/>
+            <w:tcMar>
+              <w:top w:w="72" w:type="dxa"/>
+              <w:left w:w="115" w:type="dxa"/>
+              <w:bottom w:w="72" w:type="dxa"/>
+              <w:right w:w="115" w:type="dxa"/>
+            </w:tcMar>
+            <w:vAlign w:val="center"/>
+          </w:tcPr>
+          <w:p>
+            <w:pPr>
+              <w:jc w:val="center"/>
+              <w:rPr>
+                <w:rFonts w:asciiTheme="majorHAnsi" w:hAnsiTheme="majorHAnsi" w:cstheme="majorHAnsi"/>
+                <w:sz w:val="22"/>
+                <w:lang w:val="en-US"/>
+              </w:rPr>
+            </w:pPr>
+            <w:r>
+              <w:rPr>
+                <w:rFonts w:asciiTheme="majorHAnsi" w:hAnsiTheme="majorHAnsi" w:cstheme="majorHAnsi" w:hint="eastAsia"/>
+                <w:sz w:val="22"/>
+                <w:lang w:val="en-US"/>
+              </w:rPr>
+              <w:t>たのしむ</w:t>
+            </w:r>
+          </w:p>
+        </w:tc>
+        <w:tc>
+          <w:tcPr>
+            <w:tcW w:w="1980" w:type="dxa"/>
+            <w:tcMar>
+              <w:top w:w="72" w:type="dxa"/>
+              <w:left w:w="115" w:type="dxa"/>
+              <w:bottom w:w="72" w:type="dxa"/>
+              <w:right w:w="115" w:type="dxa"/>
+            </w:tcMar>
+            <w:vAlign w:val="center"/>
+          </w:tcPr>
+          <w:p>
+            <w:pPr>
+              <w:jc w:val="center"/>
+              <w:rPr>
+                <w:rFonts w:asciiTheme="majorHAnsi" w:hAnsiTheme="majorHAnsi" w:cstheme="majorHAnsi"/>
+                <w:sz w:val="22"/>
+                <w:lang w:val="en-US"/>
+              </w:rPr>
+            </w:pPr>
+            <w:r>
+              <w:rPr>
+                <w:rFonts w:asciiTheme="majorHAnsi" w:hAnsiTheme="majorHAnsi" w:cstheme="majorHAnsi"/>
+                <w:sz w:val="22"/>
+                <w:lang w:val="en-US"/>
+              </w:rPr>
+              <w:t>tận hưởng</w:t>
+            </w:r>
+          </w:p>
+        </w:tc>
+      </w:tr>
+      <w:tr>
+        <w:tc>
+          <w:tcPr>
+            <w:tcW w:w="1139" w:type="dxa"/>
+            <w:tcMar>
+              <w:top w:w="72" w:type="dxa"/>
+              <w:left w:w="115" w:type="dxa"/>
+              <w:bottom w:w="72" w:type="dxa"/>
+              <w:right w:w="115" w:type="dxa"/>
+            </w:tcMar>
+            <w:vAlign w:val="center"/>
+          </w:tcPr>
+          <w:p>
+            <w:pPr>
+              <w:jc w:val="center"/>
+              <w:rPr>
+                <w:rFonts w:asciiTheme="majorHAnsi" w:hAnsiTheme="majorHAnsi" w:cstheme="majorHAnsi"/>
+                <w:b/>
+                <w:bCs/>
+                <w:sz w:val="22"/>
+                <w:lang w:val="en-US"/>
+              </w:rPr>
+            </w:pPr>
+            <w:r>
+              <w:rPr>
+                <w:rFonts w:asciiTheme="majorHAnsi" w:hAnsiTheme="majorHAnsi" w:cstheme="majorHAnsi" w:hint="eastAsia"/>
+                <w:b/>
+                <w:bCs/>
+                <w:sz w:val="22"/>
+                <w:lang w:val="en-US"/>
+              </w:rPr>
+              <w:t>習い事</w:t>
+            </w:r>
+          </w:p>
+        </w:tc>
+        <w:tc>
+          <w:tcPr>
+            <w:tcW w:w="1646" w:type="dxa"/>
+            <w:tcMar>
+              <w:top w:w="72" w:type="dxa"/>
+              <w:left w:w="115" w:type="dxa"/>
+              <w:bottom w:w="72" w:type="dxa"/>
+              <w:right w:w="115" w:type="dxa"/>
+            </w:tcMar>
+            <w:vAlign w:val="center"/>
+          </w:tcPr>
+          <w:p>
+            <w:pPr>
+              <w:jc w:val="center"/>
+              <w:rPr>
+                <w:rFonts w:asciiTheme="majorHAnsi" w:hAnsiTheme="majorHAnsi" w:cstheme="majorHAnsi"/>
+                <w:sz w:val="22"/>
+                <w:lang w:val="en-US"/>
+              </w:rPr>
+            </w:pPr>
+            <w:r>
+              <w:rPr>
+                <w:rFonts w:asciiTheme="majorHAnsi" w:hAnsiTheme="majorHAnsi" w:cstheme="majorHAnsi" w:hint="eastAsia"/>
+                <w:sz w:val="22"/>
+                <w:lang w:val="en-US"/>
+              </w:rPr>
+              <w:t>ならいごと</w:t>
+            </w:r>
+          </w:p>
+        </w:tc>
+        <w:tc>
+          <w:tcPr>
+            <w:tcW w:w="1980" w:type="dxa"/>
+            <w:tcMar>
+              <w:top w:w="72" w:type="dxa"/>
+              <w:left w:w="115" w:type="dxa"/>
+              <w:bottom w:w="72" w:type="dxa"/>
+              <w:right w:w="115" w:type="dxa"/>
+            </w:tcMar>
+            <w:vAlign w:val="center"/>
+          </w:tcPr>
+          <w:p>
+            <w:pPr>
+              <w:jc w:val="center"/>
+              <w:rPr>
+                <w:rFonts w:asciiTheme="majorHAnsi" w:hAnsiTheme="majorHAnsi" w:cstheme="majorHAnsi"/>
+                <w:sz w:val="22"/>
+                <w:lang w:val="en-US"/>
+              </w:rPr>
+            </w:pPr>
+            <w:r>
+              <w:rPr>
+                <w:rFonts w:asciiTheme="majorHAnsi" w:hAnsiTheme="majorHAnsi" w:cstheme="majorHAnsi"/>
+                <w:sz w:val="22"/>
+                <w:lang w:val="en-US"/>
+              </w:rPr>
+              <w:t>việc học thêm</w:t>
+            </w:r>
+          </w:p>
+        </w:tc>
+      </w:tr>
+      <w:tr>
+        <w:tc>
+          <w:tcPr>
+            <w:tcW w:w="1139" w:type="dxa"/>
+            <w:tcMar>
+              <w:top w:w="72" w:type="dxa"/>
+              <w:left w:w="115" w:type="dxa"/>
+              <w:bottom w:w="72" w:type="dxa"/>
+              <w:right w:w="115" w:type="dxa"/>
+            </w:tcMar>
+            <w:vAlign w:val="center"/>
+          </w:tcPr>
+          <w:p>
+            <w:pPr>
+              <w:jc w:val="center"/>
+              <w:rPr>
+                <w:rFonts w:asciiTheme="majorHAnsi" w:hAnsiTheme="majorHAnsi" w:cstheme="majorHAnsi"/>
+                <w:b/>
+                <w:bCs/>
+                <w:sz w:val="22"/>
+                <w:lang w:val="en-US"/>
+              </w:rPr>
+            </w:pPr>
+            <w:r>
+              <w:rPr>
+                <w:rFonts w:asciiTheme="majorHAnsi" w:hAnsiTheme="majorHAnsi" w:cstheme="majorHAnsi" w:hint="eastAsia"/>
+                <w:b/>
+                <w:bCs/>
+                <w:sz w:val="22"/>
+                <w:lang w:val="en-US"/>
+              </w:rPr>
+              <w:t>公民館</w:t>
+            </w:r>
+          </w:p>
+        </w:tc>
+        <w:tc>
+          <w:tcPr>
+            <w:tcW w:w="1646" w:type="dxa"/>
+            <w:tcMar>
+              <w:top w:w="72" w:type="dxa"/>
+              <w:left w:w="115" w:type="dxa"/>
+              <w:bottom w:w="72" w:type="dxa"/>
+              <w:right w:w="115" w:type="dxa"/>
+            </w:tcMar>
+            <w:vAlign w:val="center"/>
+          </w:tcPr>
+          <w:p>
+            <w:pPr>
+              <w:jc w:val="center"/>
+              <w:rPr>
+                <w:rFonts w:asciiTheme="majorHAnsi" w:hAnsiTheme="majorHAnsi" w:cstheme="majorHAnsi"/>
+                <w:sz w:val="22"/>
+                <w:lang w:val="en-US"/>
+              </w:rPr>
+            </w:pPr>
+            <w:r>
+              <w:rPr>
+                <w:rFonts w:asciiTheme="majorHAnsi" w:hAnsiTheme="majorHAnsi" w:cstheme="majorHAnsi" w:hint="eastAsia"/>
+                <w:sz w:val="22"/>
+                <w:lang w:val="en-US"/>
+              </w:rPr>
+              <w:t>こうみんかん</w:t>
+            </w:r>
+          </w:p>
+        </w:tc>
+        <w:tc>
+          <w:tcPr>
+            <w:tcW w:w="1980" w:type="dxa"/>
+            <w:tcMar>
+              <w:top w:w="72" w:type="dxa"/>
+              <w:left w:w="115" w:type="dxa"/>
+              <w:bottom w:w="72" w:type="dxa"/>
+              <w:right w:w="115" w:type="dxa"/>
+            </w:tcMar>
+            <w:vAlign w:val="center"/>
+          </w:tcPr>
+          <w:p>
+            <w:pPr>
+              <w:jc w:val="center"/>
+              <w:rPr>
+                <w:rFonts w:asciiTheme="majorHAnsi" w:hAnsiTheme="majorHAnsi" w:cstheme="majorHAnsi"/>
+                <w:sz w:val="22"/>
+                <w:lang w:val="en-US"/>
+              </w:rPr>
+            </w:pPr>
+            <w:r>
+              <w:rPr>
+                <w:rFonts w:asciiTheme="majorHAnsi" w:hAnsiTheme="majorHAnsi" w:cstheme="majorHAnsi"/>
+                <w:sz w:val="22"/>
+                <w:lang w:val="en-US"/>
+              </w:rPr>
+              <w:t>trung tâm sinh hoạt</w:t>
+            </w:r>
+            <w:r>
+              <w:rPr>
+                <w:rFonts w:asciiTheme="majorHAnsi" w:hAnsiTheme="majorHAnsi" w:cstheme="majorHAnsi"/>
+                <w:sz w:val="22"/>
+                <w:lang w:val="en-US"/>
+              </w:rPr>
+              <w:t xml:space="preserve"> cộng đồng</w:t>
+            </w:r>
+          </w:p>
+        </w:tc>
+      </w:tr>
+      <w:tr>
+        <w:tc>
+          <w:tcPr>
+            <w:tcW w:w="1139" w:type="dxa"/>
+            <w:tcMar>
+              <w:top w:w="72" w:type="dxa"/>
+              <w:left w:w="115" w:type="dxa"/>
+              <w:bottom w:w="72" w:type="dxa"/>
+              <w:right w:w="115" w:type="dxa"/>
+            </w:tcMar>
+            <w:vAlign w:val="center"/>
+          </w:tcPr>
+          <w:p>
+            <w:pPr>
+              <w:jc w:val="center"/>
+              <w:rPr>
+                <w:rFonts w:asciiTheme="majorHAnsi" w:hAnsiTheme="majorHAnsi" w:cstheme="majorHAnsi"/>
+                <w:b/>
+                <w:bCs/>
+                <w:sz w:val="22"/>
+                <w:lang w:val="en-US"/>
+              </w:rPr>
+            </w:pPr>
+            <w:r>
+              <w:rPr>
+                <w:rFonts w:asciiTheme="majorHAnsi" w:hAnsiTheme="majorHAnsi" w:cstheme="majorHAnsi" w:hint="eastAsia"/>
+                <w:b/>
+                <w:bCs/>
+                <w:sz w:val="22"/>
+                <w:lang w:val="en-US"/>
+              </w:rPr>
+              <w:t>太鼓</w:t>
+            </w:r>
+          </w:p>
+        </w:tc>
+        <w:tc>
+          <w:tcPr>
+            <w:tcW w:w="1646" w:type="dxa"/>
+            <w:tcMar>
+              <w:top w:w="72" w:type="dxa"/>
+              <w:left w:w="115" w:type="dxa"/>
+              <w:bottom w:w="72" w:type="dxa"/>
+              <w:right w:w="115" w:type="dxa"/>
+            </w:tcMar>
+            <w:vAlign w:val="center"/>
+          </w:tcPr>
+          <w:p>
+            <w:pPr>
+              <w:jc w:val="center"/>
+              <w:rPr>
+                <w:rFonts w:asciiTheme="majorHAnsi" w:hAnsiTheme="majorHAnsi" w:cstheme="majorHAnsi"/>
+                <w:sz w:val="22"/>
+                <w:lang w:val="en-US"/>
+              </w:rPr>
+            </w:pPr>
+            <w:r>
+              <w:rPr>
+                <w:rFonts w:asciiTheme="majorHAnsi" w:hAnsiTheme="majorHAnsi" w:cstheme="majorHAnsi" w:hint="eastAsia"/>
+                <w:sz w:val="22"/>
+                <w:lang w:val="en-US"/>
+              </w:rPr>
+              <w:t>たいこ</w:t>
+            </w:r>
+          </w:p>
+        </w:tc>
+        <w:tc>
+          <w:tcPr>
+            <w:tcW w:w="1980" w:type="dxa"/>
+            <w:tcMar>
+              <w:top w:w="72" w:type="dxa"/>
+              <w:left w:w="115" w:type="dxa"/>
+              <w:bottom w:w="72" w:type="dxa"/>
+              <w:right w:w="115" w:type="dxa"/>
+            </w:tcMar>
+            <w:vAlign w:val="center"/>
+          </w:tcPr>
+          <w:p>
+            <w:pPr>
+              <w:jc w:val="center"/>
+              <w:rPr>
+                <w:rFonts w:asciiTheme="majorHAnsi" w:hAnsiTheme="majorHAnsi" w:cstheme="majorHAnsi"/>
+                <w:sz w:val="22"/>
+                <w:lang w:val="en-US"/>
+              </w:rPr>
+            </w:pPr>
+            <w:r>
+              <w:rPr>
+                <w:rFonts w:asciiTheme="majorHAnsi" w:hAnsiTheme="majorHAnsi" w:cstheme="majorHAnsi"/>
+                <w:sz w:val="22"/>
+                <w:lang w:val="en-US"/>
+              </w:rPr>
+              <w:t>trống Nhật</w:t>
+            </w:r>
+          </w:p>
+        </w:tc>
+      </w:tr>
+      <w:tr>
+        <w:tc>
+          <w:tcPr>
+            <w:tcW w:w="1139" w:type="dxa"/>
+            <w:tcMar>
+              <w:top w:w="72" w:type="dxa"/>
+              <w:left w:w="115" w:type="dxa"/>
+              <w:bottom w:w="72" w:type="dxa"/>
+              <w:right w:w="115" w:type="dxa"/>
+            </w:tcMar>
+            <w:vAlign w:val="center"/>
+          </w:tcPr>
+          <w:p>
+            <w:pPr>
+              <w:jc w:val="center"/>
+              <w:rPr>
+                <w:rFonts w:asciiTheme="majorHAnsi" w:hAnsiTheme="majorHAnsi" w:cstheme="majorHAnsi"/>
+                <w:b/>
+                <w:bCs/>
+                <w:sz w:val="22"/>
+                <w:lang w:val="en-US"/>
+              </w:rPr>
+            </w:pPr>
+            <w:r>
+              <w:rPr>
+                <w:rFonts w:asciiTheme="majorHAnsi" w:hAnsiTheme="majorHAnsi" w:cstheme="majorHAnsi" w:hint="eastAsia"/>
+                <w:b/>
+                <w:bCs/>
+                <w:sz w:val="22"/>
+                <w:lang w:val="en-US"/>
+              </w:rPr>
+              <w:t>実際</w:t>
+            </w:r>
+          </w:p>
+        </w:tc>
+        <w:tc>
+          <w:tcPr>
+            <w:tcW w:w="1646" w:type="dxa"/>
+            <w:tcMar>
+              <w:top w:w="72" w:type="dxa"/>
+              <w:left w:w="115" w:type="dxa"/>
+              <w:bottom w:w="72" w:type="dxa"/>
+              <w:right w:w="115" w:type="dxa"/>
+            </w:tcMar>
+            <w:vAlign w:val="center"/>
+          </w:tcPr>
+          <w:p>
+            <w:pPr>
+              <w:jc w:val="center"/>
+              <w:rPr>
+                <w:rFonts w:asciiTheme="majorHAnsi" w:hAnsiTheme="majorHAnsi" w:cstheme="majorHAnsi"/>
+                <w:sz w:val="22"/>
+                <w:lang w:val="en-US"/>
+              </w:rPr>
+            </w:pPr>
+            <w:r>
+              <w:rPr>
+                <w:rFonts w:asciiTheme="majorHAnsi" w:hAnsiTheme="majorHAnsi" w:cstheme="majorHAnsi" w:hint="eastAsia"/>
+                <w:sz w:val="22"/>
+                <w:lang w:val="en-US"/>
+              </w:rPr>
+              <w:t>じっさい</w:t>
+            </w:r>
+          </w:p>
+        </w:tc>
+        <w:tc>
+          <w:tcPr>
+            <w:tcW w:w="1980" w:type="dxa"/>
+            <w:tcMar>
+              <w:top w:w="72" w:type="dxa"/>
+              <w:left w:w="115" w:type="dxa"/>
+              <w:bottom w:w="72" w:type="dxa"/>
+              <w:right w:w="115" w:type="dxa"/>
+            </w:tcMar>
+            <w:vAlign w:val="center"/>
+          </w:tcPr>
+          <w:p>
+            <w:pPr>
+              <w:jc w:val="center"/>
+              <w:rPr>
+                <w:rFonts w:asciiTheme="majorHAnsi" w:hAnsiTheme="majorHAnsi" w:cstheme="majorHAnsi"/>
+                <w:sz w:val="22"/>
+                <w:lang w:val="en-US"/>
+              </w:rPr>
+            </w:pPr>
+            <w:r>
+              <w:rPr>
+                <w:rFonts w:asciiTheme="majorHAnsi" w:hAnsiTheme="majorHAnsi" w:cstheme="majorHAnsi"/>
+                <w:sz w:val="22"/>
+                <w:lang w:val="en-US"/>
+              </w:rPr>
+              <w:t>thực tế</w:t>
+            </w:r>
+          </w:p>
+        </w:tc>
+      </w:tr>
+      <w:tr>
+        <w:tc>
+          <w:tcPr>
+            <w:tcW w:w="1139" w:type="dxa"/>
+            <w:tcMar>
+              <w:top w:w="72" w:type="dxa"/>
+              <w:left w:w="115" w:type="dxa"/>
+              <w:bottom w:w="72" w:type="dxa"/>
+              <w:right w:w="115" w:type="dxa"/>
+            </w:tcMar>
+            <w:vAlign w:val="center"/>
+          </w:tcPr>
+          <w:p>
+            <w:pPr>
+              <w:jc w:val="center"/>
+              <w:rPr>
+                <w:rFonts w:asciiTheme="majorHAnsi" w:hAnsiTheme="majorHAnsi" w:cstheme="majorHAnsi"/>
+                <w:b/>
+                <w:bCs/>
+                <w:sz w:val="22"/>
+                <w:lang w:val="en-US"/>
+              </w:rPr>
+            </w:pPr>
+            <w:r>
+              <w:rPr>
+                <w:rFonts w:asciiTheme="majorHAnsi" w:hAnsiTheme="majorHAnsi" w:cstheme="majorHAnsi" w:hint="eastAsia"/>
+                <w:b/>
+                <w:bCs/>
+                <w:sz w:val="22"/>
+                <w:lang w:val="en-US"/>
+              </w:rPr>
+              <w:t>筆箱</w:t>
+            </w:r>
+          </w:p>
+        </w:tc>
+        <w:tc>
+          <w:tcPr>
+            <w:tcW w:w="1646" w:type="dxa"/>
+            <w:tcMar>
+              <w:top w:w="72" w:type="dxa"/>
+              <w:left w:w="115" w:type="dxa"/>
+              <w:bottom w:w="72" w:type="dxa"/>
+              <w:right w:w="115" w:type="dxa"/>
+            </w:tcMar>
+            <w:vAlign w:val="center"/>
+          </w:tcPr>
+          <w:p>
+            <w:pPr>
+              <w:jc w:val="center"/>
+              <w:rPr>
+                <w:rFonts w:asciiTheme="majorHAnsi" w:hAnsiTheme="majorHAnsi" w:cstheme="majorHAnsi"/>
+                <w:sz w:val="22"/>
+                <w:lang w:val="en-US"/>
+              </w:rPr>
+            </w:pPr>
+            <w:r>
+              <w:rPr>
+                <w:rFonts w:asciiTheme="majorHAnsi" w:hAnsiTheme="majorHAnsi" w:cstheme="majorHAnsi" w:hint="eastAsia"/>
+                <w:sz w:val="22"/>
+                <w:lang w:val="en-US"/>
+              </w:rPr>
+              <w:t>ふでばこ</w:t>
+            </w:r>
+          </w:p>
+        </w:tc>
+        <w:tc>
+          <w:tcPr>
+            <w:tcW w:w="1980" w:type="dxa"/>
+            <w:tcMar>
+              <w:top w:w="72" w:type="dxa"/>
+              <w:left w:w="115" w:type="dxa"/>
+              <w:bottom w:w="72" w:type="dxa"/>
+              <w:right w:w="115" w:type="dxa"/>
+            </w:tcMar>
+            <w:vAlign w:val="center"/>
+          </w:tcPr>
+          <w:p>
+            <w:pPr>
+              <w:jc w:val="center"/>
+              <w:rPr>
+                <w:rFonts w:asciiTheme="majorHAnsi" w:hAnsiTheme="majorHAnsi" w:cstheme="majorHAnsi"/>
+                <w:sz w:val="22"/>
+                <w:lang w:val="en-US"/>
+              </w:rPr>
+            </w:pPr>
+            <w:r>
+              <w:rPr>
+                <w:rFonts w:asciiTheme="majorHAnsi" w:hAnsiTheme="majorHAnsi" w:cstheme="majorHAnsi"/>
+                <w:sz w:val="22"/>
+                <w:lang w:val="en-US"/>
+              </w:rPr>
+              <w:t>hộp bút</w:t>
+            </w:r>
+          </w:p>
+        </w:tc>
+      </w:tr>
+      <w:tr>
+        <w:tc>
+          <w:tcPr>
+            <w:tcW w:w="1139" w:type="dxa"/>
+            <w:tcMar>
+              <w:top w:w="72" w:type="dxa"/>
+              <w:left w:w="115" w:type="dxa"/>
+              <w:bottom w:w="72" w:type="dxa"/>
+              <w:right w:w="115" w:type="dxa"/>
+            </w:tcMar>
+            <w:vAlign w:val="center"/>
+          </w:tcPr>
+          <w:p>
+            <w:pPr>
+              <w:jc w:val="center"/>
+              <w:rPr>
+                <w:rFonts w:asciiTheme="majorHAnsi" w:hAnsiTheme="majorHAnsi" w:cstheme="majorHAnsi"/>
+                <w:b/>
+                <w:bCs/>
+                <w:sz w:val="22"/>
+                <w:lang w:val="en-US"/>
+              </w:rPr>
+            </w:pPr>
+            <w:r>
+              <w:rPr>
+                <w:rFonts w:asciiTheme="majorHAnsi" w:hAnsiTheme="majorHAnsi" w:cstheme="majorHAnsi" w:hint="eastAsia"/>
+                <w:b/>
+                <w:bCs/>
+                <w:sz w:val="22"/>
+                <w:lang w:val="en-US"/>
+              </w:rPr>
+              <w:t>鉛筆</w:t>
+            </w:r>
+          </w:p>
+        </w:tc>
+        <w:tc>
+          <w:tcPr>
+            <w:tcW w:w="1646" w:type="dxa"/>
+            <w:tcMar>
+              <w:top w:w="72" w:type="dxa"/>
+              <w:left w:w="115" w:type="dxa"/>
+              <w:bottom w:w="72" w:type="dxa"/>
+              <w:right w:w="115" w:type="dxa"/>
+            </w:tcMar>
+            <w:vAlign w:val="center"/>
+          </w:tcPr>
+          <w:p>
+            <w:pPr>
+              <w:jc w:val="center"/>
+              <w:rPr>
+                <w:rFonts w:asciiTheme="majorHAnsi" w:hAnsiTheme="majorHAnsi" w:cstheme="majorHAnsi"/>
+                <w:sz w:val="22"/>
+                <w:lang w:val="en-US"/>
+              </w:rPr>
+            </w:pPr>
+            <w:r>
+              <w:rPr>
+                <w:rFonts w:asciiTheme="majorHAnsi" w:hAnsiTheme="majorHAnsi" w:cstheme="majorHAnsi" w:hint="eastAsia"/>
+                <w:sz w:val="22"/>
+                <w:lang w:val="en-US"/>
+              </w:rPr>
+              <w:t>えんぴつ</w:t>
+            </w:r>
+          </w:p>
+        </w:tc>
+        <w:tc>
+          <w:tcPr>
+            <w:tcW w:w="1980" w:type="dxa"/>
+            <w:tcMar>
+              <w:top w:w="72" w:type="dxa"/>
+              <w:left w:w="115" w:type="dxa"/>
+              <w:bottom w:w="72" w:type="dxa"/>
+              <w:right w:w="115" w:type="dxa"/>
+            </w:tcMar>
+            <w:vAlign w:val="center"/>
+          </w:tcPr>
+          <w:p>
+            <w:pPr>
+              <w:jc w:val="center"/>
+              <w:rPr>
+                <w:rFonts w:asciiTheme="majorHAnsi" w:hAnsiTheme="majorHAnsi" w:cstheme="majorHAnsi"/>
+                <w:sz w:val="22"/>
+                <w:lang w:val="en-US"/>
+              </w:rPr>
+            </w:pPr>
+            <w:r>
+              <w:rPr>
+                <w:rFonts w:asciiTheme="majorHAnsi" w:hAnsiTheme="majorHAnsi" w:cstheme="majorHAnsi"/>
+                <w:sz w:val="22"/>
+                <w:lang w:val="en-US"/>
+              </w:rPr>
+              <w:t>bút chì</w:t>
+            </w:r>
+          </w:p>
+        </w:tc>
+      </w:tr>
+      <w:tr>
+        <w:tc>
+          <w:tcPr>
+            <w:tcW w:w="1139" w:type="dxa"/>
+            <w:tcMar>
+              <w:top w:w="72" w:type="dxa"/>
+              <w:left w:w="115" w:type="dxa"/>
+              <w:bottom w:w="72" w:type="dxa"/>
+              <w:right w:w="115" w:type="dxa"/>
+            </w:tcMar>
+            <w:vAlign w:val="center"/>
+          </w:tcPr>
+          <w:p>
+            <w:pPr>
+              <w:jc w:val="center"/>
+              <w:rPr>
+                <w:rFonts w:asciiTheme="majorHAnsi" w:hAnsiTheme="majorHAnsi" w:cstheme="majorHAnsi"/>
+                <w:b/>
+                <w:bCs/>
+                <w:sz w:val="22"/>
+                <w:lang w:val="en-US"/>
+              </w:rPr>
+            </w:pPr>
+            <w:r>
+              <w:rPr>
+                <w:rFonts w:asciiTheme="majorHAnsi" w:hAnsiTheme="majorHAnsi" w:cstheme="majorHAnsi" w:hint="eastAsia"/>
+                <w:b/>
+                <w:bCs/>
+                <w:sz w:val="22"/>
+                <w:lang w:val="en-US"/>
+              </w:rPr>
+              <w:t>筆者</w:t>
+            </w:r>
+          </w:p>
+        </w:tc>
+        <w:tc>
+          <w:tcPr>
+            <w:tcW w:w="1646" w:type="dxa"/>
+            <w:tcMar>
+              <w:top w:w="72" w:type="dxa"/>
+              <w:left w:w="115" w:type="dxa"/>
+              <w:bottom w:w="72" w:type="dxa"/>
+              <w:right w:w="115" w:type="dxa"/>
+            </w:tcMar>
+            <w:vAlign w:val="center"/>
+          </w:tcPr>
+          <w:p>
+            <w:pPr>
+              <w:jc w:val="center"/>
+              <w:rPr>
+                <w:rFonts w:asciiTheme="majorHAnsi" w:hAnsiTheme="majorHAnsi" w:cstheme="majorHAnsi"/>
+                <w:sz w:val="22"/>
+                <w:lang w:val="en-US"/>
+              </w:rPr>
+            </w:pPr>
+            <w:r>
+              <w:rPr>
+                <w:rFonts w:asciiTheme="majorHAnsi" w:hAnsiTheme="majorHAnsi" w:cstheme="majorHAnsi" w:hint="eastAsia"/>
+                <w:sz w:val="22"/>
+                <w:lang w:val="en-US"/>
+              </w:rPr>
+              <w:t>ひっしゃ</w:t>
+            </w:r>
+          </w:p>
+        </w:tc>
+        <w:tc>
+          <w:tcPr>
+            <w:tcW w:w="1980" w:type="dxa"/>
+            <w:tcMar>
+              <w:top w:w="72" w:type="dxa"/>
+              <w:left w:w="115" w:type="dxa"/>
+              <w:bottom w:w="72" w:type="dxa"/>
+              <w:right w:w="115" w:type="dxa"/>
+            </w:tcMar>
+            <w:vAlign w:val="center"/>
+          </w:tcPr>
+          <w:p>
+            <w:pPr>
+              <w:jc w:val="center"/>
+              <w:rPr>
+                <w:rFonts w:asciiTheme="majorHAnsi" w:hAnsiTheme="majorHAnsi" w:cstheme="majorHAnsi"/>
+                <w:sz w:val="22"/>
+                <w:lang w:val="en-US"/>
+              </w:rPr>
+            </w:pPr>
+            <w:r>
+              <w:rPr>
+                <w:rFonts w:asciiTheme="majorHAnsi" w:hAnsiTheme="majorHAnsi" w:cstheme="majorHAnsi"/>
+                <w:sz w:val="22"/>
+                <w:lang w:val="en-US"/>
+              </w:rPr>
+              <w:t>tác giả, người viết</w:t>
+            </w:r>
+          </w:p>
+        </w:tc>
+      </w:tr>
+    </w:tbl>
+    <w:p>
+      <w:pPr>
+        <w:rPr>
+          <w:b/>
+          <w:bCs/>
+          <w:color w:val="EE0000"/>
           <w:sz w:val="24"/>
           <w:szCs w:val="21"/>
           <w:lang w:val="en-US"/>
@@ -33817,7 +38027,7 @@
   <w:style w:type="paragraph" w:default="1" w:styleId="Normal">
     <w:name w:val="Normal"/>
     <w:qFormat/>
-    <w:rsid w:val="00C807A3"/>
+    <w:rsid w:val="00235DB0"/>
   </w:style>
   <w:style w:type="paragraph" w:styleId="Heading1">
     <w:name w:val="heading 1"/>
